--- a/static/documents/circle_v1.docx
+++ b/static/documents/circle_v1.docx
@@ -2,8 +2,15 @@
 <file path=word/document.xml><?xml version="1.0" encoding="utf-8"?>
 <w:document xmlns:wpc="http://schemas.microsoft.com/office/word/2010/wordprocessingCanvas" xmlns:cx="http://schemas.microsoft.com/office/drawing/2014/chartex" xmlns:cx1="http://schemas.microsoft.com/office/drawing/2015/9/8/chartex" xmlns:cx2="http://schemas.microsoft.com/office/drawing/2015/10/21/chartex" xmlns:cx3="http://schemas.microsoft.com/office/drawing/2016/5/9/chartex" xmlns:cx4="http://schemas.microsoft.com/office/drawing/2016/5/10/chartex" xmlns:cx5="http://schemas.microsoft.com/office/drawing/2016/5/11/chartex" xmlns:cx6="http://schemas.microsoft.com/office/drawing/2016/5/12/chartex" xmlns:cx7="http://schemas.microsoft.com/office/drawing/2016/5/13/chartex" xmlns:cx8="http://schemas.microsoft.com/office/drawing/2016/5/14/chartex" xmlns:mc="http://schemas.openxmlformats.org/markup-compatibility/2006" xmlns:aink="http://schemas.microsoft.com/office/drawing/2016/ink" xmlns:am3d="http://schemas.microsoft.com/office/drawing/2017/model3d" xmlns:o="urn:schemas-microsoft-com:office:office" xmlns:oel="http://schemas.microsoft.com/office/2019/extlst" xmlns:r="http://schemas.openxmlformats.org/officeDocument/2006/relationships" xmlns:m="http://schemas.openxmlformats.org/officeDocument/2006/math" xmlns:v="urn:schemas-microsoft-com:vml" xmlns:wp14="http://schemas.microsoft.com/office/word/2010/wordprocessingDrawing" xmlns:wp="http://schemas.openxmlformats.org/drawingml/2006/wordprocessingDrawing" xmlns:w10="urn:schemas-microsoft-com:office:word" xmlns:w="http://schemas.openxmlformats.org/wordprocessingml/2006/main" xmlns:w14="http://schemas.microsoft.com/office/word/2010/wordml" xmlns:w15="http://schemas.microsoft.com/office/word/2012/wordml" xmlns:w16cex="http://schemas.microsoft.com/office/word/2018/wordml/cex" xmlns:w16cid="http://schemas.microsoft.com/office/word/2016/wordml/cid" xmlns:w16="http://schemas.microsoft.com/office/word/2018/wordml" xmlns:w16du="http://schemas.microsoft.com/office/word/2023/wordml/word16du" xmlns:w16sdtdh="http://schemas.microsoft.com/office/word/2020/wordml/sdtdatahash" xmlns:w16se="http://schemas.microsoft.com/office/word/2015/wordml/symex" xmlns:wpg="http://schemas.microsoft.com/office/word/2010/wordprocessingGroup" xmlns:wpi="http://schemas.microsoft.com/office/word/2010/wordprocessingInk" xmlns:wne="http://schemas.microsoft.com/office/word/2006/wordml" xmlns:wps="http://schemas.microsoft.com/office/word/2010/wordprocessingShape" mc:Ignorable="w14 w15 w16se w16cid w16 w16cex w16sdtdh w16du wp14">
   <w:body>
-    <w:p>
-      <w:pPr>
+    <w:sdt>
+      <w:sdtPr>
+        <w:id w:val="1602768684"/>
+        <w:docPartObj>
+          <w:docPartGallery w:val="Cover Pages"/>
+          <w:docPartUnique/>
+        </w:docPartObj>
+      </w:sdtPr>
+      <w:sdtEndPr>
         <w:rPr>
           <w:rFonts w:ascii="微軟正黑體" w:eastAsia="微軟正黑體" w:hAnsi="微軟正黑體"/>
           <w:b/>
@@ -12,7 +19,574 @@
           <w:sz w:val="32"/>
           <w:szCs w:val="32"/>
         </w:rPr>
-      </w:pPr>
+      </w:sdtEndPr>
+      <w:sdtContent>
+        <w:p/>
+        <w:p>
+          <w:pPr>
+            <w:widowControl/>
+            <w:rPr>
+              <w:rFonts w:ascii="微軟正黑體" w:eastAsia="微軟正黑體" w:hAnsi="微軟正黑體"/>
+              <w:b/>
+              <w:bCs/>
+              <w:color w:val="156082" w:themeColor="accent1"/>
+              <w:sz w:val="32"/>
+              <w:szCs w:val="32"/>
+            </w:rPr>
+          </w:pPr>
+          <w:r>
+            <w:rPr>
+              <w:noProof/>
+            </w:rPr>
+            <mc:AlternateContent>
+              <mc:Choice Requires="wps">
+                <w:drawing>
+                  <wp:anchor distT="0" distB="0" distL="182880" distR="182880" simplePos="0" relativeHeight="251660288" behindDoc="0" locked="0" layoutInCell="1" allowOverlap="1">
+                    <wp:simplePos x="0" y="0"/>
+                    <mc:AlternateContent>
+                      <mc:Choice Requires="wp14">
+                        <wp:positionH relativeFrom="margin">
+                          <wp14:pctPosHOffset>7700</wp14:pctPosHOffset>
+                        </wp:positionH>
+                      </mc:Choice>
+                      <mc:Fallback>
+                        <wp:positionH relativeFrom="page">
+                          <wp:posOffset>1548765</wp:posOffset>
+                        </wp:positionH>
+                      </mc:Fallback>
+                    </mc:AlternateContent>
+                    <mc:AlternateContent>
+                      <mc:Choice Requires="wp14">
+                        <wp:positionV relativeFrom="page">
+                          <wp14:pctPosVOffset>54000</wp14:pctPosVOffset>
+                        </wp:positionV>
+                      </mc:Choice>
+                      <mc:Fallback>
+                        <wp:positionV relativeFrom="page">
+                          <wp:posOffset>5773420</wp:posOffset>
+                        </wp:positionV>
+                      </mc:Fallback>
+                    </mc:AlternateContent>
+                    <wp:extent cx="4686300" cy="6720840"/>
+                    <wp:effectExtent l="0" t="0" r="10160" b="3810"/>
+                    <wp:wrapSquare wrapText="bothSides"/>
+                    <wp:docPr id="131" name="文字方塊 131"/>
+                    <wp:cNvGraphicFramePr/>
+                    <a:graphic xmlns:a="http://schemas.openxmlformats.org/drawingml/2006/main">
+                      <a:graphicData uri="http://schemas.microsoft.com/office/word/2010/wordprocessingShape">
+                        <wps:wsp>
+                          <wps:cNvSpPr txBox="1"/>
+                          <wps:spPr>
+                            <a:xfrm>
+                              <a:off x="0" y="0"/>
+                              <a:ext cx="4686300" cy="6720840"/>
+                            </a:xfrm>
+                            <a:prstGeom prst="rect">
+                              <a:avLst/>
+                            </a:prstGeom>
+                            <a:noFill/>
+                            <a:ln w="6350">
+                              <a:noFill/>
+                            </a:ln>
+                            <a:effectLst/>
+                          </wps:spPr>
+                          <wps:style>
+                            <a:lnRef idx="0">
+                              <a:schemeClr val="accent1"/>
+                            </a:lnRef>
+                            <a:fillRef idx="0">
+                              <a:schemeClr val="accent1"/>
+                            </a:fillRef>
+                            <a:effectRef idx="0">
+                              <a:schemeClr val="accent1"/>
+                            </a:effectRef>
+                            <a:fontRef idx="minor">
+                              <a:schemeClr val="dk1"/>
+                            </a:fontRef>
+                          </wps:style>
+                          <wps:txbx>
+                            <w:txbxContent>
+                              <w:p>
+                                <w:pPr>
+                                  <w:pStyle w:val="aa"/>
+                                  <w:spacing w:before="40" w:after="560" w:line="216" w:lineRule="auto"/>
+                                  <w:rPr>
+                                    <w:rFonts w:ascii="微軟正黑體" w:eastAsia="微軟正黑體" w:hAnsi="微軟正黑體"/>
+                                    <w:b/>
+                                    <w:bCs/>
+                                    <w:color w:val="156082" w:themeColor="accent1"/>
+                                    <w:sz w:val="72"/>
+                                    <w:szCs w:val="72"/>
+                                  </w:rPr>
+                                </w:pPr>
+                                <w:sdt>
+                                  <w:sdtPr>
+                                    <w:rPr>
+                                      <w:rFonts w:ascii="微軟正黑體" w:eastAsia="微軟正黑體" w:hAnsi="微軟正黑體"/>
+                                      <w:b/>
+                                      <w:bCs/>
+                                      <w:color w:val="156082" w:themeColor="accent1"/>
+                                      <w:sz w:val="56"/>
+                                      <w:szCs w:val="56"/>
+                                    </w:rPr>
+                                    <w:alias w:val="標題"/>
+                                    <w:tag w:val=""/>
+                                    <w:id w:val="151731938"/>
+                                    <w:dataBinding w:prefixMappings="xmlns:ns0='http://purl.org/dc/elements/1.1/' xmlns:ns1='http://schemas.openxmlformats.org/package/2006/metadata/core-properties' " w:xpath="/ns1:coreProperties[1]/ns0:title[1]" w:storeItemID="{6C3C8BC8-F283-45AE-878A-BAB7291924A1}"/>
+                                    <w:text/>
+                                  </w:sdtPr>
+                                  <w:sdtContent>
+                                    <w:r>
+                                      <w:rPr>
+                                        <w:rFonts w:ascii="微軟正黑體" w:eastAsia="微軟正黑體" w:hAnsi="微軟正黑體" w:hint="eastAsia"/>
+                                        <w:b/>
+                                        <w:bCs/>
+                                        <w:color w:val="156082" w:themeColor="accent1"/>
+                                        <w:sz w:val="56"/>
+                                        <w:szCs w:val="56"/>
+                                      </w:rPr>
+                                      <w:t>ID Water</w:t>
+                                    </w:r>
+                                    <w:r>
+                                      <w:rPr>
+                                        <w:rFonts w:ascii="微軟正黑體" w:eastAsia="微軟正黑體" w:hAnsi="微軟正黑體"/>
+                                        <w:b/>
+                                        <w:bCs/>
+                                        <w:color w:val="156082" w:themeColor="accent1"/>
+                                        <w:sz w:val="56"/>
+                                        <w:szCs w:val="56"/>
+                                      </w:rPr>
+                                      <w:t>養殖循環報表</w:t>
+                                    </w:r>
+                                  </w:sdtContent>
+                                </w:sdt>
+                              </w:p>
+                              <w:sdt>
+                                <w:sdtPr>
+                                  <w:rPr>
+                                    <w:rFonts w:ascii="微軟正黑體" w:eastAsia="微軟正黑體" w:hAnsi="微軟正黑體"/>
+                                    <w:caps/>
+                                    <w:color w:val="156082" w:themeColor="accent1"/>
+                                    <w:sz w:val="36"/>
+                                    <w:szCs w:val="36"/>
+                                  </w:rPr>
+                                  <w:alias w:val="副標題"/>
+                                  <w:tag w:val=""/>
+                                  <w:id w:val="-2090151685"/>
+                                  <w:dataBinding w:prefixMappings="xmlns:ns0='http://purl.org/dc/elements/1.1/' xmlns:ns1='http://schemas.openxmlformats.org/package/2006/metadata/core-properties' " w:xpath="/ns1:coreProperties[1]/ns0:subject[1]" w:storeItemID="{6C3C8BC8-F283-45AE-878A-BAB7291924A1}"/>
+                                  <w:text/>
+                                </w:sdtPr>
+                                <w:sdtContent>
+                                  <w:p>
+                                    <w:pPr>
+                                      <w:pStyle w:val="aa"/>
+                                      <w:spacing w:before="40" w:after="40"/>
+                                      <w:rPr>
+                                        <w:rFonts w:ascii="微軟正黑體" w:eastAsia="微軟正黑體" w:hAnsi="微軟正黑體"/>
+                                        <w:caps/>
+                                        <w:color w:val="156082" w:themeColor="accent1"/>
+                                        <w:sz w:val="28"/>
+                                        <w:szCs w:val="28"/>
+                                      </w:rPr>
+                                    </w:pPr>
+                                    <w:r>
+                                      <w:rPr>
+                                        <w:rFonts w:ascii="微軟正黑體" w:eastAsia="微軟正黑體" w:hAnsi="微軟正黑體"/>
+                                        <w:caps/>
+                                        <w:color w:val="156082" w:themeColor="accent1"/>
+                                        <w:sz w:val="36"/>
+                                        <w:szCs w:val="36"/>
+                                      </w:rPr>
+                                      <w:t>{word_name}</w:t>
+                                    </w:r>
+                                  </w:p>
+                                </w:sdtContent>
+                              </w:sdt>
+                              <w:p>
+                                <w:pPr>
+                                  <w:pStyle w:val="aa"/>
+                                  <w:spacing w:before="80" w:after="40"/>
+                                  <w:rPr>
+                                    <w:rFonts w:ascii="微軟正黑體" w:eastAsia="微軟正黑體" w:hAnsi="微軟正黑體"/>
+                                    <w:caps/>
+                                    <w:color w:val="A02B93" w:themeColor="accent5"/>
+                                    <w:sz w:val="24"/>
+                                    <w:szCs w:val="24"/>
+                                  </w:rPr>
+                                </w:pPr>
+                                <w:r>
+                                  <w:t>{name}</w:t>
+                                </w:r>
+                              </w:p>
+                            </w:txbxContent>
+                          </wps:txbx>
+                          <wps:bodyPr rot="0" spcFirstLastPara="0" vertOverflow="overflow" horzOverflow="overflow" vert="horz" wrap="square" lIns="0" tIns="0" rIns="0" bIns="0" numCol="1" spcCol="0" rtlCol="0" fromWordArt="0" anchor="t" anchorCtr="0" forceAA="0" compatLnSpc="1">
+                            <a:prstTxWarp prst="textNoShape">
+                              <a:avLst/>
+                            </a:prstTxWarp>
+                            <a:spAutoFit/>
+                          </wps:bodyPr>
+                        </wps:wsp>
+                      </a:graphicData>
+                    </a:graphic>
+                    <wp14:sizeRelH relativeFrom="margin">
+                      <wp14:pctWidth>79000</wp14:pctWidth>
+                    </wp14:sizeRelH>
+                    <wp14:sizeRelV relativeFrom="page">
+                      <wp14:pctHeight>35000</wp14:pctHeight>
+                    </wp14:sizeRelV>
+                  </wp:anchor>
+                </w:drawing>
+              </mc:Choice>
+              <mc:Fallback>
+                <w:pict>
+                  <v:shapetype id="_x0000_t202" coordsize="21600,21600" o:spt="202" path="m,l,21600r21600,l21600,xe">
+                    <v:stroke joinstyle="miter"/>
+                    <v:path gradientshapeok="t" o:connecttype="rect"/>
+                  </v:shapetype>
+                  <v:shape id="文字方塊 131" o:spid="_x0000_s1026" type="#_x0000_t202" style="position:absolute;margin-left:0;margin-top:0;width:369pt;height:529.2pt;z-index:251660288;visibility:visible;mso-wrap-style:square;mso-width-percent:790;mso-height-percent:350;mso-left-percent:77;mso-top-percent:540;mso-wrap-distance-left:14.4pt;mso-wrap-distance-top:0;mso-wrap-distance-right:14.4pt;mso-wrap-distance-bottom:0;mso-position-horizontal-relative:margin;mso-position-vertical-relative:page;mso-width-percent:790;mso-height-percent:350;mso-left-percent:77;mso-top-percent:540;mso-width-relative:margin;mso-height-relative:page;v-text-anchor:top" o:gfxdata="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" filled="f" stroked="f" strokeweight=".5pt">
+                    <v:textbox style="mso-fit-shape-to-text:t" inset="0,0,0,0">
+                      <w:txbxContent>
+                        <w:p>
+                          <w:pPr>
+                            <w:pStyle w:val="aa"/>
+                            <w:spacing w:before="40" w:after="560" w:line="216" w:lineRule="auto"/>
+                            <w:rPr>
+                              <w:rFonts w:ascii="微軟正黑體" w:eastAsia="微軟正黑體" w:hAnsi="微軟正黑體"/>
+                              <w:b/>
+                              <w:bCs/>
+                              <w:color w:val="156082" w:themeColor="accent1"/>
+                              <w:sz w:val="72"/>
+                              <w:szCs w:val="72"/>
+                            </w:rPr>
+                          </w:pPr>
+                          <w:sdt>
+                            <w:sdtPr>
+                              <w:rPr>
+                                <w:rFonts w:ascii="微軟正黑體" w:eastAsia="微軟正黑體" w:hAnsi="微軟正黑體"/>
+                                <w:b/>
+                                <w:bCs/>
+                                <w:color w:val="156082" w:themeColor="accent1"/>
+                                <w:sz w:val="56"/>
+                                <w:szCs w:val="56"/>
+                              </w:rPr>
+                              <w:alias w:val="標題"/>
+                              <w:tag w:val=""/>
+                              <w:id w:val="151731938"/>
+                              <w:dataBinding w:prefixMappings="xmlns:ns0='http://purl.org/dc/elements/1.1/' xmlns:ns1='http://schemas.openxmlformats.org/package/2006/metadata/core-properties' " w:xpath="/ns1:coreProperties[1]/ns0:title[1]" w:storeItemID="{6C3C8BC8-F283-45AE-878A-BAB7291924A1}"/>
+                              <w:text/>
+                            </w:sdtPr>
+                            <w:sdtContent>
+                              <w:r>
+                                <w:rPr>
+                                  <w:rFonts w:ascii="微軟正黑體" w:eastAsia="微軟正黑體" w:hAnsi="微軟正黑體" w:hint="eastAsia"/>
+                                  <w:b/>
+                                  <w:bCs/>
+                                  <w:color w:val="156082" w:themeColor="accent1"/>
+                                  <w:sz w:val="56"/>
+                                  <w:szCs w:val="56"/>
+                                </w:rPr>
+                                <w:t>ID Water</w:t>
+                              </w:r>
+                              <w:r>
+                                <w:rPr>
+                                  <w:rFonts w:ascii="微軟正黑體" w:eastAsia="微軟正黑體" w:hAnsi="微軟正黑體"/>
+                                  <w:b/>
+                                  <w:bCs/>
+                                  <w:color w:val="156082" w:themeColor="accent1"/>
+                                  <w:sz w:val="56"/>
+                                  <w:szCs w:val="56"/>
+                                </w:rPr>
+                                <w:t>養殖循環報表</w:t>
+                              </w:r>
+                            </w:sdtContent>
+                          </w:sdt>
+                        </w:p>
+                        <w:sdt>
+                          <w:sdtPr>
+                            <w:rPr>
+                              <w:rFonts w:ascii="微軟正黑體" w:eastAsia="微軟正黑體" w:hAnsi="微軟正黑體"/>
+                              <w:caps/>
+                              <w:color w:val="156082" w:themeColor="accent1"/>
+                              <w:sz w:val="36"/>
+                              <w:szCs w:val="36"/>
+                            </w:rPr>
+                            <w:alias w:val="副標題"/>
+                            <w:tag w:val=""/>
+                            <w:id w:val="-2090151685"/>
+                            <w:dataBinding w:prefixMappings="xmlns:ns0='http://purl.org/dc/elements/1.1/' xmlns:ns1='http://schemas.openxmlformats.org/package/2006/metadata/core-properties' " w:xpath="/ns1:coreProperties[1]/ns0:subject[1]" w:storeItemID="{6C3C8BC8-F283-45AE-878A-BAB7291924A1}"/>
+                            <w:text/>
+                          </w:sdtPr>
+                          <w:sdtContent>
+                            <w:p>
+                              <w:pPr>
+                                <w:pStyle w:val="aa"/>
+                                <w:spacing w:before="40" w:after="40"/>
+                                <w:rPr>
+                                  <w:rFonts w:ascii="微軟正黑體" w:eastAsia="微軟正黑體" w:hAnsi="微軟正黑體"/>
+                                  <w:caps/>
+                                  <w:color w:val="156082" w:themeColor="accent1"/>
+                                  <w:sz w:val="28"/>
+                                  <w:szCs w:val="28"/>
+                                </w:rPr>
+                              </w:pPr>
+                              <w:r>
+                                <w:rPr>
+                                  <w:rFonts w:ascii="微軟正黑體" w:eastAsia="微軟正黑體" w:hAnsi="微軟正黑體"/>
+                                  <w:caps/>
+                                  <w:color w:val="156082" w:themeColor="accent1"/>
+                                  <w:sz w:val="36"/>
+                                  <w:szCs w:val="36"/>
+                                </w:rPr>
+                                <w:t>{word_name}</w:t>
+                              </w:r>
+                            </w:p>
+                          </w:sdtContent>
+                        </w:sdt>
+                        <w:p>
+                          <w:pPr>
+                            <w:pStyle w:val="aa"/>
+                            <w:spacing w:before="80" w:after="40"/>
+                            <w:rPr>
+                              <w:rFonts w:ascii="微軟正黑體" w:eastAsia="微軟正黑體" w:hAnsi="微軟正黑體"/>
+                              <w:caps/>
+                              <w:color w:val="A02B93" w:themeColor="accent5"/>
+                              <w:sz w:val="24"/>
+                              <w:szCs w:val="24"/>
+                            </w:rPr>
+                          </w:pPr>
+                          <w:r>
+                            <w:t>{name}</w:t>
+                          </w:r>
+                        </w:p>
+                      </w:txbxContent>
+                    </v:textbox>
+                    <w10:wrap type="square" anchorx="margin" anchory="page"/>
+                  </v:shape>
+                </w:pict>
+              </mc:Fallback>
+            </mc:AlternateContent>
+          </w:r>
+          <w:r>
+            <w:rPr>
+              <w:noProof/>
+            </w:rPr>
+            <mc:AlternateContent>
+              <mc:Choice Requires="wps">
+                <w:drawing>
+                  <wp:anchor distT="0" distB="0" distL="114300" distR="114300" simplePos="0" relativeHeight="251659264" behindDoc="0" locked="0" layoutInCell="1" allowOverlap="1">
+                    <wp:simplePos x="0" y="0"/>
+                    <wp:positionH relativeFrom="margin">
+                      <wp:align>right</wp:align>
+                    </wp:positionH>
+                    <mc:AlternateContent>
+                      <mc:Choice Requires="wp14">
+                        <wp:positionV relativeFrom="page">
+                          <wp14:pctPosVOffset>2300</wp14:pctPosVOffset>
+                        </wp:positionV>
+                      </mc:Choice>
+                      <mc:Fallback>
+                        <wp:positionV relativeFrom="page">
+                          <wp:posOffset>245745</wp:posOffset>
+                        </wp:positionV>
+                      </mc:Fallback>
+                    </mc:AlternateContent>
+                    <wp:extent cx="594360" cy="987552"/>
+                    <wp:effectExtent l="0" t="0" r="0" b="5080"/>
+                    <wp:wrapNone/>
+                    <wp:docPr id="132" name="矩形 132"/>
+                    <wp:cNvGraphicFramePr>
+                      <a:graphicFrameLocks xmlns:a="http://schemas.openxmlformats.org/drawingml/2006/main" noChangeAspect="1"/>
+                    </wp:cNvGraphicFramePr>
+                    <a:graphic xmlns:a="http://schemas.openxmlformats.org/drawingml/2006/main">
+                      <a:graphicData uri="http://schemas.microsoft.com/office/word/2010/wordprocessingShape">
+                        <wps:wsp>
+                          <wps:cNvSpPr>
+                            <a:spLocks noChangeAspect="1"/>
+                          </wps:cNvSpPr>
+                          <wps:spPr>
+                            <a:xfrm>
+                              <a:off x="0" y="0"/>
+                              <a:ext cx="594360" cy="987552"/>
+                            </a:xfrm>
+                            <a:prstGeom prst="rect">
+                              <a:avLst/>
+                            </a:prstGeom>
+                            <a:ln>
+                              <a:noFill/>
+                            </a:ln>
+                          </wps:spPr>
+                          <wps:style>
+                            <a:lnRef idx="2">
+                              <a:schemeClr val="accent1">
+                                <a:shade val="50000"/>
+                              </a:schemeClr>
+                            </a:lnRef>
+                            <a:fillRef idx="1">
+                              <a:schemeClr val="accent1"/>
+                            </a:fillRef>
+                            <a:effectRef idx="0">
+                              <a:schemeClr val="accent1"/>
+                            </a:effectRef>
+                            <a:fontRef idx="minor">
+                              <a:schemeClr val="lt1"/>
+                            </a:fontRef>
+                          </wps:style>
+                          <wps:txbx>
+                            <w:txbxContent>
+                              <w:sdt>
+                                <w:sdtPr>
+                                  <w:rPr>
+                                    <w:color w:val="FFFFFF" w:themeColor="background1"/>
+                                    <w:sz w:val="24"/>
+                                    <w:szCs w:val="24"/>
+                                  </w:rPr>
+                                  <w:alias w:val="年份"/>
+                                  <w:tag w:val=""/>
+                                  <w:id w:val="-785116381"/>
+                                  <w:showingPlcHdr/>
+                                  <w:dataBinding w:prefixMappings="xmlns:ns0='http://schemas.microsoft.com/office/2006/coverPageProps' " w:xpath="/ns0:CoverPageProperties[1]/ns0:PublishDate[1]" w:storeItemID="{55AF091B-3C7A-41E3-B477-F2FDAA23CFDA}"/>
+                                  <w:date>
+                                    <w:dateFormat w:val="yyyy"/>
+                                    <w:lid w:val="zh-TW"/>
+                                    <w:storeMappedDataAs w:val="dateTime"/>
+                                    <w:calendar w:val="gregorian"/>
+                                  </w:date>
+                                </w:sdtPr>
+                                <w:sdtContent>
+                                  <w:p>
+                                    <w:pPr>
+                                      <w:pStyle w:val="aa"/>
+                                      <w:jc w:val="right"/>
+                                      <w:rPr>
+                                        <w:color w:val="FFFFFF" w:themeColor="background1"/>
+                                        <w:sz w:val="24"/>
+                                        <w:szCs w:val="24"/>
+                                      </w:rPr>
+                                    </w:pPr>
+                                    <w:r>
+                                      <w:rPr>
+                                        <w:color w:val="FFFFFF" w:themeColor="background1"/>
+                                        <w:sz w:val="24"/>
+                                        <w:szCs w:val="24"/>
+                                      </w:rPr>
+                                      <w:t xml:space="preserve">     </w:t>
+                                    </w:r>
+                                  </w:p>
+                                </w:sdtContent>
+                              </w:sdt>
+                            </w:txbxContent>
+                          </wps:txbx>
+                          <wps:bodyPr rot="0" spcFirstLastPara="0" vertOverflow="overflow" horzOverflow="overflow" vert="horz" wrap="square" lIns="45720" tIns="45720" rIns="45720" bIns="45720" numCol="1" spcCol="0" rtlCol="0" fromWordArt="0" anchor="b" anchorCtr="0" forceAA="0" compatLnSpc="1">
+                            <a:prstTxWarp prst="textNoShape">
+                              <a:avLst/>
+                            </a:prstTxWarp>
+                            <a:noAutofit/>
+                          </wps:bodyPr>
+                        </wps:wsp>
+                      </a:graphicData>
+                    </a:graphic>
+                    <wp14:sizeRelH relativeFrom="page">
+                      <wp14:pctWidth>7600</wp14:pctWidth>
+                    </wp14:sizeRelH>
+                    <wp14:sizeRelV relativeFrom="page">
+                      <wp14:pctHeight>9800</wp14:pctHeight>
+                    </wp14:sizeRelV>
+                  </wp:anchor>
+                </w:drawing>
+              </mc:Choice>
+              <mc:Fallback>
+                <w:pict>
+                  <v:rect id="矩形 132" o:spid="_x0000_s1027" style="position:absolute;margin-left:-4.4pt;margin-top:0;width:46.8pt;height:77.75pt;z-index:251659264;visibility:visible;mso-wrap-style:square;mso-width-percent:76;mso-height-percent:98;mso-top-percent:23;mso-wrap-distance-left:9pt;mso-wrap-distance-top:0;mso-wrap-distance-right:9pt;mso-wrap-distance-bottom:0;mso-position-horizontal:right;mso-position-horizontal-relative:margin;mso-position-vertical-relative:page;mso-width-percent:76;mso-height-percent:98;mso-top-percent:23;mso-width-relative:page;mso-height-relative:page;v-text-anchor:bottom" o:gfxdata="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" fillcolor="#156082 [3204]" stroked="f" strokeweight="1pt">
+                    <o:lock v:ext="edit" aspectratio="t"/>
+                    <v:textbox inset="3.6pt,,3.6pt">
+                      <w:txbxContent>
+                        <w:sdt>
+                          <w:sdtPr>
+                            <w:rPr>
+                              <w:color w:val="FFFFFF" w:themeColor="background1"/>
+                              <w:sz w:val="24"/>
+                              <w:szCs w:val="24"/>
+                            </w:rPr>
+                            <w:alias w:val="年份"/>
+                            <w:tag w:val=""/>
+                            <w:id w:val="-785116381"/>
+                            <w:showingPlcHdr/>
+                            <w:dataBinding w:prefixMappings="xmlns:ns0='http://schemas.microsoft.com/office/2006/coverPageProps' " w:xpath="/ns0:CoverPageProperties[1]/ns0:PublishDate[1]" w:storeItemID="{55AF091B-3C7A-41E3-B477-F2FDAA23CFDA}"/>
+                            <w:date>
+                              <w:dateFormat w:val="yyyy"/>
+                              <w:lid w:val="zh-TW"/>
+                              <w:storeMappedDataAs w:val="dateTime"/>
+                              <w:calendar w:val="gregorian"/>
+                            </w:date>
+                          </w:sdtPr>
+                          <w:sdtContent>
+                            <w:p>
+                              <w:pPr>
+                                <w:pStyle w:val="aa"/>
+                                <w:jc w:val="right"/>
+                                <w:rPr>
+                                  <w:color w:val="FFFFFF" w:themeColor="background1"/>
+                                  <w:sz w:val="24"/>
+                                  <w:szCs w:val="24"/>
+                                </w:rPr>
+                              </w:pPr>
+                              <w:r>
+                                <w:rPr>
+                                  <w:color w:val="FFFFFF" w:themeColor="background1"/>
+                                  <w:sz w:val="24"/>
+                                  <w:szCs w:val="24"/>
+                                </w:rPr>
+                                <w:t xml:space="preserve">     </w:t>
+                              </w:r>
+                            </w:p>
+                          </w:sdtContent>
+                        </w:sdt>
+                      </w:txbxContent>
+                    </v:textbox>
+                    <w10:wrap anchorx="margin" anchory="page"/>
+                  </v:rect>
+                </w:pict>
+              </mc:Fallback>
+            </mc:AlternateContent>
+          </w:r>
+          <w:r>
+            <w:rPr>
+              <w:rFonts w:ascii="微軟正黑體" w:eastAsia="微軟正黑體" w:hAnsi="微軟正黑體"/>
+              <w:b/>
+              <w:bCs/>
+              <w:color w:val="156082" w:themeColor="accent1"/>
+              <w:sz w:val="32"/>
+              <w:szCs w:val="32"/>
+            </w:rPr>
+            <w:br w:type="page"/>
+          </w:r>
+        </w:p>
+      </w:sdtContent>
+    </w:sdt>
+    <w:p>
+      <w:pPr>
+        <w:rPr>
+          <w:rFonts w:ascii="微軟正黑體" w:eastAsia="微軟正黑體" w:hAnsi="微軟正黑體"/>
+          <w:b/>
+          <w:bCs/>
+          <w:color w:val="156082" w:themeColor="accent1"/>
+          <w:sz w:val="32"/>
+          <w:szCs w:val="32"/>
+        </w:rPr>
+      </w:pPr>
+      <w:r>
+        <w:rPr>
+          <w:rFonts w:ascii="微軟正黑體" w:eastAsia="微軟正黑體" w:hAnsi="微軟正黑體" w:hint="eastAsia"/>
+          <w:b/>
+          <w:bCs/>
+          <w:color w:val="156082" w:themeColor="accent1"/>
+          <w:sz w:val="32"/>
+          <w:szCs w:val="32"/>
+        </w:rPr>
+        <w:lastRenderedPageBreak/>
+        <w:t>一、</w:t>
+      </w:r>
       <w:r>
         <w:rPr>
           <w:rFonts w:ascii="微軟正黑體" w:eastAsia="微軟正黑體" w:hAnsi="微軟正黑體" w:hint="eastAsia"/>
@@ -32,10 +606,10 @@
         <w:tblLook w:val="04A0" w:firstRow="1" w:lastRow="0" w:firstColumn="1" w:lastColumn="0" w:noHBand="0" w:noVBand="1"/>
       </w:tblPr>
       <w:tblGrid>
-        <w:gridCol w:w="1980"/>
-        <w:gridCol w:w="2168"/>
-        <w:gridCol w:w="2074"/>
-        <w:gridCol w:w="2074"/>
+        <w:gridCol w:w="971"/>
+        <w:gridCol w:w="3298"/>
+        <w:gridCol w:w="1040"/>
+        <w:gridCol w:w="2997"/>
       </w:tblGrid>
       <w:tr>
         <w:trPr>
@@ -86,21 +660,21 @@
                 <w:rFonts w:ascii="微軟正黑體" w:eastAsia="微軟正黑體" w:hAnsi="微軟正黑體"/>
                 <w:color w:val="156082" w:themeColor="accent1"/>
               </w:rPr>
-              <w:t>[97]</w:t>
+              <w:t>{</w:t>
             </w:r>
             <w:r>
               <w:rPr>
                 <w:rFonts w:ascii="微軟正黑體" w:eastAsia="微軟正黑體" w:hAnsi="微軟正黑體" w:hint="eastAsia"/>
                 <w:color w:val="156082" w:themeColor="accent1"/>
               </w:rPr>
-              <w:t xml:space="preserve"> </w:t>
+              <w:t>name</w:t>
             </w:r>
             <w:r>
               <w:rPr>
                 <w:rFonts w:ascii="微軟正黑體" w:eastAsia="微軟正黑體" w:hAnsi="微軟正黑體"/>
                 <w:color w:val="156082" w:themeColor="accent1"/>
               </w:rPr>
-              <w:t>20240626150122_{第一區_池4}</w:t>
+              <w:t>}</w:t>
             </w:r>
           </w:p>
         </w:tc>
@@ -151,7 +725,19 @@
               <w:rPr>
                 <w:rFonts w:ascii="微軟正黑體" w:eastAsia="微軟正黑體" w:hAnsi="微軟正黑體" w:hint="eastAsia"/>
               </w:rPr>
-              <w:t>2024/08/30</w:t>
+              <w:t>{</w:t>
+            </w:r>
+            <w:r>
+              <w:rPr>
+                <w:rFonts w:ascii="微軟正黑體" w:eastAsia="微軟正黑體" w:hAnsi="微軟正黑體"/>
+              </w:rPr>
+              <w:t>started_date</w:t>
+            </w:r>
+            <w:r>
+              <w:rPr>
+                <w:rFonts w:ascii="微軟正黑體" w:eastAsia="微軟正黑體" w:hAnsi="微軟正黑體" w:hint="eastAsia"/>
+              </w:rPr>
+              <w:t>}</w:t>
             </w:r>
           </w:p>
         </w:tc>
@@ -201,7 +787,19 @@
               <w:rPr>
                 <w:rFonts w:ascii="微軟正黑體" w:eastAsia="微軟正黑體" w:hAnsi="微軟正黑體" w:hint="eastAsia"/>
               </w:rPr>
-              <w:t>2024/09/20</w:t>
+              <w:t>{</w:t>
+            </w:r>
+            <w:r>
+              <w:rPr>
+                <w:rFonts w:ascii="微軟正黑體" w:eastAsia="微軟正黑體" w:hAnsi="微軟正黑體"/>
+              </w:rPr>
+              <w:t>ended_date</w:t>
+            </w:r>
+            <w:r>
+              <w:rPr>
+                <w:rFonts w:ascii="微軟正黑體" w:eastAsia="微軟正黑體" w:hAnsi="微軟正黑體" w:hint="eastAsia"/>
+              </w:rPr>
+              <w:t>}</w:t>
             </w:r>
           </w:p>
         </w:tc>
@@ -241,7 +839,19 @@
               <w:rPr>
                 <w:rFonts w:ascii="微軟正黑體" w:eastAsia="微軟正黑體" w:hAnsi="微軟正黑體" w:hint="eastAsia"/>
               </w:rPr>
-              <w:t>2024/08/30</w:t>
+              <w:t>{</w:t>
+            </w:r>
+            <w:r>
+              <w:rPr>
+                <w:rFonts w:ascii="微軟正黑體" w:eastAsia="微軟正黑體" w:hAnsi="微軟正黑體"/>
+              </w:rPr>
+              <w:t>stocked_date</w:t>
+            </w:r>
+            <w:r>
+              <w:rPr>
+                <w:rFonts w:ascii="微軟正黑體" w:eastAsia="微軟正黑體" w:hAnsi="微軟正黑體" w:hint="eastAsia"/>
+              </w:rPr>
+              <w:t>}</w:t>
             </w:r>
           </w:p>
         </w:tc>
@@ -283,7 +893,19 @@
               <w:rPr>
                 <w:rFonts w:ascii="微軟正黑體" w:eastAsia="微軟正黑體" w:hAnsi="微軟正黑體" w:hint="eastAsia"/>
               </w:rPr>
-              <w:t>A-2苗</w:t>
+              <w:t>{</w:t>
+            </w:r>
+            <w:r>
+              <w:rPr>
+                <w:rFonts w:ascii="微軟正黑體" w:eastAsia="微軟正黑體" w:hAnsi="微軟正黑體"/>
+              </w:rPr>
+              <w:t>seedling_name</w:t>
+            </w:r>
+            <w:r>
+              <w:rPr>
+                <w:rFonts w:ascii="微軟正黑體" w:eastAsia="微軟正黑體" w:hAnsi="微軟正黑體" w:hint="eastAsia"/>
+              </w:rPr>
+              <w:t>}</w:t>
             </w:r>
           </w:p>
         </w:tc>
@@ -334,7 +956,19 @@
               <w:rPr>
                 <w:rFonts w:ascii="微軟正黑體" w:eastAsia="微軟正黑體" w:hAnsi="微軟正黑體" w:hint="eastAsia"/>
               </w:rPr>
-              <w:t>海水</w:t>
+              <w:t>{</w:t>
+            </w:r>
+            <w:r>
+              <w:rPr>
+                <w:rFonts w:ascii="微軟正黑體" w:eastAsia="微軟正黑體" w:hAnsi="微軟正黑體"/>
+              </w:rPr>
+              <w:t>water_source</w:t>
+            </w:r>
+            <w:r>
+              <w:rPr>
+                <w:rFonts w:ascii="微軟正黑體" w:eastAsia="微軟正黑體" w:hAnsi="微軟正黑體" w:hint="eastAsia"/>
+              </w:rPr>
+              <w:t>}</w:t>
             </w:r>
           </w:p>
         </w:tc>
@@ -384,7 +1018,19 @@
               <w:rPr>
                 <w:rFonts w:ascii="微軟正黑體" w:eastAsia="微軟正黑體" w:hAnsi="微軟正黑體" w:hint="eastAsia"/>
               </w:rPr>
-              <w:t>20</w:t>
+              <w:t>{</w:t>
+            </w:r>
+            <w:r>
+              <w:rPr>
+                <w:rFonts w:ascii="微軟正黑體" w:eastAsia="微軟正黑體" w:hAnsi="微軟正黑體"/>
+              </w:rPr>
+              <w:t>water_source_salinity</w:t>
+            </w:r>
+            <w:r>
+              <w:rPr>
+                <w:rFonts w:ascii="微軟正黑體" w:eastAsia="微軟正黑體" w:hAnsi="微軟正黑體" w:hint="eastAsia"/>
+              </w:rPr>
+              <w:t>}</w:t>
             </w:r>
           </w:p>
         </w:tc>
@@ -424,7 +1070,19 @@
               <w:rPr>
                 <w:rFonts w:ascii="微軟正黑體" w:eastAsia="微軟正黑體" w:hAnsi="微軟正黑體" w:hint="eastAsia"/>
               </w:rPr>
-              <w:t>200</w:t>
+              <w:t>{</w:t>
+            </w:r>
+            <w:r>
+              <w:rPr>
+                <w:rFonts w:ascii="微軟正黑體" w:eastAsia="微軟正黑體" w:hAnsi="微軟正黑體"/>
+              </w:rPr>
+              <w:t>num_per_unit</w:t>
+            </w:r>
+            <w:r>
+              <w:rPr>
+                <w:rFonts w:ascii="微軟正黑體" w:eastAsia="微軟正黑體" w:hAnsi="微軟正黑體" w:hint="eastAsia"/>
+              </w:rPr>
+              <w:t>}</w:t>
             </w:r>
           </w:p>
         </w:tc>
@@ -466,7 +1124,19 @@
               <w:rPr>
                 <w:rFonts w:ascii="微軟正黑體" w:eastAsia="微軟正黑體" w:hAnsi="微軟正黑體" w:hint="eastAsia"/>
               </w:rPr>
-              <w:t>24600</w:t>
+              <w:t>{</w:t>
+            </w:r>
+            <w:r>
+              <w:rPr>
+                <w:rFonts w:ascii="微軟正黑體" w:eastAsia="微軟正黑體" w:hAnsi="微軟正黑體"/>
+              </w:rPr>
+              <w:t>total</w:t>
+            </w:r>
+            <w:r>
+              <w:rPr>
+                <w:rFonts w:ascii="微軟正黑體" w:eastAsia="微軟正黑體" w:hAnsi="微軟正黑體" w:hint="eastAsia"/>
+              </w:rPr>
+              <w:t>}</w:t>
             </w:r>
           </w:p>
         </w:tc>
@@ -517,7 +1187,19 @@
               <w:rPr>
                 <w:rFonts w:ascii="微軟正黑體" w:eastAsia="微軟正黑體" w:hAnsi="微軟正黑體" w:hint="eastAsia"/>
               </w:rPr>
-              <w:t>ABC</w:t>
+              <w:t>{</w:t>
+            </w:r>
+            <w:r>
+              <w:rPr>
+                <w:rFonts w:ascii="微軟正黑體" w:eastAsia="微軟正黑體" w:hAnsi="微軟正黑體"/>
+              </w:rPr>
+              <w:t>person_in_charge</w:t>
+            </w:r>
+            <w:r>
+              <w:rPr>
+                <w:rFonts w:ascii="微軟正黑體" w:eastAsia="微軟正黑體" w:hAnsi="微軟正黑體" w:hint="eastAsia"/>
+              </w:rPr>
+              <w:t>}</w:t>
             </w:r>
           </w:p>
         </w:tc>
@@ -567,7 +1249,19 @@
               <w:rPr>
                 <w:rFonts w:ascii="微軟正黑體" w:eastAsia="微軟正黑體" w:hAnsi="微軟正黑體" w:hint="eastAsia"/>
               </w:rPr>
-              <w:t>測試</w:t>
+              <w:t>{</w:t>
+            </w:r>
+            <w:r>
+              <w:rPr>
+                <w:rFonts w:ascii="微軟正黑體" w:eastAsia="微軟正黑體" w:hAnsi="微軟正黑體"/>
+              </w:rPr>
+              <w:t>temp_name_ch</w:t>
+            </w:r>
+            <w:r>
+              <w:rPr>
+                <w:rFonts w:ascii="微軟正黑體" w:eastAsia="微軟正黑體" w:hAnsi="微軟正黑體" w:hint="eastAsia"/>
+              </w:rPr>
+              <w:t>}</w:t>
             </w:r>
           </w:p>
         </w:tc>
@@ -603,6 +1297,24 @@
                 <w:rFonts w:ascii="微軟正黑體" w:eastAsia="微軟正黑體" w:hAnsi="微軟正黑體"/>
               </w:rPr>
             </w:pPr>
+            <w:r>
+              <w:rPr>
+                <w:rFonts w:ascii="微軟正黑體" w:eastAsia="微軟正黑體" w:hAnsi="微軟正黑體" w:hint="eastAsia"/>
+              </w:rPr>
+              <w:t>{</w:t>
+            </w:r>
+            <w:r>
+              <w:rPr>
+                <w:rFonts w:ascii="微軟正黑體" w:eastAsia="微軟正黑體" w:hAnsi="微軟正黑體"/>
+              </w:rPr>
+              <w:t>estimated_harvest_weight</w:t>
+            </w:r>
+            <w:r>
+              <w:rPr>
+                <w:rFonts w:ascii="微軟正黑體" w:eastAsia="微軟正黑體" w:hAnsi="微軟正黑體" w:hint="eastAsia"/>
+              </w:rPr>
+              <w:t>}</w:t>
+            </w:r>
           </w:p>
         </w:tc>
         <w:tc>
@@ -639,6 +1351,24 @@
                 <w:rFonts w:ascii="微軟正黑體" w:eastAsia="微軟正黑體" w:hAnsi="微軟正黑體"/>
               </w:rPr>
             </w:pPr>
+            <w:r>
+              <w:rPr>
+                <w:rFonts w:ascii="微軟正黑體" w:eastAsia="微軟正黑體" w:hAnsi="微軟正黑體" w:hint="eastAsia"/>
+              </w:rPr>
+              <w:t>{</w:t>
+            </w:r>
+            <w:r>
+              <w:rPr>
+                <w:rFonts w:ascii="微軟正黑體" w:eastAsia="微軟正黑體" w:hAnsi="微軟正黑體"/>
+              </w:rPr>
+              <w:t>estimated_survival_rate</w:t>
+            </w:r>
+            <w:r>
+              <w:rPr>
+                <w:rFonts w:ascii="微軟正黑體" w:eastAsia="微軟正黑體" w:hAnsi="微軟正黑體" w:hint="eastAsia"/>
+              </w:rPr>
+              <w:t>}</w:t>
+            </w:r>
           </w:p>
         </w:tc>
       </w:tr>
@@ -686,9 +1416,21 @@
             </w:pPr>
             <w:r>
               <w:rPr>
-                <w:rFonts w:ascii="微軟正黑體" w:eastAsia="微軟正黑體" w:hAnsi="微軟正黑體"/>
-              </w:rPr>
-              <w:t xml:space="preserve">{last_name} </w:t>
+                <w:rFonts w:ascii="微軟正黑體" w:eastAsia="微軟正黑體" w:hAnsi="微軟正黑體" w:hint="eastAsia"/>
+              </w:rPr>
+              <w:t>{</w:t>
+            </w:r>
+            <w:r>
+              <w:rPr>
+                <w:rFonts w:ascii="微軟正黑體" w:eastAsia="微軟正黑體" w:hAnsi="微軟正黑體"/>
+              </w:rPr>
+              <w:t>cn</w:t>
+            </w:r>
+            <w:r>
+              <w:rPr>
+                <w:rFonts w:ascii="微軟正黑體" w:eastAsia="微軟正黑體" w:hAnsi="微軟正黑體" w:hint="eastAsia"/>
+              </w:rPr>
+              <w:t>}</w:t>
             </w:r>
           </w:p>
         </w:tc>
@@ -734,6 +1476,24 @@
                 <w:rFonts w:ascii="微軟正黑體" w:eastAsia="微軟正黑體" w:hAnsi="微軟正黑體"/>
               </w:rPr>
             </w:pPr>
+            <w:r>
+              <w:rPr>
+                <w:rFonts w:ascii="微軟正黑體" w:eastAsia="微軟正黑體" w:hAnsi="微軟正黑體" w:hint="eastAsia"/>
+              </w:rPr>
+              <w:t>{</w:t>
+            </w:r>
+            <w:r>
+              <w:rPr>
+                <w:rFonts w:ascii="微軟正黑體" w:eastAsia="微軟正黑體" w:hAnsi="微軟正黑體"/>
+              </w:rPr>
+              <w:t>estimated_fcr</w:t>
+            </w:r>
+            <w:r>
+              <w:rPr>
+                <w:rFonts w:ascii="微軟正黑體" w:eastAsia="微軟正黑體" w:hAnsi="微軟正黑體" w:hint="eastAsia"/>
+              </w:rPr>
+              <w:t>}</w:t>
+            </w:r>
           </w:p>
         </w:tc>
       </w:tr>
@@ -770,9 +1530,21 @@
             </w:pPr>
             <w:r>
               <w:rPr>
-                <w:rFonts w:ascii="微軟正黑體" w:eastAsia="微軟正黑體" w:hAnsi="微軟正黑體"/>
-              </w:rPr>
-              <w:t>{first_name}</w:t>
+                <w:rFonts w:ascii="微軟正黑體" w:eastAsia="微軟正黑體" w:hAnsi="微軟正黑體" w:hint="eastAsia"/>
+              </w:rPr>
+              <w:t>{</w:t>
+            </w:r>
+            <w:r>
+              <w:rPr>
+                <w:rFonts w:ascii="微軟正黑體" w:eastAsia="微軟正黑體" w:hAnsi="微軟正黑體"/>
+              </w:rPr>
+              <w:t>initial_weight</w:t>
+            </w:r>
+            <w:r>
+              <w:rPr>
+                <w:rFonts w:ascii="微軟正黑體" w:eastAsia="微軟正黑體" w:hAnsi="微軟正黑體" w:hint="eastAsia"/>
+              </w:rPr>
+              <w:t>}</w:t>
             </w:r>
           </w:p>
         </w:tc>
@@ -810,6 +1582,331 @@
                 <w:rFonts w:ascii="微軟正黑體" w:eastAsia="微軟正黑體" w:hAnsi="微軟正黑體"/>
               </w:rPr>
             </w:pPr>
+            <w:r>
+              <w:rPr>
+                <w:rFonts w:ascii="微軟正黑體" w:eastAsia="微軟正黑體" w:hAnsi="微軟正黑體" w:hint="eastAsia"/>
+              </w:rPr>
+              <w:t>{remark}</w:t>
+            </w:r>
+          </w:p>
+        </w:tc>
+      </w:tr>
+    </w:tbl>
+    <w:p>
+      <w:pPr>
+        <w:rPr>
+          <w:rFonts w:ascii="微軟正黑體" w:eastAsia="微軟正黑體" w:hAnsi="微軟正黑體"/>
+        </w:rPr>
+      </w:pPr>
+    </w:p>
+    <w:tbl>
+      <w:tblPr>
+        <w:tblStyle w:val="2"/>
+        <w:tblW w:w="0" w:type="auto"/>
+        <w:tblLook w:val="04A0" w:firstRow="1" w:lastRow="0" w:firstColumn="1" w:lastColumn="0" w:noHBand="0" w:noVBand="1"/>
+      </w:tblPr>
+      <w:tblGrid>
+        <w:gridCol w:w="1276"/>
+        <w:gridCol w:w="2981"/>
+        <w:gridCol w:w="1052"/>
+        <w:gridCol w:w="2997"/>
+      </w:tblGrid>
+      <w:tr>
+        <w:trPr>
+          <w:cnfStyle w:val="100000000000" w:firstRow="1" w:lastRow="0" w:firstColumn="0" w:lastColumn="0" w:oddVBand="0" w:evenVBand="0" w:oddHBand="0" w:evenHBand="0" w:firstRowFirstColumn="0" w:firstRowLastColumn="0" w:lastRowFirstColumn="0" w:lastRowLastColumn="0"/>
+        </w:trPr>
+        <w:tc>
+          <w:tcPr>
+            <w:cnfStyle w:val="001000000000" w:firstRow="0" w:lastRow="0" w:firstColumn="1" w:lastColumn="0" w:oddVBand="0" w:evenVBand="0" w:oddHBand="0" w:evenHBand="0" w:firstRowFirstColumn="0" w:firstRowLastColumn="0" w:lastRowFirstColumn="0" w:lastRowLastColumn="0"/>
+            <w:tcW w:w="1276" w:type="dxa"/>
+            <w:tcBorders>
+              <w:bottom w:val="none" w:sz="0" w:space="0" w:color="auto"/>
+            </w:tcBorders>
+          </w:tcPr>
+          <w:p>
+            <w:pPr>
+              <w:rPr>
+                <w:rFonts w:ascii="微軟正黑體" w:eastAsia="微軟正黑體" w:hAnsi="微軟正黑體"/>
+                <w:color w:val="156082" w:themeColor="accent1"/>
+              </w:rPr>
+            </w:pPr>
+            <w:r>
+              <w:rPr>
+                <w:rFonts w:ascii="微軟正黑體" w:eastAsia="微軟正黑體" w:hAnsi="微軟正黑體" w:hint="eastAsia"/>
+                <w:color w:val="156082" w:themeColor="accent1"/>
+              </w:rPr>
+              <w:t>種苗資料</w:t>
+            </w:r>
+          </w:p>
+        </w:tc>
+        <w:tc>
+          <w:tcPr>
+            <w:tcW w:w="7030" w:type="dxa"/>
+            <w:gridSpan w:val="3"/>
+            <w:tcBorders>
+              <w:bottom w:val="none" w:sz="0" w:space="0" w:color="auto"/>
+            </w:tcBorders>
+          </w:tcPr>
+          <w:p>
+            <w:pPr>
+              <w:cnfStyle w:val="100000000000" w:firstRow="1" w:lastRow="0" w:firstColumn="0" w:lastColumn="0" w:oddVBand="0" w:evenVBand="0" w:oddHBand="0" w:evenHBand="0" w:firstRowFirstColumn="0" w:firstRowLastColumn="0" w:lastRowFirstColumn="0" w:lastRowLastColumn="0"/>
+              <w:rPr>
+                <w:rFonts w:ascii="微軟正黑體" w:eastAsia="微軟正黑體" w:hAnsi="微軟正黑體"/>
+                <w:color w:val="156082" w:themeColor="accent1"/>
+              </w:rPr>
+            </w:pPr>
+            <w:r>
+              <w:rPr>
+                <w:rFonts w:ascii="微軟正黑體" w:eastAsia="微軟正黑體" w:hAnsi="微軟正黑體" w:hint="eastAsia"/>
+                <w:color w:val="156082" w:themeColor="accent1"/>
+              </w:rPr>
+              <w:t>{</w:t>
+            </w:r>
+            <w:r>
+              <w:rPr>
+                <w:rFonts w:ascii="微軟正黑體" w:eastAsia="微軟正黑體" w:hAnsi="微軟正黑體"/>
+                <w:color w:val="156082" w:themeColor="accent1"/>
+              </w:rPr>
+              <w:t>seedling_name</w:t>
+            </w:r>
+            <w:r>
+              <w:rPr>
+                <w:rFonts w:ascii="微軟正黑體" w:eastAsia="微軟正黑體" w:hAnsi="微軟正黑體" w:hint="eastAsia"/>
+                <w:color w:val="156082" w:themeColor="accent1"/>
+              </w:rPr>
+              <w:t>}</w:t>
+            </w:r>
+          </w:p>
+        </w:tc>
+      </w:tr>
+      <w:tr>
+        <w:trPr>
+          <w:cnfStyle w:val="000000100000" w:firstRow="0" w:lastRow="0" w:firstColumn="0" w:lastColumn="0" w:oddVBand="0" w:evenVBand="0" w:oddHBand="1" w:evenHBand="0" w:firstRowFirstColumn="0" w:firstRowLastColumn="0" w:lastRowFirstColumn="0" w:lastRowLastColumn="0"/>
+        </w:trPr>
+        <w:tc>
+          <w:tcPr>
+            <w:cnfStyle w:val="001000000000" w:firstRow="0" w:lastRow="0" w:firstColumn="1" w:lastColumn="0" w:oddVBand="0" w:evenVBand="0" w:oddHBand="0" w:evenHBand="0" w:firstRowFirstColumn="0" w:firstRowLastColumn="0" w:lastRowFirstColumn="0" w:lastRowLastColumn="0"/>
+            <w:tcW w:w="1276" w:type="dxa"/>
+            <w:tcBorders>
+              <w:top w:val="none" w:sz="0" w:space="0" w:color="auto"/>
+              <w:bottom w:val="none" w:sz="0" w:space="0" w:color="auto"/>
+            </w:tcBorders>
+          </w:tcPr>
+          <w:p>
+            <w:pPr>
+              <w:rPr>
+                <w:rFonts w:ascii="微軟正黑體" w:eastAsia="微軟正黑體" w:hAnsi="微軟正黑體"/>
+              </w:rPr>
+            </w:pPr>
+            <w:r>
+              <w:rPr>
+                <w:rFonts w:ascii="微軟正黑體" w:eastAsia="微軟正黑體" w:hAnsi="微軟正黑體" w:hint="eastAsia"/>
+              </w:rPr>
+              <w:t>品種</w:t>
+            </w:r>
+          </w:p>
+        </w:tc>
+        <w:tc>
+          <w:tcPr>
+            <w:tcW w:w="2981" w:type="dxa"/>
+            <w:tcBorders>
+              <w:top w:val="none" w:sz="0" w:space="0" w:color="auto"/>
+              <w:bottom w:val="none" w:sz="0" w:space="0" w:color="auto"/>
+            </w:tcBorders>
+          </w:tcPr>
+          <w:p>
+            <w:pPr>
+              <w:cnfStyle w:val="000000100000" w:firstRow="0" w:lastRow="0" w:firstColumn="0" w:lastColumn="0" w:oddVBand="0" w:evenVBand="0" w:oddHBand="1" w:evenHBand="0" w:firstRowFirstColumn="0" w:firstRowLastColumn="0" w:lastRowFirstColumn="0" w:lastRowLastColumn="0"/>
+              <w:rPr>
+                <w:rFonts w:ascii="微軟正黑體" w:eastAsia="微軟正黑體" w:hAnsi="微軟正黑體"/>
+              </w:rPr>
+            </w:pPr>
+            <w:r>
+              <w:rPr>
+                <w:rFonts w:ascii="微軟正黑體" w:eastAsia="微軟正黑體" w:hAnsi="微軟正黑體" w:hint="eastAsia"/>
+              </w:rPr>
+              <w:t>{</w:t>
+            </w:r>
+            <w:r>
+              <w:rPr>
+                <w:rFonts w:ascii="微軟正黑體" w:eastAsia="微軟正黑體" w:hAnsi="微軟正黑體"/>
+              </w:rPr>
+              <w:t>species_name</w:t>
+            </w:r>
+            <w:r>
+              <w:rPr>
+                <w:rFonts w:ascii="微軟正黑體" w:eastAsia="微軟正黑體" w:hAnsi="微軟正黑體" w:hint="eastAsia"/>
+              </w:rPr>
+              <w:t>}</w:t>
+            </w:r>
+          </w:p>
+        </w:tc>
+        <w:tc>
+          <w:tcPr>
+            <w:tcW w:w="1052" w:type="dxa"/>
+            <w:tcBorders>
+              <w:top w:val="none" w:sz="0" w:space="0" w:color="auto"/>
+              <w:bottom w:val="none" w:sz="0" w:space="0" w:color="auto"/>
+            </w:tcBorders>
+          </w:tcPr>
+          <w:p>
+            <w:pPr>
+              <w:cnfStyle w:val="000000100000" w:firstRow="0" w:lastRow="0" w:firstColumn="0" w:lastColumn="0" w:oddVBand="0" w:evenVBand="0" w:oddHBand="1" w:evenHBand="0" w:firstRowFirstColumn="0" w:firstRowLastColumn="0" w:lastRowFirstColumn="0" w:lastRowLastColumn="0"/>
+              <w:rPr>
+                <w:rFonts w:ascii="微軟正黑體" w:eastAsia="微軟正黑體" w:hAnsi="微軟正黑體"/>
+                <w:b/>
+                <w:bCs/>
+              </w:rPr>
+            </w:pPr>
+            <w:r>
+              <w:rPr>
+                <w:rFonts w:ascii="微軟正黑體" w:eastAsia="微軟正黑體" w:hAnsi="微軟正黑體" w:hint="eastAsia"/>
+                <w:b/>
+                <w:bCs/>
+              </w:rPr>
+              <w:t>產地</w:t>
+            </w:r>
+          </w:p>
+        </w:tc>
+        <w:tc>
+          <w:tcPr>
+            <w:tcW w:w="2997" w:type="dxa"/>
+            <w:tcBorders>
+              <w:top w:val="none" w:sz="0" w:space="0" w:color="auto"/>
+              <w:bottom w:val="none" w:sz="0" w:space="0" w:color="auto"/>
+            </w:tcBorders>
+          </w:tcPr>
+          <w:p>
+            <w:pPr>
+              <w:cnfStyle w:val="000000100000" w:firstRow="0" w:lastRow="0" w:firstColumn="0" w:lastColumn="0" w:oddVBand="0" w:evenVBand="0" w:oddHBand="1" w:evenHBand="0" w:firstRowFirstColumn="0" w:firstRowLastColumn="0" w:lastRowFirstColumn="0" w:lastRowLastColumn="0"/>
+              <w:rPr>
+                <w:rFonts w:ascii="微軟正黑體" w:eastAsia="微軟正黑體" w:hAnsi="微軟正黑體"/>
+              </w:rPr>
+            </w:pPr>
+            <w:r>
+              <w:rPr>
+                <w:rFonts w:ascii="微軟正黑體" w:eastAsia="微軟正黑體" w:hAnsi="微軟正黑體" w:hint="eastAsia"/>
+              </w:rPr>
+              <w:t>{</w:t>
+            </w:r>
+            <w:r>
+              <w:rPr>
+                <w:rFonts w:ascii="微軟正黑體" w:eastAsia="微軟正黑體" w:hAnsi="微軟正黑體"/>
+              </w:rPr>
+              <w:t>origin</w:t>
+            </w:r>
+            <w:r>
+              <w:rPr>
+                <w:rFonts w:ascii="微軟正黑體" w:eastAsia="微軟正黑體" w:hAnsi="微軟正黑體" w:hint="eastAsia"/>
+              </w:rPr>
+              <w:t>}</w:t>
+            </w:r>
+          </w:p>
+        </w:tc>
+      </w:tr>
+      <w:tr>
+        <w:tc>
+          <w:tcPr>
+            <w:cnfStyle w:val="001000000000" w:firstRow="0" w:lastRow="0" w:firstColumn="1" w:lastColumn="0" w:oddVBand="0" w:evenVBand="0" w:oddHBand="0" w:evenHBand="0" w:firstRowFirstColumn="0" w:firstRowLastColumn="0" w:lastRowFirstColumn="0" w:lastRowLastColumn="0"/>
+            <w:tcW w:w="1276" w:type="dxa"/>
+          </w:tcPr>
+          <w:p>
+            <w:pPr>
+              <w:rPr>
+                <w:rFonts w:ascii="微軟正黑體" w:eastAsia="微軟正黑體" w:hAnsi="微軟正黑體"/>
+              </w:rPr>
+            </w:pPr>
+            <w:r>
+              <w:rPr>
+                <w:rFonts w:ascii="微軟正黑體" w:eastAsia="微軟正黑體" w:hAnsi="微軟正黑體" w:hint="eastAsia"/>
+              </w:rPr>
+              <w:t>廠商</w:t>
+            </w:r>
+          </w:p>
+        </w:tc>
+        <w:tc>
+          <w:tcPr>
+            <w:tcW w:w="2981" w:type="dxa"/>
+          </w:tcPr>
+          <w:p>
+            <w:pPr>
+              <w:cnfStyle w:val="000000000000" w:firstRow="0" w:lastRow="0" w:firstColumn="0" w:lastColumn="0" w:oddVBand="0" w:evenVBand="0" w:oddHBand="0" w:evenHBand="0" w:firstRowFirstColumn="0" w:firstRowLastColumn="0" w:lastRowFirstColumn="0" w:lastRowLastColumn="0"/>
+              <w:rPr>
+                <w:rFonts w:ascii="微軟正黑體" w:eastAsia="微軟正黑體" w:hAnsi="微軟正黑體"/>
+              </w:rPr>
+            </w:pPr>
+            <w:r>
+              <w:rPr>
+                <w:rFonts w:ascii="微軟正黑體" w:eastAsia="微軟正黑體" w:hAnsi="微軟正黑體" w:hint="eastAsia"/>
+              </w:rPr>
+              <w:t>{</w:t>
+            </w:r>
+            <w:r>
+              <w:rPr>
+                <w:rFonts w:ascii="微軟正黑體" w:eastAsia="微軟正黑體" w:hAnsi="微軟正黑體"/>
+              </w:rPr>
+              <w:t>factory</w:t>
+            </w:r>
+            <w:r>
+              <w:rPr>
+                <w:rFonts w:ascii="微軟正黑體" w:eastAsia="微軟正黑體" w:hAnsi="微軟正黑體" w:hint="eastAsia"/>
+              </w:rPr>
+              <w:t>}</w:t>
+            </w:r>
+          </w:p>
+        </w:tc>
+        <w:tc>
+          <w:tcPr>
+            <w:tcW w:w="1052" w:type="dxa"/>
+          </w:tcPr>
+          <w:p>
+            <w:pPr>
+              <w:cnfStyle w:val="000000000000" w:firstRow="0" w:lastRow="0" w:firstColumn="0" w:lastColumn="0" w:oddVBand="0" w:evenVBand="0" w:oddHBand="0" w:evenHBand="0" w:firstRowFirstColumn="0" w:firstRowLastColumn="0" w:lastRowFirstColumn="0" w:lastRowLastColumn="0"/>
+              <w:rPr>
+                <w:rFonts w:ascii="微軟正黑體" w:eastAsia="微軟正黑體" w:hAnsi="微軟正黑體"/>
+                <w:b/>
+                <w:bCs/>
+              </w:rPr>
+            </w:pPr>
+            <w:r>
+              <w:rPr>
+                <w:rFonts w:ascii="微軟正黑體" w:eastAsia="微軟正黑體" w:hAnsi="微軟正黑體" w:hint="eastAsia"/>
+                <w:b/>
+                <w:bCs/>
+              </w:rPr>
+              <w:t>特性</w:t>
+            </w:r>
+          </w:p>
+        </w:tc>
+        <w:tc>
+          <w:tcPr>
+            <w:tcW w:w="2997" w:type="dxa"/>
+          </w:tcPr>
+          <w:p>
+            <w:pPr>
+              <w:cnfStyle w:val="000000000000" w:firstRow="0" w:lastRow="0" w:firstColumn="0" w:lastColumn="0" w:oddVBand="0" w:evenVBand="0" w:oddHBand="0" w:evenHBand="0" w:firstRowFirstColumn="0" w:firstRowLastColumn="0" w:lastRowFirstColumn="0" w:lastRowLastColumn="0"/>
+              <w:rPr>
+                <w:rFonts w:ascii="微軟正黑體" w:eastAsia="微軟正黑體" w:hAnsi="微軟正黑體"/>
+              </w:rPr>
+            </w:pPr>
+            <w:r>
+              <w:rPr>
+                <w:rFonts w:ascii="微軟正黑體" w:eastAsia="微軟正黑體" w:hAnsi="微軟正黑體" w:hint="eastAsia"/>
+              </w:rPr>
+              <w:t>{</w:t>
+            </w:r>
+            <w:r>
+              <w:rPr>
+                <w:rFonts w:ascii="微軟正黑體" w:eastAsia="微軟正黑體" w:hAnsi="微軟正黑體"/>
+              </w:rPr>
+              <w:t>characteristic</w:t>
+            </w:r>
+            <w:r>
+              <w:rPr>
+                <w:rFonts w:ascii="微軟正黑體" w:eastAsia="微軟正黑體" w:hAnsi="微軟正黑體" w:hint="eastAsia"/>
+              </w:rPr>
+              <w:t>}</w:t>
+            </w:r>
           </w:p>
         </w:tc>
       </w:tr>
@@ -860,7 +1957,7 @@
           <w:szCs w:val="32"/>
         </w:rPr>
         <w:lastRenderedPageBreak/>
-        <w:t>循環</w:t>
+        <w:t>二、</w:t>
       </w:r>
       <w:r>
         <w:rPr>
@@ -871,7 +1968,75 @@
           <w:sz w:val="32"/>
           <w:szCs w:val="32"/>
         </w:rPr>
-        <w:t>紀錄</w:t>
+        <w:t>循環紀錄</w:t>
+      </w:r>
+    </w:p>
+    <w:p>
+      <w:pPr>
+        <w:rPr>
+          <w:rFonts w:ascii="微軟正黑體" w:eastAsia="微軟正黑體" w:hAnsi="微軟正黑體"/>
+          <w:b/>
+          <w:bCs/>
+          <w:color w:val="156082" w:themeColor="accent1"/>
+          <w:sz w:val="28"/>
+          <w:szCs w:val="28"/>
+        </w:rPr>
+      </w:pPr>
+      <w:r>
+        <w:rPr>
+          <w:rFonts w:ascii="微軟正黑體" w:eastAsia="微軟正黑體" w:hAnsi="微軟正黑體" w:hint="eastAsia"/>
+          <w:b/>
+          <w:bCs/>
+          <w:color w:val="156082" w:themeColor="accent1"/>
+          <w:sz w:val="28"/>
+          <w:szCs w:val="28"/>
+        </w:rPr>
+        <w:t>{#lst}</w:t>
+      </w:r>
+    </w:p>
+    <w:p>
+      <w:pPr>
+        <w:rPr>
+          <w:rFonts w:ascii="微軟正黑體" w:eastAsia="微軟正黑體" w:hAnsi="微軟正黑體"/>
+          <w:b/>
+          <w:bCs/>
+          <w:color w:val="156082" w:themeColor="accent1"/>
+          <w:sz w:val="32"/>
+          <w:szCs w:val="32"/>
+        </w:rPr>
+      </w:pPr>
+      <w:r>
+        <w:rPr>
+          <w:rFonts w:ascii="微軟正黑體" w:eastAsia="微軟正黑體" w:hAnsi="微軟正黑體" w:hint="eastAsia"/>
+          <w:b/>
+          <w:bCs/>
+          <w:color w:val="156082" w:themeColor="accent1"/>
+          <w:sz w:val="28"/>
+          <w:szCs w:val="28"/>
+        </w:rPr>
+        <w:t>{index}. {</w:t>
+      </w:r>
+      <w:r>
+        <w:rPr>
+          <w:rFonts w:ascii="微軟正黑體" w:eastAsia="微軟正黑體" w:hAnsi="微軟正黑體"/>
+          <w:b/>
+          <w:bCs/>
+          <w:color w:val="156082" w:themeColor="accent1"/>
+          <w:sz w:val="28"/>
+          <w:szCs w:val="28"/>
+        </w:rPr>
+        <w:t>phase_name_ch</w:t>
+      </w:r>
+      <w:r>
+        <w:rPr>
+          <w:rFonts w:ascii="微軟正黑體" w:eastAsia="微軟正黑體" w:hAnsi="微軟正黑體" w:hint="eastAsia"/>
+          <w:b/>
+          <w:bCs/>
+          <w:color w:val="156082" w:themeColor="accent1"/>
+          <w:sz w:val="28"/>
+          <w:szCs w:val="28"/>
+        </w:rPr>
+        <w:t>}</w:t>
       </w:r>
     </w:p>
     <w:tbl>
@@ -884,17 +2049,18 @@
           <w:insideH w:val="none" w:sz="0" w:space="0" w:color="auto"/>
           <w:insideV w:val="none" w:sz="0" w:space="0" w:color="auto"/>
         </w:tblBorders>
+        <w:tblLayout w:type="fixed"/>
         <w:tblLook w:val="04A0" w:firstRow="1" w:lastRow="0" w:firstColumn="1" w:lastColumn="0" w:noHBand="0" w:noVBand="1"/>
       </w:tblPr>
       <w:tblGrid>
-        <w:gridCol w:w="2765"/>
-        <w:gridCol w:w="2765"/>
-        <w:gridCol w:w="2766"/>
+        <w:gridCol w:w="2768"/>
+        <w:gridCol w:w="2769"/>
+        <w:gridCol w:w="2769"/>
       </w:tblGrid>
       <w:tr>
         <w:tc>
           <w:tcPr>
-            <w:tcW w:w="8296" w:type="dxa"/>
+            <w:tcW w:w="8306" w:type="dxa"/>
             <w:gridSpan w:val="3"/>
             <w:vAlign w:val="center"/>
           </w:tcPr>
@@ -906,18 +2072,32 @@
                 <w:rFonts w:ascii="微軟正黑體" w:eastAsia="微軟正黑體" w:hAnsi="微軟正黑體"/>
                 <w:b/>
                 <w:bCs/>
-              </w:rPr>
-            </w:pPr>
-            <w:r>
-              <w:rPr>
-                <w:rFonts w:ascii="微軟正黑體" w:eastAsia="微軟正黑體" w:hAnsi="微軟正黑體" w:hint="eastAsia"/>
-                <w:b/>
-                <w:bCs/>
                 <w:color w:val="156082" w:themeColor="accent1"/>
-                <w:sz w:val="28"/>
-                <w:szCs w:val="28"/>
-              </w:rPr>
-              <w:t>養殖審核</w:t>
+              </w:rPr>
+            </w:pPr>
+            <w:r>
+              <w:rPr>
+                <w:rFonts w:ascii="微軟正黑體" w:eastAsia="微軟正黑體" w:hAnsi="微軟正黑體" w:hint="eastAsia"/>
+                <w:b/>
+                <w:bCs/>
+              </w:rPr>
+              <w:t>{#stepList}{</w:t>
+            </w:r>
+            <w:r>
+              <w:rPr>
+                <w:rFonts w:ascii="微軟正黑體" w:eastAsia="微軟正黑體" w:hAnsi="微軟正黑體"/>
+                <w:b/>
+                <w:bCs/>
+              </w:rPr>
+              <w:t>step_name_ch</w:t>
+            </w:r>
+            <w:r>
+              <w:rPr>
+                <w:rFonts w:ascii="微軟正黑體" w:eastAsia="微軟正黑體" w:hAnsi="微軟正黑體" w:hint="eastAsia"/>
+                <w:b/>
+                <w:bCs/>
+              </w:rPr>
+              <w:t>}</w:t>
             </w:r>
           </w:p>
         </w:tc>
@@ -925,35 +2105,7 @@
       <w:tr>
         <w:tc>
           <w:tcPr>
-            <w:tcW w:w="8296" w:type="dxa"/>
-            <w:gridSpan w:val="3"/>
-            <w:vAlign w:val="center"/>
-          </w:tcPr>
-          <w:p>
-            <w:pPr>
-              <w:spacing w:line="400" w:lineRule="exact"/>
-              <w:jc w:val="both"/>
-              <w:rPr>
-                <w:rFonts w:ascii="微軟正黑體" w:eastAsia="微軟正黑體" w:hAnsi="微軟正黑體"/>
-                <w:b/>
-                <w:bCs/>
-              </w:rPr>
-            </w:pPr>
-            <w:r>
-              <w:rPr>
-                <w:rFonts w:ascii="微軟正黑體" w:eastAsia="微軟正黑體" w:hAnsi="微軟正黑體" w:hint="eastAsia"/>
-                <w:b/>
-                <w:bCs/>
-              </w:rPr>
-              <w:t>提交養殖計畫書</w:t>
-            </w:r>
-          </w:p>
-        </w:tc>
-      </w:tr>
-      <w:tr>
-        <w:tc>
-          <w:tcPr>
-            <w:tcW w:w="8296" w:type="dxa"/>
+            <w:tcW w:w="8306" w:type="dxa"/>
             <w:gridSpan w:val="3"/>
             <w:shd w:val="clear" w:color="auto" w:fill="C1E4F5" w:themeFill="accent1" w:themeFillTint="33"/>
             <w:vAlign w:val="center"/>
@@ -964,13 +2116,38 @@
               <w:jc w:val="both"/>
               <w:rPr>
                 <w:rFonts w:ascii="微軟正黑體" w:eastAsia="微軟正黑體" w:hAnsi="微軟正黑體"/>
-              </w:rPr>
-            </w:pPr>
-            <w:r>
-              <w:rPr>
-                <w:rFonts w:ascii="微軟正黑體" w:eastAsia="微軟正黑體" w:hAnsi="微軟正黑體" w:hint="eastAsia"/>
-              </w:rPr>
-              <w:t>預計購買苗量</w:t>
+                <w:color w:val="156082" w:themeColor="accent1"/>
+              </w:rPr>
+            </w:pPr>
+            <w:r>
+              <w:rPr>
+                <w:rFonts w:ascii="微軟正黑體" w:eastAsia="微軟正黑體" w:hAnsi="微軟正黑體" w:hint="eastAsia"/>
+              </w:rPr>
+              <w:t>{#</w:t>
+            </w:r>
+            <w:r>
+              <w:rPr>
+                <w:rFonts w:ascii="微軟正黑體" w:eastAsia="微軟正黑體" w:hAnsi="微軟正黑體"/>
+              </w:rPr>
+              <w:t>actionList</w:t>
+            </w:r>
+            <w:r>
+              <w:rPr>
+                <w:rFonts w:ascii="微軟正黑體" w:eastAsia="微軟正黑體" w:hAnsi="微軟正黑體" w:hint="eastAsia"/>
+              </w:rPr>
+              <w:t>}{</w:t>
+            </w:r>
+            <w:r>
+              <w:rPr>
+                <w:rFonts w:ascii="微軟正黑體" w:eastAsia="微軟正黑體" w:hAnsi="微軟正黑體"/>
+              </w:rPr>
+              <w:t>action_name_ch</w:t>
+            </w:r>
+            <w:r>
+              <w:rPr>
+                <w:rFonts w:ascii="微軟正黑體" w:eastAsia="微軟正黑體" w:hAnsi="微軟正黑體" w:hint="eastAsia"/>
+              </w:rPr>
+              <w:t>}</w:t>
             </w:r>
           </w:p>
         </w:tc>
@@ -978,7 +2155,7 @@
       <w:tr>
         <w:tc>
           <w:tcPr>
-            <w:tcW w:w="2765" w:type="dxa"/>
+            <w:tcW w:w="2768" w:type="dxa"/>
             <w:vAlign w:val="center"/>
           </w:tcPr>
           <w:p>
@@ -999,7 +2176,7 @@
         </w:tc>
         <w:tc>
           <w:tcPr>
-            <w:tcW w:w="2765" w:type="dxa"/>
+            <w:tcW w:w="2769" w:type="dxa"/>
             <w:vAlign w:val="center"/>
           </w:tcPr>
           <w:p>
@@ -1020,7 +2197,7 @@
         </w:tc>
         <w:tc>
           <w:tcPr>
-            <w:tcW w:w="2766" w:type="dxa"/>
+            <w:tcW w:w="2769" w:type="dxa"/>
             <w:vAlign w:val="center"/>
           </w:tcPr>
           <w:p>
@@ -1043,8 +2220,7 @@
       <w:tr>
         <w:tc>
           <w:tcPr>
-            <w:tcW w:w="2765" w:type="dxa"/>
-            <w:vAlign w:val="center"/>
+            <w:tcW w:w="2768" w:type="dxa"/>
           </w:tcPr>
           <w:p>
             <w:pPr>
@@ -1056,16 +2232,39 @@
             </w:pPr>
             <w:r>
               <w:rPr>
-                <w:rFonts w:ascii="微軟正黑體" w:eastAsia="微軟正黑體" w:hAnsi="微軟正黑體"/>
-              </w:rPr>
-              <w:t>2024-08-28</w:t>
-            </w:r>
-          </w:p>
-        </w:tc>
-        <w:tc>
-          <w:tcPr>
-            <w:tcW w:w="2765" w:type="dxa"/>
-            <w:vAlign w:val="center"/>
+                <w:rFonts w:ascii="微軟正黑體" w:eastAsia="微軟正黑體" w:hAnsi="微軟正黑體" w:hint="eastAsia"/>
+              </w:rPr>
+              <w:t>{#</w:t>
+            </w:r>
+            <w:r>
+              <w:rPr>
+                <w:rFonts w:ascii="微軟正黑體" w:eastAsia="微軟正黑體" w:hAnsi="微軟正黑體"/>
+              </w:rPr>
+              <w:t>dailyCheckList</w:t>
+            </w:r>
+            <w:r>
+              <w:rPr>
+                <w:rFonts w:ascii="微軟正黑體" w:eastAsia="微軟正黑體" w:hAnsi="微軟正黑體" w:hint="eastAsia"/>
+              </w:rPr>
+              <w:t>}{</w:t>
+            </w:r>
+            <w:r>
+              <w:rPr>
+                <w:rFonts w:ascii="微軟正黑體" w:eastAsia="微軟正黑體" w:hAnsi="微軟正黑體"/>
+              </w:rPr>
+              <w:t>scheduling_date</w:t>
+            </w:r>
+            <w:r>
+              <w:rPr>
+                <w:rFonts w:ascii="微軟正黑體" w:eastAsia="微軟正黑體" w:hAnsi="微軟正黑體" w:hint="eastAsia"/>
+              </w:rPr>
+              <w:t>}</w:t>
+            </w:r>
+          </w:p>
+        </w:tc>
+        <w:tc>
+          <w:tcPr>
+            <w:tcW w:w="2769" w:type="dxa"/>
           </w:tcPr>
           <w:p>
             <w:pPr>
@@ -1079,9 +2278,14 @@
               <w:rPr>
                 <w:rFonts w:ascii="微軟正黑體" w:eastAsia="微軟正黑體" w:hAnsi="微軟正黑體" w:hint="eastAsia"/>
               </w:rPr>
-              <w:t>不執行</w:t>
-            </w:r>
-          </w:p>
+              <w:t>{execute_status}</w:t>
+            </w:r>
+          </w:p>
+        </w:tc>
+        <w:tc>
+          <w:tcPr>
+            <w:tcW w:w="2769" w:type="dxa"/>
+          </w:tcPr>
           <w:p>
             <w:pPr>
               <w:spacing w:line="400" w:lineRule="exact"/>
@@ -1092,17 +2296,23 @@
             </w:pPr>
             <w:r>
               <w:rPr>
-                <w:rFonts w:ascii="微軟正黑體" w:eastAsia="微軟正黑體" w:hAnsi="微軟正黑體"/>
-              </w:rPr>
-              <w:t>123</w:t>
-            </w:r>
-          </w:p>
-        </w:tc>
-        <w:tc>
-          <w:tcPr>
-            <w:tcW w:w="2766" w:type="dxa"/>
-            <w:vAlign w:val="center"/>
-          </w:tcPr>
+                <w:rFonts w:ascii="微軟正黑體" w:eastAsia="微軟正黑體" w:hAnsi="微軟正黑體" w:hint="eastAsia"/>
+              </w:rPr>
+              <w:t>{</w:t>
+            </w:r>
+            <w:r>
+              <w:rPr>
+                <w:rFonts w:ascii="微軟正黑體" w:eastAsia="微軟正黑體" w:hAnsi="微軟正黑體"/>
+              </w:rPr>
+              <w:t>execute_time</w:t>
+            </w:r>
+            <w:r>
+              <w:rPr>
+                <w:rFonts w:ascii="微軟正黑體" w:eastAsia="微軟正黑體" w:hAnsi="微軟正黑體" w:hint="eastAsia"/>
+              </w:rPr>
+              <w:t>}</w:t>
+            </w:r>
+          </w:p>
           <w:p>
             <w:pPr>
               <w:spacing w:line="400" w:lineRule="exact"/>
@@ -1113,729 +2323,41 @@
             </w:pPr>
             <w:r>
               <w:rPr>
-                <w:rFonts w:ascii="微軟正黑體" w:eastAsia="微軟正黑體" w:hAnsi="微軟正黑體"/>
-              </w:rPr>
-              <w:t>08/30 11:12</w:t>
-            </w:r>
-            <w:r>
-              <w:rPr>
-                <w:rFonts w:ascii="微軟正黑體" w:eastAsia="微軟正黑體" w:hAnsi="微軟正黑體"/>
-              </w:rPr>
-              <w:br/>
-              <w:t>技術部-徐詩雅</w:t>
-            </w:r>
-          </w:p>
-        </w:tc>
-      </w:tr>
-      <w:tr>
-        <w:tc>
-          <w:tcPr>
-            <w:tcW w:w="2765" w:type="dxa"/>
-            <w:vAlign w:val="center"/>
-          </w:tcPr>
-          <w:p>
-            <w:pPr>
-              <w:spacing w:line="400" w:lineRule="exact"/>
-              <w:jc w:val="both"/>
-              <w:rPr>
-                <w:rFonts w:ascii="微軟正黑體" w:eastAsia="微軟正黑體" w:hAnsi="微軟正黑體"/>
-              </w:rPr>
-            </w:pPr>
-            <w:r>
-              <w:rPr>
-                <w:rFonts w:ascii="微軟正黑體" w:eastAsia="微軟正黑體" w:hAnsi="微軟正黑體"/>
-              </w:rPr>
-              <w:t>2024-08-29</w:t>
-            </w:r>
-          </w:p>
-        </w:tc>
-        <w:tc>
-          <w:tcPr>
-            <w:tcW w:w="2765" w:type="dxa"/>
-            <w:vAlign w:val="center"/>
-          </w:tcPr>
-          <w:p>
-            <w:pPr>
-              <w:spacing w:line="400" w:lineRule="exact"/>
-              <w:jc w:val="both"/>
-              <w:rPr>
-                <w:rFonts w:ascii="微軟正黑體" w:eastAsia="微軟正黑體" w:hAnsi="微軟正黑體"/>
-              </w:rPr>
-            </w:pPr>
-            <w:r>
-              <w:rPr>
-                <w:rFonts w:ascii="微軟正黑體" w:eastAsia="微軟正黑體" w:hAnsi="微軟正黑體" w:hint="eastAsia"/>
-              </w:rPr>
-              <w:t>不執行</w:t>
-            </w:r>
-          </w:p>
-          <w:p>
-            <w:pPr>
-              <w:spacing w:line="400" w:lineRule="exact"/>
-              <w:jc w:val="both"/>
-              <w:rPr>
-                <w:rFonts w:ascii="微軟正黑體" w:eastAsia="微軟正黑體" w:hAnsi="微軟正黑體"/>
-              </w:rPr>
-            </w:pPr>
-            <w:r>
-              <w:rPr>
-                <w:rFonts w:ascii="微軟正黑體" w:eastAsia="微軟正黑體" w:hAnsi="微軟正黑體"/>
-              </w:rPr>
-              <w:t>123</w:t>
-            </w:r>
-          </w:p>
-        </w:tc>
-        <w:tc>
-          <w:tcPr>
-            <w:tcW w:w="2766" w:type="dxa"/>
-            <w:vAlign w:val="center"/>
-          </w:tcPr>
-          <w:p>
-            <w:pPr>
-              <w:spacing w:line="400" w:lineRule="exact"/>
-              <w:jc w:val="both"/>
-              <w:rPr>
-                <w:rFonts w:ascii="微軟正黑體" w:eastAsia="微軟正黑體" w:hAnsi="微軟正黑體"/>
-              </w:rPr>
-            </w:pPr>
-            <w:r>
-              <w:rPr>
-                <w:rFonts w:ascii="微軟正黑體" w:eastAsia="微軟正黑體" w:hAnsi="微軟正黑體"/>
-              </w:rPr>
-              <w:t>08/30 11:13</w:t>
-            </w:r>
-          </w:p>
-          <w:p>
-            <w:pPr>
-              <w:spacing w:line="400" w:lineRule="exact"/>
-              <w:jc w:val="both"/>
-              <w:rPr>
-                <w:rFonts w:ascii="微軟正黑體" w:eastAsia="微軟正黑體" w:hAnsi="微軟正黑體"/>
-              </w:rPr>
-            </w:pPr>
-            <w:r>
-              <w:rPr>
-                <w:rFonts w:ascii="微軟正黑體" w:eastAsia="微軟正黑體" w:hAnsi="微軟正黑體" w:hint="eastAsia"/>
-              </w:rPr>
-              <w:t>技術部-徐詩雅</w:t>
-            </w:r>
-          </w:p>
-        </w:tc>
-      </w:tr>
-      <w:tr>
-        <w:tc>
-          <w:tcPr>
-            <w:tcW w:w="2765" w:type="dxa"/>
-            <w:vAlign w:val="center"/>
-          </w:tcPr>
-          <w:p>
-            <w:pPr>
-              <w:spacing w:line="400" w:lineRule="exact"/>
-              <w:jc w:val="both"/>
-              <w:rPr>
-                <w:rFonts w:ascii="微軟正黑體" w:eastAsia="微軟正黑體" w:hAnsi="微軟正黑體"/>
-              </w:rPr>
-            </w:pPr>
-            <w:r>
-              <w:rPr>
-                <w:rFonts w:ascii="微軟正黑體" w:eastAsia="微軟正黑體" w:hAnsi="微軟正黑體"/>
-              </w:rPr>
-              <w:t>2024-08-30</w:t>
-            </w:r>
-          </w:p>
-        </w:tc>
-        <w:tc>
-          <w:tcPr>
-            <w:tcW w:w="2765" w:type="dxa"/>
-            <w:vAlign w:val="center"/>
-          </w:tcPr>
-          <w:p>
-            <w:pPr>
-              <w:spacing w:line="400" w:lineRule="exact"/>
-              <w:jc w:val="both"/>
-              <w:rPr>
-                <w:rFonts w:ascii="微軟正黑體" w:eastAsia="微軟正黑體" w:hAnsi="微軟正黑體"/>
-              </w:rPr>
-            </w:pPr>
-            <w:r>
-              <w:rPr>
-                <w:rFonts w:ascii="微軟正黑體" w:eastAsia="微軟正黑體" w:hAnsi="微軟正黑體"/>
-              </w:rPr>
-              <w:t>不執行</w:t>
-            </w:r>
-            <w:r>
-              <w:rPr>
-                <w:rFonts w:ascii="微軟正黑體" w:eastAsia="微軟正黑體" w:hAnsi="微軟正黑體"/>
-              </w:rPr>
-              <w:br/>
-              <w:t>123</w:t>
-            </w:r>
-          </w:p>
-        </w:tc>
-        <w:tc>
-          <w:tcPr>
-            <w:tcW w:w="2766" w:type="dxa"/>
-            <w:vAlign w:val="center"/>
-          </w:tcPr>
-          <w:p>
-            <w:pPr>
-              <w:spacing w:line="400" w:lineRule="exact"/>
-              <w:jc w:val="both"/>
-              <w:rPr>
-                <w:rFonts w:ascii="微軟正黑體" w:eastAsia="微軟正黑體" w:hAnsi="微軟正黑體"/>
-              </w:rPr>
-            </w:pPr>
-            <w:r>
-              <w:rPr>
-                <w:rFonts w:ascii="微軟正黑體" w:eastAsia="微軟正黑體" w:hAnsi="微軟正黑體"/>
-              </w:rPr>
-              <w:t>08/30 11:13</w:t>
-            </w:r>
-            <w:r>
-              <w:rPr>
-                <w:rFonts w:ascii="微軟正黑體" w:eastAsia="微軟正黑體" w:hAnsi="微軟正黑體"/>
-              </w:rPr>
-              <w:br/>
-              <w:t>技術部-徐詩雅</w:t>
-            </w:r>
-          </w:p>
-        </w:tc>
-      </w:tr>
-      <w:tr>
-        <w:tc>
-          <w:tcPr>
-            <w:tcW w:w="8296" w:type="dxa"/>
-            <w:gridSpan w:val="3"/>
-            <w:shd w:val="clear" w:color="auto" w:fill="C1E4F5" w:themeFill="accent1" w:themeFillTint="33"/>
-            <w:vAlign w:val="center"/>
-          </w:tcPr>
-          <w:p>
-            <w:pPr>
-              <w:spacing w:line="400" w:lineRule="exact"/>
-              <w:jc w:val="both"/>
-              <w:rPr>
-                <w:rFonts w:ascii="微軟正黑體" w:eastAsia="微軟正黑體" w:hAnsi="微軟正黑體"/>
-              </w:rPr>
-            </w:pPr>
-            <w:r>
-              <w:rPr>
-                <w:rFonts w:ascii="微軟正黑體" w:eastAsia="微軟正黑體" w:hAnsi="微軟正黑體" w:hint="eastAsia"/>
-              </w:rPr>
-              <w:t>疾病檢驗</w:t>
-            </w:r>
-          </w:p>
-        </w:tc>
-      </w:tr>
-      <w:tr>
-        <w:tc>
-          <w:tcPr>
-            <w:tcW w:w="2765" w:type="dxa"/>
-            <w:vAlign w:val="center"/>
-          </w:tcPr>
-          <w:p>
-            <w:pPr>
-              <w:spacing w:line="400" w:lineRule="exact"/>
-              <w:jc w:val="both"/>
-              <w:rPr>
-                <w:rFonts w:ascii="微軟正黑體" w:eastAsia="微軟正黑體" w:hAnsi="微軟正黑體"/>
-              </w:rPr>
-            </w:pPr>
-            <w:r>
-              <w:rPr>
-                <w:rFonts w:ascii="微軟正黑體" w:eastAsia="微軟正黑體" w:hAnsi="微軟正黑體"/>
-              </w:rPr>
-              <w:t>排程日期</w:t>
-            </w:r>
-          </w:p>
-        </w:tc>
-        <w:tc>
-          <w:tcPr>
-            <w:tcW w:w="2765" w:type="dxa"/>
-            <w:vAlign w:val="center"/>
-          </w:tcPr>
-          <w:p>
-            <w:pPr>
-              <w:spacing w:line="400" w:lineRule="exact"/>
-              <w:jc w:val="both"/>
-              <w:rPr>
-                <w:rFonts w:ascii="微軟正黑體" w:eastAsia="微軟正黑體" w:hAnsi="微軟正黑體"/>
-              </w:rPr>
-            </w:pPr>
-            <w:r>
-              <w:rPr>
-                <w:rFonts w:ascii="微軟正黑體" w:eastAsia="微軟正黑體" w:hAnsi="微軟正黑體"/>
-              </w:rPr>
-              <w:t>狀態/說明</w:t>
-            </w:r>
-          </w:p>
-        </w:tc>
-        <w:tc>
-          <w:tcPr>
-            <w:tcW w:w="2766" w:type="dxa"/>
-            <w:vAlign w:val="center"/>
-          </w:tcPr>
-          <w:p>
-            <w:pPr>
-              <w:spacing w:line="400" w:lineRule="exact"/>
-              <w:jc w:val="both"/>
-              <w:rPr>
-                <w:rFonts w:ascii="微軟正黑體" w:eastAsia="微軟正黑體" w:hAnsi="微軟正黑體"/>
-              </w:rPr>
-            </w:pPr>
-            <w:r>
-              <w:rPr>
-                <w:rFonts w:ascii="微軟正黑體" w:eastAsia="微軟正黑體" w:hAnsi="微軟正黑體"/>
-              </w:rPr>
-              <w:t>執行時間/執行人員</w:t>
-            </w:r>
-          </w:p>
-        </w:tc>
-      </w:tr>
-      <w:tr>
-        <w:tc>
-          <w:tcPr>
-            <w:tcW w:w="2765" w:type="dxa"/>
-            <w:vAlign w:val="center"/>
-          </w:tcPr>
-          <w:p>
-            <w:pPr>
-              <w:spacing w:line="400" w:lineRule="exact"/>
-              <w:jc w:val="both"/>
-              <w:rPr>
-                <w:rFonts w:ascii="微軟正黑體" w:eastAsia="微軟正黑體" w:hAnsi="微軟正黑體"/>
-              </w:rPr>
-            </w:pPr>
-          </w:p>
-        </w:tc>
-        <w:tc>
-          <w:tcPr>
-            <w:tcW w:w="2765" w:type="dxa"/>
-            <w:vAlign w:val="center"/>
-          </w:tcPr>
-          <w:p>
-            <w:pPr>
-              <w:spacing w:line="400" w:lineRule="exact"/>
-              <w:jc w:val="both"/>
-              <w:rPr>
-                <w:rFonts w:ascii="微軟正黑體" w:eastAsia="微軟正黑體" w:hAnsi="微軟正黑體"/>
-              </w:rPr>
-            </w:pPr>
-            <w:r>
-              <w:rPr>
-                <w:rFonts w:ascii="微軟正黑體" w:eastAsia="微軟正黑體" w:hAnsi="微軟正黑體"/>
-              </w:rPr>
-              <w:t>123</w:t>
-            </w:r>
-          </w:p>
-          <w:p>
-            <w:pPr>
-              <w:spacing w:line="400" w:lineRule="exact"/>
-              <w:jc w:val="both"/>
-              <w:rPr>
-                <w:rFonts w:ascii="微軟正黑體" w:eastAsia="微軟正黑體" w:hAnsi="微軟正黑體"/>
-              </w:rPr>
-            </w:pPr>
-            <w:r>
-              <w:rPr>
-                <w:rFonts w:ascii="微軟正黑體" w:eastAsia="微軟正黑體" w:hAnsi="微軟正黑體"/>
-              </w:rPr>
-              <w:t>EMSToxin</w:t>
-            </w:r>
-          </w:p>
-        </w:tc>
-        <w:tc>
-          <w:tcPr>
-            <w:tcW w:w="2766" w:type="dxa"/>
-            <w:vAlign w:val="center"/>
-          </w:tcPr>
-          <w:p>
-            <w:pPr>
-              <w:spacing w:line="400" w:lineRule="exact"/>
-              <w:jc w:val="both"/>
-              <w:rPr>
-                <w:rFonts w:ascii="微軟正黑體" w:eastAsia="微軟正黑體" w:hAnsi="微軟正黑體"/>
-              </w:rPr>
-            </w:pPr>
-            <w:r>
-              <w:rPr>
-                <w:rFonts w:ascii="微軟正黑體" w:eastAsia="微軟正黑體" w:hAnsi="微軟正黑體"/>
-              </w:rPr>
-              <w:t>2024-08-3</w:t>
-            </w:r>
-            <w:r>
-              <w:rPr>
-                <w:rFonts w:ascii="微軟正黑體" w:eastAsia="微軟正黑體" w:hAnsi="微軟正黑體" w:hint="eastAsia"/>
-              </w:rPr>
-              <w:t>1 00:00</w:t>
-            </w:r>
-          </w:p>
-        </w:tc>
-      </w:tr>
-      <w:tr>
-        <w:tc>
-          <w:tcPr>
-            <w:tcW w:w="8296" w:type="dxa"/>
-            <w:gridSpan w:val="3"/>
-            <w:vAlign w:val="center"/>
-          </w:tcPr>
-          <w:p>
-            <w:pPr>
-              <w:spacing w:line="400" w:lineRule="exact"/>
-              <w:jc w:val="both"/>
-              <w:rPr>
-                <w:rFonts w:ascii="微軟正黑體" w:eastAsia="微軟正黑體" w:hAnsi="微軟正黑體"/>
-                <w:b/>
-                <w:bCs/>
-              </w:rPr>
-            </w:pPr>
-            <w:r>
-              <w:rPr>
-                <w:rFonts w:ascii="微軟正黑體" w:eastAsia="微軟正黑體" w:hAnsi="微軟正黑體" w:hint="eastAsia"/>
-                <w:b/>
-                <w:bCs/>
-              </w:rPr>
-              <w:t>採購</w:t>
-            </w:r>
-          </w:p>
-        </w:tc>
-      </w:tr>
-      <w:tr>
-        <w:tc>
-          <w:tcPr>
-            <w:tcW w:w="8296" w:type="dxa"/>
-            <w:gridSpan w:val="3"/>
-            <w:shd w:val="clear" w:color="auto" w:fill="C1E4F5" w:themeFill="accent1" w:themeFillTint="33"/>
-            <w:vAlign w:val="center"/>
-          </w:tcPr>
-          <w:p>
-            <w:pPr>
-              <w:spacing w:line="400" w:lineRule="exact"/>
-              <w:jc w:val="both"/>
-              <w:rPr>
-                <w:rFonts w:ascii="微軟正黑體" w:eastAsia="微軟正黑體" w:hAnsi="微軟正黑體"/>
-              </w:rPr>
-            </w:pPr>
-            <w:r>
-              <w:rPr>
-                <w:rFonts w:ascii="微軟正黑體" w:eastAsia="微軟正黑體" w:hAnsi="微軟正黑體" w:hint="eastAsia"/>
-              </w:rPr>
-              <w:t>購買苗量</w:t>
-            </w:r>
-          </w:p>
-        </w:tc>
-      </w:tr>
-      <w:tr>
-        <w:tc>
-          <w:tcPr>
-            <w:tcW w:w="2765" w:type="dxa"/>
-            <w:vAlign w:val="center"/>
-          </w:tcPr>
-          <w:p>
-            <w:pPr>
-              <w:spacing w:line="400" w:lineRule="exact"/>
-              <w:jc w:val="both"/>
-              <w:rPr>
-                <w:rFonts w:ascii="微軟正黑體" w:eastAsia="微軟正黑體" w:hAnsi="微軟正黑體"/>
-              </w:rPr>
-            </w:pPr>
-            <w:r>
-              <w:rPr>
-                <w:rFonts w:ascii="微軟正黑體" w:eastAsia="微軟正黑體" w:hAnsi="微軟正黑體"/>
-              </w:rPr>
-              <w:t>排程日期</w:t>
-            </w:r>
-          </w:p>
-        </w:tc>
-        <w:tc>
-          <w:tcPr>
-            <w:tcW w:w="2765" w:type="dxa"/>
-            <w:vAlign w:val="center"/>
-          </w:tcPr>
-          <w:p>
-            <w:pPr>
-              <w:spacing w:line="400" w:lineRule="exact"/>
-              <w:jc w:val="both"/>
-              <w:rPr>
-                <w:rFonts w:ascii="微軟正黑體" w:eastAsia="微軟正黑體" w:hAnsi="微軟正黑體"/>
-              </w:rPr>
-            </w:pPr>
-            <w:r>
-              <w:rPr>
-                <w:rFonts w:ascii="微軟正黑體" w:eastAsia="微軟正黑體" w:hAnsi="微軟正黑體"/>
-              </w:rPr>
-              <w:t>狀態/說明</w:t>
-            </w:r>
-          </w:p>
-        </w:tc>
-        <w:tc>
-          <w:tcPr>
-            <w:tcW w:w="2766" w:type="dxa"/>
-            <w:vAlign w:val="center"/>
-          </w:tcPr>
-          <w:p>
-            <w:pPr>
-              <w:spacing w:line="400" w:lineRule="exact"/>
-              <w:jc w:val="both"/>
-              <w:rPr>
-                <w:rFonts w:ascii="微軟正黑體" w:eastAsia="微軟正黑體" w:hAnsi="微軟正黑體"/>
-              </w:rPr>
-            </w:pPr>
-            <w:r>
-              <w:rPr>
-                <w:rFonts w:ascii="微軟正黑體" w:eastAsia="微軟正黑體" w:hAnsi="微軟正黑體"/>
-              </w:rPr>
-              <w:t>執行時間/執行人員</w:t>
-            </w:r>
-          </w:p>
-        </w:tc>
-      </w:tr>
-      <w:tr>
-        <w:tc>
-          <w:tcPr>
-            <w:tcW w:w="2765" w:type="dxa"/>
-            <w:vAlign w:val="center"/>
-          </w:tcPr>
-          <w:p>
-            <w:pPr>
-              <w:spacing w:line="400" w:lineRule="exact"/>
-              <w:jc w:val="both"/>
-              <w:rPr>
-                <w:rFonts w:ascii="微軟正黑體" w:eastAsia="微軟正黑體" w:hAnsi="微軟正黑體"/>
-              </w:rPr>
-            </w:pPr>
-            <w:r>
-              <w:rPr>
-                <w:rFonts w:ascii="微軟正黑體" w:eastAsia="微軟正黑體" w:hAnsi="微軟正黑體"/>
-              </w:rPr>
-              <w:t>2024-0</w:t>
-            </w:r>
-            <w:r>
-              <w:rPr>
-                <w:rFonts w:ascii="微軟正黑體" w:eastAsia="微軟正黑體" w:hAnsi="微軟正黑體" w:hint="eastAsia"/>
-              </w:rPr>
-              <w:t>9</w:t>
-            </w:r>
-            <w:r>
-              <w:rPr>
-                <w:rFonts w:ascii="微軟正黑體" w:eastAsia="微軟正黑體" w:hAnsi="微軟正黑體"/>
-              </w:rPr>
-              <w:t>-</w:t>
-            </w:r>
-            <w:r>
-              <w:rPr>
-                <w:rFonts w:ascii="微軟正黑體" w:eastAsia="微軟正黑體" w:hAnsi="微軟正黑體" w:hint="eastAsia"/>
-              </w:rPr>
-              <w:t>01</w:t>
-            </w:r>
-          </w:p>
-        </w:tc>
-        <w:tc>
-          <w:tcPr>
-            <w:tcW w:w="2765" w:type="dxa"/>
-            <w:vAlign w:val="center"/>
-          </w:tcPr>
-          <w:p>
-            <w:pPr>
-              <w:spacing w:line="400" w:lineRule="exact"/>
-              <w:jc w:val="both"/>
-              <w:rPr>
-                <w:rFonts w:ascii="微軟正黑體" w:eastAsia="微軟正黑體" w:hAnsi="微軟正黑體"/>
-              </w:rPr>
-            </w:pPr>
-            <w:r>
-              <w:rPr>
-                <w:rFonts w:ascii="微軟正黑體" w:eastAsia="微軟正黑體" w:hAnsi="微軟正黑體" w:hint="eastAsia"/>
-              </w:rPr>
-              <w:t>不執行</w:t>
-            </w:r>
-          </w:p>
-          <w:p>
-            <w:pPr>
-              <w:spacing w:line="400" w:lineRule="exact"/>
-              <w:jc w:val="both"/>
-              <w:rPr>
-                <w:rFonts w:ascii="微軟正黑體" w:eastAsia="微軟正黑體" w:hAnsi="微軟正黑體"/>
-              </w:rPr>
-            </w:pPr>
-            <w:r>
-              <w:rPr>
-                <w:rFonts w:ascii="微軟正黑體" w:eastAsia="微軟正黑體" w:hAnsi="微軟正黑體"/>
-              </w:rPr>
-              <w:t>123</w:t>
-            </w:r>
-          </w:p>
-        </w:tc>
-        <w:tc>
-          <w:tcPr>
-            <w:tcW w:w="2766" w:type="dxa"/>
-            <w:vAlign w:val="center"/>
-          </w:tcPr>
-          <w:p>
-            <w:pPr>
-              <w:spacing w:line="400" w:lineRule="exact"/>
-              <w:jc w:val="both"/>
-              <w:rPr>
-                <w:rFonts w:ascii="微軟正黑體" w:eastAsia="微軟正黑體" w:hAnsi="微軟正黑體"/>
-              </w:rPr>
-            </w:pPr>
-            <w:r>
-              <w:rPr>
-                <w:rFonts w:ascii="微軟正黑體" w:eastAsia="微軟正黑體" w:hAnsi="微軟正黑體"/>
-              </w:rPr>
-              <w:t>0</w:t>
-            </w:r>
-            <w:r>
-              <w:rPr>
-                <w:rFonts w:ascii="微軟正黑體" w:eastAsia="微軟正黑體" w:hAnsi="微軟正黑體" w:hint="eastAsia"/>
-              </w:rPr>
-              <w:t>9</w:t>
-            </w:r>
-            <w:r>
-              <w:rPr>
-                <w:rFonts w:ascii="微軟正黑體" w:eastAsia="微軟正黑體" w:hAnsi="微軟正黑體"/>
-              </w:rPr>
-              <w:t>/</w:t>
-            </w:r>
-            <w:r>
-              <w:rPr>
-                <w:rFonts w:ascii="微軟正黑體" w:eastAsia="微軟正黑體" w:hAnsi="微軟正黑體" w:hint="eastAsia"/>
-              </w:rPr>
-              <w:t>01</w:t>
-            </w:r>
-            <w:r>
-              <w:rPr>
-                <w:rFonts w:ascii="微軟正黑體" w:eastAsia="微軟正黑體" w:hAnsi="微軟正黑體"/>
-              </w:rPr>
-              <w:t xml:space="preserve"> 11:12</w:t>
-            </w:r>
-            <w:r>
-              <w:rPr>
-                <w:rFonts w:ascii="微軟正黑體" w:eastAsia="微軟正黑體" w:hAnsi="微軟正黑體"/>
-              </w:rPr>
-              <w:br/>
-              <w:t>技術部-徐詩雅</w:t>
-            </w:r>
-          </w:p>
-        </w:tc>
-      </w:tr>
-      <w:tr>
-        <w:tc>
-          <w:tcPr>
-            <w:tcW w:w="2765" w:type="dxa"/>
-            <w:vAlign w:val="center"/>
-          </w:tcPr>
-          <w:p>
-            <w:pPr>
-              <w:spacing w:line="400" w:lineRule="exact"/>
-              <w:jc w:val="both"/>
-              <w:rPr>
-                <w:rFonts w:ascii="微軟正黑體" w:eastAsia="微軟正黑體" w:hAnsi="微軟正黑體"/>
-              </w:rPr>
-            </w:pPr>
-            <w:r>
-              <w:rPr>
-                <w:rFonts w:ascii="微軟正黑體" w:eastAsia="微軟正黑體" w:hAnsi="微軟正黑體"/>
-              </w:rPr>
-              <w:t>2024-0</w:t>
-            </w:r>
-            <w:r>
-              <w:rPr>
-                <w:rFonts w:ascii="微軟正黑體" w:eastAsia="微軟正黑體" w:hAnsi="微軟正黑體" w:hint="eastAsia"/>
-              </w:rPr>
-              <w:t>9</w:t>
-            </w:r>
-            <w:r>
-              <w:rPr>
-                <w:rFonts w:ascii="微軟正黑體" w:eastAsia="微軟正黑體" w:hAnsi="微軟正黑體"/>
-              </w:rPr>
-              <w:t>-</w:t>
-            </w:r>
-            <w:r>
-              <w:rPr>
-                <w:rFonts w:ascii="微軟正黑體" w:eastAsia="微軟正黑體" w:hAnsi="微軟正黑體" w:hint="eastAsia"/>
-              </w:rPr>
-              <w:t>02</w:t>
-            </w:r>
-          </w:p>
-        </w:tc>
-        <w:tc>
-          <w:tcPr>
-            <w:tcW w:w="2765" w:type="dxa"/>
-            <w:vAlign w:val="center"/>
-          </w:tcPr>
-          <w:p>
-            <w:pPr>
-              <w:spacing w:line="400" w:lineRule="exact"/>
-              <w:jc w:val="both"/>
-              <w:rPr>
-                <w:rFonts w:ascii="微軟正黑體" w:eastAsia="微軟正黑體" w:hAnsi="微軟正黑體"/>
-              </w:rPr>
-            </w:pPr>
-            <w:r>
-              <w:rPr>
-                <w:rFonts w:ascii="微軟正黑體" w:eastAsia="微軟正黑體" w:hAnsi="微軟正黑體" w:hint="eastAsia"/>
-              </w:rPr>
-              <w:t>執行</w:t>
-            </w:r>
-          </w:p>
-        </w:tc>
-        <w:tc>
-          <w:tcPr>
-            <w:tcW w:w="2766" w:type="dxa"/>
-            <w:vAlign w:val="center"/>
-          </w:tcPr>
-          <w:p>
-            <w:pPr>
-              <w:spacing w:line="400" w:lineRule="exact"/>
-              <w:jc w:val="both"/>
-              <w:rPr>
-                <w:rFonts w:ascii="微軟正黑體" w:eastAsia="微軟正黑體" w:hAnsi="微軟正黑體"/>
-              </w:rPr>
-            </w:pPr>
-            <w:r>
-              <w:rPr>
-                <w:rFonts w:ascii="微軟正黑體" w:eastAsia="微軟正黑體" w:hAnsi="微軟正黑體"/>
-              </w:rPr>
-              <w:t>0</w:t>
-            </w:r>
-            <w:r>
-              <w:rPr>
-                <w:rFonts w:ascii="微軟正黑體" w:eastAsia="微軟正黑體" w:hAnsi="微軟正黑體" w:hint="eastAsia"/>
-              </w:rPr>
-              <w:t>9</w:t>
-            </w:r>
-            <w:r>
-              <w:rPr>
-                <w:rFonts w:ascii="微軟正黑體" w:eastAsia="微軟正黑體" w:hAnsi="微軟正黑體"/>
-              </w:rPr>
-              <w:t>/</w:t>
-            </w:r>
-            <w:r>
-              <w:rPr>
-                <w:rFonts w:ascii="微軟正黑體" w:eastAsia="微軟正黑體" w:hAnsi="微軟正黑體" w:hint="eastAsia"/>
-              </w:rPr>
-              <w:t>02</w:t>
-            </w:r>
-            <w:r>
-              <w:rPr>
-                <w:rFonts w:ascii="微軟正黑體" w:eastAsia="微軟正黑體" w:hAnsi="微軟正黑體"/>
-              </w:rPr>
-              <w:t xml:space="preserve"> 11:13</w:t>
-            </w:r>
-          </w:p>
-          <w:p>
-            <w:pPr>
-              <w:spacing w:line="400" w:lineRule="exact"/>
-              <w:jc w:val="both"/>
-              <w:rPr>
-                <w:rFonts w:ascii="微軟正黑體" w:eastAsia="微軟正黑體" w:hAnsi="微軟正黑體"/>
-              </w:rPr>
-            </w:pPr>
-            <w:r>
-              <w:rPr>
-                <w:rFonts w:ascii="微軟正黑體" w:eastAsia="微軟正黑體" w:hAnsi="微軟正黑體" w:hint="eastAsia"/>
-              </w:rPr>
-              <w:t>技術部-徐詩雅</w:t>
+                <w:rFonts w:ascii="微軟正黑體" w:eastAsia="微軟正黑體" w:hAnsi="微軟正黑體" w:hint="eastAsia"/>
+              </w:rPr>
+              <w:t>{</w:t>
+            </w:r>
+            <w:r>
+              <w:rPr>
+                <w:rFonts w:ascii="微軟正黑體" w:eastAsia="微軟正黑體" w:hAnsi="微軟正黑體"/>
+              </w:rPr>
+              <w:t>executor</w:t>
+            </w:r>
+            <w:r>
+              <w:rPr>
+                <w:rFonts w:ascii="微軟正黑體" w:eastAsia="微軟正黑體" w:hAnsi="微軟正黑體" w:hint="eastAsia"/>
+              </w:rPr>
+              <w:t>}</w:t>
+            </w:r>
+            <w:r>
+              <w:rPr>
+                <w:rFonts w:ascii="微軟正黑體" w:eastAsia="微軟正黑體" w:hAnsi="微軟正黑體" w:hint="eastAsia"/>
+                <w:b/>
+                <w:bCs/>
+              </w:rPr>
+              <w:t>{/}</w:t>
+            </w:r>
+            <w:r>
+              <w:rPr>
+                <w:rFonts w:ascii="微軟正黑體" w:eastAsia="微軟正黑體" w:hAnsi="微軟正黑體" w:hint="eastAsia"/>
+              </w:rPr>
+              <w:t>{/}</w:t>
+            </w:r>
+            <w:r>
+              <w:rPr>
+                <w:rFonts w:ascii="微軟正黑體" w:eastAsia="微軟正黑體" w:hAnsi="微軟正黑體" w:hint="eastAsia"/>
+              </w:rPr>
+              <w:t>{/}</w:t>
             </w:r>
           </w:p>
         </w:tc>
@@ -1843,17 +2365,2233 @@
     </w:tbl>
     <w:p>
       <w:pPr>
+        <w:spacing w:after="0" w:line="400" w:lineRule="exact"/>
+        <w:jc w:val="both"/>
         <w:rPr>
           <w:rFonts w:ascii="微軟正黑體" w:eastAsia="微軟正黑體" w:hAnsi="微軟正黑體"/>
-          <w:b/>
-          <w:bCs/>
-        </w:rPr>
-      </w:pPr>
+        </w:rPr>
+      </w:pPr>
+    </w:p>
+    <w:p>
+      <w:pPr>
+        <w:rPr>
+          <w:rFonts w:ascii="微軟正黑體" w:eastAsia="微軟正黑體" w:hAnsi="微軟正黑體"/>
+          <w:b/>
+          <w:bCs/>
+          <w:color w:val="156082" w:themeColor="accent1"/>
+          <w:sz w:val="32"/>
+          <w:szCs w:val="32"/>
+        </w:rPr>
+      </w:pPr>
+      <w:r>
+        <w:rPr>
+          <w:rFonts w:ascii="微軟正黑體" w:eastAsia="微軟正黑體" w:hAnsi="微軟正黑體" w:hint="eastAsia"/>
+          <w:b/>
+          <w:bCs/>
+          <w:color w:val="156082" w:themeColor="accent1"/>
+          <w:sz w:val="28"/>
+          <w:szCs w:val="28"/>
+        </w:rPr>
+        <w:t>{/}</w:t>
+      </w:r>
+    </w:p>
+    <w:p>
+      <w:pPr>
+        <w:widowControl/>
+      </w:pPr>
+      <w:r>
+        <w:br w:type="page"/>
+      </w:r>
+    </w:p>
+    <w:p>
+      <w:pPr>
+        <w:rPr>
+          <w:rFonts w:ascii="微軟正黑體" w:eastAsia="微軟正黑體" w:hAnsi="微軟正黑體"/>
+          <w:b/>
+          <w:bCs/>
+          <w:color w:val="156082" w:themeColor="accent1"/>
+          <w:sz w:val="32"/>
+          <w:szCs w:val="32"/>
+        </w:rPr>
+      </w:pPr>
+      <w:bookmarkStart w:id="0" w:name="_Hlk180422072"/>
+      <w:r>
+        <w:rPr>
+          <w:rFonts w:ascii="微軟正黑體" w:eastAsia="微軟正黑體" w:hAnsi="微軟正黑體" w:hint="eastAsia"/>
+          <w:b/>
+          <w:bCs/>
+          <w:color w:val="156082" w:themeColor="accent1"/>
+          <w:sz w:val="32"/>
+          <w:szCs w:val="32"/>
+        </w:rPr>
+        <w:lastRenderedPageBreak/>
+        <w:t>三、水質</w:t>
+      </w:r>
+      <w:r>
+        <w:rPr>
+          <w:rFonts w:ascii="微軟正黑體" w:eastAsia="微軟正黑體" w:hAnsi="微軟正黑體" w:hint="eastAsia"/>
+          <w:b/>
+          <w:bCs/>
+          <w:color w:val="156082" w:themeColor="accent1"/>
+          <w:sz w:val="32"/>
+          <w:szCs w:val="32"/>
+        </w:rPr>
+        <w:t>紀錄</w:t>
+      </w:r>
+    </w:p>
+    <w:bookmarkEnd w:id="0"/>
+    <w:p>
+      <w:pPr>
+        <w:rPr>
+          <w:rFonts w:ascii="微軟正黑體" w:eastAsia="微軟正黑體" w:hAnsi="微軟正黑體"/>
+          <w:b/>
+          <w:bCs/>
+          <w:color w:val="156082" w:themeColor="accent1"/>
+          <w:sz w:val="32"/>
+          <w:szCs w:val="32"/>
+        </w:rPr>
+      </w:pPr>
+      <w:r>
+        <w:rPr>
+          <w:rFonts w:ascii="微軟正黑體" w:eastAsia="微軟正黑體" w:hAnsi="微軟正黑體" w:hint="eastAsia"/>
+          <w:b/>
+          <w:bCs/>
+          <w:color w:val="156082" w:themeColor="accent1"/>
+          <w:sz w:val="28"/>
+          <w:szCs w:val="28"/>
+        </w:rPr>
+        <w:t xml:space="preserve">1. </w:t>
+      </w:r>
+      <w:r>
+        <w:rPr>
+          <w:rFonts w:ascii="微軟正黑體" w:eastAsia="微軟正黑體" w:hAnsi="微軟正黑體" w:hint="eastAsia"/>
+          <w:b/>
+          <w:bCs/>
+          <w:color w:val="156082" w:themeColor="accent1"/>
+          <w:sz w:val="28"/>
+          <w:szCs w:val="28"/>
+        </w:rPr>
+        <w:t>溶氧濃度</w:t>
+      </w:r>
+      <w:r>
+        <w:rPr>
+          <w:rFonts w:ascii="微軟正黑體" w:eastAsia="微軟正黑體" w:hAnsi="微軟正黑體" w:hint="eastAsia"/>
+          <w:b/>
+          <w:bCs/>
+          <w:color w:val="156082" w:themeColor="accent1"/>
+          <w:sz w:val="28"/>
+          <w:szCs w:val="28"/>
+        </w:rPr>
+        <w:t>(ppm)</w:t>
+      </w:r>
+    </w:p>
+    <w:p>
+      <w:pPr>
+        <w:rPr>
+          <w:rFonts w:ascii="微軟正黑體" w:eastAsia="微軟正黑體" w:hAnsi="微軟正黑體"/>
+          <w:b/>
+          <w:bCs/>
+          <w:color w:val="156082" w:themeColor="accent1"/>
+          <w:sz w:val="28"/>
+          <w:szCs w:val="28"/>
+        </w:rPr>
+      </w:pPr>
+      <w:r>
+        <w:rPr>
+          <w:rFonts w:ascii="微軟正黑體" w:eastAsia="微軟正黑體" w:hAnsi="微軟正黑體" w:hint="eastAsia"/>
+          <w:b/>
+          <w:bCs/>
+          <w:color w:val="156082" w:themeColor="accent1"/>
+          <w:sz w:val="28"/>
+          <w:szCs w:val="28"/>
+        </w:rPr>
+        <w:t>{#D</w:t>
+      </w:r>
+      <w:r>
+        <w:rPr>
+          <w:rFonts w:ascii="微軟正黑體" w:eastAsia="微軟正黑體" w:hAnsi="微軟正黑體" w:hint="eastAsia"/>
+          <w:b/>
+          <w:bCs/>
+          <w:color w:val="156082" w:themeColor="accent1"/>
+          <w:sz w:val="28"/>
+          <w:szCs w:val="28"/>
+        </w:rPr>
+        <w:t>o</w:t>
+      </w:r>
+      <w:r>
+        <w:rPr>
+          <w:rFonts w:ascii="微軟正黑體" w:eastAsia="微軟正黑體" w:hAnsi="微軟正黑體" w:hint="eastAsia"/>
+          <w:b/>
+          <w:bCs/>
+          <w:color w:val="156082" w:themeColor="accent1"/>
+          <w:sz w:val="28"/>
+          <w:szCs w:val="28"/>
+        </w:rPr>
+        <w:t>}</w:t>
+      </w:r>
     </w:p>
     <w:tbl>
       <w:tblPr>
         <w:tblStyle w:val="a7"/>
         <w:tblW w:w="0" w:type="auto"/>
+        <w:tblLayout w:type="fixed"/>
+        <w:tblLook w:val="04A0" w:firstRow="1" w:lastRow="0" w:firstColumn="1" w:lastColumn="0" w:noHBand="0" w:noVBand="1"/>
+      </w:tblPr>
+      <w:tblGrid>
+        <w:gridCol w:w="1185"/>
+        <w:gridCol w:w="1185"/>
+        <w:gridCol w:w="1185"/>
+        <w:gridCol w:w="1185"/>
+        <w:gridCol w:w="1185"/>
+        <w:gridCol w:w="1185"/>
+        <w:gridCol w:w="1186"/>
+      </w:tblGrid>
+      <w:tr>
+        <w:tc>
+          <w:tcPr>
+            <w:tcW w:w="8296" w:type="dxa"/>
+            <w:gridSpan w:val="7"/>
+          </w:tcPr>
+          <w:p>
+            <w:pPr>
+              <w:jc w:val="center"/>
+              <w:rPr>
+                <w:rFonts w:ascii="微軟正黑體" w:eastAsia="微軟正黑體" w:hAnsi="微軟正黑體"/>
+                <w:b/>
+                <w:bCs/>
+                <w:color w:val="156082" w:themeColor="accent1"/>
+                <w:sz w:val="32"/>
+                <w:szCs w:val="32"/>
+              </w:rPr>
+            </w:pPr>
+            <w:r>
+              <w:rPr>
+                <w:rFonts w:ascii="微軟正黑體" w:eastAsia="微軟正黑體" w:hAnsi="微軟正黑體" w:hint="eastAsia"/>
+                <w:b/>
+                <w:bCs/>
+                <w:color w:val="000000" w:themeColor="text1"/>
+                <w:sz w:val="20"/>
+                <w:szCs w:val="20"/>
+              </w:rPr>
+              <w:t>{year}年</w:t>
+            </w:r>
+            <w:r>
+              <w:rPr>
+                <w:rFonts w:ascii="微軟正黑體" w:eastAsia="微軟正黑體" w:hAnsi="微軟正黑體" w:hint="eastAsia"/>
+                <w:b/>
+                <w:bCs/>
+                <w:color w:val="000000" w:themeColor="text1"/>
+                <w:sz w:val="20"/>
+                <w:szCs w:val="20"/>
+              </w:rPr>
+              <w:t>{month}月</w:t>
+            </w:r>
+          </w:p>
+        </w:tc>
+      </w:tr>
+      <w:tr>
+        <w:tc>
+          <w:tcPr>
+            <w:tcW w:w="1185" w:type="dxa"/>
+          </w:tcPr>
+          <w:p>
+            <w:pPr>
+              <w:rPr>
+                <w:rFonts w:ascii="微軟正黑體" w:eastAsia="微軟正黑體" w:hAnsi="微軟正黑體"/>
+                <w:b/>
+                <w:bCs/>
+                <w:color w:val="000000" w:themeColor="text1"/>
+                <w:sz w:val="16"/>
+                <w:szCs w:val="16"/>
+              </w:rPr>
+            </w:pPr>
+            <w:r>
+              <w:rPr>
+                <w:rFonts w:ascii="微軟正黑體" w:eastAsia="微軟正黑體" w:hAnsi="微軟正黑體" w:hint="eastAsia"/>
+                <w:b/>
+                <w:bCs/>
+                <w:color w:val="000000" w:themeColor="text1"/>
+                <w:sz w:val="16"/>
+                <w:szCs w:val="16"/>
+              </w:rPr>
+              <w:t>{</w:t>
+            </w:r>
+            <w:r>
+              <w:rPr>
+                <w:rFonts w:ascii="微軟正黑體" w:eastAsia="微軟正黑體" w:hAnsi="微軟正黑體" w:hint="eastAsia"/>
+                <w:b/>
+                <w:bCs/>
+                <w:color w:val="000000" w:themeColor="text1"/>
+                <w:sz w:val="16"/>
+                <w:szCs w:val="16"/>
+              </w:rPr>
+              <w:t>#</w:t>
+            </w:r>
+            <w:r>
+              <w:rPr>
+                <w:rFonts w:ascii="微軟正黑體" w:eastAsia="微軟正黑體" w:hAnsi="微軟正黑體" w:hint="eastAsia"/>
+                <w:b/>
+                <w:bCs/>
+                <w:color w:val="000000" w:themeColor="text1"/>
+                <w:sz w:val="16"/>
+                <w:szCs w:val="16"/>
+              </w:rPr>
+              <w:t>data}</w:t>
+            </w:r>
+            <w:r>
+              <w:rPr>
+                <w:rFonts w:ascii="微軟正黑體" w:eastAsia="微軟正黑體" w:hAnsi="微軟正黑體" w:hint="eastAsia"/>
+                <w:b/>
+                <w:bCs/>
+                <w:color w:val="000000" w:themeColor="text1"/>
+                <w:sz w:val="16"/>
+                <w:szCs w:val="16"/>
+              </w:rPr>
+              <w:t>{</w:t>
+            </w:r>
+            <w:r>
+              <w:rPr>
+                <w:rFonts w:ascii="微軟正黑體" w:eastAsia="微軟正黑體" w:hAnsi="微軟正黑體" w:hint="eastAsia"/>
+                <w:b/>
+                <w:bCs/>
+                <w:color w:val="000000" w:themeColor="text1"/>
+                <w:sz w:val="16"/>
+                <w:szCs w:val="16"/>
+              </w:rPr>
+              <w:t>day1</w:t>
+            </w:r>
+            <w:r>
+              <w:rPr>
+                <w:rFonts w:ascii="微軟正黑體" w:eastAsia="微軟正黑體" w:hAnsi="微軟正黑體" w:hint="eastAsia"/>
+                <w:b/>
+                <w:bCs/>
+                <w:color w:val="000000" w:themeColor="text1"/>
+                <w:sz w:val="16"/>
+                <w:szCs w:val="16"/>
+              </w:rPr>
+              <w:t>}</w:t>
+            </w:r>
+          </w:p>
+        </w:tc>
+        <w:tc>
+          <w:tcPr>
+            <w:tcW w:w="1185" w:type="dxa"/>
+          </w:tcPr>
+          <w:p>
+            <w:pPr>
+              <w:rPr>
+                <w:rFonts w:ascii="微軟正黑體" w:eastAsia="微軟正黑體" w:hAnsi="微軟正黑體"/>
+                <w:b/>
+                <w:bCs/>
+                <w:color w:val="000000" w:themeColor="text1"/>
+                <w:sz w:val="16"/>
+                <w:szCs w:val="16"/>
+              </w:rPr>
+            </w:pPr>
+            <w:r>
+              <w:rPr>
+                <w:rFonts w:ascii="微軟正黑體" w:eastAsia="微軟正黑體" w:hAnsi="微軟正黑體" w:hint="eastAsia"/>
+                <w:b/>
+                <w:bCs/>
+                <w:color w:val="000000" w:themeColor="text1"/>
+                <w:sz w:val="16"/>
+                <w:szCs w:val="16"/>
+              </w:rPr>
+              <w:t>{day2}</w:t>
+            </w:r>
+          </w:p>
+        </w:tc>
+        <w:tc>
+          <w:tcPr>
+            <w:tcW w:w="1185" w:type="dxa"/>
+          </w:tcPr>
+          <w:p>
+            <w:pPr>
+              <w:rPr>
+                <w:rFonts w:ascii="微軟正黑體" w:eastAsia="微軟正黑體" w:hAnsi="微軟正黑體"/>
+                <w:b/>
+                <w:bCs/>
+                <w:color w:val="000000" w:themeColor="text1"/>
+                <w:sz w:val="16"/>
+                <w:szCs w:val="16"/>
+              </w:rPr>
+            </w:pPr>
+            <w:r>
+              <w:rPr>
+                <w:rFonts w:ascii="微軟正黑體" w:eastAsia="微軟正黑體" w:hAnsi="微軟正黑體" w:hint="eastAsia"/>
+                <w:b/>
+                <w:bCs/>
+                <w:color w:val="000000" w:themeColor="text1"/>
+                <w:sz w:val="16"/>
+                <w:szCs w:val="16"/>
+              </w:rPr>
+              <w:t>{day3}</w:t>
+            </w:r>
+          </w:p>
+        </w:tc>
+        <w:tc>
+          <w:tcPr>
+            <w:tcW w:w="1185" w:type="dxa"/>
+          </w:tcPr>
+          <w:p>
+            <w:pPr>
+              <w:rPr>
+                <w:rFonts w:ascii="微軟正黑體" w:eastAsia="微軟正黑體" w:hAnsi="微軟正黑體"/>
+                <w:b/>
+                <w:bCs/>
+                <w:color w:val="000000" w:themeColor="text1"/>
+                <w:sz w:val="16"/>
+                <w:szCs w:val="16"/>
+              </w:rPr>
+            </w:pPr>
+            <w:r>
+              <w:rPr>
+                <w:rFonts w:ascii="微軟正黑體" w:eastAsia="微軟正黑體" w:hAnsi="微軟正黑體" w:hint="eastAsia"/>
+                <w:b/>
+                <w:bCs/>
+                <w:color w:val="000000" w:themeColor="text1"/>
+                <w:sz w:val="16"/>
+                <w:szCs w:val="16"/>
+              </w:rPr>
+              <w:t>{day4}</w:t>
+            </w:r>
+          </w:p>
+        </w:tc>
+        <w:tc>
+          <w:tcPr>
+            <w:tcW w:w="1185" w:type="dxa"/>
+          </w:tcPr>
+          <w:p>
+            <w:pPr>
+              <w:rPr>
+                <w:rFonts w:ascii="微軟正黑體" w:eastAsia="微軟正黑體" w:hAnsi="微軟正黑體"/>
+                <w:b/>
+                <w:bCs/>
+                <w:color w:val="000000" w:themeColor="text1"/>
+                <w:sz w:val="16"/>
+                <w:szCs w:val="16"/>
+              </w:rPr>
+            </w:pPr>
+            <w:r>
+              <w:rPr>
+                <w:rFonts w:ascii="微軟正黑體" w:eastAsia="微軟正黑體" w:hAnsi="微軟正黑體" w:hint="eastAsia"/>
+                <w:b/>
+                <w:bCs/>
+                <w:color w:val="000000" w:themeColor="text1"/>
+                <w:sz w:val="16"/>
+                <w:szCs w:val="16"/>
+              </w:rPr>
+              <w:t>{day5}</w:t>
+            </w:r>
+          </w:p>
+        </w:tc>
+        <w:tc>
+          <w:tcPr>
+            <w:tcW w:w="1185" w:type="dxa"/>
+          </w:tcPr>
+          <w:p>
+            <w:pPr>
+              <w:rPr>
+                <w:rFonts w:ascii="微軟正黑體" w:eastAsia="微軟正黑體" w:hAnsi="微軟正黑體"/>
+                <w:b/>
+                <w:bCs/>
+                <w:color w:val="000000" w:themeColor="text1"/>
+                <w:sz w:val="16"/>
+                <w:szCs w:val="16"/>
+              </w:rPr>
+            </w:pPr>
+            <w:r>
+              <w:rPr>
+                <w:rFonts w:ascii="微軟正黑體" w:eastAsia="微軟正黑體" w:hAnsi="微軟正黑體" w:hint="eastAsia"/>
+                <w:b/>
+                <w:bCs/>
+                <w:color w:val="000000" w:themeColor="text1"/>
+                <w:sz w:val="16"/>
+                <w:szCs w:val="16"/>
+              </w:rPr>
+              <w:t>{day6}</w:t>
+            </w:r>
+          </w:p>
+        </w:tc>
+        <w:tc>
+          <w:tcPr>
+            <w:tcW w:w="1186" w:type="dxa"/>
+          </w:tcPr>
+          <w:p>
+            <w:pPr>
+              <w:rPr>
+                <w:rFonts w:ascii="微軟正黑體" w:eastAsia="微軟正黑體" w:hAnsi="微軟正黑體"/>
+                <w:b/>
+                <w:bCs/>
+                <w:color w:val="000000" w:themeColor="text1"/>
+                <w:sz w:val="16"/>
+                <w:szCs w:val="16"/>
+              </w:rPr>
+            </w:pPr>
+            <w:r>
+              <w:rPr>
+                <w:rFonts w:ascii="微軟正黑體" w:eastAsia="微軟正黑體" w:hAnsi="微軟正黑體" w:hint="eastAsia"/>
+                <w:b/>
+                <w:bCs/>
+                <w:color w:val="000000" w:themeColor="text1"/>
+                <w:sz w:val="16"/>
+                <w:szCs w:val="16"/>
+              </w:rPr>
+              <w:t>{day7}{/}</w:t>
+            </w:r>
+          </w:p>
+        </w:tc>
+      </w:tr>
+    </w:tbl>
+    <w:p>
+      <w:pPr>
+        <w:rPr>
+          <w:rFonts w:ascii="微軟正黑體" w:eastAsia="微軟正黑體" w:hAnsi="微軟正黑體"/>
+          <w:b/>
+          <w:bCs/>
+          <w:color w:val="156082" w:themeColor="accent1"/>
+          <w:sz w:val="32"/>
+          <w:szCs w:val="32"/>
+        </w:rPr>
+      </w:pPr>
+      <w:r>
+        <w:rPr>
+          <w:rFonts w:ascii="微軟正黑體" w:eastAsia="微軟正黑體" w:hAnsi="微軟正黑體" w:hint="eastAsia"/>
+          <w:b/>
+          <w:bCs/>
+          <w:color w:val="156082" w:themeColor="accent1"/>
+          <w:sz w:val="28"/>
+          <w:szCs w:val="28"/>
+        </w:rPr>
+        <w:t>{/}</w:t>
+      </w:r>
+    </w:p>
+    <w:p>
+      <w:pPr>
+        <w:spacing w:after="0" w:line="400" w:lineRule="exact"/>
+        <w:jc w:val="both"/>
+        <w:rPr>
+          <w:rFonts w:ascii="微軟正黑體" w:eastAsia="微軟正黑體" w:hAnsi="微軟正黑體"/>
+        </w:rPr>
+      </w:pPr>
+    </w:p>
+    <w:p>
+      <w:pPr>
+        <w:rPr>
+          <w:rFonts w:ascii="微軟正黑體" w:eastAsia="微軟正黑體" w:hAnsi="微軟正黑體"/>
+          <w:b/>
+          <w:bCs/>
+          <w:color w:val="156082" w:themeColor="accent1"/>
+          <w:sz w:val="32"/>
+          <w:szCs w:val="32"/>
+        </w:rPr>
+      </w:pPr>
+      <w:r>
+        <w:rPr>
+          <w:rFonts w:ascii="微軟正黑體" w:eastAsia="微軟正黑體" w:hAnsi="微軟正黑體" w:hint="eastAsia"/>
+          <w:b/>
+          <w:bCs/>
+          <w:color w:val="156082" w:themeColor="accent1"/>
+          <w:sz w:val="28"/>
+          <w:szCs w:val="28"/>
+        </w:rPr>
+        <w:t>2. 酸鹼值</w:t>
+      </w:r>
+    </w:p>
+    <w:p>
+      <w:pPr>
+        <w:rPr>
+          <w:rFonts w:ascii="微軟正黑體" w:eastAsia="微軟正黑體" w:hAnsi="微軟正黑體"/>
+          <w:b/>
+          <w:bCs/>
+          <w:color w:val="156082" w:themeColor="accent1"/>
+          <w:sz w:val="28"/>
+          <w:szCs w:val="28"/>
+        </w:rPr>
+      </w:pPr>
+      <w:r>
+        <w:rPr>
+          <w:rFonts w:ascii="微軟正黑體" w:eastAsia="微軟正黑體" w:hAnsi="微軟正黑體" w:hint="eastAsia"/>
+          <w:b/>
+          <w:bCs/>
+          <w:color w:val="156082" w:themeColor="accent1"/>
+          <w:sz w:val="28"/>
+          <w:szCs w:val="28"/>
+        </w:rPr>
+        <w:t>{#</w:t>
+      </w:r>
+      <w:r>
+        <w:rPr>
+          <w:rFonts w:ascii="微軟正黑體" w:eastAsia="微軟正黑體" w:hAnsi="微軟正黑體"/>
+          <w:b/>
+          <w:bCs/>
+          <w:color w:val="156082" w:themeColor="accent1"/>
+          <w:sz w:val="28"/>
+          <w:szCs w:val="28"/>
+        </w:rPr>
+        <w:t>p</w:t>
+      </w:r>
+      <w:r>
+        <w:rPr>
+          <w:rFonts w:ascii="微軟正黑體" w:eastAsia="微軟正黑體" w:hAnsi="微軟正黑體" w:hint="eastAsia"/>
+          <w:b/>
+          <w:bCs/>
+          <w:color w:val="156082" w:themeColor="accent1"/>
+          <w:sz w:val="28"/>
+          <w:szCs w:val="28"/>
+        </w:rPr>
+        <w:t>h</w:t>
+      </w:r>
+      <w:r>
+        <w:rPr>
+          <w:rFonts w:ascii="微軟正黑體" w:eastAsia="微軟正黑體" w:hAnsi="微軟正黑體" w:hint="eastAsia"/>
+          <w:b/>
+          <w:bCs/>
+          <w:color w:val="156082" w:themeColor="accent1"/>
+          <w:sz w:val="28"/>
+          <w:szCs w:val="28"/>
+        </w:rPr>
+        <w:t>}</w:t>
+      </w:r>
+    </w:p>
+    <w:tbl>
+      <w:tblPr>
+        <w:tblStyle w:val="a7"/>
+        <w:tblW w:w="0" w:type="auto"/>
+        <w:tblLayout w:type="fixed"/>
+        <w:tblLook w:val="04A0" w:firstRow="1" w:lastRow="0" w:firstColumn="1" w:lastColumn="0" w:noHBand="0" w:noVBand="1"/>
+      </w:tblPr>
+      <w:tblGrid>
+        <w:gridCol w:w="1185"/>
+        <w:gridCol w:w="1185"/>
+        <w:gridCol w:w="1185"/>
+        <w:gridCol w:w="1185"/>
+        <w:gridCol w:w="1185"/>
+        <w:gridCol w:w="1185"/>
+        <w:gridCol w:w="1186"/>
+      </w:tblGrid>
+      <w:tr>
+        <w:tc>
+          <w:tcPr>
+            <w:tcW w:w="8296" w:type="dxa"/>
+            <w:gridSpan w:val="7"/>
+          </w:tcPr>
+          <w:p>
+            <w:pPr>
+              <w:jc w:val="center"/>
+              <w:rPr>
+                <w:rFonts w:ascii="微軟正黑體" w:eastAsia="微軟正黑體" w:hAnsi="微軟正黑體"/>
+                <w:b/>
+                <w:bCs/>
+                <w:color w:val="156082" w:themeColor="accent1"/>
+                <w:sz w:val="32"/>
+                <w:szCs w:val="32"/>
+              </w:rPr>
+            </w:pPr>
+            <w:r>
+              <w:rPr>
+                <w:rFonts w:ascii="微軟正黑體" w:eastAsia="微軟正黑體" w:hAnsi="微軟正黑體" w:hint="eastAsia"/>
+                <w:b/>
+                <w:bCs/>
+                <w:color w:val="000000" w:themeColor="text1"/>
+                <w:sz w:val="20"/>
+                <w:szCs w:val="20"/>
+              </w:rPr>
+              <w:t>{year}年</w:t>
+            </w:r>
+            <w:r>
+              <w:rPr>
+                <w:rFonts w:ascii="微軟正黑體" w:eastAsia="微軟正黑體" w:hAnsi="微軟正黑體" w:hint="eastAsia"/>
+                <w:b/>
+                <w:bCs/>
+                <w:color w:val="000000" w:themeColor="text1"/>
+                <w:sz w:val="20"/>
+                <w:szCs w:val="20"/>
+              </w:rPr>
+              <w:t>{month}月</w:t>
+            </w:r>
+          </w:p>
+        </w:tc>
+      </w:tr>
+      <w:tr>
+        <w:tc>
+          <w:tcPr>
+            <w:tcW w:w="1185" w:type="dxa"/>
+          </w:tcPr>
+          <w:p>
+            <w:pPr>
+              <w:rPr>
+                <w:rFonts w:ascii="微軟正黑體" w:eastAsia="微軟正黑體" w:hAnsi="微軟正黑體"/>
+                <w:b/>
+                <w:bCs/>
+                <w:color w:val="000000" w:themeColor="text1"/>
+                <w:sz w:val="16"/>
+                <w:szCs w:val="16"/>
+              </w:rPr>
+            </w:pPr>
+            <w:r>
+              <w:rPr>
+                <w:rFonts w:ascii="微軟正黑體" w:eastAsia="微軟正黑體" w:hAnsi="微軟正黑體" w:hint="eastAsia"/>
+                <w:b/>
+                <w:bCs/>
+                <w:color w:val="000000" w:themeColor="text1"/>
+                <w:sz w:val="16"/>
+                <w:szCs w:val="16"/>
+              </w:rPr>
+              <w:t>{</w:t>
+            </w:r>
+            <w:r>
+              <w:rPr>
+                <w:rFonts w:ascii="微軟正黑體" w:eastAsia="微軟正黑體" w:hAnsi="微軟正黑體" w:hint="eastAsia"/>
+                <w:b/>
+                <w:bCs/>
+                <w:color w:val="000000" w:themeColor="text1"/>
+                <w:sz w:val="16"/>
+                <w:szCs w:val="16"/>
+              </w:rPr>
+              <w:t>#</w:t>
+            </w:r>
+            <w:r>
+              <w:rPr>
+                <w:rFonts w:ascii="微軟正黑體" w:eastAsia="微軟正黑體" w:hAnsi="微軟正黑體" w:hint="eastAsia"/>
+                <w:b/>
+                <w:bCs/>
+                <w:color w:val="000000" w:themeColor="text1"/>
+                <w:sz w:val="16"/>
+                <w:szCs w:val="16"/>
+              </w:rPr>
+              <w:t>data}</w:t>
+            </w:r>
+            <w:r>
+              <w:rPr>
+                <w:rFonts w:ascii="微軟正黑體" w:eastAsia="微軟正黑體" w:hAnsi="微軟正黑體" w:hint="eastAsia"/>
+                <w:b/>
+                <w:bCs/>
+                <w:color w:val="000000" w:themeColor="text1"/>
+                <w:sz w:val="16"/>
+                <w:szCs w:val="16"/>
+              </w:rPr>
+              <w:t>{day1}</w:t>
+            </w:r>
+          </w:p>
+        </w:tc>
+        <w:tc>
+          <w:tcPr>
+            <w:tcW w:w="1185" w:type="dxa"/>
+          </w:tcPr>
+          <w:p>
+            <w:pPr>
+              <w:rPr>
+                <w:rFonts w:ascii="微軟正黑體" w:eastAsia="微軟正黑體" w:hAnsi="微軟正黑體"/>
+                <w:b/>
+                <w:bCs/>
+                <w:color w:val="000000" w:themeColor="text1"/>
+                <w:sz w:val="16"/>
+                <w:szCs w:val="16"/>
+              </w:rPr>
+            </w:pPr>
+            <w:r>
+              <w:rPr>
+                <w:rFonts w:ascii="微軟正黑體" w:eastAsia="微軟正黑體" w:hAnsi="微軟正黑體" w:hint="eastAsia"/>
+                <w:b/>
+                <w:bCs/>
+                <w:color w:val="000000" w:themeColor="text1"/>
+                <w:sz w:val="16"/>
+                <w:szCs w:val="16"/>
+              </w:rPr>
+              <w:t>{day2}</w:t>
+            </w:r>
+          </w:p>
+        </w:tc>
+        <w:tc>
+          <w:tcPr>
+            <w:tcW w:w="1185" w:type="dxa"/>
+          </w:tcPr>
+          <w:p>
+            <w:pPr>
+              <w:rPr>
+                <w:rFonts w:ascii="微軟正黑體" w:eastAsia="微軟正黑體" w:hAnsi="微軟正黑體"/>
+                <w:b/>
+                <w:bCs/>
+                <w:color w:val="000000" w:themeColor="text1"/>
+                <w:sz w:val="16"/>
+                <w:szCs w:val="16"/>
+              </w:rPr>
+            </w:pPr>
+            <w:r>
+              <w:rPr>
+                <w:rFonts w:ascii="微軟正黑體" w:eastAsia="微軟正黑體" w:hAnsi="微軟正黑體" w:hint="eastAsia"/>
+                <w:b/>
+                <w:bCs/>
+                <w:color w:val="000000" w:themeColor="text1"/>
+                <w:sz w:val="16"/>
+                <w:szCs w:val="16"/>
+              </w:rPr>
+              <w:t>{day3}</w:t>
+            </w:r>
+          </w:p>
+        </w:tc>
+        <w:tc>
+          <w:tcPr>
+            <w:tcW w:w="1185" w:type="dxa"/>
+          </w:tcPr>
+          <w:p>
+            <w:pPr>
+              <w:rPr>
+                <w:rFonts w:ascii="微軟正黑體" w:eastAsia="微軟正黑體" w:hAnsi="微軟正黑體"/>
+                <w:b/>
+                <w:bCs/>
+                <w:color w:val="000000" w:themeColor="text1"/>
+                <w:sz w:val="16"/>
+                <w:szCs w:val="16"/>
+              </w:rPr>
+            </w:pPr>
+            <w:r>
+              <w:rPr>
+                <w:rFonts w:ascii="微軟正黑體" w:eastAsia="微軟正黑體" w:hAnsi="微軟正黑體" w:hint="eastAsia"/>
+                <w:b/>
+                <w:bCs/>
+                <w:color w:val="000000" w:themeColor="text1"/>
+                <w:sz w:val="16"/>
+                <w:szCs w:val="16"/>
+              </w:rPr>
+              <w:t>{day4}</w:t>
+            </w:r>
+          </w:p>
+        </w:tc>
+        <w:tc>
+          <w:tcPr>
+            <w:tcW w:w="1185" w:type="dxa"/>
+          </w:tcPr>
+          <w:p>
+            <w:pPr>
+              <w:rPr>
+                <w:rFonts w:ascii="微軟正黑體" w:eastAsia="微軟正黑體" w:hAnsi="微軟正黑體"/>
+                <w:b/>
+                <w:bCs/>
+                <w:color w:val="000000" w:themeColor="text1"/>
+                <w:sz w:val="16"/>
+                <w:szCs w:val="16"/>
+              </w:rPr>
+            </w:pPr>
+            <w:r>
+              <w:rPr>
+                <w:rFonts w:ascii="微軟正黑體" w:eastAsia="微軟正黑體" w:hAnsi="微軟正黑體" w:hint="eastAsia"/>
+                <w:b/>
+                <w:bCs/>
+                <w:color w:val="000000" w:themeColor="text1"/>
+                <w:sz w:val="16"/>
+                <w:szCs w:val="16"/>
+              </w:rPr>
+              <w:t>{day5}</w:t>
+            </w:r>
+          </w:p>
+        </w:tc>
+        <w:tc>
+          <w:tcPr>
+            <w:tcW w:w="1185" w:type="dxa"/>
+          </w:tcPr>
+          <w:p>
+            <w:pPr>
+              <w:rPr>
+                <w:rFonts w:ascii="微軟正黑體" w:eastAsia="微軟正黑體" w:hAnsi="微軟正黑體"/>
+                <w:b/>
+                <w:bCs/>
+                <w:color w:val="000000" w:themeColor="text1"/>
+                <w:sz w:val="16"/>
+                <w:szCs w:val="16"/>
+              </w:rPr>
+            </w:pPr>
+            <w:r>
+              <w:rPr>
+                <w:rFonts w:ascii="微軟正黑體" w:eastAsia="微軟正黑體" w:hAnsi="微軟正黑體" w:hint="eastAsia"/>
+                <w:b/>
+                <w:bCs/>
+                <w:color w:val="000000" w:themeColor="text1"/>
+                <w:sz w:val="16"/>
+                <w:szCs w:val="16"/>
+              </w:rPr>
+              <w:t>{day6}</w:t>
+            </w:r>
+          </w:p>
+        </w:tc>
+        <w:tc>
+          <w:tcPr>
+            <w:tcW w:w="1186" w:type="dxa"/>
+          </w:tcPr>
+          <w:p>
+            <w:pPr>
+              <w:rPr>
+                <w:rFonts w:ascii="微軟正黑體" w:eastAsia="微軟正黑體" w:hAnsi="微軟正黑體"/>
+                <w:b/>
+                <w:bCs/>
+                <w:color w:val="000000" w:themeColor="text1"/>
+                <w:sz w:val="16"/>
+                <w:szCs w:val="16"/>
+              </w:rPr>
+            </w:pPr>
+            <w:r>
+              <w:rPr>
+                <w:rFonts w:ascii="微軟正黑體" w:eastAsia="微軟正黑體" w:hAnsi="微軟正黑體" w:hint="eastAsia"/>
+                <w:b/>
+                <w:bCs/>
+                <w:color w:val="000000" w:themeColor="text1"/>
+                <w:sz w:val="16"/>
+                <w:szCs w:val="16"/>
+              </w:rPr>
+              <w:t>{day7}{/}</w:t>
+            </w:r>
+          </w:p>
+        </w:tc>
+      </w:tr>
+    </w:tbl>
+    <w:p>
+      <w:pPr>
+        <w:rPr>
+          <w:rFonts w:ascii="微軟正黑體" w:eastAsia="微軟正黑體" w:hAnsi="微軟正黑體"/>
+          <w:b/>
+          <w:bCs/>
+          <w:color w:val="156082" w:themeColor="accent1"/>
+          <w:sz w:val="32"/>
+          <w:szCs w:val="32"/>
+        </w:rPr>
+      </w:pPr>
+      <w:r>
+        <w:rPr>
+          <w:rFonts w:ascii="微軟正黑體" w:eastAsia="微軟正黑體" w:hAnsi="微軟正黑體" w:hint="eastAsia"/>
+          <w:b/>
+          <w:bCs/>
+          <w:color w:val="156082" w:themeColor="accent1"/>
+          <w:sz w:val="28"/>
+          <w:szCs w:val="28"/>
+        </w:rPr>
+        <w:t>{/}</w:t>
+      </w:r>
+    </w:p>
+    <w:p/>
+    <w:p>
+      <w:pPr>
+        <w:rPr>
+          <w:rFonts w:ascii="微軟正黑體" w:eastAsia="微軟正黑體" w:hAnsi="微軟正黑體"/>
+          <w:b/>
+          <w:bCs/>
+          <w:color w:val="156082" w:themeColor="accent1"/>
+          <w:sz w:val="32"/>
+          <w:szCs w:val="32"/>
+        </w:rPr>
+      </w:pPr>
+      <w:r>
+        <w:rPr>
+          <w:rFonts w:ascii="微軟正黑體" w:eastAsia="微軟正黑體" w:hAnsi="微軟正黑體" w:hint="eastAsia"/>
+          <w:b/>
+          <w:bCs/>
+          <w:color w:val="156082" w:themeColor="accent1"/>
+          <w:sz w:val="28"/>
+          <w:szCs w:val="28"/>
+        </w:rPr>
+        <w:t>3. 亞硝酸鹽濃度(ppm)</w:t>
+      </w:r>
+    </w:p>
+    <w:p>
+      <w:pPr>
+        <w:rPr>
+          <w:rFonts w:ascii="微軟正黑體" w:eastAsia="微軟正黑體" w:hAnsi="微軟正黑體"/>
+          <w:b/>
+          <w:bCs/>
+          <w:color w:val="156082" w:themeColor="accent1"/>
+          <w:sz w:val="28"/>
+          <w:szCs w:val="28"/>
+        </w:rPr>
+      </w:pPr>
+      <w:r>
+        <w:rPr>
+          <w:rFonts w:ascii="微軟正黑體" w:eastAsia="微軟正黑體" w:hAnsi="微軟正黑體" w:hint="eastAsia"/>
+          <w:b/>
+          <w:bCs/>
+          <w:color w:val="156082" w:themeColor="accent1"/>
+          <w:sz w:val="28"/>
+          <w:szCs w:val="28"/>
+        </w:rPr>
+        <w:t>{#</w:t>
+      </w:r>
+      <w:r>
+        <w:rPr>
+          <w:rFonts w:ascii="微軟正黑體" w:eastAsia="微軟正黑體" w:hAnsi="微軟正黑體"/>
+          <w:b/>
+          <w:bCs/>
+          <w:color w:val="156082" w:themeColor="accent1"/>
+          <w:sz w:val="28"/>
+          <w:szCs w:val="28"/>
+        </w:rPr>
+        <w:t>N</w:t>
+      </w:r>
+      <w:r>
+        <w:rPr>
+          <w:rFonts w:ascii="微軟正黑體" w:eastAsia="微軟正黑體" w:hAnsi="微軟正黑體" w:hint="eastAsia"/>
+          <w:b/>
+          <w:bCs/>
+          <w:color w:val="156082" w:themeColor="accent1"/>
+          <w:sz w:val="28"/>
+          <w:szCs w:val="28"/>
+        </w:rPr>
+        <w:t>o</w:t>
+      </w:r>
+      <w:r>
+        <w:rPr>
+          <w:rFonts w:ascii="微軟正黑體" w:eastAsia="微軟正黑體" w:hAnsi="微軟正黑體" w:hint="eastAsia"/>
+          <w:b/>
+          <w:bCs/>
+          <w:color w:val="156082" w:themeColor="accent1"/>
+          <w:sz w:val="28"/>
+          <w:szCs w:val="28"/>
+        </w:rPr>
+        <w:t>}</w:t>
+      </w:r>
+    </w:p>
+    <w:tbl>
+      <w:tblPr>
+        <w:tblStyle w:val="a7"/>
+        <w:tblW w:w="0" w:type="auto"/>
+        <w:tblLayout w:type="fixed"/>
+        <w:tblLook w:val="04A0" w:firstRow="1" w:lastRow="0" w:firstColumn="1" w:lastColumn="0" w:noHBand="0" w:noVBand="1"/>
+      </w:tblPr>
+      <w:tblGrid>
+        <w:gridCol w:w="1185"/>
+        <w:gridCol w:w="1185"/>
+        <w:gridCol w:w="1185"/>
+        <w:gridCol w:w="1185"/>
+        <w:gridCol w:w="1185"/>
+        <w:gridCol w:w="1185"/>
+        <w:gridCol w:w="1186"/>
+      </w:tblGrid>
+      <w:tr>
+        <w:tc>
+          <w:tcPr>
+            <w:tcW w:w="8296" w:type="dxa"/>
+            <w:gridSpan w:val="7"/>
+          </w:tcPr>
+          <w:p>
+            <w:pPr>
+              <w:jc w:val="center"/>
+              <w:rPr>
+                <w:rFonts w:ascii="微軟正黑體" w:eastAsia="微軟正黑體" w:hAnsi="微軟正黑體"/>
+                <w:b/>
+                <w:bCs/>
+                <w:color w:val="156082" w:themeColor="accent1"/>
+                <w:sz w:val="32"/>
+                <w:szCs w:val="32"/>
+              </w:rPr>
+            </w:pPr>
+            <w:r>
+              <w:rPr>
+                <w:rFonts w:ascii="微軟正黑體" w:eastAsia="微軟正黑體" w:hAnsi="微軟正黑體" w:hint="eastAsia"/>
+                <w:b/>
+                <w:bCs/>
+                <w:color w:val="000000" w:themeColor="text1"/>
+                <w:sz w:val="20"/>
+                <w:szCs w:val="20"/>
+              </w:rPr>
+              <w:t>{year}年</w:t>
+            </w:r>
+            <w:r>
+              <w:rPr>
+                <w:rFonts w:ascii="微軟正黑體" w:eastAsia="微軟正黑體" w:hAnsi="微軟正黑體" w:hint="eastAsia"/>
+                <w:b/>
+                <w:bCs/>
+                <w:color w:val="000000" w:themeColor="text1"/>
+                <w:sz w:val="20"/>
+                <w:szCs w:val="20"/>
+              </w:rPr>
+              <w:t>{month}月</w:t>
+            </w:r>
+          </w:p>
+        </w:tc>
+      </w:tr>
+      <w:tr>
+        <w:tc>
+          <w:tcPr>
+            <w:tcW w:w="1185" w:type="dxa"/>
+          </w:tcPr>
+          <w:p>
+            <w:pPr>
+              <w:rPr>
+                <w:rFonts w:ascii="微軟正黑體" w:eastAsia="微軟正黑體" w:hAnsi="微軟正黑體"/>
+                <w:b/>
+                <w:bCs/>
+                <w:color w:val="000000" w:themeColor="text1"/>
+                <w:sz w:val="16"/>
+                <w:szCs w:val="16"/>
+              </w:rPr>
+            </w:pPr>
+            <w:r>
+              <w:rPr>
+                <w:rFonts w:ascii="微軟正黑體" w:eastAsia="微軟正黑體" w:hAnsi="微軟正黑體" w:hint="eastAsia"/>
+                <w:b/>
+                <w:bCs/>
+                <w:color w:val="000000" w:themeColor="text1"/>
+                <w:sz w:val="16"/>
+                <w:szCs w:val="16"/>
+              </w:rPr>
+              <w:t>{</w:t>
+            </w:r>
+            <w:r>
+              <w:rPr>
+                <w:rFonts w:ascii="微軟正黑體" w:eastAsia="微軟正黑體" w:hAnsi="微軟正黑體" w:hint="eastAsia"/>
+                <w:b/>
+                <w:bCs/>
+                <w:color w:val="000000" w:themeColor="text1"/>
+                <w:sz w:val="16"/>
+                <w:szCs w:val="16"/>
+              </w:rPr>
+              <w:t>#</w:t>
+            </w:r>
+            <w:r>
+              <w:rPr>
+                <w:rFonts w:ascii="微軟正黑體" w:eastAsia="微軟正黑體" w:hAnsi="微軟正黑體" w:hint="eastAsia"/>
+                <w:b/>
+                <w:bCs/>
+                <w:color w:val="000000" w:themeColor="text1"/>
+                <w:sz w:val="16"/>
+                <w:szCs w:val="16"/>
+              </w:rPr>
+              <w:t>data}</w:t>
+            </w:r>
+            <w:r>
+              <w:rPr>
+                <w:rFonts w:ascii="微軟正黑體" w:eastAsia="微軟正黑體" w:hAnsi="微軟正黑體" w:hint="eastAsia"/>
+                <w:b/>
+                <w:bCs/>
+                <w:color w:val="000000" w:themeColor="text1"/>
+                <w:sz w:val="16"/>
+                <w:szCs w:val="16"/>
+              </w:rPr>
+              <w:t>{day1}</w:t>
+            </w:r>
+          </w:p>
+        </w:tc>
+        <w:tc>
+          <w:tcPr>
+            <w:tcW w:w="1185" w:type="dxa"/>
+          </w:tcPr>
+          <w:p>
+            <w:pPr>
+              <w:rPr>
+                <w:rFonts w:ascii="微軟正黑體" w:eastAsia="微軟正黑體" w:hAnsi="微軟正黑體"/>
+                <w:b/>
+                <w:bCs/>
+                <w:color w:val="000000" w:themeColor="text1"/>
+                <w:sz w:val="16"/>
+                <w:szCs w:val="16"/>
+              </w:rPr>
+            </w:pPr>
+            <w:r>
+              <w:rPr>
+                <w:rFonts w:ascii="微軟正黑體" w:eastAsia="微軟正黑體" w:hAnsi="微軟正黑體" w:hint="eastAsia"/>
+                <w:b/>
+                <w:bCs/>
+                <w:color w:val="000000" w:themeColor="text1"/>
+                <w:sz w:val="16"/>
+                <w:szCs w:val="16"/>
+              </w:rPr>
+              <w:t>{day2}</w:t>
+            </w:r>
+          </w:p>
+        </w:tc>
+        <w:tc>
+          <w:tcPr>
+            <w:tcW w:w="1185" w:type="dxa"/>
+          </w:tcPr>
+          <w:p>
+            <w:pPr>
+              <w:rPr>
+                <w:rFonts w:ascii="微軟正黑體" w:eastAsia="微軟正黑體" w:hAnsi="微軟正黑體"/>
+                <w:b/>
+                <w:bCs/>
+                <w:color w:val="000000" w:themeColor="text1"/>
+                <w:sz w:val="16"/>
+                <w:szCs w:val="16"/>
+              </w:rPr>
+            </w:pPr>
+            <w:r>
+              <w:rPr>
+                <w:rFonts w:ascii="微軟正黑體" w:eastAsia="微軟正黑體" w:hAnsi="微軟正黑體" w:hint="eastAsia"/>
+                <w:b/>
+                <w:bCs/>
+                <w:color w:val="000000" w:themeColor="text1"/>
+                <w:sz w:val="16"/>
+                <w:szCs w:val="16"/>
+              </w:rPr>
+              <w:t>{day3}</w:t>
+            </w:r>
+          </w:p>
+        </w:tc>
+        <w:tc>
+          <w:tcPr>
+            <w:tcW w:w="1185" w:type="dxa"/>
+          </w:tcPr>
+          <w:p>
+            <w:pPr>
+              <w:rPr>
+                <w:rFonts w:ascii="微軟正黑體" w:eastAsia="微軟正黑體" w:hAnsi="微軟正黑體"/>
+                <w:b/>
+                <w:bCs/>
+                <w:color w:val="000000" w:themeColor="text1"/>
+                <w:sz w:val="16"/>
+                <w:szCs w:val="16"/>
+              </w:rPr>
+            </w:pPr>
+            <w:r>
+              <w:rPr>
+                <w:rFonts w:ascii="微軟正黑體" w:eastAsia="微軟正黑體" w:hAnsi="微軟正黑體" w:hint="eastAsia"/>
+                <w:b/>
+                <w:bCs/>
+                <w:color w:val="000000" w:themeColor="text1"/>
+                <w:sz w:val="16"/>
+                <w:szCs w:val="16"/>
+              </w:rPr>
+              <w:t>{day4}</w:t>
+            </w:r>
+          </w:p>
+        </w:tc>
+        <w:tc>
+          <w:tcPr>
+            <w:tcW w:w="1185" w:type="dxa"/>
+          </w:tcPr>
+          <w:p>
+            <w:pPr>
+              <w:rPr>
+                <w:rFonts w:ascii="微軟正黑體" w:eastAsia="微軟正黑體" w:hAnsi="微軟正黑體"/>
+                <w:b/>
+                <w:bCs/>
+                <w:color w:val="000000" w:themeColor="text1"/>
+                <w:sz w:val="16"/>
+                <w:szCs w:val="16"/>
+              </w:rPr>
+            </w:pPr>
+            <w:r>
+              <w:rPr>
+                <w:rFonts w:ascii="微軟正黑體" w:eastAsia="微軟正黑體" w:hAnsi="微軟正黑體" w:hint="eastAsia"/>
+                <w:b/>
+                <w:bCs/>
+                <w:color w:val="000000" w:themeColor="text1"/>
+                <w:sz w:val="16"/>
+                <w:szCs w:val="16"/>
+              </w:rPr>
+              <w:t>{day5}</w:t>
+            </w:r>
+          </w:p>
+        </w:tc>
+        <w:tc>
+          <w:tcPr>
+            <w:tcW w:w="1185" w:type="dxa"/>
+          </w:tcPr>
+          <w:p>
+            <w:pPr>
+              <w:rPr>
+                <w:rFonts w:ascii="微軟正黑體" w:eastAsia="微軟正黑體" w:hAnsi="微軟正黑體"/>
+                <w:b/>
+                <w:bCs/>
+                <w:color w:val="000000" w:themeColor="text1"/>
+                <w:sz w:val="16"/>
+                <w:szCs w:val="16"/>
+              </w:rPr>
+            </w:pPr>
+            <w:r>
+              <w:rPr>
+                <w:rFonts w:ascii="微軟正黑體" w:eastAsia="微軟正黑體" w:hAnsi="微軟正黑體" w:hint="eastAsia"/>
+                <w:b/>
+                <w:bCs/>
+                <w:color w:val="000000" w:themeColor="text1"/>
+                <w:sz w:val="16"/>
+                <w:szCs w:val="16"/>
+              </w:rPr>
+              <w:t>{day6}</w:t>
+            </w:r>
+          </w:p>
+        </w:tc>
+        <w:tc>
+          <w:tcPr>
+            <w:tcW w:w="1186" w:type="dxa"/>
+          </w:tcPr>
+          <w:p>
+            <w:pPr>
+              <w:rPr>
+                <w:rFonts w:ascii="微軟正黑體" w:eastAsia="微軟正黑體" w:hAnsi="微軟正黑體"/>
+                <w:b/>
+                <w:bCs/>
+                <w:color w:val="000000" w:themeColor="text1"/>
+                <w:sz w:val="16"/>
+                <w:szCs w:val="16"/>
+              </w:rPr>
+            </w:pPr>
+            <w:r>
+              <w:rPr>
+                <w:rFonts w:ascii="微軟正黑體" w:eastAsia="微軟正黑體" w:hAnsi="微軟正黑體" w:hint="eastAsia"/>
+                <w:b/>
+                <w:bCs/>
+                <w:color w:val="000000" w:themeColor="text1"/>
+                <w:sz w:val="16"/>
+                <w:szCs w:val="16"/>
+              </w:rPr>
+              <w:t>{day7}{/}</w:t>
+            </w:r>
+          </w:p>
+        </w:tc>
+      </w:tr>
+    </w:tbl>
+    <w:p>
+      <w:pPr>
+        <w:rPr>
+          <w:rFonts w:ascii="微軟正黑體" w:eastAsia="微軟正黑體" w:hAnsi="微軟正黑體"/>
+          <w:b/>
+          <w:bCs/>
+          <w:color w:val="156082" w:themeColor="accent1"/>
+          <w:sz w:val="28"/>
+          <w:szCs w:val="28"/>
+        </w:rPr>
+      </w:pPr>
+      <w:r>
+        <w:rPr>
+          <w:rFonts w:ascii="微軟正黑體" w:eastAsia="微軟正黑體" w:hAnsi="微軟正黑體" w:hint="eastAsia"/>
+          <w:b/>
+          <w:bCs/>
+          <w:color w:val="156082" w:themeColor="accent1"/>
+          <w:sz w:val="28"/>
+          <w:szCs w:val="28"/>
+        </w:rPr>
+        <w:t>{/}</w:t>
+      </w:r>
+    </w:p>
+    <w:p>
+      <w:pPr>
+        <w:rPr>
+          <w:rFonts w:ascii="微軟正黑體" w:eastAsia="微軟正黑體" w:hAnsi="微軟正黑體"/>
+          <w:b/>
+          <w:bCs/>
+          <w:color w:val="156082" w:themeColor="accent1"/>
+          <w:sz w:val="28"/>
+          <w:szCs w:val="28"/>
+        </w:rPr>
+      </w:pPr>
+    </w:p>
+    <w:p>
+      <w:pPr>
+        <w:rPr>
+          <w:rFonts w:ascii="微軟正黑體" w:eastAsia="微軟正黑體" w:hAnsi="微軟正黑體"/>
+          <w:b/>
+          <w:bCs/>
+          <w:color w:val="156082" w:themeColor="accent1"/>
+          <w:sz w:val="32"/>
+          <w:szCs w:val="32"/>
+        </w:rPr>
+      </w:pPr>
+      <w:r>
+        <w:rPr>
+          <w:rFonts w:ascii="微軟正黑體" w:eastAsia="微軟正黑體" w:hAnsi="微軟正黑體" w:hint="eastAsia"/>
+          <w:b/>
+          <w:bCs/>
+          <w:color w:val="156082" w:themeColor="accent1"/>
+          <w:sz w:val="28"/>
+          <w:szCs w:val="28"/>
+        </w:rPr>
+        <w:lastRenderedPageBreak/>
+        <w:t>4. 氨氮濃度(ppm)</w:t>
+      </w:r>
+    </w:p>
+    <w:p>
+      <w:pPr>
+        <w:rPr>
+          <w:rFonts w:ascii="微軟正黑體" w:eastAsia="微軟正黑體" w:hAnsi="微軟正黑體"/>
+          <w:b/>
+          <w:bCs/>
+          <w:color w:val="156082" w:themeColor="accent1"/>
+          <w:sz w:val="28"/>
+          <w:szCs w:val="28"/>
+        </w:rPr>
+      </w:pPr>
+      <w:r>
+        <w:rPr>
+          <w:rFonts w:ascii="微軟正黑體" w:eastAsia="微軟正黑體" w:hAnsi="微軟正黑體" w:hint="eastAsia"/>
+          <w:b/>
+          <w:bCs/>
+          <w:color w:val="156082" w:themeColor="accent1"/>
+          <w:sz w:val="28"/>
+          <w:szCs w:val="28"/>
+        </w:rPr>
+        <w:t>{#</w:t>
+      </w:r>
+      <w:r>
+        <w:rPr>
+          <w:rFonts w:ascii="微軟正黑體" w:eastAsia="微軟正黑體" w:hAnsi="微軟正黑體"/>
+          <w:b/>
+          <w:bCs/>
+          <w:color w:val="156082" w:themeColor="accent1"/>
+          <w:sz w:val="28"/>
+          <w:szCs w:val="28"/>
+        </w:rPr>
+        <w:t>NH</w:t>
+      </w:r>
+      <w:r>
+        <w:rPr>
+          <w:rFonts w:ascii="微軟正黑體" w:eastAsia="微軟正黑體" w:hAnsi="微軟正黑體" w:hint="eastAsia"/>
+          <w:b/>
+          <w:bCs/>
+          <w:color w:val="156082" w:themeColor="accent1"/>
+          <w:sz w:val="28"/>
+          <w:szCs w:val="28"/>
+        </w:rPr>
+        <w:t>}</w:t>
+      </w:r>
+    </w:p>
+    <w:tbl>
+      <w:tblPr>
+        <w:tblStyle w:val="a7"/>
+        <w:tblW w:w="0" w:type="auto"/>
+        <w:tblLayout w:type="fixed"/>
+        <w:tblLook w:val="04A0" w:firstRow="1" w:lastRow="0" w:firstColumn="1" w:lastColumn="0" w:noHBand="0" w:noVBand="1"/>
+      </w:tblPr>
+      <w:tblGrid>
+        <w:gridCol w:w="1185"/>
+        <w:gridCol w:w="1185"/>
+        <w:gridCol w:w="1185"/>
+        <w:gridCol w:w="1185"/>
+        <w:gridCol w:w="1185"/>
+        <w:gridCol w:w="1185"/>
+        <w:gridCol w:w="1186"/>
+      </w:tblGrid>
+      <w:tr>
+        <w:tc>
+          <w:tcPr>
+            <w:tcW w:w="8296" w:type="dxa"/>
+            <w:gridSpan w:val="7"/>
+          </w:tcPr>
+          <w:p>
+            <w:pPr>
+              <w:jc w:val="center"/>
+              <w:rPr>
+                <w:rFonts w:ascii="微軟正黑體" w:eastAsia="微軟正黑體" w:hAnsi="微軟正黑體"/>
+                <w:b/>
+                <w:bCs/>
+                <w:color w:val="156082" w:themeColor="accent1"/>
+                <w:sz w:val="32"/>
+                <w:szCs w:val="32"/>
+              </w:rPr>
+            </w:pPr>
+            <w:r>
+              <w:rPr>
+                <w:rFonts w:ascii="微軟正黑體" w:eastAsia="微軟正黑體" w:hAnsi="微軟正黑體" w:hint="eastAsia"/>
+                <w:b/>
+                <w:bCs/>
+                <w:color w:val="000000" w:themeColor="text1"/>
+                <w:sz w:val="20"/>
+                <w:szCs w:val="20"/>
+              </w:rPr>
+              <w:t>{year}年</w:t>
+            </w:r>
+            <w:r>
+              <w:rPr>
+                <w:rFonts w:ascii="微軟正黑體" w:eastAsia="微軟正黑體" w:hAnsi="微軟正黑體" w:hint="eastAsia"/>
+                <w:b/>
+                <w:bCs/>
+                <w:color w:val="000000" w:themeColor="text1"/>
+                <w:sz w:val="20"/>
+                <w:szCs w:val="20"/>
+              </w:rPr>
+              <w:t>{month}月</w:t>
+            </w:r>
+          </w:p>
+        </w:tc>
+      </w:tr>
+      <w:tr>
+        <w:tc>
+          <w:tcPr>
+            <w:tcW w:w="1185" w:type="dxa"/>
+          </w:tcPr>
+          <w:p>
+            <w:pPr>
+              <w:rPr>
+                <w:rFonts w:ascii="微軟正黑體" w:eastAsia="微軟正黑體" w:hAnsi="微軟正黑體"/>
+                <w:b/>
+                <w:bCs/>
+                <w:color w:val="000000" w:themeColor="text1"/>
+                <w:sz w:val="16"/>
+                <w:szCs w:val="16"/>
+              </w:rPr>
+            </w:pPr>
+            <w:r>
+              <w:rPr>
+                <w:rFonts w:ascii="微軟正黑體" w:eastAsia="微軟正黑體" w:hAnsi="微軟正黑體" w:hint="eastAsia"/>
+                <w:b/>
+                <w:bCs/>
+                <w:color w:val="000000" w:themeColor="text1"/>
+                <w:sz w:val="16"/>
+                <w:szCs w:val="16"/>
+              </w:rPr>
+              <w:t>{</w:t>
+            </w:r>
+            <w:r>
+              <w:rPr>
+                <w:rFonts w:ascii="微軟正黑體" w:eastAsia="微軟正黑體" w:hAnsi="微軟正黑體" w:hint="eastAsia"/>
+                <w:b/>
+                <w:bCs/>
+                <w:color w:val="000000" w:themeColor="text1"/>
+                <w:sz w:val="16"/>
+                <w:szCs w:val="16"/>
+              </w:rPr>
+              <w:t>#</w:t>
+            </w:r>
+            <w:r>
+              <w:rPr>
+                <w:rFonts w:ascii="微軟正黑體" w:eastAsia="微軟正黑體" w:hAnsi="微軟正黑體" w:hint="eastAsia"/>
+                <w:b/>
+                <w:bCs/>
+                <w:color w:val="000000" w:themeColor="text1"/>
+                <w:sz w:val="16"/>
+                <w:szCs w:val="16"/>
+              </w:rPr>
+              <w:t>data}</w:t>
+            </w:r>
+            <w:r>
+              <w:rPr>
+                <w:rFonts w:ascii="微軟正黑體" w:eastAsia="微軟正黑體" w:hAnsi="微軟正黑體" w:hint="eastAsia"/>
+                <w:b/>
+                <w:bCs/>
+                <w:color w:val="000000" w:themeColor="text1"/>
+                <w:sz w:val="16"/>
+                <w:szCs w:val="16"/>
+              </w:rPr>
+              <w:t>{day1}</w:t>
+            </w:r>
+          </w:p>
+        </w:tc>
+        <w:tc>
+          <w:tcPr>
+            <w:tcW w:w="1185" w:type="dxa"/>
+          </w:tcPr>
+          <w:p>
+            <w:pPr>
+              <w:rPr>
+                <w:rFonts w:ascii="微軟正黑體" w:eastAsia="微軟正黑體" w:hAnsi="微軟正黑體"/>
+                <w:b/>
+                <w:bCs/>
+                <w:color w:val="000000" w:themeColor="text1"/>
+                <w:sz w:val="16"/>
+                <w:szCs w:val="16"/>
+              </w:rPr>
+            </w:pPr>
+            <w:r>
+              <w:rPr>
+                <w:rFonts w:ascii="微軟正黑體" w:eastAsia="微軟正黑體" w:hAnsi="微軟正黑體" w:hint="eastAsia"/>
+                <w:b/>
+                <w:bCs/>
+                <w:color w:val="000000" w:themeColor="text1"/>
+                <w:sz w:val="16"/>
+                <w:szCs w:val="16"/>
+              </w:rPr>
+              <w:t>{day2}</w:t>
+            </w:r>
+          </w:p>
+        </w:tc>
+        <w:tc>
+          <w:tcPr>
+            <w:tcW w:w="1185" w:type="dxa"/>
+          </w:tcPr>
+          <w:p>
+            <w:pPr>
+              <w:rPr>
+                <w:rFonts w:ascii="微軟正黑體" w:eastAsia="微軟正黑體" w:hAnsi="微軟正黑體"/>
+                <w:b/>
+                <w:bCs/>
+                <w:color w:val="000000" w:themeColor="text1"/>
+                <w:sz w:val="16"/>
+                <w:szCs w:val="16"/>
+              </w:rPr>
+            </w:pPr>
+            <w:r>
+              <w:rPr>
+                <w:rFonts w:ascii="微軟正黑體" w:eastAsia="微軟正黑體" w:hAnsi="微軟正黑體" w:hint="eastAsia"/>
+                <w:b/>
+                <w:bCs/>
+                <w:color w:val="000000" w:themeColor="text1"/>
+                <w:sz w:val="16"/>
+                <w:szCs w:val="16"/>
+              </w:rPr>
+              <w:t>{day3}</w:t>
+            </w:r>
+          </w:p>
+        </w:tc>
+        <w:tc>
+          <w:tcPr>
+            <w:tcW w:w="1185" w:type="dxa"/>
+          </w:tcPr>
+          <w:p>
+            <w:pPr>
+              <w:rPr>
+                <w:rFonts w:ascii="微軟正黑體" w:eastAsia="微軟正黑體" w:hAnsi="微軟正黑體"/>
+                <w:b/>
+                <w:bCs/>
+                <w:color w:val="000000" w:themeColor="text1"/>
+                <w:sz w:val="16"/>
+                <w:szCs w:val="16"/>
+              </w:rPr>
+            </w:pPr>
+            <w:r>
+              <w:rPr>
+                <w:rFonts w:ascii="微軟正黑體" w:eastAsia="微軟正黑體" w:hAnsi="微軟正黑體" w:hint="eastAsia"/>
+                <w:b/>
+                <w:bCs/>
+                <w:color w:val="000000" w:themeColor="text1"/>
+                <w:sz w:val="16"/>
+                <w:szCs w:val="16"/>
+              </w:rPr>
+              <w:t>{day4}</w:t>
+            </w:r>
+          </w:p>
+        </w:tc>
+        <w:tc>
+          <w:tcPr>
+            <w:tcW w:w="1185" w:type="dxa"/>
+          </w:tcPr>
+          <w:p>
+            <w:pPr>
+              <w:rPr>
+                <w:rFonts w:ascii="微軟正黑體" w:eastAsia="微軟正黑體" w:hAnsi="微軟正黑體"/>
+                <w:b/>
+                <w:bCs/>
+                <w:color w:val="000000" w:themeColor="text1"/>
+                <w:sz w:val="16"/>
+                <w:szCs w:val="16"/>
+              </w:rPr>
+            </w:pPr>
+            <w:r>
+              <w:rPr>
+                <w:rFonts w:ascii="微軟正黑體" w:eastAsia="微軟正黑體" w:hAnsi="微軟正黑體" w:hint="eastAsia"/>
+                <w:b/>
+                <w:bCs/>
+                <w:color w:val="000000" w:themeColor="text1"/>
+                <w:sz w:val="16"/>
+                <w:szCs w:val="16"/>
+              </w:rPr>
+              <w:t>{day5}</w:t>
+            </w:r>
+          </w:p>
+        </w:tc>
+        <w:tc>
+          <w:tcPr>
+            <w:tcW w:w="1185" w:type="dxa"/>
+          </w:tcPr>
+          <w:p>
+            <w:pPr>
+              <w:rPr>
+                <w:rFonts w:ascii="微軟正黑體" w:eastAsia="微軟正黑體" w:hAnsi="微軟正黑體"/>
+                <w:b/>
+                <w:bCs/>
+                <w:color w:val="000000" w:themeColor="text1"/>
+                <w:sz w:val="16"/>
+                <w:szCs w:val="16"/>
+              </w:rPr>
+            </w:pPr>
+            <w:r>
+              <w:rPr>
+                <w:rFonts w:ascii="微軟正黑體" w:eastAsia="微軟正黑體" w:hAnsi="微軟正黑體" w:hint="eastAsia"/>
+                <w:b/>
+                <w:bCs/>
+                <w:color w:val="000000" w:themeColor="text1"/>
+                <w:sz w:val="16"/>
+                <w:szCs w:val="16"/>
+              </w:rPr>
+              <w:t>{day6}</w:t>
+            </w:r>
+          </w:p>
+        </w:tc>
+        <w:tc>
+          <w:tcPr>
+            <w:tcW w:w="1186" w:type="dxa"/>
+          </w:tcPr>
+          <w:p>
+            <w:pPr>
+              <w:rPr>
+                <w:rFonts w:ascii="微軟正黑體" w:eastAsia="微軟正黑體" w:hAnsi="微軟正黑體"/>
+                <w:b/>
+                <w:bCs/>
+                <w:color w:val="000000" w:themeColor="text1"/>
+                <w:sz w:val="16"/>
+                <w:szCs w:val="16"/>
+              </w:rPr>
+            </w:pPr>
+            <w:r>
+              <w:rPr>
+                <w:rFonts w:ascii="微軟正黑體" w:eastAsia="微軟正黑體" w:hAnsi="微軟正黑體" w:hint="eastAsia"/>
+                <w:b/>
+                <w:bCs/>
+                <w:color w:val="000000" w:themeColor="text1"/>
+                <w:sz w:val="16"/>
+                <w:szCs w:val="16"/>
+              </w:rPr>
+              <w:t>{day7}{/}</w:t>
+            </w:r>
+          </w:p>
+        </w:tc>
+      </w:tr>
+    </w:tbl>
+    <w:p>
+      <w:pPr>
+        <w:rPr>
+          <w:rFonts w:ascii="微軟正黑體" w:eastAsia="微軟正黑體" w:hAnsi="微軟正黑體"/>
+          <w:b/>
+          <w:bCs/>
+          <w:color w:val="156082" w:themeColor="accent1"/>
+          <w:sz w:val="32"/>
+          <w:szCs w:val="32"/>
+        </w:rPr>
+      </w:pPr>
+      <w:r>
+        <w:rPr>
+          <w:rFonts w:ascii="微軟正黑體" w:eastAsia="微軟正黑體" w:hAnsi="微軟正黑體" w:hint="eastAsia"/>
+          <w:b/>
+          <w:bCs/>
+          <w:color w:val="156082" w:themeColor="accent1"/>
+          <w:sz w:val="28"/>
+          <w:szCs w:val="28"/>
+        </w:rPr>
+        <w:t>{/}</w:t>
+      </w:r>
+    </w:p>
+    <w:p>
+      <w:pPr>
+        <w:rPr>
+          <w:rFonts w:ascii="微軟正黑體" w:eastAsia="微軟正黑體" w:hAnsi="微軟正黑體"/>
+          <w:b/>
+          <w:bCs/>
+          <w:color w:val="156082" w:themeColor="accent1"/>
+          <w:sz w:val="32"/>
+          <w:szCs w:val="32"/>
+        </w:rPr>
+      </w:pPr>
+    </w:p>
+    <w:p>
+      <w:pPr>
+        <w:rPr>
+          <w:rFonts w:ascii="微軟正黑體" w:eastAsia="微軟正黑體" w:hAnsi="微軟正黑體"/>
+          <w:b/>
+          <w:bCs/>
+          <w:color w:val="156082" w:themeColor="accent1"/>
+          <w:sz w:val="32"/>
+          <w:szCs w:val="32"/>
+        </w:rPr>
+      </w:pPr>
+      <w:r>
+        <w:rPr>
+          <w:rFonts w:ascii="微軟正黑體" w:eastAsia="微軟正黑體" w:hAnsi="微軟正黑體" w:hint="eastAsia"/>
+          <w:b/>
+          <w:bCs/>
+          <w:color w:val="156082" w:themeColor="accent1"/>
+          <w:sz w:val="28"/>
+          <w:szCs w:val="28"/>
+        </w:rPr>
+        <w:t>5. 水溫(</w:t>
+      </w:r>
+      <w:r>
+        <w:rPr>
+          <w:rFonts w:ascii="微軟正黑體" w:eastAsia="微軟正黑體" w:hAnsi="微軟正黑體" w:hint="eastAsia"/>
+          <w:b/>
+          <w:bCs/>
+          <w:color w:val="156082" w:themeColor="accent1"/>
+          <w:sz w:val="28"/>
+          <w:szCs w:val="28"/>
+        </w:rPr>
+        <w:t>°</w:t>
+      </w:r>
+      <w:r>
+        <w:rPr>
+          <w:rFonts w:ascii="微軟正黑體" w:eastAsia="微軟正黑體" w:hAnsi="微軟正黑體"/>
+          <w:b/>
+          <w:bCs/>
+          <w:color w:val="156082" w:themeColor="accent1"/>
+          <w:sz w:val="28"/>
+          <w:szCs w:val="28"/>
+        </w:rPr>
+        <w:t>C</w:t>
+      </w:r>
+      <w:r>
+        <w:rPr>
+          <w:rFonts w:ascii="微軟正黑體" w:eastAsia="微軟正黑體" w:hAnsi="微軟正黑體" w:hint="eastAsia"/>
+          <w:b/>
+          <w:bCs/>
+          <w:color w:val="156082" w:themeColor="accent1"/>
+          <w:sz w:val="28"/>
+          <w:szCs w:val="28"/>
+        </w:rPr>
+        <w:t>)</w:t>
+      </w:r>
+    </w:p>
+    <w:p>
+      <w:pPr>
+        <w:rPr>
+          <w:rFonts w:ascii="微軟正黑體" w:eastAsia="微軟正黑體" w:hAnsi="微軟正黑體"/>
+          <w:b/>
+          <w:bCs/>
+          <w:color w:val="156082" w:themeColor="accent1"/>
+          <w:sz w:val="28"/>
+          <w:szCs w:val="28"/>
+        </w:rPr>
+      </w:pPr>
+      <w:r>
+        <w:rPr>
+          <w:rFonts w:ascii="微軟正黑體" w:eastAsia="微軟正黑體" w:hAnsi="微軟正黑體" w:hint="eastAsia"/>
+          <w:b/>
+          <w:bCs/>
+          <w:color w:val="156082" w:themeColor="accent1"/>
+          <w:sz w:val="28"/>
+          <w:szCs w:val="28"/>
+        </w:rPr>
+        <w:t>{#</w:t>
+      </w:r>
+      <w:r>
+        <w:rPr>
+          <w:rFonts w:ascii="微軟正黑體" w:eastAsia="微軟正黑體" w:hAnsi="微軟正黑體"/>
+          <w:b/>
+          <w:bCs/>
+          <w:color w:val="156082" w:themeColor="accent1"/>
+          <w:sz w:val="28"/>
+          <w:szCs w:val="28"/>
+        </w:rPr>
+        <w:t>Temp</w:t>
+      </w:r>
+      <w:r>
+        <w:rPr>
+          <w:rFonts w:ascii="微軟正黑體" w:eastAsia="微軟正黑體" w:hAnsi="微軟正黑體" w:hint="eastAsia"/>
+          <w:b/>
+          <w:bCs/>
+          <w:color w:val="156082" w:themeColor="accent1"/>
+          <w:sz w:val="28"/>
+          <w:szCs w:val="28"/>
+        </w:rPr>
+        <w:t>}</w:t>
+      </w:r>
+    </w:p>
+    <w:tbl>
+      <w:tblPr>
+        <w:tblStyle w:val="a7"/>
+        <w:tblW w:w="0" w:type="auto"/>
+        <w:tblLayout w:type="fixed"/>
+        <w:tblLook w:val="04A0" w:firstRow="1" w:lastRow="0" w:firstColumn="1" w:lastColumn="0" w:noHBand="0" w:noVBand="1"/>
+      </w:tblPr>
+      <w:tblGrid>
+        <w:gridCol w:w="1185"/>
+        <w:gridCol w:w="1185"/>
+        <w:gridCol w:w="1185"/>
+        <w:gridCol w:w="1185"/>
+        <w:gridCol w:w="1185"/>
+        <w:gridCol w:w="1185"/>
+        <w:gridCol w:w="1186"/>
+      </w:tblGrid>
+      <w:tr>
+        <w:tc>
+          <w:tcPr>
+            <w:tcW w:w="8296" w:type="dxa"/>
+            <w:gridSpan w:val="7"/>
+          </w:tcPr>
+          <w:p>
+            <w:pPr>
+              <w:jc w:val="center"/>
+              <w:rPr>
+                <w:rFonts w:ascii="微軟正黑體" w:eastAsia="微軟正黑體" w:hAnsi="微軟正黑體"/>
+                <w:b/>
+                <w:bCs/>
+                <w:color w:val="156082" w:themeColor="accent1"/>
+                <w:sz w:val="32"/>
+                <w:szCs w:val="32"/>
+              </w:rPr>
+            </w:pPr>
+            <w:r>
+              <w:rPr>
+                <w:rFonts w:ascii="微軟正黑體" w:eastAsia="微軟正黑體" w:hAnsi="微軟正黑體" w:hint="eastAsia"/>
+                <w:b/>
+                <w:bCs/>
+                <w:color w:val="000000" w:themeColor="text1"/>
+                <w:sz w:val="20"/>
+                <w:szCs w:val="20"/>
+              </w:rPr>
+              <w:t>{year}年</w:t>
+            </w:r>
+            <w:r>
+              <w:rPr>
+                <w:rFonts w:ascii="微軟正黑體" w:eastAsia="微軟正黑體" w:hAnsi="微軟正黑體" w:hint="eastAsia"/>
+                <w:b/>
+                <w:bCs/>
+                <w:color w:val="000000" w:themeColor="text1"/>
+                <w:sz w:val="20"/>
+                <w:szCs w:val="20"/>
+              </w:rPr>
+              <w:t>{month}月</w:t>
+            </w:r>
+          </w:p>
+        </w:tc>
+      </w:tr>
+      <w:tr>
+        <w:tc>
+          <w:tcPr>
+            <w:tcW w:w="1185" w:type="dxa"/>
+          </w:tcPr>
+          <w:p>
+            <w:pPr>
+              <w:rPr>
+                <w:rFonts w:ascii="微軟正黑體" w:eastAsia="微軟正黑體" w:hAnsi="微軟正黑體"/>
+                <w:b/>
+                <w:bCs/>
+                <w:color w:val="000000" w:themeColor="text1"/>
+                <w:sz w:val="16"/>
+                <w:szCs w:val="16"/>
+              </w:rPr>
+            </w:pPr>
+            <w:r>
+              <w:rPr>
+                <w:rFonts w:ascii="微軟正黑體" w:eastAsia="微軟正黑體" w:hAnsi="微軟正黑體" w:hint="eastAsia"/>
+                <w:b/>
+                <w:bCs/>
+                <w:color w:val="000000" w:themeColor="text1"/>
+                <w:sz w:val="16"/>
+                <w:szCs w:val="16"/>
+              </w:rPr>
+              <w:t>{</w:t>
+            </w:r>
+            <w:r>
+              <w:rPr>
+                <w:rFonts w:ascii="微軟正黑體" w:eastAsia="微軟正黑體" w:hAnsi="微軟正黑體" w:hint="eastAsia"/>
+                <w:b/>
+                <w:bCs/>
+                <w:color w:val="000000" w:themeColor="text1"/>
+                <w:sz w:val="16"/>
+                <w:szCs w:val="16"/>
+              </w:rPr>
+              <w:t>#</w:t>
+            </w:r>
+            <w:r>
+              <w:rPr>
+                <w:rFonts w:ascii="微軟正黑體" w:eastAsia="微軟正黑體" w:hAnsi="微軟正黑體" w:hint="eastAsia"/>
+                <w:b/>
+                <w:bCs/>
+                <w:color w:val="000000" w:themeColor="text1"/>
+                <w:sz w:val="16"/>
+                <w:szCs w:val="16"/>
+              </w:rPr>
+              <w:t>data}</w:t>
+            </w:r>
+            <w:r>
+              <w:rPr>
+                <w:rFonts w:ascii="微軟正黑體" w:eastAsia="微軟正黑體" w:hAnsi="微軟正黑體" w:hint="eastAsia"/>
+                <w:b/>
+                <w:bCs/>
+                <w:color w:val="000000" w:themeColor="text1"/>
+                <w:sz w:val="16"/>
+                <w:szCs w:val="16"/>
+              </w:rPr>
+              <w:t>{day1}</w:t>
+            </w:r>
+          </w:p>
+        </w:tc>
+        <w:tc>
+          <w:tcPr>
+            <w:tcW w:w="1185" w:type="dxa"/>
+          </w:tcPr>
+          <w:p>
+            <w:pPr>
+              <w:rPr>
+                <w:rFonts w:ascii="微軟正黑體" w:eastAsia="微軟正黑體" w:hAnsi="微軟正黑體"/>
+                <w:b/>
+                <w:bCs/>
+                <w:color w:val="000000" w:themeColor="text1"/>
+                <w:sz w:val="16"/>
+                <w:szCs w:val="16"/>
+              </w:rPr>
+            </w:pPr>
+            <w:r>
+              <w:rPr>
+                <w:rFonts w:ascii="微軟正黑體" w:eastAsia="微軟正黑體" w:hAnsi="微軟正黑體" w:hint="eastAsia"/>
+                <w:b/>
+                <w:bCs/>
+                <w:color w:val="000000" w:themeColor="text1"/>
+                <w:sz w:val="16"/>
+                <w:szCs w:val="16"/>
+              </w:rPr>
+              <w:t>{day2}</w:t>
+            </w:r>
+          </w:p>
+        </w:tc>
+        <w:tc>
+          <w:tcPr>
+            <w:tcW w:w="1185" w:type="dxa"/>
+          </w:tcPr>
+          <w:p>
+            <w:pPr>
+              <w:rPr>
+                <w:rFonts w:ascii="微軟正黑體" w:eastAsia="微軟正黑體" w:hAnsi="微軟正黑體"/>
+                <w:b/>
+                <w:bCs/>
+                <w:color w:val="000000" w:themeColor="text1"/>
+                <w:sz w:val="16"/>
+                <w:szCs w:val="16"/>
+              </w:rPr>
+            </w:pPr>
+            <w:r>
+              <w:rPr>
+                <w:rFonts w:ascii="微軟正黑體" w:eastAsia="微軟正黑體" w:hAnsi="微軟正黑體" w:hint="eastAsia"/>
+                <w:b/>
+                <w:bCs/>
+                <w:color w:val="000000" w:themeColor="text1"/>
+                <w:sz w:val="16"/>
+                <w:szCs w:val="16"/>
+              </w:rPr>
+              <w:t>{day3}</w:t>
+            </w:r>
+          </w:p>
+        </w:tc>
+        <w:tc>
+          <w:tcPr>
+            <w:tcW w:w="1185" w:type="dxa"/>
+          </w:tcPr>
+          <w:p>
+            <w:pPr>
+              <w:rPr>
+                <w:rFonts w:ascii="微軟正黑體" w:eastAsia="微軟正黑體" w:hAnsi="微軟正黑體"/>
+                <w:b/>
+                <w:bCs/>
+                <w:color w:val="000000" w:themeColor="text1"/>
+                <w:sz w:val="16"/>
+                <w:szCs w:val="16"/>
+              </w:rPr>
+            </w:pPr>
+            <w:r>
+              <w:rPr>
+                <w:rFonts w:ascii="微軟正黑體" w:eastAsia="微軟正黑體" w:hAnsi="微軟正黑體" w:hint="eastAsia"/>
+                <w:b/>
+                <w:bCs/>
+                <w:color w:val="000000" w:themeColor="text1"/>
+                <w:sz w:val="16"/>
+                <w:szCs w:val="16"/>
+              </w:rPr>
+              <w:t>{day4}</w:t>
+            </w:r>
+          </w:p>
+        </w:tc>
+        <w:tc>
+          <w:tcPr>
+            <w:tcW w:w="1185" w:type="dxa"/>
+          </w:tcPr>
+          <w:p>
+            <w:pPr>
+              <w:rPr>
+                <w:rFonts w:ascii="微軟正黑體" w:eastAsia="微軟正黑體" w:hAnsi="微軟正黑體"/>
+                <w:b/>
+                <w:bCs/>
+                <w:color w:val="000000" w:themeColor="text1"/>
+                <w:sz w:val="16"/>
+                <w:szCs w:val="16"/>
+              </w:rPr>
+            </w:pPr>
+            <w:r>
+              <w:rPr>
+                <w:rFonts w:ascii="微軟正黑體" w:eastAsia="微軟正黑體" w:hAnsi="微軟正黑體" w:hint="eastAsia"/>
+                <w:b/>
+                <w:bCs/>
+                <w:color w:val="000000" w:themeColor="text1"/>
+                <w:sz w:val="16"/>
+                <w:szCs w:val="16"/>
+              </w:rPr>
+              <w:t>{day5}</w:t>
+            </w:r>
+          </w:p>
+        </w:tc>
+        <w:tc>
+          <w:tcPr>
+            <w:tcW w:w="1185" w:type="dxa"/>
+          </w:tcPr>
+          <w:p>
+            <w:pPr>
+              <w:rPr>
+                <w:rFonts w:ascii="微軟正黑體" w:eastAsia="微軟正黑體" w:hAnsi="微軟正黑體"/>
+                <w:b/>
+                <w:bCs/>
+                <w:color w:val="000000" w:themeColor="text1"/>
+                <w:sz w:val="16"/>
+                <w:szCs w:val="16"/>
+              </w:rPr>
+            </w:pPr>
+            <w:r>
+              <w:rPr>
+                <w:rFonts w:ascii="微軟正黑體" w:eastAsia="微軟正黑體" w:hAnsi="微軟正黑體" w:hint="eastAsia"/>
+                <w:b/>
+                <w:bCs/>
+                <w:color w:val="000000" w:themeColor="text1"/>
+                <w:sz w:val="16"/>
+                <w:szCs w:val="16"/>
+              </w:rPr>
+              <w:t>{day6}</w:t>
+            </w:r>
+          </w:p>
+        </w:tc>
+        <w:tc>
+          <w:tcPr>
+            <w:tcW w:w="1186" w:type="dxa"/>
+          </w:tcPr>
+          <w:p>
+            <w:pPr>
+              <w:rPr>
+                <w:rFonts w:ascii="微軟正黑體" w:eastAsia="微軟正黑體" w:hAnsi="微軟正黑體"/>
+                <w:b/>
+                <w:bCs/>
+                <w:color w:val="000000" w:themeColor="text1"/>
+                <w:sz w:val="16"/>
+                <w:szCs w:val="16"/>
+              </w:rPr>
+            </w:pPr>
+            <w:r>
+              <w:rPr>
+                <w:rFonts w:ascii="微軟正黑體" w:eastAsia="微軟正黑體" w:hAnsi="微軟正黑體" w:hint="eastAsia"/>
+                <w:b/>
+                <w:bCs/>
+                <w:color w:val="000000" w:themeColor="text1"/>
+                <w:sz w:val="16"/>
+                <w:szCs w:val="16"/>
+              </w:rPr>
+              <w:t>{day7}{/}</w:t>
+            </w:r>
+          </w:p>
+        </w:tc>
+      </w:tr>
+    </w:tbl>
+    <w:p>
+      <w:pPr>
+        <w:rPr>
+          <w:rFonts w:ascii="微軟正黑體" w:eastAsia="微軟正黑體" w:hAnsi="微軟正黑體"/>
+          <w:b/>
+          <w:bCs/>
+          <w:color w:val="156082" w:themeColor="accent1"/>
+          <w:sz w:val="32"/>
+          <w:szCs w:val="32"/>
+        </w:rPr>
+      </w:pPr>
+      <w:r>
+        <w:rPr>
+          <w:rFonts w:ascii="微軟正黑體" w:eastAsia="微軟正黑體" w:hAnsi="微軟正黑體" w:hint="eastAsia"/>
+          <w:b/>
+          <w:bCs/>
+          <w:color w:val="156082" w:themeColor="accent1"/>
+          <w:sz w:val="28"/>
+          <w:szCs w:val="28"/>
+        </w:rPr>
+        <w:t>{/}</w:t>
+      </w:r>
+    </w:p>
+    <w:p>
+      <w:pPr>
+        <w:widowControl/>
+      </w:pPr>
+      <w:r>
+        <w:br w:type="page"/>
+      </w:r>
+    </w:p>
+    <w:p>
+      <w:pPr>
+        <w:rPr>
+          <w:rFonts w:ascii="微軟正黑體" w:eastAsia="微軟正黑體" w:hAnsi="微軟正黑體"/>
+          <w:b/>
+          <w:bCs/>
+          <w:color w:val="156082" w:themeColor="accent1"/>
+          <w:sz w:val="32"/>
+          <w:szCs w:val="32"/>
+        </w:rPr>
+      </w:pPr>
+      <w:r>
+        <w:rPr>
+          <w:rFonts w:ascii="微軟正黑體" w:eastAsia="微軟正黑體" w:hAnsi="微軟正黑體" w:hint="eastAsia"/>
+          <w:b/>
+          <w:bCs/>
+          <w:color w:val="156082" w:themeColor="accent1"/>
+          <w:sz w:val="32"/>
+          <w:szCs w:val="32"/>
+        </w:rPr>
+        <w:lastRenderedPageBreak/>
+        <w:t>四、投餌</w:t>
+      </w:r>
+      <w:r>
+        <w:rPr>
+          <w:rFonts w:ascii="微軟正黑體" w:eastAsia="微軟正黑體" w:hAnsi="微軟正黑體" w:hint="eastAsia"/>
+          <w:b/>
+          <w:bCs/>
+          <w:color w:val="156082" w:themeColor="accent1"/>
+          <w:sz w:val="32"/>
+          <w:szCs w:val="32"/>
+        </w:rPr>
+        <w:t>紀錄</w:t>
+      </w:r>
+    </w:p>
+    <w:p>
+      <w:pPr>
+        <w:spacing w:after="0" w:line="400" w:lineRule="exact"/>
+        <w:jc w:val="both"/>
+        <w:rPr>
+          <w:rFonts w:ascii="微軟正黑體" w:eastAsia="微軟正黑體" w:hAnsi="微軟正黑體"/>
+          <w:b/>
+          <w:bCs/>
+          <w:color w:val="156082" w:themeColor="accent1"/>
+          <w:sz w:val="28"/>
+          <w:szCs w:val="28"/>
+        </w:rPr>
+      </w:pPr>
+      <w:r>
+        <w:rPr>
+          <w:rFonts w:ascii="微軟正黑體" w:eastAsia="微軟正黑體" w:hAnsi="微軟正黑體" w:hint="eastAsia"/>
+          <w:b/>
+          <w:bCs/>
+          <w:color w:val="156082" w:themeColor="accent1"/>
+          <w:sz w:val="28"/>
+          <w:szCs w:val="28"/>
+        </w:rPr>
+        <w:t xml:space="preserve">1. </w:t>
+      </w:r>
+      <w:r>
+        <w:rPr>
+          <w:rFonts w:ascii="微軟正黑體" w:eastAsia="微軟正黑體" w:hAnsi="微軟正黑體" w:hint="eastAsia"/>
+          <w:b/>
+          <w:bCs/>
+          <w:color w:val="156082" w:themeColor="accent1"/>
+          <w:sz w:val="28"/>
+          <w:szCs w:val="28"/>
+        </w:rPr>
+        <w:t>主成分投餌</w:t>
+      </w:r>
+      <w:r>
+        <w:rPr>
+          <w:rFonts w:ascii="微軟正黑體" w:eastAsia="微軟正黑體" w:hAnsi="微軟正黑體" w:hint="eastAsia"/>
+          <w:b/>
+          <w:bCs/>
+          <w:color w:val="156082" w:themeColor="accent1"/>
+          <w:sz w:val="28"/>
+          <w:szCs w:val="28"/>
+        </w:rPr>
+        <w:t>統計</w:t>
+      </w:r>
+    </w:p>
+    <w:p>
+      <w:pPr>
+        <w:spacing w:after="0" w:line="400" w:lineRule="exact"/>
+        <w:jc w:val="both"/>
+        <w:rPr>
+          <w:rFonts w:ascii="微軟正黑體" w:eastAsia="微軟正黑體" w:hAnsi="微軟正黑體"/>
+          <w:b/>
+          <w:bCs/>
+          <w:color w:val="156082" w:themeColor="accent1"/>
+          <w:sz w:val="28"/>
+          <w:szCs w:val="28"/>
+        </w:rPr>
+      </w:pPr>
+    </w:p>
+    <w:tbl>
+      <w:tblPr>
+        <w:tblStyle w:val="a7"/>
+        <w:tblW w:w="8306" w:type="dxa"/>
         <w:tblBorders>
           <w:left w:val="none" w:sz="0" w:space="0" w:color="auto"/>
           <w:right w:val="none" w:sz="0" w:space="0" w:color="auto"/>
@@ -1863,658 +4601,288 @@
         <w:tblLook w:val="04A0" w:firstRow="1" w:lastRow="0" w:firstColumn="1" w:lastColumn="0" w:noHBand="0" w:noVBand="1"/>
       </w:tblPr>
       <w:tblGrid>
-        <w:gridCol w:w="2765"/>
-        <w:gridCol w:w="2765"/>
-        <w:gridCol w:w="2766"/>
+        <w:gridCol w:w="2616"/>
+        <w:gridCol w:w="3065"/>
+        <w:gridCol w:w="2625"/>
       </w:tblGrid>
       <w:tr>
-        <w:tc>
-          <w:tcPr>
-            <w:tcW w:w="8296" w:type="dxa"/>
-            <w:gridSpan w:val="3"/>
-          </w:tcPr>
-          <w:p>
-            <w:pPr>
-              <w:spacing w:line="400" w:lineRule="exact"/>
-              <w:rPr>
-                <w:rFonts w:ascii="微軟正黑體" w:eastAsia="微軟正黑體" w:hAnsi="微軟正黑體"/>
-                <w:b/>
-                <w:bCs/>
-                <w:sz w:val="28"/>
-                <w:szCs w:val="28"/>
-              </w:rPr>
-            </w:pPr>
-            <w:r>
-              <w:rPr>
-                <w:rFonts w:ascii="微軟正黑體" w:eastAsia="微軟正黑體" w:hAnsi="微軟正黑體" w:hint="eastAsia"/>
-                <w:b/>
-                <w:bCs/>
-                <w:color w:val="156082" w:themeColor="accent1"/>
-                <w:sz w:val="28"/>
-                <w:szCs w:val="28"/>
-              </w:rPr>
-              <w:t>備池</w:t>
+        <w:trPr>
+          <w:trHeight w:val="662"/>
+        </w:trPr>
+        <w:tc>
+          <w:tcPr>
+            <w:tcW w:w="2755" w:type="dxa"/>
+          </w:tcPr>
+          <w:p>
+            <w:pPr>
+              <w:rPr>
+                <w:rFonts w:ascii="微軟正黑體" w:eastAsia="微軟正黑體" w:hAnsi="微軟正黑體"/>
+              </w:rPr>
+            </w:pPr>
+            <w:r>
+              <w:rPr>
+                <w:rFonts w:ascii="微軟正黑體" w:eastAsia="微軟正黑體" w:hAnsi="微軟正黑體" w:hint="eastAsia"/>
+              </w:rPr>
+              <w:t>成分</w:t>
+            </w:r>
+          </w:p>
+        </w:tc>
+        <w:tc>
+          <w:tcPr>
+            <w:tcW w:w="2643" w:type="dxa"/>
+            <w:vAlign w:val="center"/>
+          </w:tcPr>
+          <w:p>
+            <w:pPr>
+              <w:jc w:val="center"/>
+              <w:rPr>
+                <w:rFonts w:ascii="微軟正黑體" w:eastAsia="微軟正黑體" w:hAnsi="微軟正黑體"/>
+              </w:rPr>
+            </w:pPr>
+            <w:r>
+              <w:rPr>
+                <w:rFonts w:ascii="微軟正黑體" w:eastAsia="微軟正黑體" w:hAnsi="微軟正黑體" w:hint="eastAsia"/>
+              </w:rPr>
+              <w:t>投餵餐數</w:t>
+            </w:r>
+          </w:p>
+        </w:tc>
+        <w:tc>
+          <w:tcPr>
+            <w:tcW w:w="2908" w:type="dxa"/>
+            <w:vAlign w:val="center"/>
+          </w:tcPr>
+          <w:p>
+            <w:pPr>
+              <w:jc w:val="center"/>
+              <w:rPr>
+                <w:rFonts w:ascii="微軟正黑體" w:eastAsia="微軟正黑體" w:hAnsi="微軟正黑體"/>
+              </w:rPr>
+            </w:pPr>
+            <w:r>
+              <w:rPr>
+                <w:rFonts w:ascii="微軟正黑體" w:eastAsia="微軟正黑體" w:hAnsi="微軟正黑體" w:hint="eastAsia"/>
+              </w:rPr>
+              <w:t>總投餵量</w:t>
             </w:r>
           </w:p>
         </w:tc>
       </w:tr>
       <w:tr>
-        <w:tc>
-          <w:tcPr>
-            <w:tcW w:w="8296" w:type="dxa"/>
-            <w:gridSpan w:val="3"/>
-          </w:tcPr>
-          <w:p>
-            <w:pPr>
-              <w:spacing w:line="400" w:lineRule="exact"/>
-              <w:rPr>
-                <w:rFonts w:ascii="微軟正黑體" w:eastAsia="微軟正黑體" w:hAnsi="微軟正黑體"/>
-                <w:b/>
-                <w:bCs/>
-              </w:rPr>
-            </w:pPr>
-            <w:r>
-              <w:rPr>
-                <w:rFonts w:ascii="微軟正黑體" w:eastAsia="微軟正黑體" w:hAnsi="微軟正黑體" w:hint="eastAsia"/>
-                <w:b/>
-                <w:bCs/>
-              </w:rPr>
-              <w:t>檢查系統</w:t>
+        <w:trPr>
+          <w:trHeight w:val="662"/>
+        </w:trPr>
+        <w:tc>
+          <w:tcPr>
+            <w:tcW w:w="2755" w:type="dxa"/>
+          </w:tcPr>
+          <w:p>
+            <w:pPr>
+              <w:rPr>
+                <w:rFonts w:ascii="微軟正黑體" w:eastAsia="微軟正黑體" w:hAnsi="微軟正黑體"/>
+              </w:rPr>
+            </w:pPr>
+            <w:r>
+              <w:rPr>
+                <w:rFonts w:ascii="微軟正黑體" w:eastAsia="微軟正黑體" w:hAnsi="微軟正黑體"/>
+              </w:rPr>
+              <w:t>{#isfeedlst}</w:t>
+            </w:r>
+            <w:r>
+              <w:rPr>
+                <w:rFonts w:ascii="微軟正黑體" w:eastAsia="微軟正黑體" w:hAnsi="微軟正黑體" w:hint="eastAsia"/>
+              </w:rPr>
+              <w:t>{#main}{name}</w:t>
+            </w:r>
+          </w:p>
+        </w:tc>
+        <w:tc>
+          <w:tcPr>
+            <w:tcW w:w="2643" w:type="dxa"/>
+            <w:vAlign w:val="center"/>
+          </w:tcPr>
+          <w:p>
+            <w:pPr>
+              <w:jc w:val="right"/>
+              <w:rPr>
+                <w:rFonts w:ascii="微軟正黑體" w:eastAsia="微軟正黑體" w:hAnsi="微軟正黑體"/>
+              </w:rPr>
+            </w:pPr>
+            <w:r>
+              <w:rPr>
+                <w:rFonts w:ascii="微軟正黑體" w:eastAsia="微軟正黑體" w:hAnsi="微軟正黑體" w:hint="eastAsia"/>
+              </w:rPr>
+              <w:t>{meal}</w:t>
+            </w:r>
+          </w:p>
+        </w:tc>
+        <w:tc>
+          <w:tcPr>
+            <w:tcW w:w="2908" w:type="dxa"/>
+            <w:vAlign w:val="center"/>
+          </w:tcPr>
+          <w:p>
+            <w:pPr>
+              <w:jc w:val="right"/>
+              <w:rPr>
+                <w:rFonts w:ascii="微軟正黑體" w:eastAsia="微軟正黑體" w:hAnsi="微軟正黑體"/>
+              </w:rPr>
+            </w:pPr>
+            <w:r>
+              <w:rPr>
+                <w:rFonts w:ascii="微軟正黑體" w:eastAsia="微軟正黑體" w:hAnsi="微軟正黑體" w:hint="eastAsia"/>
+              </w:rPr>
+              <w:t>{</w:t>
+            </w:r>
+            <w:r>
+              <w:rPr>
+                <w:rFonts w:ascii="微軟正黑體" w:eastAsia="微軟正黑體" w:hAnsi="微軟正黑體"/>
+              </w:rPr>
+              <w:t>feed_amount</w:t>
+            </w:r>
+            <w:r>
+              <w:rPr>
+                <w:rFonts w:ascii="微軟正黑體" w:eastAsia="微軟正黑體" w:hAnsi="微軟正黑體" w:hint="eastAsia"/>
+              </w:rPr>
+              <w:t>}</w:t>
+            </w:r>
+            <w:r>
+              <w:rPr>
+                <w:rFonts w:ascii="微軟正黑體" w:eastAsia="微軟正黑體" w:hAnsi="微軟正黑體" w:hint="eastAsia"/>
+              </w:rPr>
+              <w:t xml:space="preserve"> g </w:t>
+            </w:r>
+            <w:r>
+              <w:rPr>
+                <w:rFonts w:ascii="微軟正黑體" w:eastAsia="微軟正黑體" w:hAnsi="微軟正黑體" w:hint="eastAsia"/>
+              </w:rPr>
+              <w:t>{/}</w:t>
+            </w:r>
+            <w:r>
+              <w:rPr>
+                <w:rFonts w:ascii="微軟正黑體" w:eastAsia="微軟正黑體" w:hAnsi="微軟正黑體" w:hint="eastAsia"/>
+              </w:rPr>
+              <w:t>{/}</w:t>
             </w:r>
           </w:p>
         </w:tc>
       </w:tr>
       <w:tr>
-        <w:tc>
-          <w:tcPr>
-            <w:tcW w:w="8296" w:type="dxa"/>
-            <w:gridSpan w:val="3"/>
-            <w:shd w:val="clear" w:color="auto" w:fill="C1E4F5" w:themeFill="accent1" w:themeFillTint="33"/>
-          </w:tcPr>
-          <w:p>
-            <w:pPr>
-              <w:spacing w:line="400" w:lineRule="exact"/>
-              <w:rPr>
-                <w:rFonts w:ascii="微軟正黑體" w:eastAsia="微軟正黑體" w:hAnsi="微軟正黑體"/>
-              </w:rPr>
-            </w:pPr>
-            <w:r>
-              <w:rPr>
-                <w:rFonts w:ascii="微軟正黑體" w:eastAsia="微軟正黑體" w:hAnsi="微軟正黑體" w:hint="eastAsia"/>
-              </w:rPr>
-              <w:t>檢查進水系統</w:t>
-            </w:r>
-          </w:p>
-        </w:tc>
-      </w:tr>
-      <w:tr>
-        <w:tc>
-          <w:tcPr>
-            <w:tcW w:w="2765" w:type="dxa"/>
+        <w:trPr>
+          <w:trHeight w:val="662"/>
+        </w:trPr>
+        <w:tc>
+          <w:tcPr>
+            <w:tcW w:w="2755" w:type="dxa"/>
+            <w:shd w:val="clear" w:color="auto" w:fill="F2F2F2" w:themeFill="background1" w:themeFillShade="F2"/>
+          </w:tcPr>
+          <w:p>
+            <w:pPr>
+              <w:rPr>
+                <w:rFonts w:ascii="微軟正黑體" w:eastAsia="微軟正黑體" w:hAnsi="微軟正黑體"/>
+              </w:rPr>
+            </w:pPr>
+            <w:r>
+              <w:rPr>
+                <w:rFonts w:ascii="微軟正黑體" w:eastAsia="微軟正黑體" w:hAnsi="微軟正黑體" w:hint="eastAsia"/>
+              </w:rPr>
+              <w:t>合計</w:t>
+            </w:r>
+          </w:p>
+        </w:tc>
+        <w:tc>
+          <w:tcPr>
+            <w:tcW w:w="2643" w:type="dxa"/>
+            <w:shd w:val="clear" w:color="auto" w:fill="F2F2F2" w:themeFill="background1" w:themeFillShade="F2"/>
             <w:vAlign w:val="center"/>
           </w:tcPr>
           <w:p>
             <w:pPr>
-              <w:spacing w:line="400" w:lineRule="exact"/>
-              <w:rPr>
-                <w:rFonts w:ascii="微軟正黑體" w:eastAsia="微軟正黑體" w:hAnsi="微軟正黑體"/>
-              </w:rPr>
-            </w:pPr>
-            <w:r>
-              <w:rPr>
-                <w:rFonts w:ascii="微軟正黑體" w:eastAsia="微軟正黑體" w:hAnsi="微軟正黑體"/>
-              </w:rPr>
-              <w:t>排程日期</w:t>
-            </w:r>
-          </w:p>
-        </w:tc>
-        <w:tc>
-          <w:tcPr>
-            <w:tcW w:w="2765" w:type="dxa"/>
+              <w:jc w:val="right"/>
+              <w:rPr>
+                <w:rFonts w:ascii="微軟正黑體" w:eastAsia="微軟正黑體" w:hAnsi="微軟正黑體"/>
+              </w:rPr>
+            </w:pPr>
+            <w:r>
+              <w:rPr>
+                <w:rFonts w:ascii="微軟正黑體" w:eastAsia="微軟正黑體" w:hAnsi="微軟正黑體"/>
+              </w:rPr>
+              <w:t>{#isfeedlst}</w:t>
+            </w:r>
+            <w:r>
+              <w:rPr>
+                <w:rFonts w:ascii="微軟正黑體" w:eastAsia="微軟正黑體" w:hAnsi="微軟正黑體" w:hint="eastAsia"/>
+              </w:rPr>
+              <w:t>{#main_total}{meal}</w:t>
+            </w:r>
+          </w:p>
+        </w:tc>
+        <w:tc>
+          <w:tcPr>
+            <w:tcW w:w="2908" w:type="dxa"/>
+            <w:shd w:val="clear" w:color="auto" w:fill="F2F2F2" w:themeFill="background1" w:themeFillShade="F2"/>
             <w:vAlign w:val="center"/>
           </w:tcPr>
           <w:p>
             <w:pPr>
-              <w:spacing w:line="400" w:lineRule="exact"/>
-              <w:rPr>
-                <w:rFonts w:ascii="微軟正黑體" w:eastAsia="微軟正黑體" w:hAnsi="微軟正黑體"/>
-              </w:rPr>
-            </w:pPr>
-            <w:r>
-              <w:rPr>
-                <w:rFonts w:ascii="微軟正黑體" w:eastAsia="微軟正黑體" w:hAnsi="微軟正黑體"/>
-              </w:rPr>
-              <w:t>狀態/說明</w:t>
-            </w:r>
-          </w:p>
-        </w:tc>
-        <w:tc>
-          <w:tcPr>
-            <w:tcW w:w="2766" w:type="dxa"/>
-            <w:vAlign w:val="center"/>
-          </w:tcPr>
-          <w:p>
-            <w:pPr>
-              <w:spacing w:line="400" w:lineRule="exact"/>
-              <w:rPr>
-                <w:rFonts w:ascii="微軟正黑體" w:eastAsia="微軟正黑體" w:hAnsi="微軟正黑體"/>
-              </w:rPr>
-            </w:pPr>
-            <w:r>
-              <w:rPr>
-                <w:rFonts w:ascii="微軟正黑體" w:eastAsia="微軟正黑體" w:hAnsi="微軟正黑體"/>
-              </w:rPr>
-              <w:t>執行時間/執行人員</w:t>
-            </w:r>
-          </w:p>
-        </w:tc>
-      </w:tr>
-      <w:tr>
-        <w:tc>
-          <w:tcPr>
-            <w:tcW w:w="2765" w:type="dxa"/>
-            <w:vAlign w:val="center"/>
-          </w:tcPr>
-          <w:p>
-            <w:pPr>
-              <w:spacing w:line="400" w:lineRule="exact"/>
-              <w:rPr>
-                <w:rFonts w:ascii="微軟正黑體" w:eastAsia="微軟正黑體" w:hAnsi="微軟正黑體"/>
-              </w:rPr>
-            </w:pPr>
-            <w:r>
-              <w:rPr>
-                <w:rFonts w:ascii="微軟正黑體" w:eastAsia="微軟正黑體" w:hAnsi="微軟正黑體"/>
-              </w:rPr>
-              <w:t>2024-0</w:t>
-            </w:r>
-            <w:r>
-              <w:rPr>
-                <w:rFonts w:ascii="微軟正黑體" w:eastAsia="微軟正黑體" w:hAnsi="微軟正黑體" w:hint="eastAsia"/>
-              </w:rPr>
-              <w:t>9</w:t>
-            </w:r>
-            <w:r>
-              <w:rPr>
-                <w:rFonts w:ascii="微軟正黑體" w:eastAsia="微軟正黑體" w:hAnsi="微軟正黑體"/>
-              </w:rPr>
-              <w:t>-</w:t>
-            </w:r>
-            <w:r>
-              <w:rPr>
-                <w:rFonts w:ascii="微軟正黑體" w:eastAsia="微軟正黑體" w:hAnsi="微軟正黑體" w:hint="eastAsia"/>
-              </w:rPr>
-              <w:t>03</w:t>
-            </w:r>
-          </w:p>
-        </w:tc>
-        <w:tc>
-          <w:tcPr>
-            <w:tcW w:w="2765" w:type="dxa"/>
-            <w:vAlign w:val="center"/>
-          </w:tcPr>
-          <w:p>
-            <w:pPr>
-              <w:spacing w:line="400" w:lineRule="exact"/>
-              <w:rPr>
-                <w:rFonts w:ascii="微軟正黑體" w:eastAsia="微軟正黑體" w:hAnsi="微軟正黑體"/>
-              </w:rPr>
-            </w:pPr>
-            <w:r>
-              <w:rPr>
-                <w:rFonts w:ascii="微軟正黑體" w:eastAsia="微軟正黑體" w:hAnsi="微軟正黑體" w:hint="eastAsia"/>
-              </w:rPr>
-              <w:t>執行</w:t>
-            </w:r>
-          </w:p>
-        </w:tc>
-        <w:tc>
-          <w:tcPr>
-            <w:tcW w:w="2766" w:type="dxa"/>
-            <w:vAlign w:val="center"/>
-          </w:tcPr>
-          <w:p>
-            <w:pPr>
-              <w:spacing w:line="400" w:lineRule="exact"/>
-              <w:rPr>
-                <w:rFonts w:ascii="微軟正黑體" w:eastAsia="微軟正黑體" w:hAnsi="微軟正黑體"/>
-              </w:rPr>
-            </w:pPr>
-            <w:r>
-              <w:rPr>
-                <w:rFonts w:ascii="微軟正黑體" w:eastAsia="微軟正黑體" w:hAnsi="微軟正黑體"/>
-              </w:rPr>
-              <w:t>0</w:t>
-            </w:r>
-            <w:r>
-              <w:rPr>
-                <w:rFonts w:ascii="微軟正黑體" w:eastAsia="微軟正黑體" w:hAnsi="微軟正黑體" w:hint="eastAsia"/>
-              </w:rPr>
-              <w:t>9</w:t>
-            </w:r>
-            <w:r>
-              <w:rPr>
-                <w:rFonts w:ascii="微軟正黑體" w:eastAsia="微軟正黑體" w:hAnsi="微軟正黑體"/>
-              </w:rPr>
-              <w:t>/</w:t>
-            </w:r>
-            <w:r>
-              <w:rPr>
-                <w:rFonts w:ascii="微軟正黑體" w:eastAsia="微軟正黑體" w:hAnsi="微軟正黑體" w:hint="eastAsia"/>
-              </w:rPr>
-              <w:t>03</w:t>
-            </w:r>
-            <w:r>
-              <w:rPr>
-                <w:rFonts w:ascii="微軟正黑體" w:eastAsia="微軟正黑體" w:hAnsi="微軟正黑體"/>
-              </w:rPr>
-              <w:t xml:space="preserve"> 11:12</w:t>
-            </w:r>
-            <w:r>
-              <w:rPr>
-                <w:rFonts w:ascii="微軟正黑體" w:eastAsia="微軟正黑體" w:hAnsi="微軟正黑體"/>
-              </w:rPr>
-              <w:br/>
-              <w:t>技術部-徐詩雅</w:t>
-            </w:r>
-          </w:p>
-        </w:tc>
-      </w:tr>
-      <w:tr>
-        <w:tc>
-          <w:tcPr>
-            <w:tcW w:w="8296" w:type="dxa"/>
-            <w:gridSpan w:val="3"/>
-            <w:shd w:val="clear" w:color="auto" w:fill="C1E4F5" w:themeFill="accent1" w:themeFillTint="33"/>
-          </w:tcPr>
-          <w:p>
-            <w:pPr>
-              <w:spacing w:line="400" w:lineRule="exact"/>
-              <w:rPr>
-                <w:rFonts w:ascii="微軟正黑體" w:eastAsia="微軟正黑體" w:hAnsi="微軟正黑體"/>
-              </w:rPr>
-            </w:pPr>
-            <w:r>
-              <w:rPr>
-                <w:rFonts w:ascii="微軟正黑體" w:eastAsia="微軟正黑體" w:hAnsi="微軟正黑體"/>
-              </w:rPr>
-              <w:t>檢查曝氣系統</w:t>
-            </w:r>
-          </w:p>
-        </w:tc>
-      </w:tr>
-      <w:tr>
-        <w:tc>
-          <w:tcPr>
-            <w:tcW w:w="2765" w:type="dxa"/>
-            <w:vAlign w:val="center"/>
-          </w:tcPr>
-          <w:p>
-            <w:pPr>
-              <w:spacing w:line="400" w:lineRule="exact"/>
-              <w:rPr>
-                <w:rFonts w:ascii="微軟正黑體" w:eastAsia="微軟正黑體" w:hAnsi="微軟正黑體"/>
-              </w:rPr>
-            </w:pPr>
-            <w:r>
-              <w:rPr>
-                <w:rFonts w:ascii="微軟正黑體" w:eastAsia="微軟正黑體" w:hAnsi="微軟正黑體"/>
-              </w:rPr>
-              <w:t>排程日期</w:t>
-            </w:r>
-          </w:p>
-        </w:tc>
-        <w:tc>
-          <w:tcPr>
-            <w:tcW w:w="2765" w:type="dxa"/>
-            <w:vAlign w:val="center"/>
-          </w:tcPr>
-          <w:p>
-            <w:pPr>
-              <w:spacing w:line="400" w:lineRule="exact"/>
-              <w:rPr>
-                <w:rFonts w:ascii="微軟正黑體" w:eastAsia="微軟正黑體" w:hAnsi="微軟正黑體"/>
-              </w:rPr>
-            </w:pPr>
-            <w:r>
-              <w:rPr>
-                <w:rFonts w:ascii="微軟正黑體" w:eastAsia="微軟正黑體" w:hAnsi="微軟正黑體"/>
-              </w:rPr>
-              <w:t>狀態/說明</w:t>
-            </w:r>
-          </w:p>
-        </w:tc>
-        <w:tc>
-          <w:tcPr>
-            <w:tcW w:w="2766" w:type="dxa"/>
-            <w:vAlign w:val="center"/>
-          </w:tcPr>
-          <w:p>
-            <w:pPr>
-              <w:spacing w:line="400" w:lineRule="exact"/>
-              <w:rPr>
-                <w:rFonts w:ascii="微軟正黑體" w:eastAsia="微軟正黑體" w:hAnsi="微軟正黑體"/>
-              </w:rPr>
-            </w:pPr>
-            <w:r>
-              <w:rPr>
-                <w:rFonts w:ascii="微軟正黑體" w:eastAsia="微軟正黑體" w:hAnsi="微軟正黑體"/>
-              </w:rPr>
-              <w:t>執行時間/執行人員</w:t>
-            </w:r>
-          </w:p>
-        </w:tc>
-      </w:tr>
-      <w:tr>
-        <w:tc>
-          <w:tcPr>
-            <w:tcW w:w="2765" w:type="dxa"/>
-            <w:vAlign w:val="center"/>
-          </w:tcPr>
-          <w:p>
-            <w:pPr>
-              <w:spacing w:line="400" w:lineRule="exact"/>
-              <w:rPr>
-                <w:rFonts w:ascii="微軟正黑體" w:eastAsia="微軟正黑體" w:hAnsi="微軟正黑體"/>
-              </w:rPr>
-            </w:pPr>
-            <w:r>
-              <w:rPr>
-                <w:rFonts w:ascii="微軟正黑體" w:eastAsia="微軟正黑體" w:hAnsi="微軟正黑體"/>
-              </w:rPr>
-              <w:t>2024-0</w:t>
-            </w:r>
-            <w:r>
-              <w:rPr>
-                <w:rFonts w:ascii="微軟正黑體" w:eastAsia="微軟正黑體" w:hAnsi="微軟正黑體" w:hint="eastAsia"/>
-              </w:rPr>
-              <w:t>9</w:t>
-            </w:r>
-            <w:r>
-              <w:rPr>
-                <w:rFonts w:ascii="微軟正黑體" w:eastAsia="微軟正黑體" w:hAnsi="微軟正黑體"/>
-              </w:rPr>
-              <w:t>-</w:t>
-            </w:r>
-            <w:r>
-              <w:rPr>
-                <w:rFonts w:ascii="微軟正黑體" w:eastAsia="微軟正黑體" w:hAnsi="微軟正黑體" w:hint="eastAsia"/>
-              </w:rPr>
-              <w:t>03</w:t>
-            </w:r>
-          </w:p>
-        </w:tc>
-        <w:tc>
-          <w:tcPr>
-            <w:tcW w:w="2765" w:type="dxa"/>
-            <w:vAlign w:val="center"/>
-          </w:tcPr>
-          <w:p>
-            <w:pPr>
-              <w:spacing w:line="400" w:lineRule="exact"/>
-              <w:rPr>
-                <w:rFonts w:ascii="微軟正黑體" w:eastAsia="微軟正黑體" w:hAnsi="微軟正黑體"/>
-              </w:rPr>
-            </w:pPr>
-            <w:r>
-              <w:rPr>
-                <w:rFonts w:ascii="微軟正黑體" w:eastAsia="微軟正黑體" w:hAnsi="微軟正黑體" w:hint="eastAsia"/>
-              </w:rPr>
-              <w:t>執行</w:t>
-            </w:r>
-          </w:p>
-        </w:tc>
-        <w:tc>
-          <w:tcPr>
-            <w:tcW w:w="2766" w:type="dxa"/>
-            <w:vAlign w:val="center"/>
-          </w:tcPr>
-          <w:p>
-            <w:pPr>
-              <w:spacing w:line="400" w:lineRule="exact"/>
-              <w:rPr>
-                <w:rFonts w:ascii="微軟正黑體" w:eastAsia="微軟正黑體" w:hAnsi="微軟正黑體"/>
-              </w:rPr>
-            </w:pPr>
-            <w:r>
-              <w:rPr>
-                <w:rFonts w:ascii="微軟正黑體" w:eastAsia="微軟正黑體" w:hAnsi="微軟正黑體"/>
-              </w:rPr>
-              <w:t>0</w:t>
-            </w:r>
-            <w:r>
-              <w:rPr>
-                <w:rFonts w:ascii="微軟正黑體" w:eastAsia="微軟正黑體" w:hAnsi="微軟正黑體" w:hint="eastAsia"/>
-              </w:rPr>
-              <w:t>9</w:t>
-            </w:r>
-            <w:r>
-              <w:rPr>
-                <w:rFonts w:ascii="微軟正黑體" w:eastAsia="微軟正黑體" w:hAnsi="微軟正黑體"/>
-              </w:rPr>
-              <w:t>/</w:t>
-            </w:r>
-            <w:r>
-              <w:rPr>
-                <w:rFonts w:ascii="微軟正黑體" w:eastAsia="微軟正黑體" w:hAnsi="微軟正黑體" w:hint="eastAsia"/>
-              </w:rPr>
-              <w:t>03</w:t>
-            </w:r>
-            <w:r>
-              <w:rPr>
-                <w:rFonts w:ascii="微軟正黑體" w:eastAsia="微軟正黑體" w:hAnsi="微軟正黑體"/>
-              </w:rPr>
-              <w:t xml:space="preserve"> 11:12</w:t>
-            </w:r>
-            <w:r>
-              <w:rPr>
-                <w:rFonts w:ascii="微軟正黑體" w:eastAsia="微軟正黑體" w:hAnsi="微軟正黑體"/>
-              </w:rPr>
-              <w:br/>
-            </w:r>
-            <w:r>
-              <w:rPr>
-                <w:rFonts w:ascii="微軟正黑體" w:eastAsia="微軟正黑體" w:hAnsi="微軟正黑體"/>
-              </w:rPr>
-              <w:lastRenderedPageBreak/>
-              <w:t>技術部-徐詩雅</w:t>
-            </w:r>
-          </w:p>
-        </w:tc>
-      </w:tr>
-      <w:tr>
-        <w:tc>
-          <w:tcPr>
-            <w:tcW w:w="8296" w:type="dxa"/>
-            <w:gridSpan w:val="3"/>
-            <w:shd w:val="clear" w:color="auto" w:fill="C1E4F5" w:themeFill="accent1" w:themeFillTint="33"/>
-          </w:tcPr>
-          <w:p>
-            <w:pPr>
-              <w:spacing w:line="400" w:lineRule="exact"/>
-              <w:rPr>
-                <w:rFonts w:ascii="微軟正黑體" w:eastAsia="微軟正黑體" w:hAnsi="微軟正黑體"/>
-              </w:rPr>
-            </w:pPr>
-            <w:r>
-              <w:rPr>
-                <w:rFonts w:ascii="微軟正黑體" w:eastAsia="微軟正黑體" w:hAnsi="微軟正黑體"/>
-              </w:rPr>
-              <w:lastRenderedPageBreak/>
-              <w:t>檢查排污系統</w:t>
-            </w:r>
-          </w:p>
-        </w:tc>
-      </w:tr>
-      <w:tr>
-        <w:tc>
-          <w:tcPr>
-            <w:tcW w:w="2765" w:type="dxa"/>
-            <w:vAlign w:val="center"/>
-          </w:tcPr>
-          <w:p>
-            <w:pPr>
-              <w:spacing w:line="400" w:lineRule="exact"/>
-              <w:rPr>
-                <w:rFonts w:ascii="微軟正黑體" w:eastAsia="微軟正黑體" w:hAnsi="微軟正黑體"/>
-              </w:rPr>
-            </w:pPr>
-            <w:r>
-              <w:rPr>
-                <w:rFonts w:ascii="微軟正黑體" w:eastAsia="微軟正黑體" w:hAnsi="微軟正黑體"/>
-              </w:rPr>
-              <w:t>排程日期</w:t>
-            </w:r>
-          </w:p>
-        </w:tc>
-        <w:tc>
-          <w:tcPr>
-            <w:tcW w:w="2765" w:type="dxa"/>
-            <w:vAlign w:val="center"/>
-          </w:tcPr>
-          <w:p>
-            <w:pPr>
-              <w:spacing w:line="400" w:lineRule="exact"/>
-              <w:rPr>
-                <w:rFonts w:ascii="微軟正黑體" w:eastAsia="微軟正黑體" w:hAnsi="微軟正黑體"/>
-              </w:rPr>
-            </w:pPr>
-            <w:r>
-              <w:rPr>
-                <w:rFonts w:ascii="微軟正黑體" w:eastAsia="微軟正黑體" w:hAnsi="微軟正黑體"/>
-              </w:rPr>
-              <w:t>狀態/說明</w:t>
-            </w:r>
-          </w:p>
-        </w:tc>
-        <w:tc>
-          <w:tcPr>
-            <w:tcW w:w="2766" w:type="dxa"/>
-            <w:vAlign w:val="center"/>
-          </w:tcPr>
-          <w:p>
-            <w:pPr>
-              <w:spacing w:line="400" w:lineRule="exact"/>
-              <w:rPr>
-                <w:rFonts w:ascii="微軟正黑體" w:eastAsia="微軟正黑體" w:hAnsi="微軟正黑體"/>
-              </w:rPr>
-            </w:pPr>
-            <w:r>
-              <w:rPr>
-                <w:rFonts w:ascii="微軟正黑體" w:eastAsia="微軟正黑體" w:hAnsi="微軟正黑體"/>
-              </w:rPr>
-              <w:t>執行時間/執行人員</w:t>
-            </w:r>
-          </w:p>
-        </w:tc>
-      </w:tr>
-      <w:tr>
-        <w:tc>
-          <w:tcPr>
-            <w:tcW w:w="2765" w:type="dxa"/>
-            <w:vAlign w:val="center"/>
-          </w:tcPr>
-          <w:p>
-            <w:pPr>
-              <w:spacing w:line="400" w:lineRule="exact"/>
-              <w:rPr>
-                <w:rFonts w:ascii="微軟正黑體" w:eastAsia="微軟正黑體" w:hAnsi="微軟正黑體"/>
-              </w:rPr>
-            </w:pPr>
-            <w:r>
-              <w:rPr>
-                <w:rFonts w:ascii="微軟正黑體" w:eastAsia="微軟正黑體" w:hAnsi="微軟正黑體"/>
-              </w:rPr>
-              <w:t>2024-0</w:t>
-            </w:r>
-            <w:r>
-              <w:rPr>
-                <w:rFonts w:ascii="微軟正黑體" w:eastAsia="微軟正黑體" w:hAnsi="微軟正黑體" w:hint="eastAsia"/>
-              </w:rPr>
-              <w:t>9</w:t>
-            </w:r>
-            <w:r>
-              <w:rPr>
-                <w:rFonts w:ascii="微軟正黑體" w:eastAsia="微軟正黑體" w:hAnsi="微軟正黑體"/>
-              </w:rPr>
-              <w:t>-</w:t>
-            </w:r>
-            <w:r>
-              <w:rPr>
-                <w:rFonts w:ascii="微軟正黑體" w:eastAsia="微軟正黑體" w:hAnsi="微軟正黑體" w:hint="eastAsia"/>
-              </w:rPr>
-              <w:t>03</w:t>
-            </w:r>
-          </w:p>
-        </w:tc>
-        <w:tc>
-          <w:tcPr>
-            <w:tcW w:w="2765" w:type="dxa"/>
-            <w:vAlign w:val="center"/>
-          </w:tcPr>
-          <w:p>
-            <w:pPr>
-              <w:spacing w:line="400" w:lineRule="exact"/>
-              <w:rPr>
-                <w:rFonts w:ascii="微軟正黑體" w:eastAsia="微軟正黑體" w:hAnsi="微軟正黑體"/>
-              </w:rPr>
-            </w:pPr>
-            <w:r>
-              <w:rPr>
-                <w:rFonts w:ascii="微軟正黑體" w:eastAsia="微軟正黑體" w:hAnsi="微軟正黑體" w:hint="eastAsia"/>
-              </w:rPr>
-              <w:t>執行</w:t>
-            </w:r>
-          </w:p>
-        </w:tc>
-        <w:tc>
-          <w:tcPr>
-            <w:tcW w:w="2766" w:type="dxa"/>
-            <w:vAlign w:val="center"/>
-          </w:tcPr>
-          <w:p>
-            <w:pPr>
-              <w:spacing w:line="400" w:lineRule="exact"/>
-              <w:rPr>
-                <w:rFonts w:ascii="微軟正黑體" w:eastAsia="微軟正黑體" w:hAnsi="微軟正黑體"/>
-              </w:rPr>
-            </w:pPr>
-            <w:r>
-              <w:rPr>
-                <w:rFonts w:ascii="微軟正黑體" w:eastAsia="微軟正黑體" w:hAnsi="微軟正黑體"/>
-              </w:rPr>
-              <w:t>0</w:t>
-            </w:r>
-            <w:r>
-              <w:rPr>
-                <w:rFonts w:ascii="微軟正黑體" w:eastAsia="微軟正黑體" w:hAnsi="微軟正黑體" w:hint="eastAsia"/>
-              </w:rPr>
-              <w:t>9</w:t>
-            </w:r>
-            <w:r>
-              <w:rPr>
-                <w:rFonts w:ascii="微軟正黑體" w:eastAsia="微軟正黑體" w:hAnsi="微軟正黑體"/>
-              </w:rPr>
-              <w:t>/</w:t>
-            </w:r>
-            <w:r>
-              <w:rPr>
-                <w:rFonts w:ascii="微軟正黑體" w:eastAsia="微軟正黑體" w:hAnsi="微軟正黑體" w:hint="eastAsia"/>
-              </w:rPr>
-              <w:t>03</w:t>
-            </w:r>
-            <w:r>
-              <w:rPr>
-                <w:rFonts w:ascii="微軟正黑體" w:eastAsia="微軟正黑體" w:hAnsi="微軟正黑體"/>
-              </w:rPr>
-              <w:t xml:space="preserve"> 11:12</w:t>
-            </w:r>
-            <w:r>
-              <w:rPr>
-                <w:rFonts w:ascii="微軟正黑體" w:eastAsia="微軟正黑體" w:hAnsi="微軟正黑體"/>
-              </w:rPr>
-              <w:br/>
-              <w:t>技術部-徐詩雅</w:t>
+              <w:jc w:val="right"/>
+              <w:rPr>
+                <w:rFonts w:ascii="微軟正黑體" w:eastAsia="微軟正黑體" w:hAnsi="微軟正黑體"/>
+              </w:rPr>
+            </w:pPr>
+            <w:r>
+              <w:rPr>
+                <w:rFonts w:ascii="微軟正黑體" w:eastAsia="微軟正黑體" w:hAnsi="微軟正黑體" w:hint="eastAsia"/>
+              </w:rPr>
+              <w:t>{#hasTotal}</w:t>
+            </w:r>
+            <w:r>
+              <w:rPr>
+                <w:rFonts w:ascii="微軟正黑體" w:eastAsia="微軟正黑體" w:hAnsi="微軟正黑體" w:hint="eastAsia"/>
+              </w:rPr>
+              <w:t>{</w:t>
+            </w:r>
+            <w:r>
+              <w:rPr>
+                <w:rFonts w:ascii="微軟正黑體" w:eastAsia="微軟正黑體" w:hAnsi="微軟正黑體"/>
+              </w:rPr>
+              <w:t>feed_amount</w:t>
+            </w:r>
+            <w:r>
+              <w:rPr>
+                <w:rFonts w:ascii="微軟正黑體" w:eastAsia="微軟正黑體" w:hAnsi="微軟正黑體" w:hint="eastAsia"/>
+              </w:rPr>
+              <w:t>}</w:t>
+            </w:r>
+            <w:r>
+              <w:rPr>
+                <w:rFonts w:ascii="微軟正黑體" w:eastAsia="微軟正黑體" w:hAnsi="微軟正黑體" w:hint="eastAsia"/>
+              </w:rPr>
+              <w:t xml:space="preserve"> g</w:t>
+            </w:r>
+            <w:r>
+              <w:rPr>
+                <w:rFonts w:ascii="微軟正黑體" w:eastAsia="微軟正黑體" w:hAnsi="微軟正黑體" w:hint="eastAsia"/>
+              </w:rPr>
+              <w:t xml:space="preserve"> </w:t>
+            </w:r>
+            <w:r>
+              <w:rPr>
+                <w:rFonts w:ascii="微軟正黑體" w:eastAsia="微軟正黑體" w:hAnsi="微軟正黑體" w:hint="eastAsia"/>
+              </w:rPr>
+              <w:t>{/}</w:t>
+            </w:r>
+            <w:r>
+              <w:rPr>
+                <w:rFonts w:ascii="微軟正黑體" w:eastAsia="微軟正黑體" w:hAnsi="微軟正黑體" w:hint="eastAsia"/>
+              </w:rPr>
+              <w:t>{/}</w:t>
+            </w:r>
+            <w:r>
+              <w:rPr>
+                <w:rFonts w:ascii="微軟正黑體" w:eastAsia="微軟正黑體" w:hAnsi="微軟正黑體" w:hint="eastAsia"/>
+              </w:rPr>
+              <w:t>{/}</w:t>
             </w:r>
           </w:p>
         </w:tc>
@@ -2526,13 +4894,73 @@
           <w:rFonts w:ascii="微軟正黑體" w:eastAsia="微軟正黑體" w:hAnsi="微軟正黑體"/>
           <w:b/>
           <w:bCs/>
+          <w:color w:val="156082" w:themeColor="accent1"/>
+        </w:rPr>
+      </w:pPr>
+    </w:p>
+    <w:p>
+      <w:pPr>
+        <w:rPr>
+          <w:rFonts w:ascii="微軟正黑體" w:eastAsia="微軟正黑體" w:hAnsi="微軟正黑體"/>
+          <w:b/>
+          <w:bCs/>
+          <w:color w:val="156082" w:themeColor="accent1"/>
+          <w:sz w:val="28"/>
+          <w:szCs w:val="28"/>
+        </w:rPr>
+      </w:pPr>
+      <w:r>
+        <w:rPr>
+          <w:rFonts w:ascii="微軟正黑體" w:eastAsia="微軟正黑體" w:hAnsi="微軟正黑體" w:hint="eastAsia"/>
+          <w:b/>
+          <w:bCs/>
+          <w:color w:val="156082" w:themeColor="accent1"/>
+          <w:sz w:val="28"/>
+          <w:szCs w:val="28"/>
+        </w:rPr>
+        <w:t xml:space="preserve">2. </w:t>
+      </w:r>
+      <w:r>
+        <w:rPr>
+          <w:rFonts w:ascii="微軟正黑體" w:eastAsia="微軟正黑體" w:hAnsi="微軟正黑體" w:hint="eastAsia"/>
+          <w:b/>
+          <w:bCs/>
+          <w:color w:val="156082" w:themeColor="accent1"/>
+          <w:sz w:val="28"/>
+          <w:szCs w:val="28"/>
+        </w:rPr>
+        <w:t>次成分投餌</w:t>
+      </w:r>
+      <w:r>
+        <w:rPr>
+          <w:rFonts w:ascii="微軟正黑體" w:eastAsia="微軟正黑體" w:hAnsi="微軟正黑體" w:hint="eastAsia"/>
+          <w:b/>
+          <w:bCs/>
+          <w:color w:val="156082" w:themeColor="accent1"/>
+          <w:sz w:val="28"/>
+          <w:szCs w:val="28"/>
+        </w:rPr>
+        <w:t>統計</w:t>
+      </w:r>
+    </w:p>
+    <w:p>
+      <w:pPr>
+        <w:spacing w:after="0" w:line="400" w:lineRule="exact"/>
+        <w:jc w:val="both"/>
+        <w:rPr>
+          <w:rFonts w:ascii="微軟正黑體" w:eastAsia="微軟正黑體" w:hAnsi="微軟正黑體"/>
+          <w:b/>
+          <w:bCs/>
+          <w:color w:val="156082" w:themeColor="accent1"/>
+          <w:sz w:val="28"/>
+          <w:szCs w:val="28"/>
         </w:rPr>
       </w:pPr>
     </w:p>
     <w:tbl>
       <w:tblPr>
         <w:tblStyle w:val="a7"/>
-        <w:tblW w:w="0" w:type="auto"/>
+        <w:tblW w:w="8306" w:type="dxa"/>
         <w:tblBorders>
           <w:left w:val="none" w:sz="0" w:space="0" w:color="auto"/>
           <w:right w:val="none" w:sz="0" w:space="0" w:color="auto"/>
@@ -2542,34 +4970,300 @@
         <w:tblLook w:val="04A0" w:firstRow="1" w:lastRow="0" w:firstColumn="1" w:lastColumn="0" w:noHBand="0" w:noVBand="1"/>
       </w:tblPr>
       <w:tblGrid>
-        <w:gridCol w:w="8296"/>
+        <w:gridCol w:w="2567"/>
+        <w:gridCol w:w="3031"/>
+        <w:gridCol w:w="2708"/>
       </w:tblGrid>
       <w:tr>
-        <w:tc>
-          <w:tcPr>
-            <w:tcW w:w="8296" w:type="dxa"/>
-          </w:tcPr>
-          <w:p>
-            <w:pPr>
-              <w:spacing w:line="400" w:lineRule="exact"/>
-              <w:rPr>
-                <w:rFonts w:ascii="微軟正黑體" w:eastAsia="微軟正黑體" w:hAnsi="微軟正黑體"/>
-                <w:b/>
-                <w:bCs/>
-                <w:sz w:val="28"/>
-                <w:szCs w:val="28"/>
-              </w:rPr>
-            </w:pPr>
-            <w:r>
-              <w:rPr>
-                <w:rFonts w:ascii="微軟正黑體" w:eastAsia="微軟正黑體" w:hAnsi="微軟正黑體" w:hint="eastAsia"/>
-                <w:b/>
-                <w:bCs/>
-                <w:color w:val="156082" w:themeColor="accent1"/>
-                <w:sz w:val="28"/>
-                <w:szCs w:val="28"/>
-              </w:rPr>
-              <w:t>蓄水</w:t>
+        <w:trPr>
+          <w:trHeight w:val="662"/>
+        </w:trPr>
+        <w:tc>
+          <w:tcPr>
+            <w:tcW w:w="2755" w:type="dxa"/>
+          </w:tcPr>
+          <w:p>
+            <w:pPr>
+              <w:rPr>
+                <w:rFonts w:ascii="微軟正黑體" w:eastAsia="微軟正黑體" w:hAnsi="微軟正黑體"/>
+              </w:rPr>
+            </w:pPr>
+            <w:r>
+              <w:rPr>
+                <w:rFonts w:ascii="微軟正黑體" w:eastAsia="微軟正黑體" w:hAnsi="微軟正黑體" w:hint="eastAsia"/>
+              </w:rPr>
+              <w:t>成分</w:t>
+            </w:r>
+          </w:p>
+        </w:tc>
+        <w:tc>
+          <w:tcPr>
+            <w:tcW w:w="2643" w:type="dxa"/>
+            <w:vAlign w:val="center"/>
+          </w:tcPr>
+          <w:p>
+            <w:pPr>
+              <w:jc w:val="center"/>
+              <w:rPr>
+                <w:rFonts w:ascii="微軟正黑體" w:eastAsia="微軟正黑體" w:hAnsi="微軟正黑體"/>
+              </w:rPr>
+            </w:pPr>
+            <w:r>
+              <w:rPr>
+                <w:rFonts w:ascii="微軟正黑體" w:eastAsia="微軟正黑體" w:hAnsi="微軟正黑體" w:hint="eastAsia"/>
+              </w:rPr>
+              <w:t>投餵餐數</w:t>
+            </w:r>
+          </w:p>
+        </w:tc>
+        <w:tc>
+          <w:tcPr>
+            <w:tcW w:w="2908" w:type="dxa"/>
+            <w:vAlign w:val="center"/>
+          </w:tcPr>
+          <w:p>
+            <w:pPr>
+              <w:jc w:val="center"/>
+              <w:rPr>
+                <w:rFonts w:ascii="微軟正黑體" w:eastAsia="微軟正黑體" w:hAnsi="微軟正黑體"/>
+              </w:rPr>
+            </w:pPr>
+            <w:r>
+              <w:rPr>
+                <w:rFonts w:ascii="微軟正黑體" w:eastAsia="微軟正黑體" w:hAnsi="微軟正黑體" w:hint="eastAsia"/>
+              </w:rPr>
+              <w:t>總投餵量</w:t>
+            </w:r>
+          </w:p>
+        </w:tc>
+      </w:tr>
+      <w:tr>
+        <w:trPr>
+          <w:trHeight w:val="662"/>
+        </w:trPr>
+        <w:tc>
+          <w:tcPr>
+            <w:tcW w:w="2755" w:type="dxa"/>
+          </w:tcPr>
+          <w:p>
+            <w:pPr>
+              <w:rPr>
+                <w:rFonts w:ascii="微軟正黑體" w:eastAsia="微軟正黑體" w:hAnsi="微軟正黑體"/>
+              </w:rPr>
+            </w:pPr>
+            <w:r>
+              <w:rPr>
+                <w:rFonts w:ascii="微軟正黑體" w:eastAsia="微軟正黑體" w:hAnsi="微軟正黑體"/>
+              </w:rPr>
+              <w:t>{#isfeedlst}</w:t>
+            </w:r>
+            <w:r>
+              <w:rPr>
+                <w:rFonts w:ascii="微軟正黑體" w:eastAsia="微軟正黑體" w:hAnsi="微軟正黑體" w:hint="eastAsia"/>
+              </w:rPr>
+              <w:t>{#sub}{name}</w:t>
+            </w:r>
+          </w:p>
+        </w:tc>
+        <w:tc>
+          <w:tcPr>
+            <w:tcW w:w="2643" w:type="dxa"/>
+            <w:vAlign w:val="center"/>
+          </w:tcPr>
+          <w:p>
+            <w:pPr>
+              <w:jc w:val="right"/>
+              <w:rPr>
+                <w:rFonts w:ascii="微軟正黑體" w:eastAsia="微軟正黑體" w:hAnsi="微軟正黑體"/>
+              </w:rPr>
+            </w:pPr>
+            <w:r>
+              <w:rPr>
+                <w:rFonts w:ascii="微軟正黑體" w:eastAsia="微軟正黑體" w:hAnsi="微軟正黑體" w:hint="eastAsia"/>
+              </w:rPr>
+              <w:t>{meal}</w:t>
+            </w:r>
+          </w:p>
+        </w:tc>
+        <w:tc>
+          <w:tcPr>
+            <w:tcW w:w="2908" w:type="dxa"/>
+            <w:vAlign w:val="center"/>
+          </w:tcPr>
+          <w:p>
+            <w:pPr>
+              <w:jc w:val="right"/>
+              <w:rPr>
+                <w:rFonts w:ascii="微軟正黑體" w:eastAsia="微軟正黑體" w:hAnsi="微軟正黑體"/>
+              </w:rPr>
+            </w:pPr>
+            <w:r>
+              <w:rPr>
+                <w:rFonts w:ascii="微軟正黑體" w:eastAsia="微軟正黑體" w:hAnsi="微軟正黑體" w:hint="eastAsia"/>
+              </w:rPr>
+              <w:t>{</w:t>
+            </w:r>
+            <w:r>
+              <w:rPr>
+                <w:rFonts w:ascii="微軟正黑體" w:eastAsia="微軟正黑體" w:hAnsi="微軟正黑體"/>
+              </w:rPr>
+              <w:t>feed_amount</w:t>
+            </w:r>
+            <w:r>
+              <w:rPr>
+                <w:rFonts w:ascii="微軟正黑體" w:eastAsia="微軟正黑體" w:hAnsi="微軟正黑體" w:hint="eastAsia"/>
+              </w:rPr>
+              <w:t>}</w:t>
+            </w:r>
+            <w:r>
+              <w:rPr>
+                <w:rFonts w:ascii="微軟正黑體" w:eastAsia="微軟正黑體" w:hAnsi="微軟正黑體" w:hint="eastAsia"/>
+              </w:rPr>
+              <w:t xml:space="preserve"> g </w:t>
+            </w:r>
+            <w:r>
+              <w:rPr>
+                <w:rFonts w:ascii="微軟正黑體" w:eastAsia="微軟正黑體" w:hAnsi="微軟正黑體" w:hint="eastAsia"/>
+              </w:rPr>
+              <w:t>{/}</w:t>
+            </w:r>
+            <w:r>
+              <w:rPr>
+                <w:rFonts w:ascii="微軟正黑體" w:eastAsia="微軟正黑體" w:hAnsi="微軟正黑體" w:hint="eastAsia"/>
+              </w:rPr>
+              <w:t>{/}</w:t>
+            </w:r>
+          </w:p>
+        </w:tc>
+      </w:tr>
+      <w:tr>
+        <w:trPr>
+          <w:trHeight w:val="662"/>
+        </w:trPr>
+        <w:tc>
+          <w:tcPr>
+            <w:tcW w:w="2755" w:type="dxa"/>
+            <w:shd w:val="clear" w:color="auto" w:fill="F2F2F2" w:themeFill="background1" w:themeFillShade="F2"/>
+          </w:tcPr>
+          <w:p>
+            <w:pPr>
+              <w:rPr>
+                <w:rFonts w:ascii="微軟正黑體" w:eastAsia="微軟正黑體" w:hAnsi="微軟正黑體"/>
+              </w:rPr>
+            </w:pPr>
+            <w:r>
+              <w:rPr>
+                <w:rFonts w:ascii="微軟正黑體" w:eastAsia="微軟正黑體" w:hAnsi="微軟正黑體" w:hint="eastAsia"/>
+              </w:rPr>
+              <w:t>合計</w:t>
+            </w:r>
+          </w:p>
+        </w:tc>
+        <w:tc>
+          <w:tcPr>
+            <w:tcW w:w="2643" w:type="dxa"/>
+            <w:shd w:val="clear" w:color="auto" w:fill="F2F2F2" w:themeFill="background1" w:themeFillShade="F2"/>
+            <w:vAlign w:val="center"/>
+          </w:tcPr>
+          <w:p>
+            <w:pPr>
+              <w:jc w:val="right"/>
+              <w:rPr>
+                <w:rFonts w:ascii="微軟正黑體" w:eastAsia="微軟正黑體" w:hAnsi="微軟正黑體"/>
+              </w:rPr>
+            </w:pPr>
+            <w:r>
+              <w:rPr>
+                <w:rFonts w:ascii="微軟正黑體" w:eastAsia="微軟正黑體" w:hAnsi="微軟正黑體"/>
+              </w:rPr>
+              <w:t>{#isfeedlst}</w:t>
+            </w:r>
+            <w:r>
+              <w:rPr>
+                <w:rFonts w:ascii="微軟正黑體" w:eastAsia="微軟正黑體" w:hAnsi="微軟正黑體" w:hint="eastAsia"/>
+              </w:rPr>
+              <w:t>{#sub_total}{meal}</w:t>
+            </w:r>
+          </w:p>
+        </w:tc>
+        <w:tc>
+          <w:tcPr>
+            <w:tcW w:w="2908" w:type="dxa"/>
+            <w:shd w:val="clear" w:color="auto" w:fill="F2F2F2" w:themeFill="background1" w:themeFillShade="F2"/>
+            <w:vAlign w:val="center"/>
+          </w:tcPr>
+          <w:p>
+            <w:pPr>
+              <w:jc w:val="right"/>
+              <w:rPr>
+                <w:rFonts w:ascii="微軟正黑體" w:eastAsia="微軟正黑體" w:hAnsi="微軟正黑體"/>
+              </w:rPr>
+            </w:pPr>
+            <w:r>
+              <w:rPr>
+                <w:rFonts w:ascii="微軟正黑體" w:eastAsia="微軟正黑體" w:hAnsi="微軟正黑體" w:hint="eastAsia"/>
+              </w:rPr>
+              <w:t>{#hasTotal}</w:t>
+            </w:r>
+            <w:r>
+              <w:rPr>
+                <w:rFonts w:ascii="微軟正黑體" w:eastAsia="微軟正黑體" w:hAnsi="微軟正黑體" w:hint="eastAsia"/>
+              </w:rPr>
+              <w:t>{</w:t>
+            </w:r>
+            <w:r>
+              <w:rPr>
+                <w:rFonts w:ascii="微軟正黑體" w:eastAsia="微軟正黑體" w:hAnsi="微軟正黑體"/>
+              </w:rPr>
+              <w:t>feed_amount</w:t>
+            </w:r>
+            <w:r>
+              <w:rPr>
+                <w:rFonts w:ascii="微軟正黑體" w:eastAsia="微軟正黑體" w:hAnsi="微軟正黑體" w:hint="eastAsia"/>
+              </w:rPr>
+              <w:t>}</w:t>
+            </w:r>
+            <w:r>
+              <w:rPr>
+                <w:rFonts w:ascii="微軟正黑體" w:eastAsia="微軟正黑體" w:hAnsi="微軟正黑體" w:hint="eastAsia"/>
+              </w:rPr>
+              <w:t xml:space="preserve"> g</w:t>
+            </w:r>
+            <w:r>
+              <w:rPr>
+                <w:rFonts w:ascii="微軟正黑體" w:eastAsia="微軟正黑體" w:hAnsi="微軟正黑體" w:hint="eastAsia"/>
+              </w:rPr>
+              <w:t xml:space="preserve"> </w:t>
+            </w:r>
+            <w:r>
+              <w:rPr>
+                <w:rFonts w:ascii="微軟正黑體" w:eastAsia="微軟正黑體" w:hAnsi="微軟正黑體" w:hint="eastAsia"/>
+              </w:rPr>
+              <w:t>{/}</w:t>
+            </w:r>
+            <w:r>
+              <w:rPr>
+                <w:rFonts w:ascii="微軟正黑體" w:eastAsia="微軟正黑體" w:hAnsi="微軟正黑體" w:hint="eastAsia"/>
+              </w:rPr>
+              <w:t>{/}</w:t>
+            </w:r>
+            <w:r>
+              <w:rPr>
+                <w:rFonts w:ascii="微軟正黑體" w:eastAsia="微軟正黑體" w:hAnsi="微軟正黑體" w:hint="eastAsia"/>
+              </w:rPr>
+              <w:t>{</w:t>
+            </w:r>
+            <w:r>
+              <w:rPr>
+                <w:rFonts w:ascii="微軟正黑體" w:eastAsia="微軟正黑體" w:hAnsi="微軟正黑體" w:hint="eastAsia"/>
+              </w:rPr>
+              <w:t>/</w:t>
+            </w:r>
+            <w:r>
+              <w:rPr>
+                <w:rFonts w:ascii="微軟正黑體" w:eastAsia="微軟正黑體" w:hAnsi="微軟正黑體" w:hint="eastAsia"/>
+              </w:rPr>
+              <w:t>}</w:t>
             </w:r>
           </w:p>
         </w:tc>
@@ -2581,13 +5275,118 @@
           <w:rFonts w:ascii="微軟正黑體" w:eastAsia="微軟正黑體" w:hAnsi="微軟正黑體"/>
           <w:b/>
           <w:bCs/>
+          <w:color w:val="156082" w:themeColor="accent1"/>
+        </w:rPr>
+      </w:pPr>
+    </w:p>
+    <w:p>
+      <w:pPr>
+        <w:widowControl/>
+      </w:pPr>
+      <w:r>
+        <w:br w:type="page"/>
+      </w:r>
+    </w:p>
+    <w:p>
+      <w:pPr>
+        <w:rPr>
+          <w:rFonts w:ascii="微軟正黑體" w:eastAsia="微軟正黑體" w:hAnsi="微軟正黑體"/>
+          <w:b/>
+          <w:bCs/>
+          <w:color w:val="156082" w:themeColor="accent1"/>
+          <w:sz w:val="32"/>
+          <w:szCs w:val="32"/>
+        </w:rPr>
+      </w:pPr>
+      <w:r>
+        <w:rPr>
+          <w:rFonts w:ascii="微軟正黑體" w:eastAsia="微軟正黑體" w:hAnsi="微軟正黑體" w:hint="eastAsia"/>
+          <w:b/>
+          <w:bCs/>
+          <w:color w:val="156082" w:themeColor="accent1"/>
+          <w:sz w:val="32"/>
+          <w:szCs w:val="32"/>
+        </w:rPr>
+        <w:lastRenderedPageBreak/>
+        <w:t>五、投料</w:t>
+      </w:r>
+      <w:r>
+        <w:rPr>
+          <w:rFonts w:ascii="微軟正黑體" w:eastAsia="微軟正黑體" w:hAnsi="微軟正黑體" w:hint="eastAsia"/>
+          <w:b/>
+          <w:bCs/>
+          <w:color w:val="156082" w:themeColor="accent1"/>
+          <w:sz w:val="32"/>
+          <w:szCs w:val="32"/>
+        </w:rPr>
+        <w:t>紀錄</w:t>
+      </w:r>
+    </w:p>
+    <w:p>
+      <w:pPr>
+        <w:spacing w:after="0" w:line="400" w:lineRule="exact"/>
+        <w:jc w:val="both"/>
+        <w:rPr>
+          <w:rFonts w:ascii="微軟正黑體" w:eastAsia="微軟正黑體" w:hAnsi="微軟正黑體"/>
+          <w:b/>
+          <w:bCs/>
+          <w:color w:val="156082" w:themeColor="accent1"/>
+          <w:sz w:val="28"/>
+          <w:szCs w:val="28"/>
+        </w:rPr>
+      </w:pPr>
+      <w:r>
+        <w:rPr>
+          <w:rFonts w:ascii="微軟正黑體" w:eastAsia="微軟正黑體" w:hAnsi="微軟正黑體" w:hint="eastAsia"/>
+          <w:b/>
+          <w:bCs/>
+          <w:color w:val="156082" w:themeColor="accent1"/>
+          <w:sz w:val="28"/>
+          <w:szCs w:val="28"/>
+        </w:rPr>
+        <w:t xml:space="preserve">1. </w:t>
+      </w:r>
+      <w:r>
+        <w:rPr>
+          <w:rFonts w:ascii="微軟正黑體" w:eastAsia="微軟正黑體" w:hAnsi="微軟正黑體" w:hint="eastAsia"/>
+          <w:b/>
+          <w:bCs/>
+          <w:color w:val="156082" w:themeColor="accent1"/>
+          <w:sz w:val="28"/>
+          <w:szCs w:val="28"/>
+        </w:rPr>
+        <w:t>主成分投餌</w:t>
+      </w:r>
+      <w:r>
+        <w:rPr>
+          <w:rFonts w:ascii="微軟正黑體" w:eastAsia="微軟正黑體" w:hAnsi="微軟正黑體" w:hint="eastAsia"/>
+          <w:b/>
+          <w:bCs/>
+          <w:color w:val="156082" w:themeColor="accent1"/>
+          <w:sz w:val="28"/>
+          <w:szCs w:val="28"/>
+        </w:rPr>
+        <w:t>統計</w:t>
+      </w:r>
+    </w:p>
+    <w:p>
+      <w:pPr>
+        <w:spacing w:after="0" w:line="400" w:lineRule="exact"/>
+        <w:jc w:val="both"/>
+        <w:rPr>
+          <w:rFonts w:ascii="微軟正黑體" w:eastAsia="微軟正黑體" w:hAnsi="微軟正黑體"/>
+          <w:b/>
+          <w:bCs/>
+          <w:color w:val="156082" w:themeColor="accent1"/>
+          <w:sz w:val="28"/>
+          <w:szCs w:val="28"/>
         </w:rPr>
       </w:pPr>
     </w:p>
     <w:tbl>
       <w:tblPr>
         <w:tblStyle w:val="a7"/>
-        <w:tblW w:w="0" w:type="auto"/>
+        <w:tblW w:w="8306" w:type="dxa"/>
         <w:tblBorders>
           <w:left w:val="none" w:sz="0" w:space="0" w:color="auto"/>
           <w:right w:val="none" w:sz="0" w:space="0" w:color="auto"/>
@@ -2597,34 +5396,288 @@
         <w:tblLook w:val="04A0" w:firstRow="1" w:lastRow="0" w:firstColumn="1" w:lastColumn="0" w:noHBand="0" w:noVBand="1"/>
       </w:tblPr>
       <w:tblGrid>
-        <w:gridCol w:w="8296"/>
+        <w:gridCol w:w="2726"/>
+        <w:gridCol w:w="3140"/>
+        <w:gridCol w:w="2440"/>
       </w:tblGrid>
       <w:tr>
-        <w:tc>
-          <w:tcPr>
-            <w:tcW w:w="8296" w:type="dxa"/>
-          </w:tcPr>
-          <w:p>
-            <w:pPr>
-              <w:spacing w:line="400" w:lineRule="exact"/>
-              <w:rPr>
-                <w:rFonts w:ascii="微軟正黑體" w:eastAsia="微軟正黑體" w:hAnsi="微軟正黑體"/>
-                <w:b/>
-                <w:bCs/>
-                <w:sz w:val="28"/>
-                <w:szCs w:val="28"/>
-              </w:rPr>
-            </w:pPr>
-            <w:r>
-              <w:rPr>
-                <w:rFonts w:ascii="微軟正黑體" w:eastAsia="微軟正黑體" w:hAnsi="微軟正黑體" w:hint="eastAsia"/>
-                <w:b/>
-                <w:bCs/>
-                <w:color w:val="156082" w:themeColor="accent1"/>
-                <w:sz w:val="28"/>
-                <w:szCs w:val="28"/>
-              </w:rPr>
-              <w:t>做水</w:t>
+        <w:trPr>
+          <w:trHeight w:val="662"/>
+        </w:trPr>
+        <w:tc>
+          <w:tcPr>
+            <w:tcW w:w="2755" w:type="dxa"/>
+          </w:tcPr>
+          <w:p>
+            <w:pPr>
+              <w:rPr>
+                <w:rFonts w:ascii="微軟正黑體" w:eastAsia="微軟正黑體" w:hAnsi="微軟正黑體"/>
+              </w:rPr>
+            </w:pPr>
+            <w:r>
+              <w:rPr>
+                <w:rFonts w:ascii="微軟正黑體" w:eastAsia="微軟正黑體" w:hAnsi="微軟正黑體" w:hint="eastAsia"/>
+              </w:rPr>
+              <w:t>成分</w:t>
+            </w:r>
+          </w:p>
+        </w:tc>
+        <w:tc>
+          <w:tcPr>
+            <w:tcW w:w="2643" w:type="dxa"/>
+            <w:vAlign w:val="center"/>
+          </w:tcPr>
+          <w:p>
+            <w:pPr>
+              <w:jc w:val="center"/>
+              <w:rPr>
+                <w:rFonts w:ascii="微軟正黑體" w:eastAsia="微軟正黑體" w:hAnsi="微軟正黑體"/>
+              </w:rPr>
+            </w:pPr>
+            <w:r>
+              <w:rPr>
+                <w:rFonts w:ascii="微軟正黑體" w:eastAsia="微軟正黑體" w:hAnsi="微軟正黑體" w:hint="eastAsia"/>
+              </w:rPr>
+              <w:t>投餵餐數</w:t>
+            </w:r>
+          </w:p>
+        </w:tc>
+        <w:tc>
+          <w:tcPr>
+            <w:tcW w:w="2908" w:type="dxa"/>
+            <w:vAlign w:val="center"/>
+          </w:tcPr>
+          <w:p>
+            <w:pPr>
+              <w:jc w:val="center"/>
+              <w:rPr>
+                <w:rFonts w:ascii="微軟正黑體" w:eastAsia="微軟正黑體" w:hAnsi="微軟正黑體"/>
+              </w:rPr>
+            </w:pPr>
+            <w:r>
+              <w:rPr>
+                <w:rFonts w:ascii="微軟正黑體" w:eastAsia="微軟正黑體" w:hAnsi="微軟正黑體" w:hint="eastAsia"/>
+              </w:rPr>
+              <w:t>總投餵量</w:t>
+            </w:r>
+          </w:p>
+        </w:tc>
+      </w:tr>
+      <w:tr>
+        <w:trPr>
+          <w:trHeight w:val="662"/>
+        </w:trPr>
+        <w:tc>
+          <w:tcPr>
+            <w:tcW w:w="2755" w:type="dxa"/>
+          </w:tcPr>
+          <w:p>
+            <w:pPr>
+              <w:rPr>
+                <w:rFonts w:ascii="微軟正黑體" w:eastAsia="微軟正黑體" w:hAnsi="微軟正黑體"/>
+              </w:rPr>
+            </w:pPr>
+            <w:r>
+              <w:rPr>
+                <w:rFonts w:ascii="微軟正黑體" w:eastAsia="微軟正黑體" w:hAnsi="微軟正黑體"/>
+              </w:rPr>
+              <w:t>{#isnotfeedlst}</w:t>
+            </w:r>
+            <w:r>
+              <w:rPr>
+                <w:rFonts w:ascii="微軟正黑體" w:eastAsia="微軟正黑體" w:hAnsi="微軟正黑體" w:hint="eastAsia"/>
+              </w:rPr>
+              <w:t>{#main}{name}</w:t>
+            </w:r>
+          </w:p>
+        </w:tc>
+        <w:tc>
+          <w:tcPr>
+            <w:tcW w:w="2643" w:type="dxa"/>
+            <w:vAlign w:val="center"/>
+          </w:tcPr>
+          <w:p>
+            <w:pPr>
+              <w:jc w:val="right"/>
+              <w:rPr>
+                <w:rFonts w:ascii="微軟正黑體" w:eastAsia="微軟正黑體" w:hAnsi="微軟正黑體"/>
+              </w:rPr>
+            </w:pPr>
+            <w:r>
+              <w:rPr>
+                <w:rFonts w:ascii="微軟正黑體" w:eastAsia="微軟正黑體" w:hAnsi="微軟正黑體" w:hint="eastAsia"/>
+              </w:rPr>
+              <w:t>{meal}</w:t>
+            </w:r>
+          </w:p>
+        </w:tc>
+        <w:tc>
+          <w:tcPr>
+            <w:tcW w:w="2908" w:type="dxa"/>
+            <w:vAlign w:val="center"/>
+          </w:tcPr>
+          <w:p>
+            <w:pPr>
+              <w:jc w:val="right"/>
+              <w:rPr>
+                <w:rFonts w:ascii="微軟正黑體" w:eastAsia="微軟正黑體" w:hAnsi="微軟正黑體"/>
+              </w:rPr>
+            </w:pPr>
+            <w:r>
+              <w:rPr>
+                <w:rFonts w:ascii="微軟正黑體" w:eastAsia="微軟正黑體" w:hAnsi="微軟正黑體" w:hint="eastAsia"/>
+              </w:rPr>
+              <w:t>{</w:t>
+            </w:r>
+            <w:r>
+              <w:rPr>
+                <w:rFonts w:ascii="微軟正黑體" w:eastAsia="微軟正黑體" w:hAnsi="微軟正黑體"/>
+              </w:rPr>
+              <w:t>feed_amount</w:t>
+            </w:r>
+            <w:r>
+              <w:rPr>
+                <w:rFonts w:ascii="微軟正黑體" w:eastAsia="微軟正黑體" w:hAnsi="微軟正黑體" w:hint="eastAsia"/>
+              </w:rPr>
+              <w:t>}</w:t>
+            </w:r>
+            <w:r>
+              <w:rPr>
+                <w:rFonts w:ascii="微軟正黑體" w:eastAsia="微軟正黑體" w:hAnsi="微軟正黑體" w:hint="eastAsia"/>
+              </w:rPr>
+              <w:t xml:space="preserve"> g </w:t>
+            </w:r>
+            <w:r>
+              <w:rPr>
+                <w:rFonts w:ascii="微軟正黑體" w:eastAsia="微軟正黑體" w:hAnsi="微軟正黑體" w:hint="eastAsia"/>
+              </w:rPr>
+              <w:t>{/}</w:t>
+            </w:r>
+            <w:r>
+              <w:rPr>
+                <w:rFonts w:ascii="微軟正黑體" w:eastAsia="微軟正黑體" w:hAnsi="微軟正黑體" w:hint="eastAsia"/>
+              </w:rPr>
+              <w:t>{/}</w:t>
+            </w:r>
+          </w:p>
+        </w:tc>
+      </w:tr>
+      <w:tr>
+        <w:trPr>
+          <w:trHeight w:val="662"/>
+        </w:trPr>
+        <w:tc>
+          <w:tcPr>
+            <w:tcW w:w="2755" w:type="dxa"/>
+            <w:shd w:val="clear" w:color="auto" w:fill="F2F2F2" w:themeFill="background1" w:themeFillShade="F2"/>
+          </w:tcPr>
+          <w:p>
+            <w:pPr>
+              <w:rPr>
+                <w:rFonts w:ascii="微軟正黑體" w:eastAsia="微軟正黑體" w:hAnsi="微軟正黑體"/>
+              </w:rPr>
+            </w:pPr>
+            <w:r>
+              <w:rPr>
+                <w:rFonts w:ascii="微軟正黑體" w:eastAsia="微軟正黑體" w:hAnsi="微軟正黑體" w:hint="eastAsia"/>
+              </w:rPr>
+              <w:t>合計</w:t>
+            </w:r>
+          </w:p>
+        </w:tc>
+        <w:tc>
+          <w:tcPr>
+            <w:tcW w:w="2643" w:type="dxa"/>
+            <w:shd w:val="clear" w:color="auto" w:fill="F2F2F2" w:themeFill="background1" w:themeFillShade="F2"/>
+            <w:vAlign w:val="center"/>
+          </w:tcPr>
+          <w:p>
+            <w:pPr>
+              <w:jc w:val="right"/>
+              <w:rPr>
+                <w:rFonts w:ascii="微軟正黑體" w:eastAsia="微軟正黑體" w:hAnsi="微軟正黑體"/>
+              </w:rPr>
+            </w:pPr>
+            <w:r>
+              <w:rPr>
+                <w:rFonts w:ascii="微軟正黑體" w:eastAsia="微軟正黑體" w:hAnsi="微軟正黑體"/>
+              </w:rPr>
+              <w:t>{#isnotfeedlst}</w:t>
+            </w:r>
+            <w:r>
+              <w:rPr>
+                <w:rFonts w:ascii="微軟正黑體" w:eastAsia="微軟正黑體" w:hAnsi="微軟正黑體" w:hint="eastAsia"/>
+              </w:rPr>
+              <w:t>{#main_total}{meal}</w:t>
+            </w:r>
+          </w:p>
+        </w:tc>
+        <w:tc>
+          <w:tcPr>
+            <w:tcW w:w="2908" w:type="dxa"/>
+            <w:shd w:val="clear" w:color="auto" w:fill="F2F2F2" w:themeFill="background1" w:themeFillShade="F2"/>
+            <w:vAlign w:val="center"/>
+          </w:tcPr>
+          <w:p>
+            <w:pPr>
+              <w:jc w:val="right"/>
+              <w:rPr>
+                <w:rFonts w:ascii="微軟正黑體" w:eastAsia="微軟正黑體" w:hAnsi="微軟正黑體"/>
+              </w:rPr>
+            </w:pPr>
+            <w:r>
+              <w:rPr>
+                <w:rFonts w:ascii="微軟正黑體" w:eastAsia="微軟正黑體" w:hAnsi="微軟正黑體" w:hint="eastAsia"/>
+              </w:rPr>
+              <w:t>{#hasTotal}</w:t>
+            </w:r>
+            <w:r>
+              <w:rPr>
+                <w:rFonts w:ascii="微軟正黑體" w:eastAsia="微軟正黑體" w:hAnsi="微軟正黑體" w:hint="eastAsia"/>
+              </w:rPr>
+              <w:t>{</w:t>
+            </w:r>
+            <w:r>
+              <w:rPr>
+                <w:rFonts w:ascii="微軟正黑體" w:eastAsia="微軟正黑體" w:hAnsi="微軟正黑體"/>
+              </w:rPr>
+              <w:t>feed_amount</w:t>
+            </w:r>
+            <w:r>
+              <w:rPr>
+                <w:rFonts w:ascii="微軟正黑體" w:eastAsia="微軟正黑體" w:hAnsi="微軟正黑體" w:hint="eastAsia"/>
+              </w:rPr>
+              <w:t>}</w:t>
+            </w:r>
+            <w:r>
+              <w:rPr>
+                <w:rFonts w:ascii="微軟正黑體" w:eastAsia="微軟正黑體" w:hAnsi="微軟正黑體" w:hint="eastAsia"/>
+              </w:rPr>
+              <w:t xml:space="preserve"> g</w:t>
+            </w:r>
+            <w:r>
+              <w:rPr>
+                <w:rFonts w:ascii="微軟正黑體" w:eastAsia="微軟正黑體" w:hAnsi="微軟正黑體" w:hint="eastAsia"/>
+              </w:rPr>
+              <w:t xml:space="preserve"> </w:t>
+            </w:r>
+            <w:r>
+              <w:rPr>
+                <w:rFonts w:ascii="微軟正黑體" w:eastAsia="微軟正黑體" w:hAnsi="微軟正黑體" w:hint="eastAsia"/>
+              </w:rPr>
+              <w:t>{/}</w:t>
+            </w:r>
+            <w:r>
+              <w:rPr>
+                <w:rFonts w:ascii="微軟正黑體" w:eastAsia="微軟正黑體" w:hAnsi="微軟正黑體" w:hint="eastAsia"/>
+              </w:rPr>
+              <w:t>{/}</w:t>
+            </w:r>
+            <w:r>
+              <w:rPr>
+                <w:rFonts w:ascii="微軟正黑體" w:eastAsia="微軟正黑體" w:hAnsi="微軟正黑體" w:hint="eastAsia"/>
+              </w:rPr>
+              <w:t>{/}</w:t>
             </w:r>
           </w:p>
         </w:tc>
@@ -2636,13 +5689,73 @@
           <w:rFonts w:ascii="微軟正黑體" w:eastAsia="微軟正黑體" w:hAnsi="微軟正黑體"/>
           <w:b/>
           <w:bCs/>
+          <w:color w:val="156082" w:themeColor="accent1"/>
+        </w:rPr>
+      </w:pPr>
+    </w:p>
+    <w:p>
+      <w:pPr>
+        <w:rPr>
+          <w:rFonts w:ascii="微軟正黑體" w:eastAsia="微軟正黑體" w:hAnsi="微軟正黑體"/>
+          <w:b/>
+          <w:bCs/>
+          <w:color w:val="156082" w:themeColor="accent1"/>
+          <w:sz w:val="28"/>
+          <w:szCs w:val="28"/>
+        </w:rPr>
+      </w:pPr>
+      <w:r>
+        <w:rPr>
+          <w:rFonts w:ascii="微軟正黑體" w:eastAsia="微軟正黑體" w:hAnsi="微軟正黑體" w:hint="eastAsia"/>
+          <w:b/>
+          <w:bCs/>
+          <w:color w:val="156082" w:themeColor="accent1"/>
+          <w:sz w:val="28"/>
+          <w:szCs w:val="28"/>
+        </w:rPr>
+        <w:t xml:space="preserve">2. </w:t>
+      </w:r>
+      <w:r>
+        <w:rPr>
+          <w:rFonts w:ascii="微軟正黑體" w:eastAsia="微軟正黑體" w:hAnsi="微軟正黑體" w:hint="eastAsia"/>
+          <w:b/>
+          <w:bCs/>
+          <w:color w:val="156082" w:themeColor="accent1"/>
+          <w:sz w:val="28"/>
+          <w:szCs w:val="28"/>
+        </w:rPr>
+        <w:t>次成分投餌</w:t>
+      </w:r>
+      <w:r>
+        <w:rPr>
+          <w:rFonts w:ascii="微軟正黑體" w:eastAsia="微軟正黑體" w:hAnsi="微軟正黑體" w:hint="eastAsia"/>
+          <w:b/>
+          <w:bCs/>
+          <w:color w:val="156082" w:themeColor="accent1"/>
+          <w:sz w:val="28"/>
+          <w:szCs w:val="28"/>
+        </w:rPr>
+        <w:t>統計</w:t>
+      </w:r>
+    </w:p>
+    <w:p>
+      <w:pPr>
+        <w:spacing w:after="0" w:line="400" w:lineRule="exact"/>
+        <w:jc w:val="both"/>
+        <w:rPr>
+          <w:rFonts w:ascii="微軟正黑體" w:eastAsia="微軟正黑體" w:hAnsi="微軟正黑體"/>
+          <w:b/>
+          <w:bCs/>
+          <w:color w:val="156082" w:themeColor="accent1"/>
+          <w:sz w:val="28"/>
+          <w:szCs w:val="28"/>
         </w:rPr>
       </w:pPr>
     </w:p>
     <w:tbl>
       <w:tblPr>
         <w:tblStyle w:val="a7"/>
-        <w:tblW w:w="0" w:type="auto"/>
+        <w:tblW w:w="8306" w:type="dxa"/>
         <w:tblBorders>
           <w:left w:val="none" w:sz="0" w:space="0" w:color="auto"/>
           <w:right w:val="none" w:sz="0" w:space="0" w:color="auto"/>
@@ -2652,34 +5765,833 @@
         <w:tblLook w:val="04A0" w:firstRow="1" w:lastRow="0" w:firstColumn="1" w:lastColumn="0" w:noHBand="0" w:noVBand="1"/>
       </w:tblPr>
       <w:tblGrid>
-        <w:gridCol w:w="8296"/>
+        <w:gridCol w:w="2683"/>
+        <w:gridCol w:w="3112"/>
+        <w:gridCol w:w="2511"/>
       </w:tblGrid>
       <w:tr>
-        <w:tc>
-          <w:tcPr>
-            <w:tcW w:w="8296" w:type="dxa"/>
-          </w:tcPr>
-          <w:p>
-            <w:pPr>
-              <w:spacing w:line="400" w:lineRule="exact"/>
-              <w:rPr>
-                <w:rFonts w:ascii="微軟正黑體" w:eastAsia="微軟正黑體" w:hAnsi="微軟正黑體"/>
-                <w:b/>
-                <w:bCs/>
-                <w:sz w:val="28"/>
-                <w:szCs w:val="28"/>
-              </w:rPr>
-            </w:pPr>
-            <w:r>
-              <w:rPr>
-                <w:rFonts w:ascii="微軟正黑體" w:eastAsia="微軟正黑體" w:hAnsi="微軟正黑體" w:hint="eastAsia"/>
-                <w:b/>
-                <w:bCs/>
-                <w:color w:val="156082" w:themeColor="accent1"/>
-                <w:sz w:val="28"/>
-                <w:szCs w:val="28"/>
-              </w:rPr>
-              <w:t>放養中</w:t>
+        <w:trPr>
+          <w:trHeight w:val="662"/>
+        </w:trPr>
+        <w:tc>
+          <w:tcPr>
+            <w:tcW w:w="2755" w:type="dxa"/>
+          </w:tcPr>
+          <w:p>
+            <w:pPr>
+              <w:rPr>
+                <w:rFonts w:ascii="微軟正黑體" w:eastAsia="微軟正黑體" w:hAnsi="微軟正黑體"/>
+              </w:rPr>
+            </w:pPr>
+            <w:r>
+              <w:rPr>
+                <w:rFonts w:ascii="微軟正黑體" w:eastAsia="微軟正黑體" w:hAnsi="微軟正黑體" w:hint="eastAsia"/>
+              </w:rPr>
+              <w:t>成分</w:t>
+            </w:r>
+          </w:p>
+        </w:tc>
+        <w:tc>
+          <w:tcPr>
+            <w:tcW w:w="2643" w:type="dxa"/>
+            <w:vAlign w:val="center"/>
+          </w:tcPr>
+          <w:p>
+            <w:pPr>
+              <w:jc w:val="center"/>
+              <w:rPr>
+                <w:rFonts w:ascii="微軟正黑體" w:eastAsia="微軟正黑體" w:hAnsi="微軟正黑體"/>
+              </w:rPr>
+            </w:pPr>
+            <w:r>
+              <w:rPr>
+                <w:rFonts w:ascii="微軟正黑體" w:eastAsia="微軟正黑體" w:hAnsi="微軟正黑體" w:hint="eastAsia"/>
+              </w:rPr>
+              <w:t>投餵餐數</w:t>
+            </w:r>
+          </w:p>
+        </w:tc>
+        <w:tc>
+          <w:tcPr>
+            <w:tcW w:w="2908" w:type="dxa"/>
+            <w:vAlign w:val="center"/>
+          </w:tcPr>
+          <w:p>
+            <w:pPr>
+              <w:jc w:val="center"/>
+              <w:rPr>
+                <w:rFonts w:ascii="微軟正黑體" w:eastAsia="微軟正黑體" w:hAnsi="微軟正黑體"/>
+              </w:rPr>
+            </w:pPr>
+            <w:r>
+              <w:rPr>
+                <w:rFonts w:ascii="微軟正黑體" w:eastAsia="微軟正黑體" w:hAnsi="微軟正黑體" w:hint="eastAsia"/>
+              </w:rPr>
+              <w:t>總投餵量</w:t>
+            </w:r>
+          </w:p>
+        </w:tc>
+      </w:tr>
+      <w:tr>
+        <w:trPr>
+          <w:trHeight w:val="662"/>
+        </w:trPr>
+        <w:tc>
+          <w:tcPr>
+            <w:tcW w:w="2755" w:type="dxa"/>
+          </w:tcPr>
+          <w:p>
+            <w:pPr>
+              <w:rPr>
+                <w:rFonts w:ascii="微軟正黑體" w:eastAsia="微軟正黑體" w:hAnsi="微軟正黑體"/>
+              </w:rPr>
+            </w:pPr>
+            <w:r>
+              <w:rPr>
+                <w:rFonts w:ascii="微軟正黑體" w:eastAsia="微軟正黑體" w:hAnsi="微軟正黑體"/>
+              </w:rPr>
+              <w:t>{#isnotfeedlst}</w:t>
+            </w:r>
+            <w:r>
+              <w:rPr>
+                <w:rFonts w:ascii="微軟正黑體" w:eastAsia="微軟正黑體" w:hAnsi="微軟正黑體" w:hint="eastAsia"/>
+              </w:rPr>
+              <w:t>{#</w:t>
+            </w:r>
+            <w:r>
+              <w:rPr>
+                <w:rFonts w:ascii="微軟正黑體" w:eastAsia="微軟正黑體" w:hAnsi="微軟正黑體" w:hint="eastAsia"/>
+              </w:rPr>
+              <w:t>sub</w:t>
+            </w:r>
+            <w:r>
+              <w:rPr>
+                <w:rFonts w:ascii="微軟正黑體" w:eastAsia="微軟正黑體" w:hAnsi="微軟正黑體" w:hint="eastAsia"/>
+              </w:rPr>
+              <w:t>}{name}</w:t>
+            </w:r>
+          </w:p>
+        </w:tc>
+        <w:tc>
+          <w:tcPr>
+            <w:tcW w:w="2643" w:type="dxa"/>
+            <w:vAlign w:val="center"/>
+          </w:tcPr>
+          <w:p>
+            <w:pPr>
+              <w:jc w:val="right"/>
+              <w:rPr>
+                <w:rFonts w:ascii="微軟正黑體" w:eastAsia="微軟正黑體" w:hAnsi="微軟正黑體"/>
+              </w:rPr>
+            </w:pPr>
+            <w:r>
+              <w:rPr>
+                <w:rFonts w:ascii="微軟正黑體" w:eastAsia="微軟正黑體" w:hAnsi="微軟正黑體" w:hint="eastAsia"/>
+              </w:rPr>
+              <w:t>{meal}</w:t>
+            </w:r>
+          </w:p>
+        </w:tc>
+        <w:tc>
+          <w:tcPr>
+            <w:tcW w:w="2908" w:type="dxa"/>
+            <w:vAlign w:val="center"/>
+          </w:tcPr>
+          <w:p>
+            <w:pPr>
+              <w:jc w:val="right"/>
+              <w:rPr>
+                <w:rFonts w:ascii="微軟正黑體" w:eastAsia="微軟正黑體" w:hAnsi="微軟正黑體"/>
+              </w:rPr>
+            </w:pPr>
+            <w:r>
+              <w:rPr>
+                <w:rFonts w:ascii="微軟正黑體" w:eastAsia="微軟正黑體" w:hAnsi="微軟正黑體" w:hint="eastAsia"/>
+              </w:rPr>
+              <w:t>{</w:t>
+            </w:r>
+            <w:r>
+              <w:rPr>
+                <w:rFonts w:ascii="微軟正黑體" w:eastAsia="微軟正黑體" w:hAnsi="微軟正黑體"/>
+              </w:rPr>
+              <w:t>feed_amount</w:t>
+            </w:r>
+            <w:r>
+              <w:rPr>
+                <w:rFonts w:ascii="微軟正黑體" w:eastAsia="微軟正黑體" w:hAnsi="微軟正黑體" w:hint="eastAsia"/>
+              </w:rPr>
+              <w:t>}</w:t>
+            </w:r>
+            <w:r>
+              <w:rPr>
+                <w:rFonts w:ascii="微軟正黑體" w:eastAsia="微軟正黑體" w:hAnsi="微軟正黑體" w:hint="eastAsia"/>
+              </w:rPr>
+              <w:t xml:space="preserve"> g </w:t>
+            </w:r>
+            <w:r>
+              <w:rPr>
+                <w:rFonts w:ascii="微軟正黑體" w:eastAsia="微軟正黑體" w:hAnsi="微軟正黑體" w:hint="eastAsia"/>
+              </w:rPr>
+              <w:t>{/}</w:t>
+            </w:r>
+            <w:r>
+              <w:rPr>
+                <w:rFonts w:ascii="微軟正黑體" w:eastAsia="微軟正黑體" w:hAnsi="微軟正黑體" w:hint="eastAsia"/>
+              </w:rPr>
+              <w:t>{/}</w:t>
+            </w:r>
+          </w:p>
+        </w:tc>
+      </w:tr>
+      <w:tr>
+        <w:trPr>
+          <w:trHeight w:val="662"/>
+        </w:trPr>
+        <w:tc>
+          <w:tcPr>
+            <w:tcW w:w="2755" w:type="dxa"/>
+            <w:shd w:val="clear" w:color="auto" w:fill="F2F2F2" w:themeFill="background1" w:themeFillShade="F2"/>
+          </w:tcPr>
+          <w:p>
+            <w:pPr>
+              <w:rPr>
+                <w:rFonts w:ascii="微軟正黑體" w:eastAsia="微軟正黑體" w:hAnsi="微軟正黑體"/>
+              </w:rPr>
+            </w:pPr>
+            <w:r>
+              <w:rPr>
+                <w:rFonts w:ascii="微軟正黑體" w:eastAsia="微軟正黑體" w:hAnsi="微軟正黑體" w:hint="eastAsia"/>
+              </w:rPr>
+              <w:t>合計</w:t>
+            </w:r>
+          </w:p>
+        </w:tc>
+        <w:tc>
+          <w:tcPr>
+            <w:tcW w:w="2643" w:type="dxa"/>
+            <w:shd w:val="clear" w:color="auto" w:fill="F2F2F2" w:themeFill="background1" w:themeFillShade="F2"/>
+            <w:vAlign w:val="center"/>
+          </w:tcPr>
+          <w:p>
+            <w:pPr>
+              <w:jc w:val="right"/>
+              <w:rPr>
+                <w:rFonts w:ascii="微軟正黑體" w:eastAsia="微軟正黑體" w:hAnsi="微軟正黑體"/>
+              </w:rPr>
+            </w:pPr>
+            <w:r>
+              <w:rPr>
+                <w:rFonts w:ascii="微軟正黑體" w:eastAsia="微軟正黑體" w:hAnsi="微軟正黑體"/>
+              </w:rPr>
+              <w:t>{#isnotfeedlst}</w:t>
+            </w:r>
+            <w:r>
+              <w:rPr>
+                <w:rFonts w:ascii="微軟正黑體" w:eastAsia="微軟正黑體" w:hAnsi="微軟正黑體" w:hint="eastAsia"/>
+              </w:rPr>
+              <w:t>{#</w:t>
+            </w:r>
+            <w:r>
+              <w:rPr>
+                <w:rFonts w:ascii="微軟正黑體" w:eastAsia="微軟正黑體" w:hAnsi="微軟正黑體" w:hint="eastAsia"/>
+              </w:rPr>
+              <w:t>sub</w:t>
+            </w:r>
+            <w:r>
+              <w:rPr>
+                <w:rFonts w:ascii="微軟正黑體" w:eastAsia="微軟正黑體" w:hAnsi="微軟正黑體" w:hint="eastAsia"/>
+              </w:rPr>
+              <w:t>_total}{meal}</w:t>
+            </w:r>
+          </w:p>
+        </w:tc>
+        <w:tc>
+          <w:tcPr>
+            <w:tcW w:w="2908" w:type="dxa"/>
+            <w:shd w:val="clear" w:color="auto" w:fill="F2F2F2" w:themeFill="background1" w:themeFillShade="F2"/>
+            <w:vAlign w:val="center"/>
+          </w:tcPr>
+          <w:p>
+            <w:pPr>
+              <w:jc w:val="right"/>
+              <w:rPr>
+                <w:rFonts w:ascii="微軟正黑體" w:eastAsia="微軟正黑體" w:hAnsi="微軟正黑體"/>
+              </w:rPr>
+            </w:pPr>
+            <w:r>
+              <w:rPr>
+                <w:rFonts w:ascii="微軟正黑體" w:eastAsia="微軟正黑體" w:hAnsi="微軟正黑體" w:hint="eastAsia"/>
+              </w:rPr>
+              <w:t>{#hasTotal}</w:t>
+            </w:r>
+            <w:r>
+              <w:rPr>
+                <w:rFonts w:ascii="微軟正黑體" w:eastAsia="微軟正黑體" w:hAnsi="微軟正黑體" w:hint="eastAsia"/>
+              </w:rPr>
+              <w:t>{</w:t>
+            </w:r>
+            <w:r>
+              <w:rPr>
+                <w:rFonts w:ascii="微軟正黑體" w:eastAsia="微軟正黑體" w:hAnsi="微軟正黑體"/>
+              </w:rPr>
+              <w:t>feed_amount</w:t>
+            </w:r>
+            <w:r>
+              <w:rPr>
+                <w:rFonts w:ascii="微軟正黑體" w:eastAsia="微軟正黑體" w:hAnsi="微軟正黑體" w:hint="eastAsia"/>
+              </w:rPr>
+              <w:t>}</w:t>
+            </w:r>
+            <w:r>
+              <w:rPr>
+                <w:rFonts w:ascii="微軟正黑體" w:eastAsia="微軟正黑體" w:hAnsi="微軟正黑體" w:hint="eastAsia"/>
+              </w:rPr>
+              <w:t xml:space="preserve"> g</w:t>
+            </w:r>
+            <w:r>
+              <w:rPr>
+                <w:rFonts w:ascii="微軟正黑體" w:eastAsia="微軟正黑體" w:hAnsi="微軟正黑體" w:hint="eastAsia"/>
+              </w:rPr>
+              <w:t xml:space="preserve"> </w:t>
+            </w:r>
+            <w:r>
+              <w:rPr>
+                <w:rFonts w:ascii="微軟正黑體" w:eastAsia="微軟正黑體" w:hAnsi="微軟正黑體" w:hint="eastAsia"/>
+              </w:rPr>
+              <w:t>{/}</w:t>
+            </w:r>
+            <w:r>
+              <w:rPr>
+                <w:rFonts w:ascii="微軟正黑體" w:eastAsia="微軟正黑體" w:hAnsi="微軟正黑體" w:hint="eastAsia"/>
+              </w:rPr>
+              <w:t>{/}</w:t>
+            </w:r>
+            <w:r>
+              <w:rPr>
+                <w:rFonts w:ascii="微軟正黑體" w:eastAsia="微軟正黑體" w:hAnsi="微軟正黑體" w:hint="eastAsia"/>
+              </w:rPr>
+              <w:t>{/}</w:t>
+            </w:r>
+          </w:p>
+        </w:tc>
+      </w:tr>
+    </w:tbl>
+    <w:p/>
+    <w:p>
+      <w:pPr>
+        <w:widowControl/>
+      </w:pPr>
+      <w:r>
+        <w:br w:type="page"/>
+      </w:r>
+    </w:p>
+    <w:p>
+      <w:pPr>
+        <w:pStyle w:val="a8"/>
+        <w:numPr>
+          <w:ilvl w:val="0"/>
+          <w:numId w:val="4"/>
+        </w:numPr>
+        <w:ind w:leftChars="0"/>
+        <w:rPr>
+          <w:rFonts w:ascii="微軟正黑體" w:eastAsia="微軟正黑體" w:hAnsi="微軟正黑體"/>
+          <w:b/>
+          <w:bCs/>
+          <w:color w:val="156082" w:themeColor="accent1"/>
+          <w:sz w:val="32"/>
+          <w:szCs w:val="32"/>
+        </w:rPr>
+      </w:pPr>
+      <w:r>
+        <w:rPr>
+          <w:rFonts w:ascii="微軟正黑體" w:eastAsia="微軟正黑體" w:hAnsi="微軟正黑體" w:hint="eastAsia"/>
+          <w:b/>
+          <w:bCs/>
+          <w:color w:val="156082" w:themeColor="accent1"/>
+          <w:sz w:val="32"/>
+          <w:szCs w:val="32"/>
+        </w:rPr>
+        <w:lastRenderedPageBreak/>
+        <w:t>飼料總表</w:t>
+      </w:r>
+    </w:p>
+    <w:tbl>
+      <w:tblPr>
+        <w:tblW w:w="5000" w:type="pct"/>
+        <w:tblBorders>
+          <w:top w:val="single" w:sz="4" w:space="0" w:color="auto"/>
+          <w:bottom w:val="single" w:sz="4" w:space="0" w:color="auto"/>
+        </w:tblBorders>
+        <w:tblLayout w:type="fixed"/>
+        <w:tblCellMar>
+          <w:left w:w="28" w:type="dxa"/>
+          <w:right w:w="28" w:type="dxa"/>
+        </w:tblCellMar>
+        <w:tblLook w:val="04A0" w:firstRow="1" w:lastRow="0" w:firstColumn="1" w:lastColumn="0" w:noHBand="0" w:noVBand="1"/>
+      </w:tblPr>
+      <w:tblGrid>
+        <w:gridCol w:w="994"/>
+        <w:gridCol w:w="992"/>
+        <w:gridCol w:w="1842"/>
+        <w:gridCol w:w="2410"/>
+        <w:gridCol w:w="2068"/>
+      </w:tblGrid>
+      <w:tr>
+        <w:trPr>
+          <w:trHeight w:val="324"/>
+        </w:trPr>
+        <w:tc>
+          <w:tcPr>
+            <w:tcW w:w="598" w:type="pct"/>
+            <w:shd w:val="clear" w:color="auto" w:fill="auto"/>
+            <w:noWrap/>
+            <w:vAlign w:val="bottom"/>
+            <w:hideMark/>
+          </w:tcPr>
+          <w:p>
+            <w:pPr>
+              <w:widowControl/>
+              <w:spacing w:after="0" w:line="240" w:lineRule="auto"/>
+              <w:rPr>
+                <w:rFonts w:ascii="微軟正黑體" w:eastAsia="微軟正黑體" w:hAnsi="微軟正黑體" w:cs="新細明體"/>
+                <w:color w:val="000000"/>
+                <w:kern w:val="0"/>
+                <w:sz w:val="16"/>
+                <w:szCs w:val="16"/>
+                <w14:ligatures w14:val="none"/>
+              </w:rPr>
+            </w:pPr>
+            <w:r>
+              <w:rPr>
+                <w:rFonts w:ascii="微軟正黑體" w:eastAsia="微軟正黑體" w:hAnsi="微軟正黑體" w:cs="新細明體" w:hint="eastAsia"/>
+                <w:color w:val="000000"/>
+                <w:kern w:val="0"/>
+                <w:sz w:val="16"/>
+                <w:szCs w:val="16"/>
+                <w14:ligatures w14:val="none"/>
+              </w:rPr>
+              <w:t>時間</w:t>
+            </w:r>
+          </w:p>
+        </w:tc>
+        <w:tc>
+          <w:tcPr>
+            <w:tcW w:w="597" w:type="pct"/>
+            <w:shd w:val="clear" w:color="auto" w:fill="auto"/>
+            <w:noWrap/>
+            <w:vAlign w:val="bottom"/>
+            <w:hideMark/>
+          </w:tcPr>
+          <w:p>
+            <w:pPr>
+              <w:widowControl/>
+              <w:spacing w:after="0" w:line="240" w:lineRule="auto"/>
+              <w:rPr>
+                <w:rFonts w:ascii="微軟正黑體" w:eastAsia="微軟正黑體" w:hAnsi="微軟正黑體" w:cs="新細明體"/>
+                <w:color w:val="000000"/>
+                <w:kern w:val="0"/>
+                <w:sz w:val="16"/>
+                <w:szCs w:val="16"/>
+                <w14:ligatures w14:val="none"/>
+              </w:rPr>
+            </w:pPr>
+            <w:r>
+              <w:rPr>
+                <w:rFonts w:ascii="微軟正黑體" w:eastAsia="微軟正黑體" w:hAnsi="微軟正黑體" w:cs="新細明體" w:hint="eastAsia"/>
+                <w:color w:val="000000"/>
+                <w:kern w:val="0"/>
+                <w:sz w:val="16"/>
+                <w:szCs w:val="16"/>
+                <w14:ligatures w14:val="none"/>
+              </w:rPr>
+              <w:t>總量(扣除已選次成分)</w:t>
+            </w:r>
+          </w:p>
+        </w:tc>
+        <w:tc>
+          <w:tcPr>
+            <w:tcW w:w="1109" w:type="pct"/>
+            <w:shd w:val="clear" w:color="auto" w:fill="auto"/>
+            <w:noWrap/>
+            <w:vAlign w:val="bottom"/>
+            <w:hideMark/>
+          </w:tcPr>
+          <w:p>
+            <w:pPr>
+              <w:widowControl/>
+              <w:spacing w:after="0" w:line="240" w:lineRule="auto"/>
+              <w:rPr>
+                <w:rFonts w:ascii="微軟正黑體" w:eastAsia="微軟正黑體" w:hAnsi="微軟正黑體" w:cs="新細明體"/>
+                <w:color w:val="000000"/>
+                <w:kern w:val="0"/>
+                <w:sz w:val="16"/>
+                <w:szCs w:val="16"/>
+                <w14:ligatures w14:val="none"/>
+              </w:rPr>
+            </w:pPr>
+            <w:r>
+              <w:rPr>
+                <w:rFonts w:ascii="微軟正黑體" w:eastAsia="微軟正黑體" w:hAnsi="微軟正黑體" w:cs="新細明體" w:hint="eastAsia"/>
+                <w:color w:val="000000"/>
+                <w:kern w:val="0"/>
+                <w:sz w:val="16"/>
+                <w:szCs w:val="16"/>
+                <w14:ligatures w14:val="none"/>
+              </w:rPr>
+              <w:t>主成分</w:t>
+            </w:r>
+          </w:p>
+        </w:tc>
+        <w:tc>
+          <w:tcPr>
+            <w:tcW w:w="1451" w:type="pct"/>
+            <w:shd w:val="clear" w:color="auto" w:fill="auto"/>
+            <w:noWrap/>
+            <w:vAlign w:val="bottom"/>
+            <w:hideMark/>
+          </w:tcPr>
+          <w:p>
+            <w:pPr>
+              <w:widowControl/>
+              <w:spacing w:after="0" w:line="240" w:lineRule="auto"/>
+              <w:rPr>
+                <w:rFonts w:ascii="微軟正黑體" w:eastAsia="微軟正黑體" w:hAnsi="微軟正黑體" w:cs="新細明體"/>
+                <w:color w:val="000000"/>
+                <w:kern w:val="0"/>
+                <w:sz w:val="16"/>
+                <w:szCs w:val="16"/>
+                <w14:ligatures w14:val="none"/>
+              </w:rPr>
+            </w:pPr>
+            <w:r>
+              <w:rPr>
+                <w:rFonts w:ascii="微軟正黑體" w:eastAsia="微軟正黑體" w:hAnsi="微軟正黑體" w:cs="新細明體" w:hint="eastAsia"/>
+                <w:color w:val="000000"/>
+                <w:kern w:val="0"/>
+                <w:sz w:val="16"/>
+                <w:szCs w:val="16"/>
+                <w14:ligatures w14:val="none"/>
+              </w:rPr>
+              <w:t>次成分</w:t>
+            </w:r>
+          </w:p>
+        </w:tc>
+        <w:tc>
+          <w:tcPr>
+            <w:tcW w:w="1245" w:type="pct"/>
+            <w:shd w:val="clear" w:color="auto" w:fill="auto"/>
+            <w:noWrap/>
+            <w:vAlign w:val="bottom"/>
+            <w:hideMark/>
+          </w:tcPr>
+          <w:p>
+            <w:pPr>
+              <w:widowControl/>
+              <w:spacing w:after="0" w:line="240" w:lineRule="auto"/>
+              <w:rPr>
+                <w:rFonts w:ascii="微軟正黑體" w:eastAsia="微軟正黑體" w:hAnsi="微軟正黑體" w:cs="新細明體"/>
+                <w:color w:val="000000"/>
+                <w:kern w:val="0"/>
+                <w:sz w:val="16"/>
+                <w:szCs w:val="16"/>
+                <w14:ligatures w14:val="none"/>
+              </w:rPr>
+            </w:pPr>
+            <w:r>
+              <w:rPr>
+                <w:rFonts w:ascii="微軟正黑體" w:eastAsia="微軟正黑體" w:hAnsi="微軟正黑體" w:cs="新細明體" w:hint="eastAsia"/>
+                <w:color w:val="000000"/>
+                <w:kern w:val="0"/>
+                <w:sz w:val="16"/>
+                <w:szCs w:val="16"/>
+                <w14:ligatures w14:val="none"/>
+              </w:rPr>
+              <w:t>餐別</w:t>
+            </w:r>
+          </w:p>
+        </w:tc>
+      </w:tr>
+      <w:tr>
+        <w:trPr>
+          <w:trHeight w:val="324"/>
+        </w:trPr>
+        <w:tc>
+          <w:tcPr>
+            <w:tcW w:w="598" w:type="pct"/>
+            <w:shd w:val="clear" w:color="auto" w:fill="auto"/>
+            <w:noWrap/>
+            <w:hideMark/>
+          </w:tcPr>
+          <w:p>
+            <w:pPr>
+              <w:widowControl/>
+              <w:spacing w:after="0" w:line="240" w:lineRule="auto"/>
+              <w:jc w:val="both"/>
+              <w:rPr>
+                <w:rFonts w:ascii="微軟正黑體" w:eastAsia="微軟正黑體" w:hAnsi="微軟正黑體" w:cs="新細明體"/>
+                <w:color w:val="000000"/>
+                <w:kern w:val="0"/>
+                <w:sz w:val="16"/>
+                <w:szCs w:val="16"/>
+                <w14:ligatures w14:val="none"/>
+              </w:rPr>
+            </w:pPr>
+            <w:r>
+              <w:rPr>
+                <w:rFonts w:ascii="微軟正黑體" w:eastAsia="微軟正黑體" w:hAnsi="微軟正黑體" w:cs="新細明體"/>
+                <w:color w:val="000000"/>
+                <w:kern w:val="0"/>
+                <w:sz w:val="16"/>
+                <w:szCs w:val="16"/>
+                <w14:ligatures w14:val="none"/>
+              </w:rPr>
+              <w:t>{#feedlst}</w:t>
+            </w:r>
+            <w:r>
+              <w:rPr>
+                <w:rFonts w:ascii="微軟正黑體" w:eastAsia="微軟正黑體" w:hAnsi="微軟正黑體" w:cs="新細明體" w:hint="eastAsia"/>
+                <w:color w:val="000000"/>
+                <w:kern w:val="0"/>
+                <w:sz w:val="16"/>
+                <w:szCs w:val="16"/>
+                <w14:ligatures w14:val="none"/>
+              </w:rPr>
+              <w:t>{時間}</w:t>
+            </w:r>
+          </w:p>
+        </w:tc>
+        <w:tc>
+          <w:tcPr>
+            <w:tcW w:w="597" w:type="pct"/>
+            <w:shd w:val="clear" w:color="auto" w:fill="auto"/>
+            <w:noWrap/>
+            <w:hideMark/>
+          </w:tcPr>
+          <w:p>
+            <w:pPr>
+              <w:widowControl/>
+              <w:spacing w:after="0" w:line="240" w:lineRule="auto"/>
+              <w:jc w:val="right"/>
+              <w:rPr>
+                <w:rFonts w:ascii="微軟正黑體" w:eastAsia="微軟正黑體" w:hAnsi="微軟正黑體" w:cs="新細明體"/>
+                <w:color w:val="000000"/>
+                <w:kern w:val="0"/>
+                <w:sz w:val="16"/>
+                <w:szCs w:val="16"/>
+                <w14:ligatures w14:val="none"/>
+              </w:rPr>
+            </w:pPr>
+            <w:r>
+              <w:rPr>
+                <w:rFonts w:ascii="微軟正黑體" w:eastAsia="微軟正黑體" w:hAnsi="微軟正黑體" w:cs="新細明體" w:hint="eastAsia"/>
+                <w:color w:val="000000"/>
+                <w:kern w:val="0"/>
+                <w:sz w:val="16"/>
+                <w:szCs w:val="16"/>
+                <w14:ligatures w14:val="none"/>
+              </w:rPr>
+              <w:t>{</w:t>
+            </w:r>
+            <w:r>
+              <w:rPr>
+                <w:rFonts w:ascii="微軟正黑體" w:eastAsia="微軟正黑體" w:hAnsi="微軟正黑體" w:cs="新細明體" w:hint="eastAsia"/>
+                <w:color w:val="000000"/>
+                <w:kern w:val="0"/>
+                <w:sz w:val="16"/>
+                <w:szCs w:val="16"/>
+                <w14:ligatures w14:val="none"/>
+              </w:rPr>
+              <w:t>總量(扣除已選次成分)</w:t>
+            </w:r>
+            <w:r>
+              <w:rPr>
+                <w:rFonts w:ascii="微軟正黑體" w:eastAsia="微軟正黑體" w:hAnsi="微軟正黑體" w:cs="新細明體" w:hint="eastAsia"/>
+                <w:color w:val="000000"/>
+                <w:kern w:val="0"/>
+                <w:sz w:val="16"/>
+                <w:szCs w:val="16"/>
+                <w14:ligatures w14:val="none"/>
+              </w:rPr>
+              <w:t>}</w:t>
+            </w:r>
+          </w:p>
+        </w:tc>
+        <w:tc>
+          <w:tcPr>
+            <w:tcW w:w="1109" w:type="pct"/>
+            <w:shd w:val="clear" w:color="auto" w:fill="auto"/>
+            <w:noWrap/>
+            <w:hideMark/>
+          </w:tcPr>
+          <w:p>
+            <w:pPr>
+              <w:widowControl/>
+              <w:spacing w:after="0" w:line="240" w:lineRule="auto"/>
+              <w:jc w:val="both"/>
+              <w:rPr>
+                <w:rFonts w:ascii="微軟正黑體" w:eastAsia="微軟正黑體" w:hAnsi="微軟正黑體" w:cs="新細明體"/>
+                <w:color w:val="000000"/>
+                <w:kern w:val="0"/>
+                <w:sz w:val="16"/>
+                <w:szCs w:val="16"/>
+                <w14:ligatures w14:val="none"/>
+              </w:rPr>
+            </w:pPr>
+            <w:r>
+              <w:rPr>
+                <w:rFonts w:ascii="微軟正黑體" w:eastAsia="微軟正黑體" w:hAnsi="微軟正黑體" w:cs="新細明體" w:hint="eastAsia"/>
+                <w:color w:val="000000"/>
+                <w:kern w:val="0"/>
+                <w:sz w:val="16"/>
+                <w:szCs w:val="16"/>
+                <w14:ligatures w14:val="none"/>
+              </w:rPr>
+              <w:t>{</w:t>
+            </w:r>
+            <w:r>
+              <w:rPr>
+                <w:rFonts w:ascii="微軟正黑體" w:eastAsia="微軟正黑體" w:hAnsi="微軟正黑體" w:cs="新細明體" w:hint="eastAsia"/>
+                <w:color w:val="000000"/>
+                <w:kern w:val="0"/>
+                <w:sz w:val="16"/>
+                <w:szCs w:val="16"/>
+                <w14:ligatures w14:val="none"/>
+              </w:rPr>
+              <w:t>主成分</w:t>
+            </w:r>
+            <w:r>
+              <w:rPr>
+                <w:rFonts w:ascii="微軟正黑體" w:eastAsia="微軟正黑體" w:hAnsi="微軟正黑體" w:cs="新細明體" w:hint="eastAsia"/>
+                <w:color w:val="000000"/>
+                <w:kern w:val="0"/>
+                <w:sz w:val="16"/>
+                <w:szCs w:val="16"/>
+                <w14:ligatures w14:val="none"/>
+              </w:rPr>
+              <w:t>}</w:t>
+            </w:r>
+          </w:p>
+        </w:tc>
+        <w:tc>
+          <w:tcPr>
+            <w:tcW w:w="1451" w:type="pct"/>
+            <w:shd w:val="clear" w:color="auto" w:fill="auto"/>
+            <w:noWrap/>
+            <w:hideMark/>
+          </w:tcPr>
+          <w:p>
+            <w:pPr>
+              <w:widowControl/>
+              <w:spacing w:after="0" w:line="240" w:lineRule="auto"/>
+              <w:jc w:val="both"/>
+              <w:rPr>
+                <w:rFonts w:ascii="微軟正黑體" w:eastAsia="微軟正黑體" w:hAnsi="微軟正黑體" w:cs="新細明體"/>
+                <w:color w:val="000000"/>
+                <w:kern w:val="0"/>
+                <w:sz w:val="16"/>
+                <w:szCs w:val="16"/>
+                <w14:ligatures w14:val="none"/>
+              </w:rPr>
+            </w:pPr>
+            <w:r>
+              <w:rPr>
+                <w:rFonts w:ascii="微軟正黑體" w:eastAsia="微軟正黑體" w:hAnsi="微軟正黑體" w:cs="新細明體" w:hint="eastAsia"/>
+                <w:color w:val="000000"/>
+                <w:kern w:val="0"/>
+                <w:sz w:val="16"/>
+                <w:szCs w:val="16"/>
+                <w14:ligatures w14:val="none"/>
+              </w:rPr>
+              <w:t>{</w:t>
+            </w:r>
+            <w:r>
+              <w:rPr>
+                <w:rFonts w:ascii="微軟正黑體" w:eastAsia="微軟正黑體" w:hAnsi="微軟正黑體" w:cs="新細明體" w:hint="eastAsia"/>
+                <w:color w:val="000000"/>
+                <w:kern w:val="0"/>
+                <w:sz w:val="16"/>
+                <w:szCs w:val="16"/>
+                <w14:ligatures w14:val="none"/>
+              </w:rPr>
+              <w:t>次成分</w:t>
+            </w:r>
+            <w:r>
+              <w:rPr>
+                <w:rFonts w:ascii="微軟正黑體" w:eastAsia="微軟正黑體" w:hAnsi="微軟正黑體" w:cs="新細明體" w:hint="eastAsia"/>
+                <w:color w:val="000000"/>
+                <w:kern w:val="0"/>
+                <w:sz w:val="16"/>
+                <w:szCs w:val="16"/>
+                <w14:ligatures w14:val="none"/>
+              </w:rPr>
+              <w:t>}</w:t>
+            </w:r>
+          </w:p>
+        </w:tc>
+        <w:tc>
+          <w:tcPr>
+            <w:tcW w:w="1245" w:type="pct"/>
+            <w:shd w:val="clear" w:color="auto" w:fill="auto"/>
+            <w:noWrap/>
+            <w:hideMark/>
+          </w:tcPr>
+          <w:p>
+            <w:pPr>
+              <w:widowControl/>
+              <w:spacing w:after="0" w:line="240" w:lineRule="auto"/>
+              <w:jc w:val="both"/>
+              <w:rPr>
+                <w:rFonts w:ascii="微軟正黑體" w:eastAsia="微軟正黑體" w:hAnsi="微軟正黑體" w:cs="新細明體"/>
+                <w:color w:val="000000"/>
+                <w:kern w:val="0"/>
+                <w:sz w:val="16"/>
+                <w:szCs w:val="16"/>
+                <w14:ligatures w14:val="none"/>
+              </w:rPr>
+            </w:pPr>
+            <w:r>
+              <w:rPr>
+                <w:rFonts w:ascii="微軟正黑體" w:eastAsia="微軟正黑體" w:hAnsi="微軟正黑體" w:cs="新細明體" w:hint="eastAsia"/>
+                <w:color w:val="000000"/>
+                <w:kern w:val="0"/>
+                <w:sz w:val="16"/>
+                <w:szCs w:val="16"/>
+                <w14:ligatures w14:val="none"/>
+              </w:rPr>
+              <w:t>{</w:t>
+            </w:r>
+            <w:r>
+              <w:rPr>
+                <w:rFonts w:ascii="微軟正黑體" w:eastAsia="微軟正黑體" w:hAnsi="微軟正黑體" w:cs="新細明體" w:hint="eastAsia"/>
+                <w:color w:val="000000"/>
+                <w:kern w:val="0"/>
+                <w:sz w:val="16"/>
+                <w:szCs w:val="16"/>
+                <w14:ligatures w14:val="none"/>
+              </w:rPr>
+              <w:t>餐別</w:t>
+            </w:r>
+            <w:r>
+              <w:rPr>
+                <w:rFonts w:ascii="微軟正黑體" w:eastAsia="微軟正黑體" w:hAnsi="微軟正黑體" w:cs="新細明體" w:hint="eastAsia"/>
+                <w:color w:val="000000"/>
+                <w:kern w:val="0"/>
+                <w:sz w:val="16"/>
+                <w:szCs w:val="16"/>
+                <w14:ligatures w14:val="none"/>
+              </w:rPr>
+              <w:t>}</w:t>
+            </w:r>
+            <w:r>
+              <w:rPr>
+                <w:rFonts w:ascii="微軟正黑體" w:eastAsia="微軟正黑體" w:hAnsi="微軟正黑體" w:cs="新細明體" w:hint="eastAsia"/>
+                <w:color w:val="000000"/>
+                <w:kern w:val="0"/>
+                <w:sz w:val="16"/>
+                <w:szCs w:val="16"/>
+                <w14:ligatures w14:val="none"/>
+              </w:rPr>
+              <w:t>{/}</w:t>
             </w:r>
           </w:p>
         </w:tc>
@@ -2687,17 +6599,96 @@
     </w:tbl>
     <w:p>
       <w:pPr>
+        <w:widowControl/>
         <w:rPr>
           <w:rFonts w:ascii="微軟正黑體" w:eastAsia="微軟正黑體" w:hAnsi="微軟正黑體"/>
           <w:b/>
           <w:bCs/>
-        </w:rPr>
-      </w:pPr>
+          <w:color w:val="156082" w:themeColor="accent1"/>
+          <w:sz w:val="32"/>
+          <w:szCs w:val="32"/>
+        </w:rPr>
+      </w:pPr>
+      <w:r>
+        <w:rPr>
+          <w:rFonts w:ascii="微軟正黑體" w:eastAsia="微軟正黑體" w:hAnsi="微軟正黑體"/>
+          <w:b/>
+          <w:bCs/>
+          <w:color w:val="156082" w:themeColor="accent1"/>
+          <w:sz w:val="32"/>
+          <w:szCs w:val="32"/>
+        </w:rPr>
+        <w:br w:type="page"/>
+      </w:r>
+    </w:p>
+    <w:p>
+      <w:pPr>
+        <w:pStyle w:val="a8"/>
+        <w:numPr>
+          <w:ilvl w:val="0"/>
+          <w:numId w:val="4"/>
+        </w:numPr>
+        <w:ind w:leftChars="0"/>
+        <w:rPr>
+          <w:rFonts w:ascii="微軟正黑體" w:eastAsia="微軟正黑體" w:hAnsi="微軟正黑體"/>
+          <w:b/>
+          <w:bCs/>
+          <w:color w:val="156082" w:themeColor="accent1"/>
+          <w:sz w:val="32"/>
+          <w:szCs w:val="32"/>
+        </w:rPr>
+      </w:pPr>
+      <w:r>
+        <w:rPr>
+          <w:rFonts w:ascii="微軟正黑體" w:eastAsia="微軟正黑體" w:hAnsi="微軟正黑體" w:hint="eastAsia"/>
+          <w:b/>
+          <w:bCs/>
+          <w:color w:val="156082" w:themeColor="accent1"/>
+          <w:sz w:val="32"/>
+          <w:szCs w:val="32"/>
+        </w:rPr>
+        <w:lastRenderedPageBreak/>
+        <w:t>收成紀錄</w:t>
+      </w:r>
+    </w:p>
+    <w:p>
+      <w:pPr>
+        <w:rPr>
+          <w:rFonts w:ascii="微軟正黑體" w:eastAsia="微軟正黑體" w:hAnsi="微軟正黑體"/>
+          <w:b/>
+          <w:bCs/>
+          <w:color w:val="156082" w:themeColor="accent1"/>
+          <w:sz w:val="32"/>
+          <w:szCs w:val="32"/>
+        </w:rPr>
+      </w:pPr>
+      <w:r>
+        <w:rPr>
+          <w:rFonts w:ascii="微軟正黑體" w:eastAsia="微軟正黑體" w:hAnsi="微軟正黑體" w:hint="eastAsia"/>
+          <w:b/>
+          <w:bCs/>
+          <w:color w:val="156082" w:themeColor="accent1"/>
+          <w:sz w:val="28"/>
+          <w:szCs w:val="28"/>
+        </w:rPr>
+        <w:t>1.</w:t>
+      </w:r>
+      <w:r>
+        <w:rPr>
+          <w:rFonts w:ascii="微軟正黑體" w:eastAsia="微軟正黑體" w:hAnsi="微軟正黑體" w:hint="eastAsia"/>
+          <w:b/>
+          <w:bCs/>
+          <w:color w:val="156082" w:themeColor="accent1"/>
+          <w:sz w:val="28"/>
+          <w:szCs w:val="28"/>
+        </w:rPr>
+        <w:t xml:space="preserve"> 預估收成</w:t>
+      </w:r>
     </w:p>
     <w:tbl>
       <w:tblPr>
         <w:tblStyle w:val="a7"/>
-        <w:tblW w:w="0" w:type="auto"/>
+        <w:tblW w:w="8306" w:type="dxa"/>
         <w:tblBorders>
           <w:left w:val="none" w:sz="0" w:space="0" w:color="auto"/>
           <w:right w:val="none" w:sz="0" w:space="0" w:color="auto"/>
@@ -2707,34 +6698,132 @@
         <w:tblLook w:val="04A0" w:firstRow="1" w:lastRow="0" w:firstColumn="1" w:lastColumn="0" w:noHBand="0" w:noVBand="1"/>
       </w:tblPr>
       <w:tblGrid>
-        <w:gridCol w:w="8296"/>
+        <w:gridCol w:w="2725"/>
+        <w:gridCol w:w="2283"/>
+        <w:gridCol w:w="3298"/>
       </w:tblGrid>
       <w:tr>
-        <w:tc>
-          <w:tcPr>
-            <w:tcW w:w="8296" w:type="dxa"/>
-          </w:tcPr>
-          <w:p>
-            <w:pPr>
-              <w:spacing w:line="400" w:lineRule="exact"/>
-              <w:rPr>
-                <w:rFonts w:ascii="微軟正黑體" w:eastAsia="微軟正黑體" w:hAnsi="微軟正黑體"/>
-                <w:b/>
-                <w:bCs/>
-                <w:sz w:val="28"/>
-                <w:szCs w:val="28"/>
-              </w:rPr>
-            </w:pPr>
-            <w:r>
-              <w:rPr>
-                <w:rFonts w:ascii="微軟正黑體" w:eastAsia="微軟正黑體" w:hAnsi="微軟正黑體" w:hint="eastAsia"/>
-                <w:b/>
-                <w:bCs/>
-                <w:color w:val="156082" w:themeColor="accent1"/>
-                <w:sz w:val="28"/>
-                <w:szCs w:val="28"/>
-              </w:rPr>
-              <w:t>清池</w:t>
+        <w:trPr>
+          <w:trHeight w:val="662"/>
+        </w:trPr>
+        <w:tc>
+          <w:tcPr>
+            <w:tcW w:w="3033" w:type="dxa"/>
+          </w:tcPr>
+          <w:p>
+            <w:pPr>
+              <w:rPr>
+                <w:rFonts w:ascii="微軟正黑體" w:eastAsia="微軟正黑體" w:hAnsi="微軟正黑體"/>
+              </w:rPr>
+            </w:pPr>
+            <w:r>
+              <w:rPr>
+                <w:rFonts w:ascii="微軟正黑體" w:eastAsia="微軟正黑體" w:hAnsi="微軟正黑體" w:hint="eastAsia"/>
+              </w:rPr>
+              <w:t>放苗日</w:t>
+            </w:r>
+          </w:p>
+        </w:tc>
+        <w:tc>
+          <w:tcPr>
+            <w:tcW w:w="2783" w:type="dxa"/>
+            <w:vAlign w:val="center"/>
+          </w:tcPr>
+          <w:p>
+            <w:pPr>
+              <w:jc w:val="center"/>
+              <w:rPr>
+                <w:rFonts w:ascii="微軟正黑體" w:eastAsia="微軟正黑體" w:hAnsi="微軟正黑體"/>
+              </w:rPr>
+            </w:pPr>
+            <w:r>
+              <w:rPr>
+                <w:rFonts w:ascii="微軟正黑體" w:eastAsia="微軟正黑體" w:hAnsi="微軟正黑體" w:hint="eastAsia"/>
+              </w:rPr>
+              <w:t>初始放苗量</w:t>
+            </w:r>
+          </w:p>
+        </w:tc>
+        <w:tc>
+          <w:tcPr>
+            <w:tcW w:w="2490" w:type="dxa"/>
+            <w:vAlign w:val="center"/>
+          </w:tcPr>
+          <w:p>
+            <w:pPr>
+              <w:jc w:val="center"/>
+              <w:rPr>
+                <w:rFonts w:ascii="微軟正黑體" w:eastAsia="微軟正黑體" w:hAnsi="微軟正黑體"/>
+              </w:rPr>
+            </w:pPr>
+            <w:r>
+              <w:rPr>
+                <w:rFonts w:ascii="微軟正黑體" w:eastAsia="微軟正黑體" w:hAnsi="微軟正黑體" w:hint="eastAsia"/>
+              </w:rPr>
+              <w:t>預估收成個體重</w:t>
+            </w:r>
+          </w:p>
+        </w:tc>
+      </w:tr>
+      <w:tr>
+        <w:trPr>
+          <w:trHeight w:val="662"/>
+        </w:trPr>
+        <w:tc>
+          <w:tcPr>
+            <w:tcW w:w="3033" w:type="dxa"/>
+          </w:tcPr>
+          <w:p>
+            <w:pPr>
+              <w:rPr>
+                <w:rFonts w:ascii="微軟正黑體" w:eastAsia="微軟正黑體" w:hAnsi="微軟正黑體"/>
+              </w:rPr>
+            </w:pPr>
+            <w:r>
+              <w:rPr>
+                <w:rFonts w:ascii="微軟正黑體" w:eastAsia="微軟正黑體" w:hAnsi="微軟正黑體"/>
+              </w:rPr>
+              <w:t>{stocked_date}</w:t>
+            </w:r>
+          </w:p>
+        </w:tc>
+        <w:tc>
+          <w:tcPr>
+            <w:tcW w:w="2783" w:type="dxa"/>
+            <w:vAlign w:val="center"/>
+          </w:tcPr>
+          <w:p>
+            <w:pPr>
+              <w:jc w:val="right"/>
+              <w:rPr>
+                <w:rFonts w:ascii="微軟正黑體" w:eastAsia="微軟正黑體" w:hAnsi="微軟正黑體"/>
+              </w:rPr>
+            </w:pPr>
+            <w:r>
+              <w:rPr>
+                <w:rFonts w:ascii="微軟正黑體" w:eastAsia="微軟正黑體" w:hAnsi="微軟正黑體"/>
+              </w:rPr>
+              <w:t>{total}</w:t>
+            </w:r>
+          </w:p>
+        </w:tc>
+        <w:tc>
+          <w:tcPr>
+            <w:tcW w:w="2490" w:type="dxa"/>
+            <w:vAlign w:val="center"/>
+          </w:tcPr>
+          <w:p>
+            <w:pPr>
+              <w:jc w:val="right"/>
+              <w:rPr>
+                <w:rFonts w:ascii="微軟正黑體" w:eastAsia="微軟正黑體" w:hAnsi="微軟正黑體"/>
+              </w:rPr>
+            </w:pPr>
+            <w:r>
+              <w:rPr>
+                <w:rFonts w:ascii="微軟正黑體" w:eastAsia="微軟正黑體" w:hAnsi="微軟正黑體"/>
+              </w:rPr>
+              <w:t>{estimated_harvest_weight}</w:t>
             </w:r>
           </w:p>
         </w:tc>
@@ -2744,16 +6833,532 @@
       <w:pPr>
         <w:rPr>
           <w:rFonts w:ascii="微軟正黑體" w:eastAsia="微軟正黑體" w:hAnsi="微軟正黑體"/>
-          <w:b/>
-          <w:bCs/>
-        </w:rPr>
-      </w:pPr>
+        </w:rPr>
+      </w:pPr>
+    </w:p>
+    <w:p>
+      <w:pPr>
+        <w:rPr>
+          <w:rFonts w:ascii="微軟正黑體" w:eastAsia="微軟正黑體" w:hAnsi="微軟正黑體"/>
+        </w:rPr>
+      </w:pPr>
+      <w:r>
+        <w:rPr>
+          <w:rFonts w:ascii="微軟正黑體" w:eastAsia="微軟正黑體" w:hAnsi="微軟正黑體" w:hint="eastAsia"/>
+          <w:b/>
+          <w:bCs/>
+          <w:color w:val="156082" w:themeColor="accent1"/>
+          <w:sz w:val="28"/>
+          <w:szCs w:val="28"/>
+        </w:rPr>
+        <w:t xml:space="preserve">2. </w:t>
+      </w:r>
+      <w:r>
+        <w:rPr>
+          <w:rFonts w:ascii="微軟正黑體" w:eastAsia="微軟正黑體" w:hAnsi="微軟正黑體" w:hint="eastAsia"/>
+          <w:b/>
+          <w:bCs/>
+          <w:color w:val="156082" w:themeColor="accent1"/>
+          <w:sz w:val="28"/>
+          <w:szCs w:val="28"/>
+        </w:rPr>
+        <w:t>間補</w:t>
+      </w:r>
+      <w:r>
+        <w:rPr>
+          <w:rFonts w:ascii="微軟正黑體" w:eastAsia="微軟正黑體" w:hAnsi="微軟正黑體" w:hint="eastAsia"/>
+          <w:b/>
+          <w:bCs/>
+          <w:color w:val="156082" w:themeColor="accent1"/>
+          <w:sz w:val="28"/>
+          <w:szCs w:val="28"/>
+        </w:rPr>
+        <w:t>/收</w:t>
+      </w:r>
+      <w:r>
+        <w:rPr>
+          <w:rFonts w:ascii="微軟正黑體" w:eastAsia="微軟正黑體" w:hAnsi="微軟正黑體" w:hint="eastAsia"/>
+          <w:b/>
+          <w:bCs/>
+          <w:color w:val="156082" w:themeColor="accent1"/>
+          <w:sz w:val="28"/>
+          <w:szCs w:val="28"/>
+        </w:rPr>
+        <w:t>成紀錄</w:t>
+      </w:r>
+    </w:p>
+    <w:tbl>
+      <w:tblPr>
+        <w:tblStyle w:val="a7"/>
+        <w:tblW w:w="8306" w:type="dxa"/>
+        <w:tblBorders>
+          <w:left w:val="none" w:sz="0" w:space="0" w:color="auto"/>
+          <w:right w:val="none" w:sz="0" w:space="0" w:color="auto"/>
+          <w:insideH w:val="none" w:sz="0" w:space="0" w:color="auto"/>
+          <w:insideV w:val="none" w:sz="0" w:space="0" w:color="auto"/>
+        </w:tblBorders>
+        <w:tblLook w:val="04A0" w:firstRow="1" w:lastRow="0" w:firstColumn="1" w:lastColumn="0" w:noHBand="0" w:noVBand="1"/>
+      </w:tblPr>
+      <w:tblGrid>
+        <w:gridCol w:w="3059"/>
+        <w:gridCol w:w="1419"/>
+        <w:gridCol w:w="1858"/>
+        <w:gridCol w:w="1970"/>
+      </w:tblGrid>
+      <w:tr>
+        <w:trPr>
+          <w:trHeight w:val="662"/>
+        </w:trPr>
+        <w:tc>
+          <w:tcPr>
+            <w:tcW w:w="981" w:type="dxa"/>
+          </w:tcPr>
+          <w:p>
+            <w:pPr>
+              <w:rPr>
+                <w:rFonts w:ascii="微軟正黑體" w:eastAsia="微軟正黑體" w:hAnsi="微軟正黑體"/>
+              </w:rPr>
+            </w:pPr>
+            <w:r>
+              <w:rPr>
+                <w:rFonts w:ascii="微軟正黑體" w:eastAsia="微軟正黑體" w:hAnsi="微軟正黑體" w:hint="eastAsia"/>
+              </w:rPr>
+              <w:t>紀錄</w:t>
+            </w:r>
+          </w:p>
+        </w:tc>
+        <w:tc>
+          <w:tcPr>
+            <w:tcW w:w="3247" w:type="dxa"/>
+          </w:tcPr>
+          <w:p>
+            <w:pPr>
+              <w:rPr>
+                <w:rFonts w:ascii="微軟正黑體" w:eastAsia="微軟正黑體" w:hAnsi="微軟正黑體"/>
+              </w:rPr>
+            </w:pPr>
+            <w:r>
+              <w:rPr>
+                <w:rFonts w:ascii="微軟正黑體" w:eastAsia="微軟正黑體" w:hAnsi="微軟正黑體" w:hint="eastAsia"/>
+              </w:rPr>
+              <w:t>日</w:t>
+            </w:r>
+            <w:r>
+              <w:rPr>
+                <w:rFonts w:ascii="微軟正黑體" w:eastAsia="微軟正黑體" w:hAnsi="微軟正黑體" w:hint="eastAsia"/>
+              </w:rPr>
+              <w:t>期</w:t>
+            </w:r>
+          </w:p>
+        </w:tc>
+        <w:tc>
+          <w:tcPr>
+            <w:tcW w:w="2040" w:type="dxa"/>
+            <w:vAlign w:val="center"/>
+          </w:tcPr>
+          <w:p>
+            <w:pPr>
+              <w:jc w:val="center"/>
+              <w:rPr>
+                <w:rFonts w:ascii="微軟正黑體" w:eastAsia="微軟正黑體" w:hAnsi="微軟正黑體"/>
+              </w:rPr>
+            </w:pPr>
+            <w:r>
+              <w:rPr>
+                <w:rFonts w:ascii="微軟正黑體" w:eastAsia="微軟正黑體" w:hAnsi="微軟正黑體" w:hint="eastAsia"/>
+              </w:rPr>
+              <w:t>總重量</w:t>
+            </w:r>
+          </w:p>
+        </w:tc>
+        <w:tc>
+          <w:tcPr>
+            <w:tcW w:w="2038" w:type="dxa"/>
+            <w:vAlign w:val="center"/>
+          </w:tcPr>
+          <w:p>
+            <w:pPr>
+              <w:jc w:val="center"/>
+              <w:rPr>
+                <w:rFonts w:ascii="微軟正黑體" w:eastAsia="微軟正黑體" w:hAnsi="微軟正黑體"/>
+              </w:rPr>
+            </w:pPr>
+            <w:r>
+              <w:rPr>
+                <w:rFonts w:ascii="微軟正黑體" w:eastAsia="微軟正黑體" w:hAnsi="微軟正黑體" w:hint="eastAsia"/>
+              </w:rPr>
+              <w:t>平均</w:t>
+            </w:r>
+            <w:r>
+              <w:rPr>
+                <w:rFonts w:ascii="微軟正黑體" w:eastAsia="微軟正黑體" w:hAnsi="微軟正黑體" w:hint="eastAsia"/>
+              </w:rPr>
+              <w:t>個體重</w:t>
+            </w:r>
+          </w:p>
+        </w:tc>
+      </w:tr>
+      <w:tr>
+        <w:trPr>
+          <w:trHeight w:val="662"/>
+        </w:trPr>
+        <w:tc>
+          <w:tcPr>
+            <w:tcW w:w="981" w:type="dxa"/>
+          </w:tcPr>
+          <w:p>
+            <w:pPr>
+              <w:rPr>
+                <w:rFonts w:ascii="微軟正黑體" w:eastAsia="微軟正黑體" w:hAnsi="微軟正黑體"/>
+              </w:rPr>
+            </w:pPr>
+            <w:r>
+              <w:rPr>
+                <w:rFonts w:ascii="微軟正黑體" w:eastAsia="微軟正黑體" w:hAnsi="微軟正黑體" w:hint="eastAsia"/>
+              </w:rPr>
+              <w:t>{#recordlst}</w:t>
+            </w:r>
+            <w:r>
+              <w:rPr>
+                <w:rFonts w:ascii="微軟正黑體" w:eastAsia="微軟正黑體" w:hAnsi="微軟正黑體" w:hint="eastAsia"/>
+              </w:rPr>
+              <w:t>{#data}{</w:t>
+            </w:r>
+            <w:r>
+              <w:rPr>
+                <w:rFonts w:ascii="微軟正黑體" w:eastAsia="微軟正黑體" w:hAnsi="微軟正黑體"/>
+              </w:rPr>
+              <w:t>harvest_name</w:t>
+            </w:r>
+          </w:p>
+          <w:p>
+            <w:pPr>
+              <w:rPr>
+                <w:rFonts w:ascii="微軟正黑體" w:eastAsia="微軟正黑體" w:hAnsi="微軟正黑體"/>
+              </w:rPr>
+            </w:pPr>
+            <w:r>
+              <w:rPr>
+                <w:rFonts w:ascii="微軟正黑體" w:eastAsia="微軟正黑體" w:hAnsi="微軟正黑體" w:hint="eastAsia"/>
+              </w:rPr>
+              <w:t>}</w:t>
+            </w:r>
+          </w:p>
+        </w:tc>
+        <w:tc>
+          <w:tcPr>
+            <w:tcW w:w="3247" w:type="dxa"/>
+          </w:tcPr>
+          <w:p>
+            <w:pPr>
+              <w:rPr>
+                <w:rFonts w:ascii="微軟正黑體" w:eastAsia="微軟正黑體" w:hAnsi="微軟正黑體"/>
+              </w:rPr>
+            </w:pPr>
+            <w:r>
+              <w:rPr>
+                <w:rFonts w:ascii="微軟正黑體" w:eastAsia="微軟正黑體" w:hAnsi="微軟正黑體" w:hint="eastAsia"/>
+              </w:rPr>
+              <w:t>{</w:t>
+            </w:r>
+            <w:r>
+              <w:rPr>
+                <w:rFonts w:ascii="微軟正黑體" w:eastAsia="微軟正黑體" w:hAnsi="微軟正黑體"/>
+              </w:rPr>
+              <w:t>harvest_date</w:t>
+            </w:r>
+            <w:r>
+              <w:rPr>
+                <w:rFonts w:ascii="微軟正黑體" w:eastAsia="微軟正黑體" w:hAnsi="微軟正黑體" w:hint="eastAsia"/>
+              </w:rPr>
+              <w:t>}</w:t>
+            </w:r>
+          </w:p>
+        </w:tc>
+        <w:tc>
+          <w:tcPr>
+            <w:tcW w:w="2040" w:type="dxa"/>
+          </w:tcPr>
+          <w:p>
+            <w:pPr>
+              <w:jc w:val="right"/>
+              <w:rPr>
+                <w:rFonts w:ascii="微軟正黑體" w:eastAsia="微軟正黑體" w:hAnsi="微軟正黑體"/>
+              </w:rPr>
+            </w:pPr>
+            <w:r>
+              <w:rPr>
+                <w:rFonts w:ascii="微軟正黑體" w:eastAsia="微軟正黑體" w:hAnsi="微軟正黑體" w:hint="eastAsia"/>
+              </w:rPr>
+              <w:t>{</w:t>
+            </w:r>
+            <w:r>
+              <w:rPr>
+                <w:rFonts w:ascii="微軟正黑體" w:eastAsia="微軟正黑體" w:hAnsi="微軟正黑體"/>
+              </w:rPr>
+              <w:t>harvest_yield</w:t>
+            </w:r>
+            <w:r>
+              <w:rPr>
+                <w:rFonts w:ascii="微軟正黑體" w:eastAsia="微軟正黑體" w:hAnsi="微軟正黑體" w:hint="eastAsia"/>
+              </w:rPr>
+              <w:t>} kg</w:t>
+            </w:r>
+          </w:p>
+        </w:tc>
+        <w:tc>
+          <w:tcPr>
+            <w:tcW w:w="2038" w:type="dxa"/>
+          </w:tcPr>
+          <w:p>
+            <w:pPr>
+              <w:jc w:val="right"/>
+              <w:rPr>
+                <w:rFonts w:ascii="微軟正黑體" w:eastAsia="微軟正黑體" w:hAnsi="微軟正黑體"/>
+              </w:rPr>
+            </w:pPr>
+            <w:r>
+              <w:rPr>
+                <w:rFonts w:ascii="微軟正黑體" w:eastAsia="微軟正黑體" w:hAnsi="微軟正黑體" w:hint="eastAsia"/>
+              </w:rPr>
+              <w:t>{</w:t>
+            </w:r>
+            <w:r>
+              <w:rPr>
+                <w:rFonts w:ascii="微軟正黑體" w:eastAsia="微軟正黑體" w:hAnsi="微軟正黑體"/>
+              </w:rPr>
+              <w:t>single_weight</w:t>
+            </w:r>
+            <w:r>
+              <w:rPr>
+                <w:rFonts w:ascii="微軟正黑體" w:eastAsia="微軟正黑體" w:hAnsi="微軟正黑體" w:hint="eastAsia"/>
+              </w:rPr>
+              <w:t>} g{/}</w:t>
+            </w:r>
+            <w:r>
+              <w:rPr>
+                <w:rFonts w:ascii="微軟正黑體" w:eastAsia="微軟正黑體" w:hAnsi="微軟正黑體" w:hint="eastAsia"/>
+              </w:rPr>
+              <w:t>{/}</w:t>
+            </w:r>
+          </w:p>
+        </w:tc>
+      </w:tr>
+      <w:tr>
+        <w:trPr>
+          <w:trHeight w:val="662"/>
+        </w:trPr>
+        <w:tc>
+          <w:tcPr>
+            <w:tcW w:w="981" w:type="dxa"/>
+            <w:shd w:val="clear" w:color="auto" w:fill="E8E8E8" w:themeFill="background2"/>
+          </w:tcPr>
+          <w:p>
+            <w:pPr>
+              <w:rPr>
+                <w:rFonts w:ascii="微軟正黑體" w:eastAsia="微軟正黑體" w:hAnsi="微軟正黑體"/>
+              </w:rPr>
+            </w:pPr>
+            <w:r>
+              <w:rPr>
+                <w:rFonts w:ascii="微軟正黑體" w:eastAsia="微軟正黑體" w:hAnsi="微軟正黑體" w:hint="eastAsia"/>
+              </w:rPr>
+              <w:t>合計{#recordlst}</w:t>
+            </w:r>
+            <w:r>
+              <w:rPr>
+                <w:rFonts w:ascii="微軟正黑體" w:eastAsia="微軟正黑體" w:hAnsi="微軟正黑體" w:hint="eastAsia"/>
+              </w:rPr>
+              <w:t>{#total}</w:t>
+            </w:r>
+          </w:p>
+        </w:tc>
+        <w:tc>
+          <w:tcPr>
+            <w:tcW w:w="3247" w:type="dxa"/>
+            <w:shd w:val="clear" w:color="auto" w:fill="E8E8E8" w:themeFill="background2"/>
+          </w:tcPr>
+          <w:p>
+            <w:pPr>
+              <w:rPr>
+                <w:rFonts w:ascii="微軟正黑體" w:eastAsia="微軟正黑體" w:hAnsi="微軟正黑體"/>
+              </w:rPr>
+            </w:pPr>
+            <w:r>
+              <w:rPr>
+                <w:rFonts w:ascii="微軟正黑體" w:eastAsia="微軟正黑體" w:hAnsi="微軟正黑體" w:hint="eastAsia"/>
+              </w:rPr>
+              <w:t>{#hasRecord}</w:t>
+            </w:r>
+            <w:r>
+              <w:rPr>
+                <w:rFonts w:ascii="微軟正黑體" w:eastAsia="微軟正黑體" w:hAnsi="微軟正黑體" w:hint="eastAsia"/>
+              </w:rPr>
+              <w:t>約 {num} 隻</w:t>
+            </w:r>
+            <w:r>
+              <w:rPr>
+                <w:rFonts w:ascii="微軟正黑體" w:eastAsia="微軟正黑體" w:hAnsi="微軟正黑體" w:hint="eastAsia"/>
+              </w:rPr>
+              <w:t>{/}</w:t>
+            </w:r>
+          </w:p>
+        </w:tc>
+        <w:tc>
+          <w:tcPr>
+            <w:tcW w:w="2040" w:type="dxa"/>
+            <w:shd w:val="clear" w:color="auto" w:fill="E8E8E8" w:themeFill="background2"/>
+          </w:tcPr>
+          <w:p>
+            <w:pPr>
+              <w:jc w:val="right"/>
+              <w:rPr>
+                <w:rFonts w:ascii="微軟正黑體" w:eastAsia="微軟正黑體" w:hAnsi="微軟正黑體"/>
+              </w:rPr>
+            </w:pPr>
+            <w:r>
+              <w:rPr>
+                <w:rFonts w:ascii="微軟正黑體" w:eastAsia="微軟正黑體" w:hAnsi="微軟正黑體" w:hint="eastAsia"/>
+              </w:rPr>
+              <w:t>{#hasRecord}</w:t>
+            </w:r>
+            <w:r>
+              <w:rPr>
+                <w:rFonts w:ascii="微軟正黑體" w:eastAsia="微軟正黑體" w:hAnsi="微軟正黑體" w:hint="eastAsia"/>
+              </w:rPr>
+              <w:t>{total} kg</w:t>
+            </w:r>
+            <w:r>
+              <w:rPr>
+                <w:rFonts w:ascii="微軟正黑體" w:eastAsia="微軟正黑體" w:hAnsi="微軟正黑體" w:hint="eastAsia"/>
+              </w:rPr>
+              <w:t>{/}</w:t>
+            </w:r>
+          </w:p>
+        </w:tc>
+        <w:tc>
+          <w:tcPr>
+            <w:tcW w:w="2038" w:type="dxa"/>
+            <w:shd w:val="clear" w:color="auto" w:fill="E8E8E8" w:themeFill="background2"/>
+          </w:tcPr>
+          <w:p>
+            <w:pPr>
+              <w:jc w:val="right"/>
+              <w:rPr>
+                <w:rFonts w:ascii="微軟正黑體" w:eastAsia="微軟正黑體" w:hAnsi="微軟正黑體"/>
+              </w:rPr>
+            </w:pPr>
+            <w:r>
+              <w:rPr>
+                <w:rFonts w:ascii="微軟正黑體" w:eastAsia="微軟正黑體" w:hAnsi="微軟正黑體" w:hint="eastAsia"/>
+              </w:rPr>
+              <w:t>{#hasRecord}</w:t>
+            </w:r>
+            <w:r>
+              <w:rPr>
+                <w:rFonts w:ascii="微軟正黑體" w:eastAsia="微軟正黑體" w:hAnsi="微軟正黑體" w:hint="eastAsia"/>
+              </w:rPr>
+              <w:t>{single} g{/}{/}</w:t>
+            </w:r>
+            <w:r>
+              <w:rPr>
+                <w:rFonts w:ascii="微軟正黑體" w:eastAsia="微軟正黑體" w:hAnsi="微軟正黑體" w:hint="eastAsia"/>
+              </w:rPr>
+              <w:t>{/}</w:t>
+            </w:r>
+          </w:p>
+        </w:tc>
+      </w:tr>
+    </w:tbl>
+    <w:p>
+      <w:pPr>
+        <w:rPr>
+          <w:rFonts w:ascii="微軟正黑體" w:eastAsia="微軟正黑體" w:hAnsi="微軟正黑體"/>
+        </w:rPr>
+      </w:pPr>
+    </w:p>
+    <w:p>
+      <w:pPr>
+        <w:widowControl/>
+        <w:rPr>
+          <w:rFonts w:ascii="微軟正黑體" w:eastAsia="微軟正黑體" w:hAnsi="微軟正黑體"/>
+        </w:rPr>
+      </w:pPr>
+      <w:r>
+        <w:rPr>
+          <w:rFonts w:ascii="微軟正黑體" w:eastAsia="微軟正黑體" w:hAnsi="微軟正黑體"/>
+        </w:rPr>
+        <w:br w:type="page"/>
+      </w:r>
+    </w:p>
+    <w:p>
+      <w:pPr>
+        <w:widowControl/>
+      </w:pPr>
+      <w:r>
+        <w:rPr>
+          <w:rFonts w:ascii="微軟正黑體" w:eastAsia="微軟正黑體" w:hAnsi="微軟正黑體" w:hint="eastAsia"/>
+          <w:noProof/>
+        </w:rPr>
+        <w:lastRenderedPageBreak/>
+        <w:drawing>
+          <wp:anchor distT="0" distB="0" distL="114300" distR="114300" simplePos="0" relativeHeight="251662336" behindDoc="0" locked="0" layoutInCell="1" allowOverlap="1" wp14:anchorId="3B6ACEA3" wp14:editId="0B861544">
+            <wp:simplePos x="0" y="0"/>
+            <wp:positionH relativeFrom="margin">
+              <wp:align>center</wp:align>
+            </wp:positionH>
+            <wp:positionV relativeFrom="margin">
+              <wp:align>center</wp:align>
+            </wp:positionV>
+            <wp:extent cx="1591310" cy="1591310"/>
+            <wp:effectExtent l="0" t="0" r="8890" b="8890"/>
+            <wp:wrapSquare wrapText="bothSides"/>
+            <wp:docPr id="812004718" name="圖片 4"/>
+            <wp:cNvGraphicFramePr>
+              <a:graphicFrameLocks xmlns:a="http://schemas.openxmlformats.org/drawingml/2006/main" noChangeAspect="1"/>
+            </wp:cNvGraphicFramePr>
+            <a:graphic xmlns:a="http://schemas.openxmlformats.org/drawingml/2006/main">
+              <a:graphicData uri="http://schemas.openxmlformats.org/drawingml/2006/picture">
+                <pic:pic xmlns:pic="http://schemas.openxmlformats.org/drawingml/2006/picture">
+                  <pic:nvPicPr>
+                    <pic:cNvPr id="812004718" name="圖片 812004718"/>
+                    <pic:cNvPicPr/>
+                  </pic:nvPicPr>
+                  <pic:blipFill>
+                    <a:blip r:embed="rId8" cstate="print">
+                      <a:extLst>
+                        <a:ext uri="{28A0092B-C50C-407E-A947-70E740481C1C}">
+                          <a14:useLocalDpi xmlns:a14="http://schemas.microsoft.com/office/drawing/2010/main" val="0"/>
+                        </a:ext>
+                      </a:extLst>
+                    </a:blip>
+                    <a:stretch>
+                      <a:fillRect/>
+                    </a:stretch>
+                  </pic:blipFill>
+                  <pic:spPr>
+                    <a:xfrm>
+                      <a:off x="0" y="0"/>
+                      <a:ext cx="1591310" cy="1591310"/>
+                    </a:xfrm>
+                    <a:prstGeom prst="rect">
+                      <a:avLst/>
+                    </a:prstGeom>
+                  </pic:spPr>
+                </pic:pic>
+              </a:graphicData>
+            </a:graphic>
+          </wp:anchor>
+        </w:drawing>
+      </w:r>
     </w:p>
     <w:sectPr>
-      <w:headerReference w:type="default" r:id="rId8"/>
+      <w:headerReference w:type="default" r:id="rId9"/>
       <w:pgSz w:w="11906" w:h="16838"/>
       <w:pgMar w:top="1440" w:right="1800" w:bottom="1440" w:left="1800" w:header="851" w:footer="992" w:gutter="0"/>
+      <w:pgNumType w:start="0"/>
       <w:cols w:space="425"/>
+      <w:titlePg/>
       <w:docGrid w:type="lines" w:linePitch="360"/>
     </w:sectPr>
   </w:body>
@@ -2817,7 +7422,16 @@
       <w:pStyle w:val="a3"/>
     </w:pPr>
     <w:r>
-      <w:t>{last_name} {first_name}</w:t>
+      <w:rPr>
+        <w:rFonts w:hint="eastAsia"/>
+      </w:rPr>
+      <w:t xml:space="preserve">  </w:t>
+    </w:r>
+    <w:r>
+      <w:rPr>
+        <w:rFonts w:hint="eastAsia"/>
+      </w:rPr>
+      <w:t>{download_time}</w:t>
     </w:r>
     <w:r>
       <w:rPr>
@@ -2900,23 +7514,21 @@
                               <w:dataBinding w:prefixMappings="xmlns:ns0='http://schemas.openxmlformats.org/package/2006/metadata/core-properties' xmlns:ns1='http://purl.org/dc/elements/1.1/'" w:xpath="/ns0:coreProperties[1]/ns1:title[1]" w:storeItemID="{6C3C8BC8-F283-45AE-878A-BAB7291924A1}"/>
                               <w:text/>
                             </w:sdtPr>
+                            <w:sdtEndPr>
+                              <w:rPr>
+                                <w:rFonts w:hint="eastAsia"/>
+                              </w:rPr>
+                            </w:sdtEndPr>
                             <w:sdtContent>
                               <w:r>
                                 <w:rPr>
-                                  <w:rFonts w:ascii="微軟正黑體" w:eastAsia="微軟正黑體" w:hAnsi="微軟正黑體" w:hint="eastAsia"/>
+                                  <w:rFonts w:ascii="微軟正黑體" w:eastAsia="微軟正黑體" w:hAnsi="微軟正黑體"/>
                                   <w:color w:val="006AA6"/>
                                 </w:rPr>
-                                <w:t>ID Water 養殖循環報表</w:t>
+                                <w:t>ID Water養殖循環報表</w:t>
                               </w:r>
                             </w:sdtContent>
                           </w:sdt>
-                          <w:r>
-                            <w:rPr>
-                              <w:rFonts w:ascii="微軟正黑體" w:eastAsia="微軟正黑體" w:hAnsi="微軟正黑體"/>
-                              <w:color w:val="006AA6"/>
-                            </w:rPr>
-                            <w:t>{last_name} {first_name}</w:t>
-                          </w:r>
                         </w:p>
                       </w:txbxContent>
                     </wps:txbx>
@@ -2941,7 +7553,7 @@
               <v:stroke joinstyle="miter"/>
               <v:path gradientshapeok="t" o:connecttype="rect"/>
             </v:shapetype>
-            <v:shape id="文字方塊 225" o:spid="_x0000_s1026" type="#_x0000_t202" style="position:absolute;margin-left:0;margin-top:0;width:468pt;height:13.45pt;z-index:251660288;visibility:visible;mso-wrap-style:square;mso-width-percent:1000;mso-height-percent:0;mso-wrap-distance-left:9pt;mso-wrap-distance-top:0;mso-wrap-distance-right:9pt;mso-wrap-distance-bottom:0;mso-position-horizontal:left;mso-position-horizontal-relative:margin;mso-position-vertical:center;mso-position-vertical-relative:top-margin-area;mso-width-percent:1000;mso-height-percent:0;mso-width-relative:margin;mso-height-relative:page;v-text-anchor:middle" o:gfxdata="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" o:allowincell="f" filled="f" stroked="f">
+            <v:shape id="文字方塊 225" o:spid="_x0000_s1028" type="#_x0000_t202" style="position:absolute;margin-left:0;margin-top:0;width:468pt;height:13.45pt;z-index:251660288;visibility:visible;mso-wrap-style:square;mso-width-percent:1000;mso-height-percent:0;mso-wrap-distance-left:9pt;mso-wrap-distance-top:0;mso-wrap-distance-right:9pt;mso-wrap-distance-bottom:0;mso-position-horizontal:left;mso-position-horizontal-relative:margin;mso-position-vertical:center;mso-position-vertical-relative:top-margin-area;mso-width-percent:1000;mso-height-percent:0;mso-width-relative:margin;mso-height-relative:page;v-text-anchor:middle" o:gfxdata="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" o:allowincell="f" filled="f" stroked="f">
               <v:textbox style="mso-fit-shape-to-text:t" inset=",0,,0">
                 <w:txbxContent>
                   <w:p>
@@ -2963,23 +7575,21 @@
                         <w:dataBinding w:prefixMappings="xmlns:ns0='http://schemas.openxmlformats.org/package/2006/metadata/core-properties' xmlns:ns1='http://purl.org/dc/elements/1.1/'" w:xpath="/ns0:coreProperties[1]/ns1:title[1]" w:storeItemID="{6C3C8BC8-F283-45AE-878A-BAB7291924A1}"/>
                         <w:text/>
                       </w:sdtPr>
+                      <w:sdtEndPr>
+                        <w:rPr>
+                          <w:rFonts w:hint="eastAsia"/>
+                        </w:rPr>
+                      </w:sdtEndPr>
                       <w:sdtContent>
                         <w:r>
                           <w:rPr>
-                            <w:rFonts w:ascii="微軟正黑體" w:eastAsia="微軟正黑體" w:hAnsi="微軟正黑體" w:hint="eastAsia"/>
+                            <w:rFonts w:ascii="微軟正黑體" w:eastAsia="微軟正黑體" w:hAnsi="微軟正黑體"/>
                             <w:color w:val="006AA6"/>
                           </w:rPr>
-                          <w:t>ID Water 養殖循環報表</w:t>
+                          <w:t>ID Water養殖循環報表</w:t>
                         </w:r>
                       </w:sdtContent>
                     </w:sdt>
-                    <w:r>
-                      <w:rPr>
-                        <w:rFonts w:ascii="微軟正黑體" w:eastAsia="微軟正黑體" w:hAnsi="微軟正黑體"/>
-                        <w:color w:val="006AA6"/>
-                      </w:rPr>
-                      <w:t>{last_name} {first_name}</w:t>
-                    </w:r>
                   </w:p>
                 </w:txbxContent>
               </v:textbox>
@@ -3084,7 +7694,7 @@
         </mc:Choice>
         <mc:Fallback>
           <w:pict>
-            <v:shape id="文字方塊 227" o:spid="_x0000_s1027" type="#_x0000_t202" style="position:absolute;margin-left:0;margin-top:0;width:1in;height:13.45pt;z-index:251659264;visibility:visible;mso-wrap-style:square;mso-width-percent:1000;mso-height-percent:0;mso-wrap-distance-left:9pt;mso-wrap-distance-top:0;mso-wrap-distance-right:9pt;mso-wrap-distance-bottom:0;mso-position-horizontal:left;mso-position-horizontal-relative:page;mso-position-vertical:center;mso-position-vertical-relative:top-margin-area;mso-width-percent:1000;mso-height-percent:0;mso-width-relative:left-margin-area;mso-height-relative:page;v-text-anchor:middle" o:gfxdata="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" o:allowincell="f" fillcolor="#006aa6" stroked="f">
+            <v:shape id="文字方塊 227" o:spid="_x0000_s1029" type="#_x0000_t202" style="position:absolute;margin-left:0;margin-top:0;width:1in;height:13.45pt;z-index:251659264;visibility:visible;mso-wrap-style:square;mso-width-percent:1000;mso-height-percent:0;mso-wrap-distance-left:9pt;mso-wrap-distance-top:0;mso-wrap-distance-right:9pt;mso-wrap-distance-bottom:0;mso-position-horizontal:left;mso-position-horizontal-relative:page;mso-position-vertical:center;mso-position-vertical-relative:top-margin-area;mso-width-percent:1000;mso-height-percent:0;mso-width-relative:left-margin-area;mso-height-relative:page;v-text-anchor:middle" o:gfxdata="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" o:allowincell="f" fillcolor="#006aa6" stroked="f">
               <v:textbox style="mso-fit-shape-to-text:t" inset=",0,,0">
                 <w:txbxContent>
                   <w:p>
@@ -3153,12 +7763,194 @@
         <v:path o:extrusionok="f" gradientshapeok="t" o:connecttype="rect"/>
         <o:lock v:ext="edit" aspectratio="t"/>
       </v:shapetype>
-      <v:shape id="_x0000_i1031" type="#_x0000_t75" style="width:13.1pt;height:13.1pt" o:bullet="t">
+      <v:shape id="_x0000_i1034" type="#_x0000_t75" style="width:13.1pt;height:13.1pt" o:bullet="t">
         <v:imagedata r:id="rId1" o:title="圖片1"/>
       </v:shape>
     </w:pict>
   </w:numPicBullet>
   <w:abstractNum w:abstractNumId="0" w15:restartNumberingAfterBreak="0">
+    <w:nsid w:val="4FC16E23"/>
+    <w:multiLevelType w:val="hybridMultilevel"/>
+    <w:tmpl w:val="DC58D7BC"/>
+    <w:lvl w:ilvl="0" w:tplc="0368E64E">
+      <w:start w:val="1"/>
+      <w:numFmt w:val="decimal"/>
+      <w:lvlText w:val="%1."/>
+      <w:lvlJc w:val="left"/>
+      <w:pPr>
+        <w:ind w:left="360" w:hanging="360"/>
+      </w:pPr>
+      <w:rPr>
+        <w:rFonts w:hint="default"/>
+        <w:b/>
+        <w:bCs/>
+        <w:color w:val="156082" w:themeColor="accent1"/>
+        <w:sz w:val="28"/>
+      </w:rPr>
+    </w:lvl>
+    <w:lvl w:ilvl="1" w:tplc="04090019" w:tentative="1">
+      <w:start w:val="1"/>
+      <w:numFmt w:val="ideographTraditional"/>
+      <w:lvlText w:val="%2、"/>
+      <w:lvlJc w:val="left"/>
+      <w:pPr>
+        <w:ind w:left="960" w:hanging="480"/>
+      </w:pPr>
+    </w:lvl>
+    <w:lvl w:ilvl="2" w:tplc="0409001B" w:tentative="1">
+      <w:start w:val="1"/>
+      <w:numFmt w:val="lowerRoman"/>
+      <w:lvlText w:val="%3."/>
+      <w:lvlJc w:val="right"/>
+      <w:pPr>
+        <w:ind w:left="1440" w:hanging="480"/>
+      </w:pPr>
+    </w:lvl>
+    <w:lvl w:ilvl="3" w:tplc="0409000F" w:tentative="1">
+      <w:start w:val="1"/>
+      <w:numFmt w:val="decimal"/>
+      <w:lvlText w:val="%4."/>
+      <w:lvlJc w:val="left"/>
+      <w:pPr>
+        <w:ind w:left="1920" w:hanging="480"/>
+      </w:pPr>
+    </w:lvl>
+    <w:lvl w:ilvl="4" w:tplc="04090019" w:tentative="1">
+      <w:start w:val="1"/>
+      <w:numFmt w:val="ideographTraditional"/>
+      <w:lvlText w:val="%5、"/>
+      <w:lvlJc w:val="left"/>
+      <w:pPr>
+        <w:ind w:left="2400" w:hanging="480"/>
+      </w:pPr>
+    </w:lvl>
+    <w:lvl w:ilvl="5" w:tplc="0409001B" w:tentative="1">
+      <w:start w:val="1"/>
+      <w:numFmt w:val="lowerRoman"/>
+      <w:lvlText w:val="%6."/>
+      <w:lvlJc w:val="right"/>
+      <w:pPr>
+        <w:ind w:left="2880" w:hanging="480"/>
+      </w:pPr>
+    </w:lvl>
+    <w:lvl w:ilvl="6" w:tplc="0409000F" w:tentative="1">
+      <w:start w:val="1"/>
+      <w:numFmt w:val="decimal"/>
+      <w:lvlText w:val="%7."/>
+      <w:lvlJc w:val="left"/>
+      <w:pPr>
+        <w:ind w:left="3360" w:hanging="480"/>
+      </w:pPr>
+    </w:lvl>
+    <w:lvl w:ilvl="7" w:tplc="04090019" w:tentative="1">
+      <w:start w:val="1"/>
+      <w:numFmt w:val="ideographTraditional"/>
+      <w:lvlText w:val="%8、"/>
+      <w:lvlJc w:val="left"/>
+      <w:pPr>
+        <w:ind w:left="3840" w:hanging="480"/>
+      </w:pPr>
+    </w:lvl>
+    <w:lvl w:ilvl="8" w:tplc="0409001B" w:tentative="1">
+      <w:start w:val="1"/>
+      <w:numFmt w:val="lowerRoman"/>
+      <w:lvlText w:val="%9."/>
+      <w:lvlJc w:val="right"/>
+      <w:pPr>
+        <w:ind w:left="4320" w:hanging="480"/>
+      </w:pPr>
+    </w:lvl>
+  </w:abstractNum>
+  <w:abstractNum w:abstractNumId="1" w15:restartNumberingAfterBreak="0">
+    <w:nsid w:val="581C6303"/>
+    <w:multiLevelType w:val="hybridMultilevel"/>
+    <w:tmpl w:val="F8D238FA"/>
+    <w:lvl w:ilvl="0" w:tplc="C138F920">
+      <w:start w:val="1"/>
+      <w:numFmt w:val="decimal"/>
+      <w:lvlText w:val="%1."/>
+      <w:lvlJc w:val="left"/>
+      <w:pPr>
+        <w:ind w:left="360" w:hanging="360"/>
+      </w:pPr>
+      <w:rPr>
+        <w:rFonts w:hint="default"/>
+      </w:rPr>
+    </w:lvl>
+    <w:lvl w:ilvl="1" w:tplc="04090019" w:tentative="1">
+      <w:start w:val="1"/>
+      <w:numFmt w:val="ideographTraditional"/>
+      <w:lvlText w:val="%2、"/>
+      <w:lvlJc w:val="left"/>
+      <w:pPr>
+        <w:ind w:left="960" w:hanging="480"/>
+      </w:pPr>
+    </w:lvl>
+    <w:lvl w:ilvl="2" w:tplc="0409001B" w:tentative="1">
+      <w:start w:val="1"/>
+      <w:numFmt w:val="lowerRoman"/>
+      <w:lvlText w:val="%3."/>
+      <w:lvlJc w:val="right"/>
+      <w:pPr>
+        <w:ind w:left="1440" w:hanging="480"/>
+      </w:pPr>
+    </w:lvl>
+    <w:lvl w:ilvl="3" w:tplc="0409000F" w:tentative="1">
+      <w:start w:val="1"/>
+      <w:numFmt w:val="decimal"/>
+      <w:lvlText w:val="%4."/>
+      <w:lvlJc w:val="left"/>
+      <w:pPr>
+        <w:ind w:left="1920" w:hanging="480"/>
+      </w:pPr>
+    </w:lvl>
+    <w:lvl w:ilvl="4" w:tplc="04090019" w:tentative="1">
+      <w:start w:val="1"/>
+      <w:numFmt w:val="ideographTraditional"/>
+      <w:lvlText w:val="%5、"/>
+      <w:lvlJc w:val="left"/>
+      <w:pPr>
+        <w:ind w:left="2400" w:hanging="480"/>
+      </w:pPr>
+    </w:lvl>
+    <w:lvl w:ilvl="5" w:tplc="0409001B" w:tentative="1">
+      <w:start w:val="1"/>
+      <w:numFmt w:val="lowerRoman"/>
+      <w:lvlText w:val="%6."/>
+      <w:lvlJc w:val="right"/>
+      <w:pPr>
+        <w:ind w:left="2880" w:hanging="480"/>
+      </w:pPr>
+    </w:lvl>
+    <w:lvl w:ilvl="6" w:tplc="0409000F" w:tentative="1">
+      <w:start w:val="1"/>
+      <w:numFmt w:val="decimal"/>
+      <w:lvlText w:val="%7."/>
+      <w:lvlJc w:val="left"/>
+      <w:pPr>
+        <w:ind w:left="3360" w:hanging="480"/>
+      </w:pPr>
+    </w:lvl>
+    <w:lvl w:ilvl="7" w:tplc="04090019" w:tentative="1">
+      <w:start w:val="1"/>
+      <w:numFmt w:val="ideographTraditional"/>
+      <w:lvlText w:val="%8、"/>
+      <w:lvlJc w:val="left"/>
+      <w:pPr>
+        <w:ind w:left="3840" w:hanging="480"/>
+      </w:pPr>
+    </w:lvl>
+    <w:lvl w:ilvl="8" w:tplc="0409001B" w:tentative="1">
+      <w:start w:val="1"/>
+      <w:numFmt w:val="lowerRoman"/>
+      <w:lvlText w:val="%9."/>
+      <w:lvlJc w:val="right"/>
+      <w:pPr>
+        <w:ind w:left="4320" w:hanging="480"/>
+      </w:pPr>
+    </w:lvl>
+  </w:abstractNum>
+  <w:abstractNum w:abstractNumId="2" w15:restartNumberingAfterBreak="0">
     <w:nsid w:val="67FF6059"/>
     <w:multiLevelType w:val="hybridMultilevel"/>
     <w:tmpl w:val="FE62870A"/>
@@ -3273,8 +8065,296 @@
       </w:rPr>
     </w:lvl>
   </w:abstractNum>
+  <w:abstractNum w:abstractNumId="3" w15:restartNumberingAfterBreak="0">
+    <w:nsid w:val="6ECE2BB8"/>
+    <w:multiLevelType w:val="hybridMultilevel"/>
+    <w:tmpl w:val="96DE509C"/>
+    <w:lvl w:ilvl="0" w:tplc="DC3C89D0">
+      <w:start w:val="6"/>
+      <w:numFmt w:val="taiwaneseCountingThousand"/>
+      <w:lvlText w:val="%1、"/>
+      <w:lvlJc w:val="left"/>
+      <w:pPr>
+        <w:ind w:left="720" w:hanging="720"/>
+      </w:pPr>
+      <w:rPr>
+        <w:rFonts w:hint="default"/>
+      </w:rPr>
+    </w:lvl>
+    <w:lvl w:ilvl="1" w:tplc="04090019" w:tentative="1">
+      <w:start w:val="1"/>
+      <w:numFmt w:val="ideographTraditional"/>
+      <w:lvlText w:val="%2、"/>
+      <w:lvlJc w:val="left"/>
+      <w:pPr>
+        <w:ind w:left="960" w:hanging="480"/>
+      </w:pPr>
+    </w:lvl>
+    <w:lvl w:ilvl="2" w:tplc="0409001B" w:tentative="1">
+      <w:start w:val="1"/>
+      <w:numFmt w:val="lowerRoman"/>
+      <w:lvlText w:val="%3."/>
+      <w:lvlJc w:val="right"/>
+      <w:pPr>
+        <w:ind w:left="1440" w:hanging="480"/>
+      </w:pPr>
+    </w:lvl>
+    <w:lvl w:ilvl="3" w:tplc="0409000F" w:tentative="1">
+      <w:start w:val="1"/>
+      <w:numFmt w:val="decimal"/>
+      <w:lvlText w:val="%4."/>
+      <w:lvlJc w:val="left"/>
+      <w:pPr>
+        <w:ind w:left="1920" w:hanging="480"/>
+      </w:pPr>
+    </w:lvl>
+    <w:lvl w:ilvl="4" w:tplc="04090019" w:tentative="1">
+      <w:start w:val="1"/>
+      <w:numFmt w:val="ideographTraditional"/>
+      <w:lvlText w:val="%5、"/>
+      <w:lvlJc w:val="left"/>
+      <w:pPr>
+        <w:ind w:left="2400" w:hanging="480"/>
+      </w:pPr>
+    </w:lvl>
+    <w:lvl w:ilvl="5" w:tplc="0409001B" w:tentative="1">
+      <w:start w:val="1"/>
+      <w:numFmt w:val="lowerRoman"/>
+      <w:lvlText w:val="%6."/>
+      <w:lvlJc w:val="right"/>
+      <w:pPr>
+        <w:ind w:left="2880" w:hanging="480"/>
+      </w:pPr>
+    </w:lvl>
+    <w:lvl w:ilvl="6" w:tplc="0409000F" w:tentative="1">
+      <w:start w:val="1"/>
+      <w:numFmt w:val="decimal"/>
+      <w:lvlText w:val="%7."/>
+      <w:lvlJc w:val="left"/>
+      <w:pPr>
+        <w:ind w:left="3360" w:hanging="480"/>
+      </w:pPr>
+    </w:lvl>
+    <w:lvl w:ilvl="7" w:tplc="04090019" w:tentative="1">
+      <w:start w:val="1"/>
+      <w:numFmt w:val="ideographTraditional"/>
+      <w:lvlText w:val="%8、"/>
+      <w:lvlJc w:val="left"/>
+      <w:pPr>
+        <w:ind w:left="3840" w:hanging="480"/>
+      </w:pPr>
+    </w:lvl>
+    <w:lvl w:ilvl="8" w:tplc="0409001B" w:tentative="1">
+      <w:start w:val="1"/>
+      <w:numFmt w:val="lowerRoman"/>
+      <w:lvlText w:val="%9."/>
+      <w:lvlJc w:val="right"/>
+      <w:pPr>
+        <w:ind w:left="4320" w:hanging="480"/>
+      </w:pPr>
+    </w:lvl>
+  </w:abstractNum>
+  <w:abstractNum w:abstractNumId="4" w15:restartNumberingAfterBreak="0">
+    <w:nsid w:val="704A2925"/>
+    <w:multiLevelType w:val="hybridMultilevel"/>
+    <w:tmpl w:val="5FD24E4C"/>
+    <w:lvl w:ilvl="0" w:tplc="6AE2FACE">
+      <w:start w:val="3"/>
+      <w:numFmt w:val="decimal"/>
+      <w:lvlText w:val="%1."/>
+      <w:lvlJc w:val="left"/>
+      <w:pPr>
+        <w:ind w:left="360" w:hanging="360"/>
+      </w:pPr>
+      <w:rPr>
+        <w:rFonts w:hint="default"/>
+        <w:b/>
+        <w:color w:val="156082" w:themeColor="accent1"/>
+        <w:sz w:val="28"/>
+      </w:rPr>
+    </w:lvl>
+    <w:lvl w:ilvl="1" w:tplc="04090019" w:tentative="1">
+      <w:start w:val="1"/>
+      <w:numFmt w:val="ideographTraditional"/>
+      <w:lvlText w:val="%2、"/>
+      <w:lvlJc w:val="left"/>
+      <w:pPr>
+        <w:ind w:left="960" w:hanging="480"/>
+      </w:pPr>
+    </w:lvl>
+    <w:lvl w:ilvl="2" w:tplc="0409001B" w:tentative="1">
+      <w:start w:val="1"/>
+      <w:numFmt w:val="lowerRoman"/>
+      <w:lvlText w:val="%3."/>
+      <w:lvlJc w:val="right"/>
+      <w:pPr>
+        <w:ind w:left="1440" w:hanging="480"/>
+      </w:pPr>
+    </w:lvl>
+    <w:lvl w:ilvl="3" w:tplc="0409000F" w:tentative="1">
+      <w:start w:val="1"/>
+      <w:numFmt w:val="decimal"/>
+      <w:lvlText w:val="%4."/>
+      <w:lvlJc w:val="left"/>
+      <w:pPr>
+        <w:ind w:left="1920" w:hanging="480"/>
+      </w:pPr>
+    </w:lvl>
+    <w:lvl w:ilvl="4" w:tplc="04090019" w:tentative="1">
+      <w:start w:val="1"/>
+      <w:numFmt w:val="ideographTraditional"/>
+      <w:lvlText w:val="%5、"/>
+      <w:lvlJc w:val="left"/>
+      <w:pPr>
+        <w:ind w:left="2400" w:hanging="480"/>
+      </w:pPr>
+    </w:lvl>
+    <w:lvl w:ilvl="5" w:tplc="0409001B" w:tentative="1">
+      <w:start w:val="1"/>
+      <w:numFmt w:val="lowerRoman"/>
+      <w:lvlText w:val="%6."/>
+      <w:lvlJc w:val="right"/>
+      <w:pPr>
+        <w:ind w:left="2880" w:hanging="480"/>
+      </w:pPr>
+    </w:lvl>
+    <w:lvl w:ilvl="6" w:tplc="0409000F" w:tentative="1">
+      <w:start w:val="1"/>
+      <w:numFmt w:val="decimal"/>
+      <w:lvlText w:val="%7."/>
+      <w:lvlJc w:val="left"/>
+      <w:pPr>
+        <w:ind w:left="3360" w:hanging="480"/>
+      </w:pPr>
+    </w:lvl>
+    <w:lvl w:ilvl="7" w:tplc="04090019" w:tentative="1">
+      <w:start w:val="1"/>
+      <w:numFmt w:val="ideographTraditional"/>
+      <w:lvlText w:val="%8、"/>
+      <w:lvlJc w:val="left"/>
+      <w:pPr>
+        <w:ind w:left="3840" w:hanging="480"/>
+      </w:pPr>
+    </w:lvl>
+    <w:lvl w:ilvl="8" w:tplc="0409001B" w:tentative="1">
+      <w:start w:val="1"/>
+      <w:numFmt w:val="lowerRoman"/>
+      <w:lvlText w:val="%9."/>
+      <w:lvlJc w:val="right"/>
+      <w:pPr>
+        <w:ind w:left="4320" w:hanging="480"/>
+      </w:pPr>
+    </w:lvl>
+  </w:abstractNum>
+  <w:abstractNum w:abstractNumId="5" w15:restartNumberingAfterBreak="0">
+    <w:nsid w:val="73957221"/>
+    <w:multiLevelType w:val="hybridMultilevel"/>
+    <w:tmpl w:val="DAA442CC"/>
+    <w:lvl w:ilvl="0" w:tplc="A9BACFB4">
+      <w:start w:val="2"/>
+      <w:numFmt w:val="decimal"/>
+      <w:lvlText w:val="%1."/>
+      <w:lvlJc w:val="left"/>
+      <w:pPr>
+        <w:ind w:left="360" w:hanging="360"/>
+      </w:pPr>
+      <w:rPr>
+        <w:rFonts w:hint="default"/>
+        <w:b/>
+        <w:color w:val="156082" w:themeColor="accent1"/>
+        <w:sz w:val="28"/>
+      </w:rPr>
+    </w:lvl>
+    <w:lvl w:ilvl="1" w:tplc="04090019" w:tentative="1">
+      <w:start w:val="1"/>
+      <w:numFmt w:val="ideographTraditional"/>
+      <w:lvlText w:val="%2、"/>
+      <w:lvlJc w:val="left"/>
+      <w:pPr>
+        <w:ind w:left="960" w:hanging="480"/>
+      </w:pPr>
+    </w:lvl>
+    <w:lvl w:ilvl="2" w:tplc="0409001B" w:tentative="1">
+      <w:start w:val="1"/>
+      <w:numFmt w:val="lowerRoman"/>
+      <w:lvlText w:val="%3."/>
+      <w:lvlJc w:val="right"/>
+      <w:pPr>
+        <w:ind w:left="1440" w:hanging="480"/>
+      </w:pPr>
+    </w:lvl>
+    <w:lvl w:ilvl="3" w:tplc="0409000F" w:tentative="1">
+      <w:start w:val="1"/>
+      <w:numFmt w:val="decimal"/>
+      <w:lvlText w:val="%4."/>
+      <w:lvlJc w:val="left"/>
+      <w:pPr>
+        <w:ind w:left="1920" w:hanging="480"/>
+      </w:pPr>
+    </w:lvl>
+    <w:lvl w:ilvl="4" w:tplc="04090019" w:tentative="1">
+      <w:start w:val="1"/>
+      <w:numFmt w:val="ideographTraditional"/>
+      <w:lvlText w:val="%5、"/>
+      <w:lvlJc w:val="left"/>
+      <w:pPr>
+        <w:ind w:left="2400" w:hanging="480"/>
+      </w:pPr>
+    </w:lvl>
+    <w:lvl w:ilvl="5" w:tplc="0409001B" w:tentative="1">
+      <w:start w:val="1"/>
+      <w:numFmt w:val="lowerRoman"/>
+      <w:lvlText w:val="%6."/>
+      <w:lvlJc w:val="right"/>
+      <w:pPr>
+        <w:ind w:left="2880" w:hanging="480"/>
+      </w:pPr>
+    </w:lvl>
+    <w:lvl w:ilvl="6" w:tplc="0409000F" w:tentative="1">
+      <w:start w:val="1"/>
+      <w:numFmt w:val="decimal"/>
+      <w:lvlText w:val="%7."/>
+      <w:lvlJc w:val="left"/>
+      <w:pPr>
+        <w:ind w:left="3360" w:hanging="480"/>
+      </w:pPr>
+    </w:lvl>
+    <w:lvl w:ilvl="7" w:tplc="04090019" w:tentative="1">
+      <w:start w:val="1"/>
+      <w:numFmt w:val="ideographTraditional"/>
+      <w:lvlText w:val="%8、"/>
+      <w:lvlJc w:val="left"/>
+      <w:pPr>
+        <w:ind w:left="3840" w:hanging="480"/>
+      </w:pPr>
+    </w:lvl>
+    <w:lvl w:ilvl="8" w:tplc="0409001B" w:tentative="1">
+      <w:start w:val="1"/>
+      <w:numFmt w:val="lowerRoman"/>
+      <w:lvlText w:val="%9."/>
+      <w:lvlJc w:val="right"/>
+      <w:pPr>
+        <w:ind w:left="4320" w:hanging="480"/>
+      </w:pPr>
+    </w:lvl>
+  </w:abstractNum>
   <w:num w:numId="1" w16cid:durableId="1228685585">
+    <w:abstractNumId w:val="2"/>
+  </w:num>
+  <w:num w:numId="2" w16cid:durableId="1552577022">
+    <w:abstractNumId w:val="1"/>
+  </w:num>
+  <w:num w:numId="3" w16cid:durableId="1328248968">
     <w:abstractNumId w:val="0"/>
+  </w:num>
+  <w:num w:numId="4" w16cid:durableId="413207107">
+    <w:abstractNumId w:val="3"/>
+  </w:num>
+  <w:num w:numId="5" w16cid:durableId="1683707351">
+    <w:abstractNumId w:val="5"/>
+  </w:num>
+  <w:num w:numId="6" w16cid:durableId="654842525">
+    <w:abstractNumId w:val="4"/>
   </w:num>
 </w:numbering>
 </file>
@@ -3679,6 +8759,7 @@
   <w:style w:type="paragraph" w:default="1" w:styleId="a">
     <w:name w:val="Normal"/>
     <w:qFormat/>
+    <w:rsid w:val="003647C8"/>
     <w:pPr>
       <w:widowControl w:val="0"/>
     </w:pPr>
@@ -3686,6 +8767,7 @@
   <w:style w:type="character" w:default="1" w:styleId="a0">
     <w:name w:val="Default Paragraph Font"/>
     <w:uiPriority w:val="1"/>
+    <w:semiHidden/>
     <w:unhideWhenUsed/>
   </w:style>
   <w:style w:type="table" w:default="1" w:styleId="a1">
@@ -4376,6 +9458,35 @@
       </w:tblBorders>
     </w:tblPr>
   </w:style>
+  <w:style w:type="paragraph" w:styleId="aa">
+    <w:name w:val="No Spacing"/>
+    <w:link w:val="ab"/>
+    <w:uiPriority w:val="1"/>
+    <w:qFormat/>
+    <w:rsid w:val="00F828E0"/>
+    <w:pPr>
+      <w:spacing w:after="0" w:line="240" w:lineRule="auto"/>
+    </w:pPr>
+    <w:rPr>
+      <w:kern w:val="0"/>
+      <w:sz w:val="22"/>
+      <w:szCs w:val="22"/>
+      <w14:ligatures w14:val="none"/>
+    </w:rPr>
+  </w:style>
+  <w:style w:type="character" w:customStyle="1" w:styleId="ab">
+    <w:name w:val="無間距 字元"/>
+    <w:basedOn w:val="a0"/>
+    <w:link w:val="aa"/>
+    <w:uiPriority w:val="1"/>
+    <w:rsid w:val="00F828E0"/>
+    <w:rPr>
+      <w:kern w:val="0"/>
+      <w:sz w:val="22"/>
+      <w:szCs w:val="22"/>
+      <w14:ligatures w14:val="none"/>
+    </w:rPr>
+  </w:style>
 </w:styles>
 </file>
 

--- a/static/documents/circle_v1.docx
+++ b/static/documents/circle_v1.docx
@@ -2443,7 +2443,7 @@
     <w:p>
       <w:pPr>
         <w:rPr>
-          <w:rFonts w:ascii="微軟正黑體" w:eastAsia="微軟正黑體" w:hAnsi="微軟正黑體"/>
+          <w:rFonts w:ascii="微軟正黑體" w:eastAsia="微軟正黑體" w:hAnsi="微軟正黑體" w:hint="eastAsia"/>
           <w:b/>
           <w:bCs/>
           <w:color w:val="156082" w:themeColor="accent1"/>
@@ -2485,15 +2485,359 @@
         <w:t>(ppm)</w:t>
       </w:r>
     </w:p>
+    <w:tbl>
+      <w:tblPr>
+        <w:tblStyle w:val="a7"/>
+        <w:tblW w:w="0" w:type="auto"/>
+        <w:tblLayout w:type="fixed"/>
+        <w:tblLook w:val="04A0" w:firstRow="1" w:lastRow="0" w:firstColumn="1" w:lastColumn="0" w:noHBand="0" w:noVBand="1"/>
+      </w:tblPr>
+      <w:tblGrid>
+        <w:gridCol w:w="1185"/>
+        <w:gridCol w:w="1185"/>
+        <w:gridCol w:w="1185"/>
+        <w:gridCol w:w="1185"/>
+        <w:gridCol w:w="1185"/>
+        <w:gridCol w:w="1185"/>
+        <w:gridCol w:w="1186"/>
+      </w:tblGrid>
+      <w:tr>
+        <w:tc>
+          <w:tcPr>
+            <w:tcW w:w="8296" w:type="dxa"/>
+            <w:gridSpan w:val="7"/>
+          </w:tcPr>
+          <w:p>
+            <w:pPr>
+              <w:jc w:val="center"/>
+              <w:rPr>
+                <w:rFonts w:ascii="微軟正黑體" w:eastAsia="微軟正黑體" w:hAnsi="微軟正黑體"/>
+                <w:b/>
+                <w:bCs/>
+                <w:color w:val="156082" w:themeColor="accent1"/>
+                <w:sz w:val="32"/>
+                <w:szCs w:val="32"/>
+              </w:rPr>
+            </w:pPr>
+            <w:r>
+              <w:rPr>
+                <w:rFonts w:ascii="微軟正黑體" w:eastAsia="微軟正黑體" w:hAnsi="微軟正黑體"/>
+                <w:b/>
+                <w:bCs/>
+                <w:color w:val="000000" w:themeColor="text1"/>
+                <w:sz w:val="20"/>
+                <w:szCs w:val="20"/>
+              </w:rPr>
+              <w:t>{#waterRecord}{#DO}</w:t>
+            </w:r>
+            <w:r>
+              <w:rPr>
+                <w:rFonts w:ascii="微軟正黑體" w:eastAsia="微軟正黑體" w:hAnsi="微軟正黑體" w:hint="eastAsia"/>
+                <w:b/>
+                <w:bCs/>
+                <w:color w:val="000000" w:themeColor="text1"/>
+                <w:sz w:val="20"/>
+                <w:szCs w:val="20"/>
+              </w:rPr>
+              <w:t>{year}年</w:t>
+            </w:r>
+            <w:r>
+              <w:rPr>
+                <w:rFonts w:ascii="微軟正黑體" w:eastAsia="微軟正黑體" w:hAnsi="微軟正黑體" w:hint="eastAsia"/>
+                <w:b/>
+                <w:bCs/>
+                <w:color w:val="000000" w:themeColor="text1"/>
+                <w:sz w:val="20"/>
+                <w:szCs w:val="20"/>
+              </w:rPr>
+              <w:t>{month}月</w:t>
+            </w:r>
+          </w:p>
+        </w:tc>
+      </w:tr>
+      <w:tr>
+        <w:tc>
+          <w:tcPr>
+            <w:tcW w:w="1185" w:type="dxa"/>
+          </w:tcPr>
+          <w:p>
+            <w:pPr>
+              <w:rPr>
+                <w:rFonts w:ascii="微軟正黑體" w:eastAsia="微軟正黑體" w:hAnsi="微軟正黑體"/>
+                <w:b/>
+                <w:bCs/>
+                <w:color w:val="000000" w:themeColor="text1"/>
+                <w:sz w:val="16"/>
+                <w:szCs w:val="16"/>
+              </w:rPr>
+            </w:pPr>
+            <w:r>
+              <w:rPr>
+                <w:rFonts w:ascii="微軟正黑體" w:eastAsia="微軟正黑體" w:hAnsi="微軟正黑體" w:hint="eastAsia"/>
+                <w:b/>
+                <w:bCs/>
+                <w:color w:val="000000" w:themeColor="text1"/>
+                <w:sz w:val="16"/>
+                <w:szCs w:val="16"/>
+              </w:rPr>
+              <w:t>{</w:t>
+            </w:r>
+            <w:r>
+              <w:rPr>
+                <w:rFonts w:ascii="微軟正黑體" w:eastAsia="微軟正黑體" w:hAnsi="微軟正黑體" w:hint="eastAsia"/>
+                <w:b/>
+                <w:bCs/>
+                <w:color w:val="000000" w:themeColor="text1"/>
+                <w:sz w:val="16"/>
+                <w:szCs w:val="16"/>
+              </w:rPr>
+              <w:t>#</w:t>
+            </w:r>
+            <w:r>
+              <w:rPr>
+                <w:rFonts w:ascii="微軟正黑體" w:eastAsia="微軟正黑體" w:hAnsi="微軟正黑體" w:hint="eastAsia"/>
+                <w:b/>
+                <w:bCs/>
+                <w:color w:val="000000" w:themeColor="text1"/>
+                <w:sz w:val="16"/>
+                <w:szCs w:val="16"/>
+              </w:rPr>
+              <w:t>data}</w:t>
+            </w:r>
+            <w:r>
+              <w:rPr>
+                <w:rFonts w:ascii="微軟正黑體" w:eastAsia="微軟正黑體" w:hAnsi="微軟正黑體" w:hint="eastAsia"/>
+                <w:b/>
+                <w:bCs/>
+                <w:color w:val="000000" w:themeColor="text1"/>
+                <w:sz w:val="16"/>
+                <w:szCs w:val="16"/>
+              </w:rPr>
+              <w:t>{</w:t>
+            </w:r>
+            <w:r>
+              <w:rPr>
+                <w:rFonts w:ascii="微軟正黑體" w:eastAsia="微軟正黑體" w:hAnsi="微軟正黑體" w:hint="eastAsia"/>
+                <w:b/>
+                <w:bCs/>
+                <w:color w:val="000000" w:themeColor="text1"/>
+                <w:sz w:val="16"/>
+                <w:szCs w:val="16"/>
+              </w:rPr>
+              <w:t>day1</w:t>
+            </w:r>
+            <w:r>
+              <w:rPr>
+                <w:rFonts w:ascii="微軟正黑體" w:eastAsia="微軟正黑體" w:hAnsi="微軟正黑體" w:hint="eastAsia"/>
+                <w:b/>
+                <w:bCs/>
+                <w:color w:val="000000" w:themeColor="text1"/>
+                <w:sz w:val="16"/>
+                <w:szCs w:val="16"/>
+              </w:rPr>
+              <w:t>}</w:t>
+            </w:r>
+          </w:p>
+        </w:tc>
+        <w:tc>
+          <w:tcPr>
+            <w:tcW w:w="1185" w:type="dxa"/>
+          </w:tcPr>
+          <w:p>
+            <w:pPr>
+              <w:rPr>
+                <w:rFonts w:ascii="微軟正黑體" w:eastAsia="微軟正黑體" w:hAnsi="微軟正黑體"/>
+                <w:b/>
+                <w:bCs/>
+                <w:color w:val="000000" w:themeColor="text1"/>
+                <w:sz w:val="16"/>
+                <w:szCs w:val="16"/>
+              </w:rPr>
+            </w:pPr>
+            <w:r>
+              <w:rPr>
+                <w:rFonts w:ascii="微軟正黑體" w:eastAsia="微軟正黑體" w:hAnsi="微軟正黑體" w:hint="eastAsia"/>
+                <w:b/>
+                <w:bCs/>
+                <w:color w:val="000000" w:themeColor="text1"/>
+                <w:sz w:val="16"/>
+                <w:szCs w:val="16"/>
+              </w:rPr>
+              <w:t>{day2}</w:t>
+            </w:r>
+          </w:p>
+        </w:tc>
+        <w:tc>
+          <w:tcPr>
+            <w:tcW w:w="1185" w:type="dxa"/>
+          </w:tcPr>
+          <w:p>
+            <w:pPr>
+              <w:rPr>
+                <w:rFonts w:ascii="微軟正黑體" w:eastAsia="微軟正黑體" w:hAnsi="微軟正黑體"/>
+                <w:b/>
+                <w:bCs/>
+                <w:color w:val="000000" w:themeColor="text1"/>
+                <w:sz w:val="16"/>
+                <w:szCs w:val="16"/>
+              </w:rPr>
+            </w:pPr>
+            <w:r>
+              <w:rPr>
+                <w:rFonts w:ascii="微軟正黑體" w:eastAsia="微軟正黑體" w:hAnsi="微軟正黑體" w:hint="eastAsia"/>
+                <w:b/>
+                <w:bCs/>
+                <w:color w:val="000000" w:themeColor="text1"/>
+                <w:sz w:val="16"/>
+                <w:szCs w:val="16"/>
+              </w:rPr>
+              <w:t>{day3}</w:t>
+            </w:r>
+          </w:p>
+        </w:tc>
+        <w:tc>
+          <w:tcPr>
+            <w:tcW w:w="1185" w:type="dxa"/>
+          </w:tcPr>
+          <w:p>
+            <w:pPr>
+              <w:rPr>
+                <w:rFonts w:ascii="微軟正黑體" w:eastAsia="微軟正黑體" w:hAnsi="微軟正黑體"/>
+                <w:b/>
+                <w:bCs/>
+                <w:color w:val="000000" w:themeColor="text1"/>
+                <w:sz w:val="16"/>
+                <w:szCs w:val="16"/>
+              </w:rPr>
+            </w:pPr>
+            <w:r>
+              <w:rPr>
+                <w:rFonts w:ascii="微軟正黑體" w:eastAsia="微軟正黑體" w:hAnsi="微軟正黑體" w:hint="eastAsia"/>
+                <w:b/>
+                <w:bCs/>
+                <w:color w:val="000000" w:themeColor="text1"/>
+                <w:sz w:val="16"/>
+                <w:szCs w:val="16"/>
+              </w:rPr>
+              <w:t>{day4}</w:t>
+            </w:r>
+          </w:p>
+        </w:tc>
+        <w:tc>
+          <w:tcPr>
+            <w:tcW w:w="1185" w:type="dxa"/>
+          </w:tcPr>
+          <w:p>
+            <w:pPr>
+              <w:rPr>
+                <w:rFonts w:ascii="微軟正黑體" w:eastAsia="微軟正黑體" w:hAnsi="微軟正黑體"/>
+                <w:b/>
+                <w:bCs/>
+                <w:color w:val="000000" w:themeColor="text1"/>
+                <w:sz w:val="16"/>
+                <w:szCs w:val="16"/>
+              </w:rPr>
+            </w:pPr>
+            <w:r>
+              <w:rPr>
+                <w:rFonts w:ascii="微軟正黑體" w:eastAsia="微軟正黑體" w:hAnsi="微軟正黑體" w:hint="eastAsia"/>
+                <w:b/>
+                <w:bCs/>
+                <w:color w:val="000000" w:themeColor="text1"/>
+                <w:sz w:val="16"/>
+                <w:szCs w:val="16"/>
+              </w:rPr>
+              <w:t>{day5}</w:t>
+            </w:r>
+          </w:p>
+        </w:tc>
+        <w:tc>
+          <w:tcPr>
+            <w:tcW w:w="1185" w:type="dxa"/>
+          </w:tcPr>
+          <w:p>
+            <w:pPr>
+              <w:rPr>
+                <w:rFonts w:ascii="微軟正黑體" w:eastAsia="微軟正黑體" w:hAnsi="微軟正黑體"/>
+                <w:b/>
+                <w:bCs/>
+                <w:color w:val="000000" w:themeColor="text1"/>
+                <w:sz w:val="16"/>
+                <w:szCs w:val="16"/>
+              </w:rPr>
+            </w:pPr>
+            <w:r>
+              <w:rPr>
+                <w:rFonts w:ascii="微軟正黑體" w:eastAsia="微軟正黑體" w:hAnsi="微軟正黑體" w:hint="eastAsia"/>
+                <w:b/>
+                <w:bCs/>
+                <w:color w:val="000000" w:themeColor="text1"/>
+                <w:sz w:val="16"/>
+                <w:szCs w:val="16"/>
+              </w:rPr>
+              <w:t>{day6}</w:t>
+            </w:r>
+          </w:p>
+        </w:tc>
+        <w:tc>
+          <w:tcPr>
+            <w:tcW w:w="1186" w:type="dxa"/>
+          </w:tcPr>
+          <w:p>
+            <w:pPr>
+              <w:rPr>
+                <w:rFonts w:ascii="微軟正黑體" w:eastAsia="微軟正黑體" w:hAnsi="微軟正黑體"/>
+                <w:b/>
+                <w:bCs/>
+                <w:color w:val="000000" w:themeColor="text1"/>
+                <w:sz w:val="16"/>
+                <w:szCs w:val="16"/>
+              </w:rPr>
+            </w:pPr>
+            <w:r>
+              <w:rPr>
+                <w:rFonts w:ascii="微軟正黑體" w:eastAsia="微軟正黑體" w:hAnsi="微軟正黑體" w:hint="eastAsia"/>
+                <w:b/>
+                <w:bCs/>
+                <w:color w:val="000000" w:themeColor="text1"/>
+                <w:sz w:val="16"/>
+                <w:szCs w:val="16"/>
+              </w:rPr>
+              <w:t>{day7}{/}</w:t>
+            </w:r>
+            <w:r>
+              <w:rPr>
+                <w:rFonts w:ascii="微軟正黑體" w:eastAsia="微軟正黑體" w:hAnsi="微軟正黑體"/>
+                <w:b/>
+                <w:bCs/>
+                <w:color w:val="000000" w:themeColor="text1"/>
+                <w:sz w:val="16"/>
+                <w:szCs w:val="16"/>
+              </w:rPr>
+              <w:t>{/}{/}</w:t>
+            </w:r>
+          </w:p>
+        </w:tc>
+      </w:tr>
+    </w:tbl>
     <w:p>
       <w:pPr>
+        <w:spacing w:after="0" w:line="400" w:lineRule="exact"/>
+        <w:jc w:val="both"/>
         <w:rPr>
           <w:rFonts w:ascii="微軟正黑體" w:eastAsia="微軟正黑體" w:hAnsi="微軟正黑體"/>
+        </w:rPr>
+      </w:pPr>
+    </w:p>
+    <w:p>
+      <w:pPr>
+        <w:rPr>
+          <w:rFonts w:ascii="微軟正黑體" w:eastAsia="微軟正黑體" w:hAnsi="微軟正黑體" w:hint="eastAsia"/>
           <w:b/>
           <w:bCs/>
           <w:color w:val="156082" w:themeColor="accent1"/>
-          <w:sz w:val="28"/>
-          <w:szCs w:val="28"/>
+          <w:sz w:val="32"/>
+          <w:szCs w:val="32"/>
         </w:rPr>
       </w:pPr>
       <w:r>
@@ -2505,29 +2849,7 @@
           <w:sz w:val="28"/>
           <w:szCs w:val="28"/>
         </w:rPr>
-        <w:t>{#D</w:t>
-      </w:r>
-      <w:r>
-        <w:rPr>
-          <w:rFonts w:ascii="微軟正黑體" w:eastAsia="微軟正黑體" w:hAnsi="微軟正黑體" w:hint="eastAsia"/>
-          <w:b/>
-          <w:bCs/>
-          <w:color w:val="156082" w:themeColor="accent1"/>
-          <w:sz w:val="28"/>
-          <w:szCs w:val="28"/>
-        </w:rPr>
-        <w:t>o</w:t>
-      </w:r>
-      <w:r>
-        <w:rPr>
-          <w:rFonts w:ascii="微軟正黑體" w:eastAsia="微軟正黑體" w:hAnsi="微軟正黑體" w:hint="eastAsia"/>
-          <w:b/>
-          <w:bCs/>
-          <w:color w:val="156082" w:themeColor="accent1"/>
-          <w:sz w:val="28"/>
-          <w:szCs w:val="28"/>
-        </w:rPr>
-        <w:t>}</w:t>
+        <w:t>2. 酸鹼值</w:t>
       </w:r>
     </w:p>
     <w:tbl>
@@ -2566,14 +2888,14 @@
             </w:pPr>
             <w:r>
               <w:rPr>
-                <w:rFonts w:ascii="微軟正黑體" w:eastAsia="微軟正黑體" w:hAnsi="微軟正黑體" w:hint="eastAsia"/>
+                <w:rFonts w:ascii="微軟正黑體" w:eastAsia="微軟正黑體" w:hAnsi="微軟正黑體"/>
                 <w:b/>
                 <w:bCs/>
                 <w:color w:val="000000" w:themeColor="text1"/>
                 <w:sz w:val="20"/>
                 <w:szCs w:val="20"/>
               </w:rPr>
-              <w:t>{year}年</w:t>
+              <w:t>{#waterRecord}{#pH}</w:t>
             </w:r>
             <w:r>
               <w:rPr>
@@ -2584,6 +2906,17 @@
                 <w:sz w:val="20"/>
                 <w:szCs w:val="20"/>
               </w:rPr>
+              <w:t>{year}年</w:t>
+            </w:r>
+            <w:r>
+              <w:rPr>
+                <w:rFonts w:ascii="微軟正黑體" w:eastAsia="微軟正黑體" w:hAnsi="微軟正黑體" w:hint="eastAsia"/>
+                <w:b/>
+                <w:bCs/>
+                <w:color w:val="000000" w:themeColor="text1"/>
+                <w:sz w:val="20"/>
+                <w:szCs w:val="20"/>
+              </w:rPr>
               <w:t>{month}月</w:t>
             </w:r>
           </w:p>
@@ -2647,29 +2980,7 @@
                 <w:sz w:val="16"/>
                 <w:szCs w:val="16"/>
               </w:rPr>
-              <w:t>{</w:t>
-            </w:r>
-            <w:r>
-              <w:rPr>
-                <w:rFonts w:ascii="微軟正黑體" w:eastAsia="微軟正黑體" w:hAnsi="微軟正黑體" w:hint="eastAsia"/>
-                <w:b/>
-                <w:bCs/>
-                <w:color w:val="000000" w:themeColor="text1"/>
-                <w:sz w:val="16"/>
-                <w:szCs w:val="16"/>
-              </w:rPr>
-              <w:t>day1</w:t>
-            </w:r>
-            <w:r>
-              <w:rPr>
-                <w:rFonts w:ascii="微軟正黑體" w:eastAsia="微軟正黑體" w:hAnsi="微軟正黑體" w:hint="eastAsia"/>
-                <w:b/>
-                <w:bCs/>
-                <w:color w:val="000000" w:themeColor="text1"/>
-                <w:sz w:val="16"/>
-                <w:szCs w:val="16"/>
-              </w:rPr>
-              <w:t>}</w:t>
+              <w:t>{day1}</w:t>
             </w:r>
           </w:p>
         </w:tc>
@@ -2838,15 +3149,27 @@
                 <w:szCs w:val="16"/>
               </w:rPr>
               <w:t>{day7}{/}</w:t>
+            </w:r>
+            <w:r>
+              <w:rPr>
+                <w:rFonts w:ascii="微軟正黑體" w:eastAsia="微軟正黑體" w:hAnsi="微軟正黑體"/>
+                <w:b/>
+                <w:bCs/>
+                <w:color w:val="000000" w:themeColor="text1"/>
+                <w:sz w:val="16"/>
+                <w:szCs w:val="16"/>
+              </w:rPr>
+              <w:t>{/}{/}</w:t>
             </w:r>
           </w:p>
         </w:tc>
       </w:tr>
     </w:tbl>
+    <w:p/>
     <w:p>
       <w:pPr>
         <w:rPr>
-          <w:rFonts w:ascii="微軟正黑體" w:eastAsia="微軟正黑體" w:hAnsi="微軟正黑體"/>
+          <w:rFonts w:ascii="微軟正黑體" w:eastAsia="微軟正黑體" w:hAnsi="微軟正黑體" w:hint="eastAsia"/>
           <w:b/>
           <w:bCs/>
           <w:color w:val="156082" w:themeColor="accent1"/>
@@ -2863,95 +3186,7 @@
           <w:sz w:val="28"/>
           <w:szCs w:val="28"/>
         </w:rPr>
-        <w:t>{/}</w:t>
-      </w:r>
-    </w:p>
-    <w:p>
-      <w:pPr>
-        <w:spacing w:after="0" w:line="400" w:lineRule="exact"/>
-        <w:jc w:val="both"/>
-        <w:rPr>
-          <w:rFonts w:ascii="微軟正黑體" w:eastAsia="微軟正黑體" w:hAnsi="微軟正黑體"/>
-        </w:rPr>
-      </w:pPr>
-    </w:p>
-    <w:p>
-      <w:pPr>
-        <w:rPr>
-          <w:rFonts w:ascii="微軟正黑體" w:eastAsia="微軟正黑體" w:hAnsi="微軟正黑體"/>
-          <w:b/>
-          <w:bCs/>
-          <w:color w:val="156082" w:themeColor="accent1"/>
-          <w:sz w:val="32"/>
-          <w:szCs w:val="32"/>
-        </w:rPr>
-      </w:pPr>
-      <w:r>
-        <w:rPr>
-          <w:rFonts w:ascii="微軟正黑體" w:eastAsia="微軟正黑體" w:hAnsi="微軟正黑體" w:hint="eastAsia"/>
-          <w:b/>
-          <w:bCs/>
-          <w:color w:val="156082" w:themeColor="accent1"/>
-          <w:sz w:val="28"/>
-          <w:szCs w:val="28"/>
-        </w:rPr>
-        <w:t>2. 酸鹼值</w:t>
-      </w:r>
-    </w:p>
-    <w:p>
-      <w:pPr>
-        <w:rPr>
-          <w:rFonts w:ascii="微軟正黑體" w:eastAsia="微軟正黑體" w:hAnsi="微軟正黑體"/>
-          <w:b/>
-          <w:bCs/>
-          <w:color w:val="156082" w:themeColor="accent1"/>
-          <w:sz w:val="28"/>
-          <w:szCs w:val="28"/>
-        </w:rPr>
-      </w:pPr>
-      <w:r>
-        <w:rPr>
-          <w:rFonts w:ascii="微軟正黑體" w:eastAsia="微軟正黑體" w:hAnsi="微軟正黑體" w:hint="eastAsia"/>
-          <w:b/>
-          <w:bCs/>
-          <w:color w:val="156082" w:themeColor="accent1"/>
-          <w:sz w:val="28"/>
-          <w:szCs w:val="28"/>
-        </w:rPr>
-        <w:t>{#</w:t>
-      </w:r>
-      <w:r>
-        <w:rPr>
-          <w:rFonts w:ascii="微軟正黑體" w:eastAsia="微軟正黑體" w:hAnsi="微軟正黑體"/>
-          <w:b/>
-          <w:bCs/>
-          <w:color w:val="156082" w:themeColor="accent1"/>
-          <w:sz w:val="28"/>
-          <w:szCs w:val="28"/>
-        </w:rPr>
-        <w:t>p</w:t>
-      </w:r>
-      <w:r>
-        <w:rPr>
-          <w:rFonts w:ascii="微軟正黑體" w:eastAsia="微軟正黑體" w:hAnsi="微軟正黑體" w:hint="eastAsia"/>
-          <w:b/>
-          <w:bCs/>
-          <w:color w:val="156082" w:themeColor="accent1"/>
-          <w:sz w:val="28"/>
-          <w:szCs w:val="28"/>
-        </w:rPr>
-        <w:t>h</w:t>
-      </w:r>
-      <w:r>
-        <w:rPr>
-          <w:rFonts w:ascii="微軟正黑體" w:eastAsia="微軟正黑體" w:hAnsi="微軟正黑體" w:hint="eastAsia"/>
-          <w:b/>
-          <w:bCs/>
-          <w:color w:val="156082" w:themeColor="accent1"/>
-          <w:sz w:val="28"/>
-          <w:szCs w:val="28"/>
-        </w:rPr>
-        <w:t>}</w:t>
+        <w:t>3. 亞硝酸鹽濃度(ppm)</w:t>
       </w:r>
     </w:p>
     <w:tbl>
@@ -2990,14 +3225,14 @@
             </w:pPr>
             <w:r>
               <w:rPr>
-                <w:rFonts w:ascii="微軟正黑體" w:eastAsia="微軟正黑體" w:hAnsi="微軟正黑體" w:hint="eastAsia"/>
+                <w:rFonts w:ascii="微軟正黑體" w:eastAsia="微軟正黑體" w:hAnsi="微軟正黑體"/>
                 <w:b/>
                 <w:bCs/>
                 <w:color w:val="000000" w:themeColor="text1"/>
                 <w:sz w:val="20"/>
                 <w:szCs w:val="20"/>
               </w:rPr>
-              <w:t>{year}年</w:t>
+              <w:t>{#waterRecord}{#NO2}</w:t>
             </w:r>
             <w:r>
               <w:rPr>
@@ -3008,6 +3243,17 @@
                 <w:sz w:val="20"/>
                 <w:szCs w:val="20"/>
               </w:rPr>
+              <w:t>{year}年</w:t>
+            </w:r>
+            <w:r>
+              <w:rPr>
+                <w:rFonts w:ascii="微軟正黑體" w:eastAsia="微軟正黑體" w:hAnsi="微軟正黑體" w:hint="eastAsia"/>
+                <w:b/>
+                <w:bCs/>
+                <w:color w:val="000000" w:themeColor="text1"/>
+                <w:sz w:val="20"/>
+                <w:szCs w:val="20"/>
+              </w:rPr>
               <w:t>{month}月</w:t>
             </w:r>
           </w:p>
@@ -3240,6 +3486,17 @@
                 <w:szCs w:val="16"/>
               </w:rPr>
               <w:t>{day7}{/}</w:t>
+            </w:r>
+            <w:r>
+              <w:rPr>
+                <w:rFonts w:ascii="微軟正黑體" w:eastAsia="微軟正黑體" w:hAnsi="微軟正黑體"/>
+                <w:b/>
+                <w:bCs/>
+                <w:color w:val="000000" w:themeColor="text1"/>
+                <w:sz w:val="16"/>
+                <w:szCs w:val="16"/>
+              </w:rPr>
+              <w:t>{/}{/}</w:t>
             </w:r>
           </w:p>
         </w:tc>
@@ -3248,7 +3505,19 @@
     <w:p>
       <w:pPr>
         <w:rPr>
-          <w:rFonts w:ascii="微軟正黑體" w:eastAsia="微軟正黑體" w:hAnsi="微軟正黑體"/>
+          <w:rFonts w:ascii="微軟正黑體" w:eastAsia="微軟正黑體" w:hAnsi="微軟正黑體" w:hint="eastAsia"/>
+          <w:b/>
+          <w:bCs/>
+          <w:color w:val="156082" w:themeColor="accent1"/>
+          <w:sz w:val="28"/>
+          <w:szCs w:val="28"/>
+        </w:rPr>
+      </w:pPr>
+    </w:p>
+    <w:p>
+      <w:pPr>
+        <w:rPr>
+          <w:rFonts w:ascii="微軟正黑體" w:eastAsia="微軟正黑體" w:hAnsi="微軟正黑體" w:hint="eastAsia"/>
           <w:b/>
           <w:bCs/>
           <w:color w:val="156082" w:themeColor="accent1"/>
@@ -3265,87 +3534,7 @@
           <w:sz w:val="28"/>
           <w:szCs w:val="28"/>
         </w:rPr>
-        <w:t>{/}</w:t>
-      </w:r>
-    </w:p>
-    <w:p/>
-    <w:p>
-      <w:pPr>
-        <w:rPr>
-          <w:rFonts w:ascii="微軟正黑體" w:eastAsia="微軟正黑體" w:hAnsi="微軟正黑體"/>
-          <w:b/>
-          <w:bCs/>
-          <w:color w:val="156082" w:themeColor="accent1"/>
-          <w:sz w:val="32"/>
-          <w:szCs w:val="32"/>
-        </w:rPr>
-      </w:pPr>
-      <w:r>
-        <w:rPr>
-          <w:rFonts w:ascii="微軟正黑體" w:eastAsia="微軟正黑體" w:hAnsi="微軟正黑體" w:hint="eastAsia"/>
-          <w:b/>
-          <w:bCs/>
-          <w:color w:val="156082" w:themeColor="accent1"/>
-          <w:sz w:val="28"/>
-          <w:szCs w:val="28"/>
-        </w:rPr>
-        <w:t>3. 亞硝酸鹽濃度(ppm)</w:t>
-      </w:r>
-    </w:p>
-    <w:p>
-      <w:pPr>
-        <w:rPr>
-          <w:rFonts w:ascii="微軟正黑體" w:eastAsia="微軟正黑體" w:hAnsi="微軟正黑體"/>
-          <w:b/>
-          <w:bCs/>
-          <w:color w:val="156082" w:themeColor="accent1"/>
-          <w:sz w:val="28"/>
-          <w:szCs w:val="28"/>
-        </w:rPr>
-      </w:pPr>
-      <w:r>
-        <w:rPr>
-          <w:rFonts w:ascii="微軟正黑體" w:eastAsia="微軟正黑體" w:hAnsi="微軟正黑體" w:hint="eastAsia"/>
-          <w:b/>
-          <w:bCs/>
-          <w:color w:val="156082" w:themeColor="accent1"/>
-          <w:sz w:val="28"/>
-          <w:szCs w:val="28"/>
-        </w:rPr>
-        <w:t>{#</w:t>
-      </w:r>
-      <w:r>
-        <w:rPr>
-          <w:rFonts w:ascii="微軟正黑體" w:eastAsia="微軟正黑體" w:hAnsi="微軟正黑體"/>
-          <w:b/>
-          <w:bCs/>
-          <w:color w:val="156082" w:themeColor="accent1"/>
-          <w:sz w:val="28"/>
-          <w:szCs w:val="28"/>
-        </w:rPr>
-        <w:t>N</w:t>
-      </w:r>
-      <w:r>
-        <w:rPr>
-          <w:rFonts w:ascii="微軟正黑體" w:eastAsia="微軟正黑體" w:hAnsi="微軟正黑體" w:hint="eastAsia"/>
-          <w:b/>
-          <w:bCs/>
-          <w:color w:val="156082" w:themeColor="accent1"/>
-          <w:sz w:val="28"/>
-          <w:szCs w:val="28"/>
-        </w:rPr>
-        <w:t>o</w:t>
-      </w:r>
-      <w:r>
-        <w:rPr>
-          <w:rFonts w:ascii="微軟正黑體" w:eastAsia="微軟正黑體" w:hAnsi="微軟正黑體" w:hint="eastAsia"/>
-          <w:b/>
-          <w:bCs/>
-          <w:color w:val="156082" w:themeColor="accent1"/>
-          <w:sz w:val="28"/>
-          <w:szCs w:val="28"/>
-        </w:rPr>
-        <w:t>}</w:t>
+        <w:t>4. 氨氮濃度(ppm)</w:t>
       </w:r>
     </w:p>
     <w:tbl>
@@ -3384,14 +3573,14 @@
             </w:pPr>
             <w:r>
               <w:rPr>
-                <w:rFonts w:ascii="微軟正黑體" w:eastAsia="微軟正黑體" w:hAnsi="微軟正黑體" w:hint="eastAsia"/>
+                <w:rFonts w:ascii="微軟正黑體" w:eastAsia="微軟正黑體" w:hAnsi="微軟正黑體"/>
                 <w:b/>
                 <w:bCs/>
                 <w:color w:val="000000" w:themeColor="text1"/>
                 <w:sz w:val="20"/>
                 <w:szCs w:val="20"/>
               </w:rPr>
-              <w:t>{year}年</w:t>
+              <w:t>{#waterRecord}{#NH4}</w:t>
             </w:r>
             <w:r>
               <w:rPr>
@@ -3402,6 +3591,17 @@
                 <w:sz w:val="20"/>
                 <w:szCs w:val="20"/>
               </w:rPr>
+              <w:t>{year}年</w:t>
+            </w:r>
+            <w:r>
+              <w:rPr>
+                <w:rFonts w:ascii="微軟正黑體" w:eastAsia="微軟正黑體" w:hAnsi="微軟正黑體" w:hint="eastAsia"/>
+                <w:b/>
+                <w:bCs/>
+                <w:color w:val="000000" w:themeColor="text1"/>
+                <w:sz w:val="20"/>
+                <w:szCs w:val="20"/>
+              </w:rPr>
               <w:t>{month}月</w:t>
             </w:r>
           </w:p>
@@ -3635,45 +3835,21 @@
               </w:rPr>
               <w:t>{day7}{/}</w:t>
             </w:r>
+            <w:r>
+              <w:rPr>
+                <w:rFonts w:ascii="微軟正黑體" w:eastAsia="微軟正黑體" w:hAnsi="微軟正黑體"/>
+                <w:b/>
+                <w:bCs/>
+                <w:color w:val="000000" w:themeColor="text1"/>
+                <w:sz w:val="16"/>
+                <w:szCs w:val="16"/>
+              </w:rPr>
+              <w:t>{/}{/}</w:t>
+            </w:r>
           </w:p>
         </w:tc>
       </w:tr>
     </w:tbl>
-    <w:p>
-      <w:pPr>
-        <w:rPr>
-          <w:rFonts w:ascii="微軟正黑體" w:eastAsia="微軟正黑體" w:hAnsi="微軟正黑體"/>
-          <w:b/>
-          <w:bCs/>
-          <w:color w:val="156082" w:themeColor="accent1"/>
-          <w:sz w:val="28"/>
-          <w:szCs w:val="28"/>
-        </w:rPr>
-      </w:pPr>
-      <w:r>
-        <w:rPr>
-          <w:rFonts w:ascii="微軟正黑體" w:eastAsia="微軟正黑體" w:hAnsi="微軟正黑體" w:hint="eastAsia"/>
-          <w:b/>
-          <w:bCs/>
-          <w:color w:val="156082" w:themeColor="accent1"/>
-          <w:sz w:val="28"/>
-          <w:szCs w:val="28"/>
-        </w:rPr>
-        <w:t>{/}</w:t>
-      </w:r>
-    </w:p>
-    <w:p>
-      <w:pPr>
-        <w:rPr>
-          <w:rFonts w:ascii="微軟正黑體" w:eastAsia="微軟正黑體" w:hAnsi="微軟正黑體"/>
-          <w:b/>
-          <w:bCs/>
-          <w:color w:val="156082" w:themeColor="accent1"/>
-          <w:sz w:val="28"/>
-          <w:szCs w:val="28"/>
-        </w:rPr>
-      </w:pPr>
-    </w:p>
     <w:p>
       <w:pPr>
         <w:rPr>
@@ -3685,394 +3861,11 @@
           <w:szCs w:val="32"/>
         </w:rPr>
       </w:pPr>
-      <w:r>
+    </w:p>
+    <w:p>
+      <w:pPr>
         <w:rPr>
           <w:rFonts w:ascii="微軟正黑體" w:eastAsia="微軟正黑體" w:hAnsi="微軟正黑體" w:hint="eastAsia"/>
-          <w:b/>
-          <w:bCs/>
-          <w:color w:val="156082" w:themeColor="accent1"/>
-          <w:sz w:val="28"/>
-          <w:szCs w:val="28"/>
-        </w:rPr>
-        <w:lastRenderedPageBreak/>
-        <w:t>4. 氨氮濃度(ppm)</w:t>
-      </w:r>
-    </w:p>
-    <w:p>
-      <w:pPr>
-        <w:rPr>
-          <w:rFonts w:ascii="微軟正黑體" w:eastAsia="微軟正黑體" w:hAnsi="微軟正黑體"/>
-          <w:b/>
-          <w:bCs/>
-          <w:color w:val="156082" w:themeColor="accent1"/>
-          <w:sz w:val="28"/>
-          <w:szCs w:val="28"/>
-        </w:rPr>
-      </w:pPr>
-      <w:r>
-        <w:rPr>
-          <w:rFonts w:ascii="微軟正黑體" w:eastAsia="微軟正黑體" w:hAnsi="微軟正黑體" w:hint="eastAsia"/>
-          <w:b/>
-          <w:bCs/>
-          <w:color w:val="156082" w:themeColor="accent1"/>
-          <w:sz w:val="28"/>
-          <w:szCs w:val="28"/>
-        </w:rPr>
-        <w:t>{#</w:t>
-      </w:r>
-      <w:r>
-        <w:rPr>
-          <w:rFonts w:ascii="微軟正黑體" w:eastAsia="微軟正黑體" w:hAnsi="微軟正黑體"/>
-          <w:b/>
-          <w:bCs/>
-          <w:color w:val="156082" w:themeColor="accent1"/>
-          <w:sz w:val="28"/>
-          <w:szCs w:val="28"/>
-        </w:rPr>
-        <w:t>NH</w:t>
-      </w:r>
-      <w:r>
-        <w:rPr>
-          <w:rFonts w:ascii="微軟正黑體" w:eastAsia="微軟正黑體" w:hAnsi="微軟正黑體" w:hint="eastAsia"/>
-          <w:b/>
-          <w:bCs/>
-          <w:color w:val="156082" w:themeColor="accent1"/>
-          <w:sz w:val="28"/>
-          <w:szCs w:val="28"/>
-        </w:rPr>
-        <w:t>}</w:t>
-      </w:r>
-    </w:p>
-    <w:tbl>
-      <w:tblPr>
-        <w:tblStyle w:val="a7"/>
-        <w:tblW w:w="0" w:type="auto"/>
-        <w:tblLayout w:type="fixed"/>
-        <w:tblLook w:val="04A0" w:firstRow="1" w:lastRow="0" w:firstColumn="1" w:lastColumn="0" w:noHBand="0" w:noVBand="1"/>
-      </w:tblPr>
-      <w:tblGrid>
-        <w:gridCol w:w="1185"/>
-        <w:gridCol w:w="1185"/>
-        <w:gridCol w:w="1185"/>
-        <w:gridCol w:w="1185"/>
-        <w:gridCol w:w="1185"/>
-        <w:gridCol w:w="1185"/>
-        <w:gridCol w:w="1186"/>
-      </w:tblGrid>
-      <w:tr>
-        <w:tc>
-          <w:tcPr>
-            <w:tcW w:w="8296" w:type="dxa"/>
-            <w:gridSpan w:val="7"/>
-          </w:tcPr>
-          <w:p>
-            <w:pPr>
-              <w:jc w:val="center"/>
-              <w:rPr>
-                <w:rFonts w:ascii="微軟正黑體" w:eastAsia="微軟正黑體" w:hAnsi="微軟正黑體"/>
-                <w:b/>
-                <w:bCs/>
-                <w:color w:val="156082" w:themeColor="accent1"/>
-                <w:sz w:val="32"/>
-                <w:szCs w:val="32"/>
-              </w:rPr>
-            </w:pPr>
-            <w:r>
-              <w:rPr>
-                <w:rFonts w:ascii="微軟正黑體" w:eastAsia="微軟正黑體" w:hAnsi="微軟正黑體" w:hint="eastAsia"/>
-                <w:b/>
-                <w:bCs/>
-                <w:color w:val="000000" w:themeColor="text1"/>
-                <w:sz w:val="20"/>
-                <w:szCs w:val="20"/>
-              </w:rPr>
-              <w:t>{year}年</w:t>
-            </w:r>
-            <w:r>
-              <w:rPr>
-                <w:rFonts w:ascii="微軟正黑體" w:eastAsia="微軟正黑體" w:hAnsi="微軟正黑體" w:hint="eastAsia"/>
-                <w:b/>
-                <w:bCs/>
-                <w:color w:val="000000" w:themeColor="text1"/>
-                <w:sz w:val="20"/>
-                <w:szCs w:val="20"/>
-              </w:rPr>
-              <w:t>{month}月</w:t>
-            </w:r>
-          </w:p>
-        </w:tc>
-      </w:tr>
-      <w:tr>
-        <w:tc>
-          <w:tcPr>
-            <w:tcW w:w="1185" w:type="dxa"/>
-          </w:tcPr>
-          <w:p>
-            <w:pPr>
-              <w:rPr>
-                <w:rFonts w:ascii="微軟正黑體" w:eastAsia="微軟正黑體" w:hAnsi="微軟正黑體"/>
-                <w:b/>
-                <w:bCs/>
-                <w:color w:val="000000" w:themeColor="text1"/>
-                <w:sz w:val="16"/>
-                <w:szCs w:val="16"/>
-              </w:rPr>
-            </w:pPr>
-            <w:r>
-              <w:rPr>
-                <w:rFonts w:ascii="微軟正黑體" w:eastAsia="微軟正黑體" w:hAnsi="微軟正黑體" w:hint="eastAsia"/>
-                <w:b/>
-                <w:bCs/>
-                <w:color w:val="000000" w:themeColor="text1"/>
-                <w:sz w:val="16"/>
-                <w:szCs w:val="16"/>
-              </w:rPr>
-              <w:t>{</w:t>
-            </w:r>
-            <w:r>
-              <w:rPr>
-                <w:rFonts w:ascii="微軟正黑體" w:eastAsia="微軟正黑體" w:hAnsi="微軟正黑體" w:hint="eastAsia"/>
-                <w:b/>
-                <w:bCs/>
-                <w:color w:val="000000" w:themeColor="text1"/>
-                <w:sz w:val="16"/>
-                <w:szCs w:val="16"/>
-              </w:rPr>
-              <w:t>#</w:t>
-            </w:r>
-            <w:r>
-              <w:rPr>
-                <w:rFonts w:ascii="微軟正黑體" w:eastAsia="微軟正黑體" w:hAnsi="微軟正黑體" w:hint="eastAsia"/>
-                <w:b/>
-                <w:bCs/>
-                <w:color w:val="000000" w:themeColor="text1"/>
-                <w:sz w:val="16"/>
-                <w:szCs w:val="16"/>
-              </w:rPr>
-              <w:t>data}</w:t>
-            </w:r>
-            <w:r>
-              <w:rPr>
-                <w:rFonts w:ascii="微軟正黑體" w:eastAsia="微軟正黑體" w:hAnsi="微軟正黑體" w:hint="eastAsia"/>
-                <w:b/>
-                <w:bCs/>
-                <w:color w:val="000000" w:themeColor="text1"/>
-                <w:sz w:val="16"/>
-                <w:szCs w:val="16"/>
-              </w:rPr>
-              <w:t>{day1}</w:t>
-            </w:r>
-          </w:p>
-        </w:tc>
-        <w:tc>
-          <w:tcPr>
-            <w:tcW w:w="1185" w:type="dxa"/>
-          </w:tcPr>
-          <w:p>
-            <w:pPr>
-              <w:rPr>
-                <w:rFonts w:ascii="微軟正黑體" w:eastAsia="微軟正黑體" w:hAnsi="微軟正黑體"/>
-                <w:b/>
-                <w:bCs/>
-                <w:color w:val="000000" w:themeColor="text1"/>
-                <w:sz w:val="16"/>
-                <w:szCs w:val="16"/>
-              </w:rPr>
-            </w:pPr>
-            <w:r>
-              <w:rPr>
-                <w:rFonts w:ascii="微軟正黑體" w:eastAsia="微軟正黑體" w:hAnsi="微軟正黑體" w:hint="eastAsia"/>
-                <w:b/>
-                <w:bCs/>
-                <w:color w:val="000000" w:themeColor="text1"/>
-                <w:sz w:val="16"/>
-                <w:szCs w:val="16"/>
-              </w:rPr>
-              <w:t>{day2}</w:t>
-            </w:r>
-          </w:p>
-        </w:tc>
-        <w:tc>
-          <w:tcPr>
-            <w:tcW w:w="1185" w:type="dxa"/>
-          </w:tcPr>
-          <w:p>
-            <w:pPr>
-              <w:rPr>
-                <w:rFonts w:ascii="微軟正黑體" w:eastAsia="微軟正黑體" w:hAnsi="微軟正黑體"/>
-                <w:b/>
-                <w:bCs/>
-                <w:color w:val="000000" w:themeColor="text1"/>
-                <w:sz w:val="16"/>
-                <w:szCs w:val="16"/>
-              </w:rPr>
-            </w:pPr>
-            <w:r>
-              <w:rPr>
-                <w:rFonts w:ascii="微軟正黑體" w:eastAsia="微軟正黑體" w:hAnsi="微軟正黑體" w:hint="eastAsia"/>
-                <w:b/>
-                <w:bCs/>
-                <w:color w:val="000000" w:themeColor="text1"/>
-                <w:sz w:val="16"/>
-                <w:szCs w:val="16"/>
-              </w:rPr>
-              <w:t>{day3}</w:t>
-            </w:r>
-          </w:p>
-        </w:tc>
-        <w:tc>
-          <w:tcPr>
-            <w:tcW w:w="1185" w:type="dxa"/>
-          </w:tcPr>
-          <w:p>
-            <w:pPr>
-              <w:rPr>
-                <w:rFonts w:ascii="微軟正黑體" w:eastAsia="微軟正黑體" w:hAnsi="微軟正黑體"/>
-                <w:b/>
-                <w:bCs/>
-                <w:color w:val="000000" w:themeColor="text1"/>
-                <w:sz w:val="16"/>
-                <w:szCs w:val="16"/>
-              </w:rPr>
-            </w:pPr>
-            <w:r>
-              <w:rPr>
-                <w:rFonts w:ascii="微軟正黑體" w:eastAsia="微軟正黑體" w:hAnsi="微軟正黑體" w:hint="eastAsia"/>
-                <w:b/>
-                <w:bCs/>
-                <w:color w:val="000000" w:themeColor="text1"/>
-                <w:sz w:val="16"/>
-                <w:szCs w:val="16"/>
-              </w:rPr>
-              <w:t>{day4}</w:t>
-            </w:r>
-          </w:p>
-        </w:tc>
-        <w:tc>
-          <w:tcPr>
-            <w:tcW w:w="1185" w:type="dxa"/>
-          </w:tcPr>
-          <w:p>
-            <w:pPr>
-              <w:rPr>
-                <w:rFonts w:ascii="微軟正黑體" w:eastAsia="微軟正黑體" w:hAnsi="微軟正黑體"/>
-                <w:b/>
-                <w:bCs/>
-                <w:color w:val="000000" w:themeColor="text1"/>
-                <w:sz w:val="16"/>
-                <w:szCs w:val="16"/>
-              </w:rPr>
-            </w:pPr>
-            <w:r>
-              <w:rPr>
-                <w:rFonts w:ascii="微軟正黑體" w:eastAsia="微軟正黑體" w:hAnsi="微軟正黑體" w:hint="eastAsia"/>
-                <w:b/>
-                <w:bCs/>
-                <w:color w:val="000000" w:themeColor="text1"/>
-                <w:sz w:val="16"/>
-                <w:szCs w:val="16"/>
-              </w:rPr>
-              <w:t>{day5}</w:t>
-            </w:r>
-          </w:p>
-        </w:tc>
-        <w:tc>
-          <w:tcPr>
-            <w:tcW w:w="1185" w:type="dxa"/>
-          </w:tcPr>
-          <w:p>
-            <w:pPr>
-              <w:rPr>
-                <w:rFonts w:ascii="微軟正黑體" w:eastAsia="微軟正黑體" w:hAnsi="微軟正黑體"/>
-                <w:b/>
-                <w:bCs/>
-                <w:color w:val="000000" w:themeColor="text1"/>
-                <w:sz w:val="16"/>
-                <w:szCs w:val="16"/>
-              </w:rPr>
-            </w:pPr>
-            <w:r>
-              <w:rPr>
-                <w:rFonts w:ascii="微軟正黑體" w:eastAsia="微軟正黑體" w:hAnsi="微軟正黑體" w:hint="eastAsia"/>
-                <w:b/>
-                <w:bCs/>
-                <w:color w:val="000000" w:themeColor="text1"/>
-                <w:sz w:val="16"/>
-                <w:szCs w:val="16"/>
-              </w:rPr>
-              <w:t>{day6}</w:t>
-            </w:r>
-          </w:p>
-        </w:tc>
-        <w:tc>
-          <w:tcPr>
-            <w:tcW w:w="1186" w:type="dxa"/>
-          </w:tcPr>
-          <w:p>
-            <w:pPr>
-              <w:rPr>
-                <w:rFonts w:ascii="微軟正黑體" w:eastAsia="微軟正黑體" w:hAnsi="微軟正黑體"/>
-                <w:b/>
-                <w:bCs/>
-                <w:color w:val="000000" w:themeColor="text1"/>
-                <w:sz w:val="16"/>
-                <w:szCs w:val="16"/>
-              </w:rPr>
-            </w:pPr>
-            <w:r>
-              <w:rPr>
-                <w:rFonts w:ascii="微軟正黑體" w:eastAsia="微軟正黑體" w:hAnsi="微軟正黑體" w:hint="eastAsia"/>
-                <w:b/>
-                <w:bCs/>
-                <w:color w:val="000000" w:themeColor="text1"/>
-                <w:sz w:val="16"/>
-                <w:szCs w:val="16"/>
-              </w:rPr>
-              <w:t>{day7}{/}</w:t>
-            </w:r>
-          </w:p>
-        </w:tc>
-      </w:tr>
-    </w:tbl>
-    <w:p>
-      <w:pPr>
-        <w:rPr>
-          <w:rFonts w:ascii="微軟正黑體" w:eastAsia="微軟正黑體" w:hAnsi="微軟正黑體"/>
-          <w:b/>
-          <w:bCs/>
-          <w:color w:val="156082" w:themeColor="accent1"/>
-          <w:sz w:val="32"/>
-          <w:szCs w:val="32"/>
-        </w:rPr>
-      </w:pPr>
-      <w:r>
-        <w:rPr>
-          <w:rFonts w:ascii="微軟正黑體" w:eastAsia="微軟正黑體" w:hAnsi="微軟正黑體" w:hint="eastAsia"/>
-          <w:b/>
-          <w:bCs/>
-          <w:color w:val="156082" w:themeColor="accent1"/>
-          <w:sz w:val="28"/>
-          <w:szCs w:val="28"/>
-        </w:rPr>
-        <w:t>{/}</w:t>
-      </w:r>
-    </w:p>
-    <w:p>
-      <w:pPr>
-        <w:rPr>
-          <w:rFonts w:ascii="微軟正黑體" w:eastAsia="微軟正黑體" w:hAnsi="微軟正黑體"/>
-          <w:b/>
-          <w:bCs/>
-          <w:color w:val="156082" w:themeColor="accent1"/>
-          <w:sz w:val="32"/>
-          <w:szCs w:val="32"/>
-        </w:rPr>
-      </w:pPr>
-    </w:p>
-    <w:p>
-      <w:pPr>
-        <w:rPr>
-          <w:rFonts w:ascii="微軟正黑體" w:eastAsia="微軟正黑體" w:hAnsi="微軟正黑體"/>
           <w:b/>
           <w:bCs/>
           <w:color w:val="156082" w:themeColor="accent1"/>
@@ -4125,51 +3918,6 @@
         <w:t>)</w:t>
       </w:r>
     </w:p>
-    <w:p>
-      <w:pPr>
-        <w:rPr>
-          <w:rFonts w:ascii="微軟正黑體" w:eastAsia="微軟正黑體" w:hAnsi="微軟正黑體"/>
-          <w:b/>
-          <w:bCs/>
-          <w:color w:val="156082" w:themeColor="accent1"/>
-          <w:sz w:val="28"/>
-          <w:szCs w:val="28"/>
-        </w:rPr>
-      </w:pPr>
-      <w:r>
-        <w:rPr>
-          <w:rFonts w:ascii="微軟正黑體" w:eastAsia="微軟正黑體" w:hAnsi="微軟正黑體" w:hint="eastAsia"/>
-          <w:b/>
-          <w:bCs/>
-          <w:color w:val="156082" w:themeColor="accent1"/>
-          <w:sz w:val="28"/>
-          <w:szCs w:val="28"/>
-        </w:rPr>
-        <w:t>{#</w:t>
-      </w:r>
-      <w:r>
-        <w:rPr>
-          <w:rFonts w:ascii="微軟正黑體" w:eastAsia="微軟正黑體" w:hAnsi="微軟正黑體"/>
-          <w:b/>
-          <w:bCs/>
-          <w:color w:val="156082" w:themeColor="accent1"/>
-          <w:sz w:val="28"/>
-          <w:szCs w:val="28"/>
-        </w:rPr>
-        <w:t>Temp</w:t>
-      </w:r>
-      <w:r>
-        <w:rPr>
-          <w:rFonts w:ascii="微軟正黑體" w:eastAsia="微軟正黑體" w:hAnsi="微軟正黑體" w:hint="eastAsia"/>
-          <w:b/>
-          <w:bCs/>
-          <w:color w:val="156082" w:themeColor="accent1"/>
-          <w:sz w:val="28"/>
-          <w:szCs w:val="28"/>
-        </w:rPr>
-        <w:t>}</w:t>
-      </w:r>
-    </w:p>
     <w:tbl>
       <w:tblPr>
         <w:tblStyle w:val="a7"/>
@@ -4206,14 +3954,14 @@
             </w:pPr>
             <w:r>
               <w:rPr>
-                <w:rFonts w:ascii="微軟正黑體" w:eastAsia="微軟正黑體" w:hAnsi="微軟正黑體" w:hint="eastAsia"/>
+                <w:rFonts w:ascii="微軟正黑體" w:eastAsia="微軟正黑體" w:hAnsi="微軟正黑體"/>
                 <w:b/>
                 <w:bCs/>
                 <w:color w:val="000000" w:themeColor="text1"/>
                 <w:sz w:val="20"/>
                 <w:szCs w:val="20"/>
               </w:rPr>
-              <w:t>{year}年</w:t>
+              <w:t>{#waterRecord}{#Temperature}</w:t>
             </w:r>
             <w:r>
               <w:rPr>
@@ -4224,6 +3972,17 @@
                 <w:sz w:val="20"/>
                 <w:szCs w:val="20"/>
               </w:rPr>
+              <w:t>{year}年</w:t>
+            </w:r>
+            <w:r>
+              <w:rPr>
+                <w:rFonts w:ascii="微軟正黑體" w:eastAsia="微軟正黑體" w:hAnsi="微軟正黑體" w:hint="eastAsia"/>
+                <w:b/>
+                <w:bCs/>
+                <w:color w:val="000000" w:themeColor="text1"/>
+                <w:sz w:val="20"/>
+                <w:szCs w:val="20"/>
+              </w:rPr>
               <w:t>{month}月</w:t>
             </w:r>
           </w:p>
@@ -4457,33 +4216,21 @@
               </w:rPr>
               <w:t>{day7}{/}</w:t>
             </w:r>
+            <w:r>
+              <w:rPr>
+                <w:rFonts w:ascii="微軟正黑體" w:eastAsia="微軟正黑體" w:hAnsi="微軟正黑體"/>
+                <w:b/>
+                <w:bCs/>
+                <w:color w:val="000000" w:themeColor="text1"/>
+                <w:sz w:val="16"/>
+                <w:szCs w:val="16"/>
+              </w:rPr>
+              <w:t>{/}{/}</w:t>
+            </w:r>
           </w:p>
         </w:tc>
       </w:tr>
     </w:tbl>
-    <w:p>
-      <w:pPr>
-        <w:rPr>
-          <w:rFonts w:ascii="微軟正黑體" w:eastAsia="微軟正黑體" w:hAnsi="微軟正黑體"/>
-          <w:b/>
-          <w:bCs/>
-          <w:color w:val="156082" w:themeColor="accent1"/>
-          <w:sz w:val="32"/>
-          <w:szCs w:val="32"/>
-        </w:rPr>
-      </w:pPr>
-      <w:r>
-        <w:rPr>
-          <w:rFonts w:ascii="微軟正黑體" w:eastAsia="微軟正黑體" w:hAnsi="微軟正黑體" w:hint="eastAsia"/>
-          <w:b/>
-          <w:bCs/>
-          <w:color w:val="156082" w:themeColor="accent1"/>
-          <w:sz w:val="28"/>
-          <w:szCs w:val="28"/>
-        </w:rPr>
-        <w:t>{/}</w:t>
-      </w:r>
-    </w:p>
     <w:p>
       <w:pPr>
         <w:widowControl/>
@@ -7763,7 +7510,7 @@
         <v:path o:extrusionok="f" gradientshapeok="t" o:connecttype="rect"/>
         <o:lock v:ext="edit" aspectratio="t"/>
       </v:shapetype>
-      <v:shape id="_x0000_i1034" type="#_x0000_t75" style="width:13.1pt;height:13.1pt" o:bullet="t">
+      <v:shape id="_x0000_i1057" type="#_x0000_t75" style="width:13.1pt;height:13.1pt" o:bullet="t">
         <v:imagedata r:id="rId1" o:title="圖片1"/>
       </v:shape>
     </w:pict>
@@ -8767,7 +8514,6 @@
   <w:style w:type="character" w:default="1" w:styleId="a0">
     <w:name w:val="Default Paragraph Font"/>
     <w:uiPriority w:val="1"/>
-    <w:semiHidden/>
     <w:unhideWhenUsed/>
   </w:style>
   <w:style w:type="table" w:default="1" w:styleId="a1">

--- a/static/documents/circle_v1.docx
+++ b/static/documents/circle_v1.docx
@@ -2443,7 +2443,7 @@
     <w:p>
       <w:pPr>
         <w:rPr>
-          <w:rFonts w:ascii="微軟正黑體" w:eastAsia="微軟正黑體" w:hAnsi="微軟正黑體" w:hint="eastAsia"/>
+          <w:rFonts w:ascii="微軟正黑體" w:eastAsia="微軟正黑體" w:hAnsi="微軟正黑體"/>
           <w:b/>
           <w:bCs/>
           <w:color w:val="156082" w:themeColor="accent1"/>
@@ -2832,7 +2832,7 @@
     <w:p>
       <w:pPr>
         <w:rPr>
-          <w:rFonts w:ascii="微軟正黑體" w:eastAsia="微軟正黑體" w:hAnsi="微軟正黑體" w:hint="eastAsia"/>
+          <w:rFonts w:ascii="微軟正黑體" w:eastAsia="微軟正黑體" w:hAnsi="微軟正黑體"/>
           <w:b/>
           <w:bCs/>
           <w:color w:val="156082" w:themeColor="accent1"/>
@@ -3169,7 +3169,7 @@
     <w:p>
       <w:pPr>
         <w:rPr>
-          <w:rFonts w:ascii="微軟正黑體" w:eastAsia="微軟正黑體" w:hAnsi="微軟正黑體" w:hint="eastAsia"/>
+          <w:rFonts w:ascii="微軟正黑體" w:eastAsia="微軟正黑體" w:hAnsi="微軟正黑體"/>
           <w:b/>
           <w:bCs/>
           <w:color w:val="156082" w:themeColor="accent1"/>
@@ -3505,7 +3505,7 @@
     <w:p>
       <w:pPr>
         <w:rPr>
-          <w:rFonts w:ascii="微軟正黑體" w:eastAsia="微軟正黑體" w:hAnsi="微軟正黑體" w:hint="eastAsia"/>
+          <w:rFonts w:ascii="微軟正黑體" w:eastAsia="微軟正黑體" w:hAnsi="微軟正黑體"/>
           <w:b/>
           <w:bCs/>
           <w:color w:val="156082" w:themeColor="accent1"/>
@@ -3517,7 +3517,7 @@
     <w:p>
       <w:pPr>
         <w:rPr>
-          <w:rFonts w:ascii="微軟正黑體" w:eastAsia="微軟正黑體" w:hAnsi="微軟正黑體" w:hint="eastAsia"/>
+          <w:rFonts w:ascii="微軟正黑體" w:eastAsia="微軟正黑體" w:hAnsi="微軟正黑體"/>
           <w:b/>
           <w:bCs/>
           <w:color w:val="156082" w:themeColor="accent1"/>
@@ -3865,7 +3865,7 @@
     <w:p>
       <w:pPr>
         <w:rPr>
-          <w:rFonts w:ascii="微軟正黑體" w:eastAsia="微軟正黑體" w:hAnsi="微軟正黑體" w:hint="eastAsia"/>
+          <w:rFonts w:ascii="微軟正黑體" w:eastAsia="微軟正黑體" w:hAnsi="微軟正黑體"/>
           <w:b/>
           <w:bCs/>
           <w:color w:val="156082" w:themeColor="accent1"/>
@@ -5841,7 +5841,7 @@
         </w:numPr>
         <w:ind w:leftChars="0"/>
         <w:rPr>
-          <w:rFonts w:ascii="微軟正黑體" w:eastAsia="微軟正黑體" w:hAnsi="微軟正黑體"/>
+          <w:rFonts w:ascii="微軟正黑體" w:eastAsia="微軟正黑體" w:hAnsi="微軟正黑體" w:hint="eastAsia"/>
           <w:b/>
           <w:bCs/>
           <w:color w:val="156082" w:themeColor="accent1"/>
@@ -7510,7 +7510,7 @@
         <v:path o:extrusionok="f" gradientshapeok="t" o:connecttype="rect"/>
         <o:lock v:ext="edit" aspectratio="t"/>
       </v:shapetype>
-      <v:shape id="_x0000_i1057" type="#_x0000_t75" style="width:13.1pt;height:13.1pt" o:bullet="t">
+      <v:shape id="_x0000_i1051" type="#_x0000_t75" style="width:13.1pt;height:13.1pt" o:bullet="t">
         <v:imagedata r:id="rId1" o:title="圖片1"/>
       </v:shape>
     </w:pict>
